--- a/work/버핏기준_52개기업_분석.docx
+++ b/work/버핏기준_52개기업_분석.docx
@@ -32,7 +32,7 @@
           <w:sz w:val="20"/>
           <w:szCs w:val="20"/>
         </w:rPr>
-        <w:t xml:space="preserve">미국 50개사 정량 분석 · 한국 2개사 정성 분석 · 생성 2026-08-09 07:25 UTC</w:t>
+        <w:t xml:space="preserve">미국 50개사 정량 분석 · 한국 2개사 정성 분석 · 생성 2026-08-10 07:04 UTC</w:t>
       </w:r>
     </w:p>
     <w:p>

--- a/work/버핏기준_52개기업_분석.docx
+++ b/work/버핏기준_52개기업_분석.docx
@@ -32,7 +32,7 @@
           <w:sz w:val="20"/>
           <w:szCs w:val="20"/>
         </w:rPr>
-        <w:t xml:space="preserve">미국 50개사 정량 분석 · 한국 2개사 정성 분석 · 생성 2026-08-10 07:04 UTC</w:t>
+        <w:t xml:space="preserve">미국 50개사 정량 분석 · 한국 2개사 정성 분석 · 생성 2026-08-11 06:58 UTC</w:t>
       </w:r>
     </w:p>
     <w:p>
@@ -67,7 +67,7 @@
           <w:sz w:val="20"/>
           <w:szCs w:val="20"/>
         </w:rPr>
-        <w:t xml:space="preserve">비금융 41개사 중 38개사가 ROIC로 자본비용을 넘겼습니다. 그런데 할인율 10% 기준 DCF에서 안전마진 30% 이상인 기업은 0개입니다. 품질과 가격은 이 유니버스에서 완전히 분리돼 있습니다.</w:t>
+        <w:t xml:space="preserve">비금융 41개사 중 37개사가 ROIC로 자본비용을 넘겼습니다. 그런데 할인율 10% 기준 DCF에서 안전마진 30% 이상인 기업은 0개입니다. 품질과 가격은 이 유니버스에서 완전히 분리돼 있습니다.</w:t>
       </w:r>
     </w:p>
     <w:p>
@@ -85,7 +85,7 @@
           <w:sz w:val="20"/>
           <w:szCs w:val="20"/>
         </w:rPr>
-        <w:t xml:space="preserve">경계선은 1개사(XOM)이고, 나머지는 전부 적정가치 추정 범위 밖에서 거래되고 있습니다.</w:t>
+        <w:t xml:space="preserve">경계선은 0개사(없음)이고, 나머지는 전부 적정가치 추정 범위 밖에서 거래되고 있습니다.</w:t>
       </w:r>
     </w:p>
     <w:p>
@@ -103,7 +103,7 @@
           <w:sz w:val="20"/>
           <w:szCs w:val="20"/>
         </w:rPr>
-        <w:t xml:space="preserve">주주이익이 음수인 기업이 4개(PLTR, INTC, TSLA, AMD)입니다. 이익이 없어서가 아니라 설비투자와 운전자본이 순이익을 넘어서기 때문입니다. 원칙 3 관점에서 이것은 데이터 공백이 아니라 사업에 대한 판정입니다.</w:t>
+        <w:t xml:space="preserve">주주이익이 음수인 기업이 2개(INTC, AMD)입니다. 이익이 없어서가 아니라 설비투자와 운전자본이 순이익을 넘어서기 때문입니다. 원칙 3 관점에서 이것은 데이터 공백이 아니라 사업에 대한 판정입니다.</w:t>
       </w:r>
     </w:p>
     <w:p>
@@ -524,7 +524,7 @@
                 <w:sz w:val="17"/>
                 <w:szCs w:val="17"/>
               </w:rPr>
-              <w:t xml:space="preserve">MA</w:t>
+              <w:t xml:space="preserve">ANET</w:t>
             </w:r>
           </w:p>
         </w:tc>
@@ -549,7 +549,7 @@
                 <w:sz w:val="17"/>
                 <w:szCs w:val="17"/>
               </w:rPr>
-              <w:t xml:space="preserve">Mastercard Inc</w:t>
+              <w:t xml:space="preserve">Arista Networks, Inc.</w:t>
             </w:r>
           </w:p>
         </w:tc>
@@ -599,7 +599,7 @@
                 <w:sz w:val="17"/>
                 <w:szCs w:val="17"/>
               </w:rPr>
-              <w:t xml:space="preserve">105.4%</w:t>
+              <w:t xml:space="preserve">148.0%</w:t>
             </w:r>
           </w:p>
         </w:tc>
@@ -649,7 +649,7 @@
                 <w:sz w:val="17"/>
                 <w:szCs w:val="17"/>
               </w:rPr>
-              <w:t xml:space="preserve">88.4%</w:t>
+              <w:t xml:space="preserve">203.5%</w:t>
             </w:r>
           </w:p>
         </w:tc>
@@ -674,7 +674,7 @@
                 <w:sz w:val="17"/>
                 <w:szCs w:val="17"/>
               </w:rPr>
-              <w:t xml:space="preserve">88.0%</w:t>
+              <w:t xml:space="preserve">180.2%</w:t>
             </w:r>
           </w:p>
         </w:tc>
@@ -699,7 +699,7 @@
                 <w:sz w:val="17"/>
                 <w:szCs w:val="17"/>
               </w:rPr>
-              <w:t xml:space="preserve">강함 - 장기간 두 자릿수 ROIC + 안정적 마진</w:t>
+              <w:t xml:space="preserve">강함 - 장기간 두 자릿수 ROIC, 마진 변동은 있음</w:t>
             </w:r>
           </w:p>
         </w:tc>
@@ -753,7 +753,7 @@
                 <w:sz w:val="17"/>
                 <w:szCs w:val="17"/>
               </w:rPr>
-              <w:t xml:space="preserve">KLAC</w:t>
+              <w:t xml:space="preserve">NVDA</w:t>
             </w:r>
           </w:p>
         </w:tc>
@@ -779,7 +779,7 @@
                 <w:sz w:val="17"/>
                 <w:szCs w:val="17"/>
               </w:rPr>
-              <w:t xml:space="preserve">KLA CORP</w:t>
+              <w:t xml:space="preserve">NVIDIA CORP</w:t>
             </w:r>
           </w:p>
         </w:tc>
@@ -831,7 +831,7 @@
                 <w:sz w:val="17"/>
                 <w:szCs w:val="17"/>
               </w:rPr>
-              <w:t xml:space="preserve">52.4%</w:t>
+              <w:t xml:space="preserve">108.0%</w:t>
             </w:r>
           </w:p>
         </w:tc>
@@ -857,7 +857,7 @@
                 <w:sz w:val="17"/>
                 <w:szCs w:val="17"/>
               </w:rPr>
-              <w:t xml:space="preserve">7/7</w:t>
+              <w:t xml:space="preserve">12/12</w:t>
             </w:r>
           </w:p>
         </w:tc>
@@ -883,7 +883,7 @@
                 <w:sz w:val="17"/>
                 <w:szCs w:val="17"/>
               </w:rPr>
-              <w:t xml:space="preserve">67.9%</w:t>
+              <w:t xml:space="preserve">77.2%</w:t>
             </w:r>
           </w:p>
         </w:tc>
@@ -909,7 +909,7 @@
                 <w:sz w:val="17"/>
                 <w:szCs w:val="17"/>
               </w:rPr>
-              <w:t xml:space="preserve">42.1%</w:t>
+              <w:t xml:space="preserve">105.3%</w:t>
             </w:r>
           </w:p>
         </w:tc>
@@ -987,7 +987,7 @@
                 <w:sz w:val="17"/>
                 <w:szCs w:val="17"/>
               </w:rPr>
-              <w:t xml:space="preserve">LRCX</w:t>
+              <w:t xml:space="preserve">MA</w:t>
             </w:r>
           </w:p>
         </w:tc>
@@ -1012,7 +1012,7 @@
                 <w:sz w:val="17"/>
                 <w:szCs w:val="17"/>
               </w:rPr>
-              <w:t xml:space="preserve">LAM RESEARCH CORP</w:t>
+              <w:t xml:space="preserve">Mastercard Inc</w:t>
             </w:r>
           </w:p>
         </w:tc>
@@ -1062,7 +1062,7 @@
                 <w:sz w:val="17"/>
                 <w:szCs w:val="17"/>
               </w:rPr>
-              <w:t xml:space="preserve">47.6%</w:t>
+              <w:t xml:space="preserve">105.4%</w:t>
             </w:r>
           </w:p>
         </w:tc>
@@ -1112,7 +1112,7 @@
                 <w:sz w:val="17"/>
                 <w:szCs w:val="17"/>
               </w:rPr>
-              <w:t xml:space="preserve">145.5%</w:t>
+              <w:t xml:space="preserve">88.4%</w:t>
             </w:r>
           </w:p>
         </w:tc>
@@ -1137,7 +1137,7 @@
                 <w:sz w:val="17"/>
                 <w:szCs w:val="17"/>
               </w:rPr>
-              <w:t xml:space="preserve">66.9%</w:t>
+              <w:t xml:space="preserve">88.0%</w:t>
             </w:r>
           </w:p>
         </w:tc>
@@ -1216,7 +1216,7 @@
                 <w:sz w:val="17"/>
                 <w:szCs w:val="17"/>
               </w:rPr>
-              <w:t xml:space="preserve">V</w:t>
+              <w:t xml:space="preserve">MSFT</w:t>
             </w:r>
           </w:p>
         </w:tc>
@@ -1242,7 +1242,7 @@
                 <w:sz w:val="17"/>
                 <w:szCs w:val="17"/>
               </w:rPr>
-              <w:t xml:space="preserve">VISA INC.</w:t>
+              <w:t xml:space="preserve">MICROSOFT CORP</w:t>
             </w:r>
           </w:p>
         </w:tc>
@@ -1294,7 +1294,7 @@
                 <w:sz w:val="17"/>
                 <w:szCs w:val="17"/>
               </w:rPr>
-              <w:t xml:space="preserve">35.8%</w:t>
+              <w:t xml:space="preserve">100.1%</w:t>
             </w:r>
           </w:p>
         </w:tc>
@@ -1320,7 +1320,7 @@
                 <w:sz w:val="17"/>
                 <w:szCs w:val="17"/>
               </w:rPr>
-              <w:t xml:space="preserve">10/10</w:t>
+              <w:t xml:space="preserve">12/12</w:t>
             </w:r>
           </w:p>
         </w:tc>
@@ -1346,7 +1346,7 @@
                 <w:sz w:val="17"/>
                 <w:szCs w:val="17"/>
               </w:rPr>
-              <w:t xml:space="preserve">78.7%</w:t>
+              <w:t xml:space="preserve">31.1%</w:t>
             </w:r>
           </w:p>
         </w:tc>
@@ -1372,7 +1372,7 @@
                 <w:sz w:val="17"/>
                 <w:szCs w:val="17"/>
               </w:rPr>
-              <w:t xml:space="preserve">35.9%</w:t>
+              <w:t xml:space="preserve">29.5%</w:t>
             </w:r>
           </w:p>
         </w:tc>
@@ -1398,7 +1398,7 @@
                 <w:sz w:val="17"/>
                 <w:szCs w:val="17"/>
               </w:rPr>
-              <w:t xml:space="preserve">강함 - 장기간 두 자릿수 ROIC + 안정적 마진</w:t>
+              <w:t xml:space="preserve">강함 - 장기간 두 자릿수 ROIC, 마진 변동은 있음</w:t>
             </w:r>
           </w:p>
         </w:tc>
@@ -1450,7 +1450,7 @@
                 <w:sz w:val="17"/>
                 <w:szCs w:val="17"/>
               </w:rPr>
-              <w:t xml:space="preserve">NVDA</w:t>
+              <w:t xml:space="preserve">KLAC</w:t>
             </w:r>
           </w:p>
         </w:tc>
@@ -1475,7 +1475,7 @@
                 <w:sz w:val="17"/>
                 <w:szCs w:val="17"/>
               </w:rPr>
-              <w:t xml:space="preserve">NVIDIA CORP</w:t>
+              <w:t xml:space="preserve">KLA CORP</w:t>
             </w:r>
           </w:p>
         </w:tc>
@@ -1525,7 +1525,7 @@
                 <w:sz w:val="17"/>
                 <w:szCs w:val="17"/>
               </w:rPr>
-              <w:t xml:space="preserve">34.8%</w:t>
+              <w:t xml:space="preserve">52.4%</w:t>
             </w:r>
           </w:p>
         </w:tc>
@@ -1550,7 +1550,7 @@
                 <w:sz w:val="17"/>
                 <w:szCs w:val="17"/>
               </w:rPr>
-              <w:t xml:space="preserve">12/12</w:t>
+              <w:t xml:space="preserve">7/7</w:t>
             </w:r>
           </w:p>
         </w:tc>
@@ -1575,7 +1575,7 @@
                 <w:sz w:val="17"/>
                 <w:szCs w:val="17"/>
               </w:rPr>
-              <w:t xml:space="preserve">79.3%</w:t>
+              <w:t xml:space="preserve">60.0%</w:t>
             </w:r>
           </w:p>
         </w:tc>
@@ -1600,7 +1600,7 @@
                 <w:sz w:val="17"/>
                 <w:szCs w:val="17"/>
               </w:rPr>
-              <w:t xml:space="preserve">87.7%</w:t>
+              <w:t xml:space="preserve">42.1%</w:t>
             </w:r>
           </w:p>
         </w:tc>
@@ -1679,7 +1679,7 @@
                 <w:sz w:val="17"/>
                 <w:szCs w:val="17"/>
               </w:rPr>
-              <w:t xml:space="preserve">ANET</w:t>
+              <w:t xml:space="preserve">LRCX</w:t>
             </w:r>
           </w:p>
         </w:tc>
@@ -1705,7 +1705,7 @@
                 <w:sz w:val="17"/>
                 <w:szCs w:val="17"/>
               </w:rPr>
-              <w:t xml:space="preserve">Arista Networks, Inc.</w:t>
+              <w:t xml:space="preserve">LAM RESEARCH CORP</w:t>
             </w:r>
           </w:p>
         </w:tc>
@@ -1731,7 +1731,7 @@
                 <w:sz w:val="17"/>
                 <w:szCs w:val="17"/>
               </w:rPr>
-              <w:t xml:space="preserve">97</w:t>
+              <w:t xml:space="preserve">100</w:t>
             </w:r>
           </w:p>
         </w:tc>
@@ -1757,7 +1757,7 @@
                 <w:sz w:val="17"/>
                 <w:szCs w:val="17"/>
               </w:rPr>
-              <w:t xml:space="preserve">38.6%</w:t>
+              <w:t xml:space="preserve">47.6%</w:t>
             </w:r>
           </w:p>
         </w:tc>
@@ -1809,7 +1809,7 @@
                 <w:sz w:val="17"/>
                 <w:szCs w:val="17"/>
               </w:rPr>
-              <w:t xml:space="preserve">30.7%</w:t>
+              <w:t xml:space="preserve">93.7%</w:t>
             </w:r>
           </w:p>
         </w:tc>
@@ -1835,7 +1835,7 @@
                 <w:sz w:val="17"/>
                 <w:szCs w:val="17"/>
               </w:rPr>
-              <w:t xml:space="preserve">24.3%</w:t>
+              <w:t xml:space="preserve">66.9%</w:t>
             </w:r>
           </w:p>
         </w:tc>
@@ -1861,7 +1861,7 @@
                 <w:sz w:val="17"/>
                 <w:szCs w:val="17"/>
               </w:rPr>
-              <w:t xml:space="preserve">강함 - 장기간 두 자릿수 ROIC, 마진 변동은 있음</w:t>
+              <w:t xml:space="preserve">강함 - 장기간 두 자릿수 ROIC + 안정적 마진</w:t>
             </w:r>
           </w:p>
         </w:tc>
@@ -1913,7 +1913,7 @@
                 <w:sz w:val="17"/>
                 <w:szCs w:val="17"/>
               </w:rPr>
-              <w:t xml:space="preserve">AMAT</w:t>
+              <w:t xml:space="preserve">V</w:t>
             </w:r>
           </w:p>
         </w:tc>
@@ -1938,7 +1938,7 @@
                 <w:sz w:val="17"/>
                 <w:szCs w:val="17"/>
               </w:rPr>
-              <w:t xml:space="preserve">APPLIED MATERIALS INC /DE</w:t>
+              <w:t xml:space="preserve">VISA INC.</w:t>
             </w:r>
           </w:p>
         </w:tc>
@@ -1963,7 +1963,7 @@
                 <w:sz w:val="17"/>
                 <w:szCs w:val="17"/>
               </w:rPr>
-              <w:t xml:space="preserve">97</w:t>
+              <w:t xml:space="preserve">100</w:t>
             </w:r>
           </w:p>
         </w:tc>
@@ -1988,7 +1988,7 @@
                 <w:sz w:val="17"/>
                 <w:szCs w:val="17"/>
               </w:rPr>
-              <w:t xml:space="preserve">37.1%</w:t>
+              <w:t xml:space="preserve">37.9%</w:t>
             </w:r>
           </w:p>
         </w:tc>
@@ -2013,7 +2013,7 @@
                 <w:sz w:val="17"/>
                 <w:szCs w:val="17"/>
               </w:rPr>
-              <w:t xml:space="preserve">12/12</w:t>
+              <w:t xml:space="preserve">10/10</w:t>
             </w:r>
           </w:p>
         </w:tc>
@@ -2038,7 +2038,7 @@
                 <w:sz w:val="17"/>
                 <w:szCs w:val="17"/>
               </w:rPr>
-              <w:t xml:space="preserve">46.8%</w:t>
+              <w:t xml:space="preserve">78.7%</w:t>
             </w:r>
           </w:p>
         </w:tc>
@@ -2063,7 +2063,7 @@
                 <w:sz w:val="17"/>
                 <w:szCs w:val="17"/>
               </w:rPr>
-              <w:t xml:space="preserve">27.3%</w:t>
+              <w:t xml:space="preserve">35.9%</w:t>
             </w:r>
           </w:p>
         </w:tc>
@@ -2142,7 +2142,7 @@
                 <w:sz w:val="17"/>
                 <w:szCs w:val="17"/>
               </w:rPr>
-              <w:t xml:space="preserve">PM</w:t>
+              <w:t xml:space="preserve">META</w:t>
             </w:r>
           </w:p>
         </w:tc>
@@ -2168,7 +2168,7 @@
                 <w:sz w:val="17"/>
                 <w:szCs w:val="17"/>
               </w:rPr>
-              <w:t xml:space="preserve">Philip Morris International Inc.</w:t>
+              <w:t xml:space="preserve">Meta Platforms, Inc.</w:t>
             </w:r>
           </w:p>
         </w:tc>
@@ -2194,7 +2194,7 @@
                 <w:sz w:val="17"/>
                 <w:szCs w:val="17"/>
               </w:rPr>
-              <w:t xml:space="preserve">95</w:t>
+              <w:t xml:space="preserve">100</w:t>
             </w:r>
           </w:p>
         </w:tc>
@@ -2220,7 +2220,7 @@
                 <w:sz w:val="17"/>
                 <w:szCs w:val="17"/>
               </w:rPr>
-              <w:t xml:space="preserve">66.2%</w:t>
+              <w:t xml:space="preserve">36.9%</w:t>
             </w:r>
           </w:p>
         </w:tc>
@@ -2246,7 +2246,7 @@
                 <w:sz w:val="17"/>
                 <w:szCs w:val="17"/>
               </w:rPr>
-              <w:t xml:space="preserve">12/12</w:t>
+              <w:t xml:space="preserve">8/8</w:t>
             </w:r>
           </w:p>
         </w:tc>
@@ -2272,7 +2272,7 @@
                 <w:sz w:val="17"/>
                 <w:szCs w:val="17"/>
               </w:rPr>
-              <w:t xml:space="preserve">24.8%</w:t>
+              <w:t xml:space="preserve">34.4%</w:t>
             </w:r>
           </w:p>
         </w:tc>
@@ -2298,7 +2298,7 @@
                 <w:sz w:val="17"/>
                 <w:szCs w:val="17"/>
               </w:rPr>
-              <w:t xml:space="preserve">38.0%</w:t>
+              <w:t xml:space="preserve">27.5%</w:t>
             </w:r>
           </w:p>
         </w:tc>
@@ -2324,7 +2324,7 @@
                 <w:sz w:val="17"/>
                 <w:szCs w:val="17"/>
               </w:rPr>
-              <w:t xml:space="preserve">강함 - 장기간 두 자릿수 ROIC + 안정적 마진</w:t>
+              <w:t xml:space="preserve">강함 - 장기간 두 자릿수 ROIC, 마진 변동은 있음</w:t>
             </w:r>
           </w:p>
         </w:tc>
@@ -2376,7 +2376,7 @@
                 <w:sz w:val="17"/>
                 <w:szCs w:val="17"/>
               </w:rPr>
-              <w:t xml:space="preserve">MSFT</w:t>
+              <w:t xml:space="preserve">KO</w:t>
             </w:r>
           </w:p>
         </w:tc>
@@ -2401,7 +2401,7 @@
                 <w:sz w:val="17"/>
                 <w:szCs w:val="17"/>
               </w:rPr>
-              <w:t xml:space="preserve">MICROSOFT CORP</w:t>
+              <w:t xml:space="preserve">COCA COLA CO</w:t>
             </w:r>
           </w:p>
         </w:tc>
@@ -2426,7 +2426,7 @@
                 <w:sz w:val="17"/>
                 <w:szCs w:val="17"/>
               </w:rPr>
-              <w:t xml:space="preserve">95</w:t>
+              <w:t xml:space="preserve">99</w:t>
             </w:r>
           </w:p>
         </w:tc>
@@ -2451,7 +2451,7 @@
                 <w:sz w:val="17"/>
                 <w:szCs w:val="17"/>
               </w:rPr>
-              <w:t xml:space="preserve">29.3%</w:t>
+              <w:t xml:space="preserve">35.1%</w:t>
             </w:r>
           </w:p>
         </w:tc>
@@ -2501,7 +2501,7 @@
                 <w:sz w:val="17"/>
                 <w:szCs w:val="17"/>
               </w:rPr>
-              <w:t xml:space="preserve">34.1%</w:t>
+              <w:t xml:space="preserve">22.9%</w:t>
             </w:r>
           </w:p>
         </w:tc>
@@ -2526,7 +2526,7 @@
                 <w:sz w:val="17"/>
                 <w:szCs w:val="17"/>
               </w:rPr>
-              <w:t xml:space="preserve">23.8%</w:t>
+              <w:t xml:space="preserve">18.9%</w:t>
             </w:r>
           </w:p>
         </w:tc>
@@ -2605,7 +2605,7 @@
                 <w:sz w:val="17"/>
                 <w:szCs w:val="17"/>
               </w:rPr>
-              <w:t xml:space="preserve">KO</w:t>
+              <w:t xml:space="preserve">AMAT</w:t>
             </w:r>
           </w:p>
         </w:tc>
@@ -2631,7 +2631,7 @@
                 <w:sz w:val="17"/>
                 <w:szCs w:val="17"/>
               </w:rPr>
-              <w:t xml:space="preserve">COCA COLA CO</w:t>
+              <w:t xml:space="preserve">APPLIED MATERIALS INC /DE</w:t>
             </w:r>
           </w:p>
         </w:tc>
@@ -2657,7 +2657,7 @@
                 <w:sz w:val="17"/>
                 <w:szCs w:val="17"/>
               </w:rPr>
-              <w:t xml:space="preserve">94</w:t>
+              <w:t xml:space="preserve">97</w:t>
             </w:r>
           </w:p>
         </w:tc>
@@ -2683,7 +2683,7 @@
                 <w:sz w:val="17"/>
                 <w:szCs w:val="17"/>
               </w:rPr>
-              <w:t xml:space="preserve">28.4%</w:t>
+              <w:t xml:space="preserve">42.4%</w:t>
             </w:r>
           </w:p>
         </w:tc>
@@ -2735,7 +2735,7 @@
                 <w:sz w:val="17"/>
                 <w:szCs w:val="17"/>
               </w:rPr>
-              <w:t xml:space="preserve">27.9%</w:t>
+              <w:t xml:space="preserve">51.5%</w:t>
             </w:r>
           </w:p>
         </w:tc>
@@ -2761,7 +2761,7 @@
                 <w:sz w:val="17"/>
                 <w:szCs w:val="17"/>
               </w:rPr>
-              <w:t xml:space="preserve">17.8%</w:t>
+              <w:t xml:space="preserve">30.6%</w:t>
             </w:r>
           </w:p>
         </w:tc>
@@ -2787,7 +2787,7 @@
                 <w:sz w:val="17"/>
                 <w:szCs w:val="17"/>
               </w:rPr>
-              <w:t xml:space="preserve">강함 - 장기간 두 자릿수 ROIC, 마진 변동은 있음</w:t>
+              <w:t xml:space="preserve">강함 - 장기간 두 자릿수 ROIC + 안정적 마진</w:t>
             </w:r>
           </w:p>
         </w:tc>
@@ -2839,7 +2839,7 @@
                 <w:sz w:val="17"/>
                 <w:szCs w:val="17"/>
               </w:rPr>
-              <w:t xml:space="preserve">META</w:t>
+              <w:t xml:space="preserve">GOOG</w:t>
             </w:r>
           </w:p>
         </w:tc>
@@ -2864,7 +2864,7 @@
                 <w:sz w:val="17"/>
                 <w:szCs w:val="17"/>
               </w:rPr>
-              <w:t xml:space="preserve">Meta Platforms, Inc.</w:t>
+              <w:t xml:space="preserve">Alphabet Inc.</w:t>
             </w:r>
           </w:p>
         </w:tc>
@@ -2889,7 +2889,7 @@
                 <w:sz w:val="17"/>
                 <w:szCs w:val="17"/>
               </w:rPr>
-              <w:t xml:space="preserve">90</w:t>
+              <w:t xml:space="preserve">97</w:t>
             </w:r>
           </w:p>
         </w:tc>
@@ -2914,7 +2914,7 @@
                 <w:sz w:val="17"/>
                 <w:szCs w:val="17"/>
               </w:rPr>
-              <w:t xml:space="preserve">26.3%</w:t>
+              <w:t xml:space="preserve">37.7%</w:t>
             </w:r>
           </w:p>
         </w:tc>
@@ -2939,7 +2939,7 @@
                 <w:sz w:val="17"/>
                 <w:szCs w:val="17"/>
               </w:rPr>
-              <w:t xml:space="preserve">7/8</w:t>
+              <w:t xml:space="preserve">12/12</w:t>
             </w:r>
           </w:p>
         </w:tc>
@@ -2964,7 +2964,7 @@
                 <w:sz w:val="17"/>
                 <w:szCs w:val="17"/>
               </w:rPr>
-              <w:t xml:space="preserve">27.9%</w:t>
+              <w:t xml:space="preserve">40.5%</w:t>
             </w:r>
           </w:p>
         </w:tc>
@@ -2989,7 +2989,7 @@
                 <w:sz w:val="17"/>
                 <w:szCs w:val="17"/>
               </w:rPr>
-              <w:t xml:space="preserve">20.2%</w:t>
+              <w:t xml:space="preserve">35.7%</w:t>
             </w:r>
           </w:p>
         </w:tc>
@@ -3014,7 +3014,7 @@
                 <w:sz w:val="17"/>
                 <w:szCs w:val="17"/>
               </w:rPr>
-              <w:t xml:space="preserve">보통 - ROIC가 기간에 따라 흔들림</w:t>
+              <w:t xml:space="preserve">강함 - 장기간 두 자릿수 ROIC, 마진 변동은 있음</w:t>
             </w:r>
           </w:p>
         </w:tc>
@@ -3068,7 +3068,7 @@
                 <w:sz w:val="17"/>
                 <w:szCs w:val="17"/>
               </w:rPr>
-              <w:t xml:space="preserve">JNJ</w:t>
+              <w:t xml:space="preserve">PM</w:t>
             </w:r>
           </w:p>
         </w:tc>
@@ -3094,7 +3094,7 @@
                 <w:sz w:val="17"/>
                 <w:szCs w:val="17"/>
               </w:rPr>
-              <w:t xml:space="preserve">JOHNSON &amp; JOHNSON</w:t>
+              <w:t xml:space="preserve">Philip Morris International Inc.</w:t>
             </w:r>
           </w:p>
         </w:tc>
@@ -3120,7 +3120,7 @@
                 <w:sz w:val="17"/>
                 <w:szCs w:val="17"/>
               </w:rPr>
-              <w:t xml:space="preserve">90</w:t>
+              <w:t xml:space="preserve">95</w:t>
             </w:r>
           </w:p>
         </w:tc>
@@ -3146,7 +3146,7 @@
                 <w:sz w:val="17"/>
                 <w:szCs w:val="17"/>
               </w:rPr>
-              <w:t xml:space="preserve">19.5%</w:t>
+              <w:t xml:space="preserve">66.2%</w:t>
             </w:r>
           </w:p>
         </w:tc>
@@ -3172,7 +3172,7 @@
                 <w:sz w:val="17"/>
                 <w:szCs w:val="17"/>
               </w:rPr>
-              <w:t xml:space="preserve">8/8</w:t>
+              <w:t xml:space="preserve">12/12</w:t>
             </w:r>
           </w:p>
         </w:tc>
@@ -3198,7 +3198,7 @@
                 <w:sz w:val="17"/>
                 <w:szCs w:val="17"/>
               </w:rPr>
-              <w:t xml:space="preserve">29.4%</w:t>
+              <w:t xml:space="preserve">24.8%</w:t>
             </w:r>
           </w:p>
         </w:tc>
@@ -3224,7 +3224,7 @@
                 <w:sz w:val="17"/>
                 <w:szCs w:val="17"/>
               </w:rPr>
-              <w:t xml:space="preserve">23.1%</w:t>
+              <w:t xml:space="preserve">38.0%</w:t>
             </w:r>
           </w:p>
         </w:tc>
@@ -3250,7 +3250,7 @@
                 <w:sz w:val="17"/>
                 <w:szCs w:val="17"/>
               </w:rPr>
-              <w:t xml:space="preserve">강함 - 장기간 두 자릿수 ROIC, 마진 변동은 있음</w:t>
+              <w:t xml:space="preserve">강함 - 장기간 두 자릿수 ROIC + 안정적 마진</w:t>
             </w:r>
           </w:p>
         </w:tc>
@@ -3352,7 +3352,7 @@
                 <w:sz w:val="17"/>
                 <w:szCs w:val="17"/>
               </w:rPr>
-              <w:t xml:space="preserve">87</w:t>
+              <w:t xml:space="preserve">92</w:t>
             </w:r>
           </w:p>
         </w:tc>
@@ -3377,7 +3377,7 @@
                 <w:sz w:val="17"/>
                 <w:szCs w:val="17"/>
               </w:rPr>
-              <w:t xml:space="preserve">29.5%</w:t>
+              <w:t xml:space="preserve">32.0%</w:t>
             </w:r>
           </w:p>
         </w:tc>
@@ -3427,7 +3427,7 @@
                 <w:sz w:val="17"/>
                 <w:szCs w:val="17"/>
               </w:rPr>
-              <w:t xml:space="preserve">66.3%</w:t>
+              <w:t xml:space="preserve">63.1%</w:t>
             </w:r>
           </w:p>
         </w:tc>
@@ -3452,7 +3452,7 @@
                 <w:sz w:val="17"/>
                 <w:szCs w:val="17"/>
               </w:rPr>
-              <w:t xml:space="preserve">32.1%</w:t>
+              <w:t xml:space="preserve">34.7%</w:t>
             </w:r>
           </w:p>
         </w:tc>
@@ -3531,7 +3531,7 @@
                 <w:sz w:val="17"/>
                 <w:szCs w:val="17"/>
               </w:rPr>
-              <w:t xml:space="preserve">GOOG</w:t>
+              <w:t xml:space="preserve">JNJ</w:t>
             </w:r>
           </w:p>
         </w:tc>
@@ -3557,7 +3557,7 @@
                 <w:sz w:val="17"/>
                 <w:szCs w:val="17"/>
               </w:rPr>
-              <w:t xml:space="preserve">Alphabet Inc.</w:t>
+              <w:t xml:space="preserve">JOHNSON &amp; JOHNSON</w:t>
             </w:r>
           </w:p>
         </w:tc>
@@ -3583,7 +3583,7 @@
                 <w:sz w:val="17"/>
                 <w:szCs w:val="17"/>
               </w:rPr>
-              <w:t xml:space="preserve">87</w:t>
+              <w:t xml:space="preserve">90</w:t>
             </w:r>
           </w:p>
         </w:tc>
@@ -3609,7 +3609,7 @@
                 <w:sz w:val="17"/>
                 <w:szCs w:val="17"/>
               </w:rPr>
-              <w:t xml:space="preserve">17.1%</w:t>
+              <w:t xml:space="preserve">21.3%</w:t>
             </w:r>
           </w:p>
         </w:tc>
@@ -3635,7 +3635,7 @@
                 <w:sz w:val="17"/>
                 <w:szCs w:val="17"/>
               </w:rPr>
-              <w:t xml:space="preserve">12/12</w:t>
+              <w:t xml:space="preserve">8/8</w:t>
             </w:r>
           </w:p>
         </w:tc>
@@ -3661,7 +3661,7 @@
                 <w:sz w:val="17"/>
                 <w:szCs w:val="17"/>
               </w:rPr>
-              <w:t xml:space="preserve">34.6%</w:t>
+              <w:t xml:space="preserve">19.5%</w:t>
             </w:r>
           </w:p>
         </w:tc>
@@ -3687,7 +3687,7 @@
                 <w:sz w:val="17"/>
                 <w:szCs w:val="17"/>
               </w:rPr>
-              <w:t xml:space="preserve">25.4%</w:t>
+              <w:t xml:space="preserve">23.3%</w:t>
             </w:r>
           </w:p>
         </w:tc>
@@ -3765,7 +3765,7 @@
                 <w:sz w:val="17"/>
                 <w:szCs w:val="17"/>
               </w:rPr>
-              <w:t xml:space="preserve">LLY</w:t>
+              <w:t xml:space="preserve">AMZN</w:t>
             </w:r>
           </w:p>
         </w:tc>
@@ -3790,7 +3790,7 @@
                 <w:sz w:val="17"/>
                 <w:szCs w:val="17"/>
               </w:rPr>
-              <w:t xml:space="preserve">ELI LILLY &amp; Co</w:t>
+              <w:t xml:space="preserve">AMAZON COM INC</w:t>
             </w:r>
           </w:p>
         </w:tc>
@@ -3815,7 +3815,7 @@
                 <w:sz w:val="17"/>
                 <w:szCs w:val="17"/>
               </w:rPr>
-              <w:t xml:space="preserve">86</w:t>
+              <w:t xml:space="preserve">89</w:t>
             </w:r>
           </w:p>
         </w:tc>
@@ -3840,7 +3840,7 @@
                 <w:sz w:val="17"/>
                 <w:szCs w:val="17"/>
               </w:rPr>
-              <w:t xml:space="preserve">23.7%</w:t>
+              <w:t xml:space="preserve">30.7%</w:t>
             </w:r>
           </w:p>
         </w:tc>
@@ -3865,7 +3865,7 @@
                 <w:sz w:val="17"/>
                 <w:szCs w:val="17"/>
               </w:rPr>
-              <w:t xml:space="preserve">11/12</w:t>
+              <w:t xml:space="preserve">10/12</w:t>
             </w:r>
           </w:p>
         </w:tc>
@@ -3890,7 +3890,7 @@
                 <w:sz w:val="17"/>
                 <w:szCs w:val="17"/>
               </w:rPr>
-              <w:t xml:space="preserve">44.9%</w:t>
+              <w:t xml:space="preserve">22.6%</w:t>
             </w:r>
           </w:p>
         </w:tc>
@@ -3915,7 +3915,7 @@
                 <w:sz w:val="17"/>
                 <w:szCs w:val="17"/>
               </w:rPr>
-              <w:t xml:space="preserve">33.6%</w:t>
+              <w:t xml:space="preserve">15.7%</w:t>
             </w:r>
           </w:p>
         </w:tc>
@@ -3940,7 +3940,7 @@
                 <w:sz w:val="17"/>
                 <w:szCs w:val="17"/>
               </w:rPr>
-              <w:t xml:space="preserve">강함 - 장기간 두 자릿수 ROIC, 마진 변동은 있음</w:t>
+              <w:t xml:space="preserve">보통 - ROIC가 기간에 따라 흔들림</w:t>
             </w:r>
           </w:p>
         </w:tc>
@@ -3994,7 +3994,7 @@
                 <w:sz w:val="17"/>
                 <w:szCs w:val="17"/>
               </w:rPr>
-              <w:t xml:space="preserve">NFLX</w:t>
+              <w:t xml:space="preserve">LLY</w:t>
             </w:r>
           </w:p>
         </w:tc>
@@ -4020,7 +4020,7 @@
                 <w:sz w:val="17"/>
                 <w:szCs w:val="17"/>
               </w:rPr>
-              <w:t xml:space="preserve">NETFLIX INC</w:t>
+              <w:t xml:space="preserve">ELI LILLY &amp; Co</w:t>
             </w:r>
           </w:p>
         </w:tc>
@@ -4046,7 +4046,7 @@
                 <w:sz w:val="17"/>
                 <w:szCs w:val="17"/>
               </w:rPr>
-              <w:t xml:space="preserve">85</w:t>
+              <w:t xml:space="preserve">86</w:t>
             </w:r>
           </w:p>
         </w:tc>
@@ -4072,7 +4072,7 @@
                 <w:sz w:val="17"/>
                 <w:szCs w:val="17"/>
               </w:rPr>
-              <w:t xml:space="preserve">19.0%</w:t>
+              <w:t xml:space="preserve">24.3%</w:t>
             </w:r>
           </w:p>
         </w:tc>
@@ -4124,7 +4124,7 @@
                 <w:sz w:val="17"/>
                 <w:szCs w:val="17"/>
               </w:rPr>
-              <w:t xml:space="preserve">37.3%</w:t>
+              <w:t xml:space="preserve">43.9%</w:t>
             </w:r>
           </w:p>
         </w:tc>
@@ -4150,7 +4150,7 @@
                 <w:sz w:val="17"/>
                 <w:szCs w:val="17"/>
               </w:rPr>
-              <w:t xml:space="preserve">24.7%</w:t>
+              <w:t xml:space="preserve">33.7%</w:t>
             </w:r>
           </w:p>
         </w:tc>
@@ -4228,7 +4228,7 @@
                 <w:sz w:val="17"/>
                 <w:szCs w:val="17"/>
               </w:rPr>
-              <w:t xml:space="preserve">HD</w:t>
+              <w:t xml:space="preserve">TXN</w:t>
             </w:r>
           </w:p>
         </w:tc>
@@ -4253,7 +4253,7 @@
                 <w:sz w:val="17"/>
                 <w:szCs w:val="17"/>
               </w:rPr>
-              <w:t xml:space="preserve">HOME DEPOT, INC.</w:t>
+              <w:t xml:space="preserve">TEXAS INSTRUMENTS INC</w:t>
             </w:r>
           </w:p>
         </w:tc>
@@ -4278,7 +4278,7 @@
                 <w:sz w:val="17"/>
                 <w:szCs w:val="17"/>
               </w:rPr>
-              <w:t xml:space="preserve">84</w:t>
+              <w:t xml:space="preserve">85</w:t>
             </w:r>
           </w:p>
         </w:tc>
@@ -4303,7 +4303,7 @@
                 <w:sz w:val="17"/>
                 <w:szCs w:val="17"/>
               </w:rPr>
-              <w:t xml:space="preserve">45.2%</w:t>
+              <w:t xml:space="preserve">38.3%</w:t>
             </w:r>
           </w:p>
         </w:tc>
@@ -4353,7 +4353,7 @@
                 <w:sz w:val="17"/>
                 <w:szCs w:val="17"/>
               </w:rPr>
-              <w:t xml:space="preserve">19.9%</w:t>
+              <w:t xml:space="preserve">18.5%</w:t>
             </w:r>
           </w:p>
         </w:tc>
@@ -4378,7 +4378,7 @@
                 <w:sz w:val="17"/>
                 <w:szCs w:val="17"/>
               </w:rPr>
-              <w:t xml:space="preserve">18.1%</w:t>
+              <w:t xml:space="preserve">12.2%</w:t>
             </w:r>
           </w:p>
         </w:tc>
@@ -4457,7 +4457,7 @@
                 <w:sz w:val="17"/>
                 <w:szCs w:val="17"/>
               </w:rPr>
-              <w:t xml:space="preserve">AMZN</w:t>
+              <w:t xml:space="preserve">NFLX</w:t>
             </w:r>
           </w:p>
         </w:tc>
@@ -4483,7 +4483,7 @@
                 <w:sz w:val="17"/>
                 <w:szCs w:val="17"/>
               </w:rPr>
-              <w:t xml:space="preserve">AMAZON COM INC</w:t>
+              <w:t xml:space="preserve">NETFLIX INC</w:t>
             </w:r>
           </w:p>
         </w:tc>
@@ -4509,7 +4509,7 @@
                 <w:sz w:val="17"/>
                 <w:szCs w:val="17"/>
               </w:rPr>
-              <w:t xml:space="preserve">81</w:t>
+              <w:t xml:space="preserve">85</w:t>
             </w:r>
           </w:p>
         </w:tc>
@@ -4535,7 +4535,7 @@
                 <w:sz w:val="17"/>
                 <w:szCs w:val="17"/>
               </w:rPr>
-              <w:t xml:space="preserve">23.4%</w:t>
+              <w:t xml:space="preserve">19.1%</w:t>
             </w:r>
           </w:p>
         </w:tc>
@@ -4561,7 +4561,7 @@
                 <w:sz w:val="17"/>
                 <w:szCs w:val="17"/>
               </w:rPr>
-              <w:t xml:space="preserve">10/12</w:t>
+              <w:t xml:space="preserve">11/12</w:t>
             </w:r>
           </w:p>
         </w:tc>
@@ -4587,7 +4587,7 @@
                 <w:sz w:val="17"/>
                 <w:szCs w:val="17"/>
               </w:rPr>
-              <w:t xml:space="preserve">20.7%</w:t>
+              <w:t xml:space="preserve">37.3%</w:t>
             </w:r>
           </w:p>
         </w:tc>
@@ -4613,7 +4613,7 @@
                 <w:sz w:val="17"/>
                 <w:szCs w:val="17"/>
               </w:rPr>
-              <w:t xml:space="preserve">13.3%</w:t>
+              <w:t xml:space="preserve">25.7%</w:t>
             </w:r>
           </w:p>
         </w:tc>
@@ -4639,7 +4639,7 @@
                 <w:sz w:val="17"/>
                 <w:szCs w:val="17"/>
               </w:rPr>
-              <w:t xml:space="preserve">보통 - ROIC가 기간에 따라 흔들림</w:t>
+              <w:t xml:space="preserve">강함 - 장기간 두 자릿수 ROIC, 마진 변동은 있음</w:t>
             </w:r>
           </w:p>
         </w:tc>
@@ -4691,7 +4691,7 @@
                 <w:sz w:val="17"/>
                 <w:szCs w:val="17"/>
               </w:rPr>
-              <w:t xml:space="preserve">AAPL</w:t>
+              <w:t xml:space="preserve">HD</w:t>
             </w:r>
           </w:p>
         </w:tc>
@@ -4716,7 +4716,7 @@
                 <w:sz w:val="17"/>
                 <w:szCs w:val="17"/>
               </w:rPr>
-              <w:t xml:space="preserve">Apple Inc.</w:t>
+              <w:t xml:space="preserve">HOME DEPOT, INC.</w:t>
             </w:r>
           </w:p>
         </w:tc>
@@ -4741,7 +4741,7 @@
                 <w:sz w:val="17"/>
                 <w:szCs w:val="17"/>
               </w:rPr>
-              <w:t xml:space="preserve">80</w:t>
+              <w:t xml:space="preserve">84</w:t>
             </w:r>
           </w:p>
         </w:tc>
@@ -4766,7 +4766,7 @@
                 <w:sz w:val="17"/>
                 <w:szCs w:val="17"/>
               </w:rPr>
-              <w:t xml:space="preserve">40.7%</w:t>
+              <w:t xml:space="preserve">45.2%</w:t>
             </w:r>
           </w:p>
         </w:tc>
@@ -4816,7 +4816,7 @@
                 <w:sz w:val="17"/>
                 <w:szCs w:val="17"/>
               </w:rPr>
-              <w:t xml:space="preserve">(자본 거의 불변)</w:t>
+              <w:t xml:space="preserve">19.9%</w:t>
             </w:r>
           </w:p>
         </w:tc>
@@ -4841,7 +4841,7 @@
                 <w:sz w:val="17"/>
                 <w:szCs w:val="17"/>
               </w:rPr>
-              <w:t xml:space="preserve">79.7%</w:t>
+              <w:t xml:space="preserve">18.1%</w:t>
             </w:r>
           </w:p>
         </w:tc>
@@ -4920,7 +4920,7 @@
                 <w:sz w:val="17"/>
                 <w:szCs w:val="17"/>
               </w:rPr>
-              <w:t xml:space="preserve">PLTR</w:t>
+              <w:t xml:space="preserve">AAPL</w:t>
             </w:r>
           </w:p>
         </w:tc>
@@ -4946,7 +4946,7 @@
                 <w:sz w:val="17"/>
                 <w:szCs w:val="17"/>
               </w:rPr>
-              <w:t xml:space="preserve">Palantir Technologies Inc.</w:t>
+              <w:t xml:space="preserve">Apple Inc.</w:t>
             </w:r>
           </w:p>
         </w:tc>
@@ -4998,7 +4998,7 @@
                 <w:sz w:val="17"/>
                 <w:szCs w:val="17"/>
               </w:rPr>
-              <w:t xml:space="preserve">17.2%</w:t>
+              <w:t xml:space="preserve">59.2%</w:t>
             </w:r>
           </w:p>
         </w:tc>
@@ -5024,7 +5024,7 @@
                 <w:sz w:val="17"/>
                 <w:szCs w:val="17"/>
               </w:rPr>
-              <w:t xml:space="preserve">3/3</w:t>
+              <w:t xml:space="preserve">12/12</w:t>
             </w:r>
           </w:p>
         </w:tc>
@@ -5050,7 +5050,7 @@
                 <w:sz w:val="17"/>
                 <w:szCs w:val="17"/>
               </w:rPr>
-              <w:t xml:space="preserve">20.0%</w:t>
+              <w:t xml:space="preserve">(자본 축소)</w:t>
             </w:r>
           </w:p>
         </w:tc>
@@ -5076,7 +5076,7 @@
                 <w:sz w:val="17"/>
                 <w:szCs w:val="17"/>
               </w:rPr>
-              <w:t xml:space="preserve">18.9%</w:t>
+              <w:t xml:space="preserve">103.9%</w:t>
             </w:r>
           </w:p>
         </w:tc>
@@ -5102,7 +5102,7 @@
                 <w:sz w:val="17"/>
                 <w:szCs w:val="17"/>
               </w:rPr>
-              <w:t xml:space="preserve">강함 - 장기간 두 자릿수 ROIC, 마진 변동은 있음</w:t>
+              <w:t xml:space="preserve">강함 - 장기간 두 자릿수 ROIC + 안정적 마진</w:t>
             </w:r>
           </w:p>
         </w:tc>
@@ -5154,7 +5154,7 @@
                 <w:sz w:val="17"/>
                 <w:szCs w:val="17"/>
               </w:rPr>
-              <w:t xml:space="preserve">TXN</w:t>
+              <w:t xml:space="preserve">MRK</w:t>
             </w:r>
           </w:p>
         </w:tc>
@@ -5179,7 +5179,7 @@
                 <w:sz w:val="17"/>
                 <w:szCs w:val="17"/>
               </w:rPr>
-              <w:t xml:space="preserve">TEXAS INSTRUMENTS INC</w:t>
+              <w:t xml:space="preserve">Merck &amp; Co., Inc.</w:t>
             </w:r>
           </w:p>
         </w:tc>
@@ -5204,7 +5204,7 @@
                 <w:sz w:val="17"/>
                 <w:szCs w:val="17"/>
               </w:rPr>
-              <w:t xml:space="preserve">79</w:t>
+              <w:t xml:space="preserve">76</w:t>
             </w:r>
           </w:p>
         </w:tc>
@@ -5229,7 +5229,7 @@
                 <w:sz w:val="17"/>
                 <w:szCs w:val="17"/>
               </w:rPr>
-              <w:t xml:space="preserve">29.5%</w:t>
+              <w:t xml:space="preserve">13.3%</w:t>
             </w:r>
           </w:p>
         </w:tc>
@@ -5254,7 +5254,7 @@
                 <w:sz w:val="17"/>
                 <w:szCs w:val="17"/>
               </w:rPr>
-              <w:t xml:space="preserve">12/12</w:t>
+              <w:t xml:space="preserve">7/12</w:t>
             </w:r>
           </w:p>
         </w:tc>
@@ -5279,7 +5279,7 @@
                 <w:sz w:val="17"/>
                 <w:szCs w:val="17"/>
               </w:rPr>
-              <w:t xml:space="preserve">19.5%</w:t>
+              <w:t xml:space="preserve">22.7%</w:t>
             </w:r>
           </w:p>
         </w:tc>
@@ -5304,7 +5304,7 @@
                 <w:sz w:val="17"/>
                 <w:szCs w:val="17"/>
               </w:rPr>
-              <w:t xml:space="preserve">9.7%</w:t>
+              <w:t xml:space="preserve">19.6%</w:t>
             </w:r>
           </w:p>
         </w:tc>
@@ -5329,7 +5329,7 @@
                 <w:sz w:val="17"/>
                 <w:szCs w:val="17"/>
               </w:rPr>
-              <w:t xml:space="preserve">강함 - 장기간 두 자릿수 ROIC + 안정적 마진</w:t>
+              <w:t xml:space="preserve">약함 - 두 자릿수 ROIC를 지킨 해가 절반 미만</w:t>
             </w:r>
           </w:p>
         </w:tc>
@@ -5383,7 +5383,7 @@
                 <w:sz w:val="17"/>
                 <w:szCs w:val="17"/>
               </w:rPr>
-              <w:t xml:space="preserve">MRK</w:t>
+              <w:t xml:space="preserve">WMT</w:t>
             </w:r>
           </w:p>
         </w:tc>
@@ -5409,7 +5409,7 @@
                 <w:sz w:val="17"/>
                 <w:szCs w:val="17"/>
               </w:rPr>
-              <w:t xml:space="preserve">Merck &amp; Co., Inc.</w:t>
+              <w:t xml:space="preserve">Walmart Inc.</w:t>
             </w:r>
           </w:p>
         </w:tc>
@@ -5435,7 +5435,7 @@
                 <w:sz w:val="17"/>
                 <w:szCs w:val="17"/>
               </w:rPr>
-              <w:t xml:space="preserve">76</w:t>
+              <w:t xml:space="preserve">74</w:t>
             </w:r>
           </w:p>
         </w:tc>
@@ -5461,7 +5461,7 @@
                 <w:sz w:val="17"/>
                 <w:szCs w:val="17"/>
               </w:rPr>
-              <w:t xml:space="preserve">12.9%</w:t>
+              <w:t xml:space="preserve">16.0%</w:t>
             </w:r>
           </w:p>
         </w:tc>
@@ -5487,7 +5487,7 @@
                 <w:sz w:val="17"/>
                 <w:szCs w:val="17"/>
               </w:rPr>
-              <w:t xml:space="preserve">7/12</w:t>
+              <w:t xml:space="preserve">12/12</w:t>
             </w:r>
           </w:p>
         </w:tc>
@@ -5513,7 +5513,7 @@
                 <w:sz w:val="17"/>
                 <w:szCs w:val="17"/>
               </w:rPr>
-              <w:t xml:space="preserve">30.3%</w:t>
+              <w:t xml:space="preserve">16.8%</w:t>
             </w:r>
           </w:p>
         </w:tc>
@@ -5539,7 +5539,7 @@
                 <w:sz w:val="17"/>
                 <w:szCs w:val="17"/>
               </w:rPr>
-              <w:t xml:space="preserve">19.6%</w:t>
+              <w:t xml:space="preserve">12.2%</w:t>
             </w:r>
           </w:p>
         </w:tc>
@@ -5565,7 +5565,7 @@
                 <w:sz w:val="17"/>
                 <w:szCs w:val="17"/>
               </w:rPr>
-              <w:t xml:space="preserve">약함 - 두 자릿수 ROIC를 지킨 해가 절반 미만</w:t>
+              <w:t xml:space="preserve">강함 - 장기간 두 자릿수 ROIC + 안정적 마진</w:t>
             </w:r>
           </w:p>
         </w:tc>
@@ -5617,7 +5617,7 @@
                 <w:sz w:val="17"/>
                 <w:szCs w:val="17"/>
               </w:rPr>
-              <w:t xml:space="preserve">WMT</w:t>
+              <w:t xml:space="preserve">AVGO</w:t>
             </w:r>
           </w:p>
         </w:tc>
@@ -5642,7 +5642,7 @@
                 <w:sz w:val="17"/>
                 <w:szCs w:val="17"/>
               </w:rPr>
-              <w:t xml:space="preserve">Walmart Inc.</w:t>
+              <w:t xml:space="preserve">Broadcom Inc.</w:t>
             </w:r>
           </w:p>
         </w:tc>
@@ -5667,7 +5667,7 @@
                 <w:sz w:val="17"/>
                 <w:szCs w:val="17"/>
               </w:rPr>
-              <w:t xml:space="preserve">74</w:t>
+              <w:t xml:space="preserve">73</w:t>
             </w:r>
           </w:p>
         </w:tc>
@@ -5692,7 +5692,7 @@
                 <w:sz w:val="17"/>
                 <w:szCs w:val="17"/>
               </w:rPr>
-              <w:t xml:space="preserve">16.0%</w:t>
+              <w:t xml:space="preserve">19.2%</w:t>
             </w:r>
           </w:p>
         </w:tc>
@@ -5717,7 +5717,7 @@
                 <w:sz w:val="17"/>
                 <w:szCs w:val="17"/>
               </w:rPr>
-              <w:t xml:space="preserve">12/12</w:t>
+              <w:t xml:space="preserve">8/9</w:t>
             </w:r>
           </w:p>
         </w:tc>
@@ -5742,7 +5742,7 @@
                 <w:sz w:val="17"/>
                 <w:szCs w:val="17"/>
               </w:rPr>
-              <w:t xml:space="preserve">16.8%</w:t>
+              <w:t xml:space="preserve">18.9%</w:t>
             </w:r>
           </w:p>
         </w:tc>
@@ -5767,7 +5767,7 @@
                 <w:sz w:val="17"/>
                 <w:szCs w:val="17"/>
               </w:rPr>
-              <w:t xml:space="preserve">12.2%</w:t>
+              <w:t xml:space="preserve">8.2%</w:t>
             </w:r>
           </w:p>
         </w:tc>
@@ -5792,7 +5792,7 @@
                 <w:sz w:val="17"/>
                 <w:szCs w:val="17"/>
               </w:rPr>
-              <w:t xml:space="preserve">강함 - 장기간 두 자릿수 ROIC + 안정적 마진</w:t>
+              <w:t xml:space="preserve">보통 - ROIC가 기간에 따라 흔들림</w:t>
             </w:r>
           </w:p>
         </w:tc>
@@ -5846,7 +5846,7 @@
                 <w:sz w:val="17"/>
                 <w:szCs w:val="17"/>
               </w:rPr>
-              <w:t xml:space="preserve">AVGO</w:t>
+              <w:t xml:space="preserve">ORCL</w:t>
             </w:r>
           </w:p>
         </w:tc>
@@ -5872,7 +5872,7 @@
                 <w:sz w:val="17"/>
                 <w:szCs w:val="17"/>
               </w:rPr>
-              <w:t xml:space="preserve">Broadcom Inc.</w:t>
+              <w:t xml:space="preserve">ORACLE CORP</w:t>
             </w:r>
           </w:p>
         </w:tc>
@@ -5898,7 +5898,7 @@
                 <w:sz w:val="17"/>
                 <w:szCs w:val="17"/>
               </w:rPr>
-              <w:t xml:space="preserve">73</w:t>
+              <w:t xml:space="preserve">70</w:t>
             </w:r>
           </w:p>
         </w:tc>
@@ -5924,7 +5924,7 @@
                 <w:sz w:val="17"/>
                 <w:szCs w:val="17"/>
               </w:rPr>
-              <w:t xml:space="preserve">19.2%</w:t>
+              <w:t xml:space="preserve">70.3%</w:t>
             </w:r>
           </w:p>
         </w:tc>
@@ -5950,7 +5950,7 @@
                 <w:sz w:val="17"/>
                 <w:szCs w:val="17"/>
               </w:rPr>
-              <w:t xml:space="preserve">8/9</w:t>
+              <w:t xml:space="preserve">7/7</w:t>
             </w:r>
           </w:p>
         </w:tc>
@@ -5976,7 +5976,7 @@
                 <w:sz w:val="17"/>
                 <w:szCs w:val="17"/>
               </w:rPr>
-              <w:t xml:space="preserve">18.9%</w:t>
+              <w:t xml:space="preserve">(자본 축소)</w:t>
             </w:r>
           </w:p>
         </w:tc>
@@ -6002,7 +6002,7 @@
                 <w:sz w:val="17"/>
                 <w:szCs w:val="17"/>
               </w:rPr>
-              <w:t xml:space="preserve">8.2%</w:t>
+              <w:t xml:space="preserve">82.4%</w:t>
             </w:r>
           </w:p>
         </w:tc>
@@ -6028,7 +6028,7 @@
                 <w:sz w:val="17"/>
                 <w:szCs w:val="17"/>
               </w:rPr>
-              <w:t xml:space="preserve">보통 - ROIC가 기간에 따라 흔들림</w:t>
+              <w:t xml:space="preserve">강함 - 장기간 두 자릿수 ROIC + 안정적 마진</w:t>
             </w:r>
           </w:p>
         </w:tc>
@@ -6080,7 +6080,7 @@
                 <w:sz w:val="17"/>
                 <w:szCs w:val="17"/>
               </w:rPr>
-              <w:t xml:space="preserve">ORCL</w:t>
+              <w:t xml:space="preserve">PG</w:t>
             </w:r>
           </w:p>
         </w:tc>
@@ -6105,7 +6105,7 @@
                 <w:sz w:val="17"/>
                 <w:szCs w:val="17"/>
               </w:rPr>
-              <w:t xml:space="preserve">ORACLE CORP</w:t>
+              <w:t xml:space="preserve">PROCTER &amp; GAMBLE Co</w:t>
             </w:r>
           </w:p>
         </w:tc>
@@ -6155,7 +6155,7 @@
                 <w:sz w:val="17"/>
                 <w:szCs w:val="17"/>
               </w:rPr>
-              <w:t xml:space="preserve">49.2%</w:t>
+              <w:t xml:space="preserve">21.2%</w:t>
             </w:r>
           </w:p>
         </w:tc>
@@ -6180,7 +6180,7 @@
                 <w:sz w:val="17"/>
                 <w:szCs w:val="17"/>
               </w:rPr>
-              <w:t xml:space="preserve">8/8</w:t>
+              <w:t xml:space="preserve">9/10</w:t>
             </w:r>
           </w:p>
         </w:tc>
@@ -6230,7 +6230,7 @@
                 <w:sz w:val="17"/>
                 <w:szCs w:val="17"/>
               </w:rPr>
-              <w:t xml:space="preserve">79.7%</w:t>
+              <w:t xml:space="preserve">15.6%</w:t>
             </w:r>
           </w:p>
         </w:tc>
@@ -6309,7 +6309,7 @@
                 <w:sz w:val="17"/>
                 <w:szCs w:val="17"/>
               </w:rPr>
-              <w:t xml:space="preserve">PG</w:t>
+              <w:t xml:space="preserve">CSCO</w:t>
             </w:r>
           </w:p>
         </w:tc>
@@ -6335,7 +6335,7 @@
                 <w:sz w:val="17"/>
                 <w:szCs w:val="17"/>
               </w:rPr>
-              <w:t xml:space="preserve">PROCTER &amp; GAMBLE Co</w:t>
+              <w:t xml:space="preserve">CISCO SYSTEMS, INC.</w:t>
             </w:r>
           </w:p>
         </w:tc>
@@ -6361,7 +6361,7 @@
                 <w:sz w:val="17"/>
                 <w:szCs w:val="17"/>
               </w:rPr>
-              <w:t xml:space="preserve">70</w:t>
+              <w:t xml:space="preserve">67</w:t>
             </w:r>
           </w:p>
         </w:tc>
@@ -6387,7 +6387,7 @@
                 <w:sz w:val="17"/>
                 <w:szCs w:val="17"/>
               </w:rPr>
-              <w:t xml:space="preserve">21.2%</w:t>
+              <w:t xml:space="preserve">23.0%</w:t>
             </w:r>
           </w:p>
         </w:tc>
@@ -6413,7 +6413,7 @@
                 <w:sz w:val="17"/>
                 <w:szCs w:val="17"/>
               </w:rPr>
-              <w:t xml:space="preserve">9/10</w:t>
+              <w:t xml:space="preserve">12/12</w:t>
             </w:r>
           </w:p>
         </w:tc>
@@ -6465,7 +6465,7 @@
                 <w:sz w:val="17"/>
                 <w:szCs w:val="17"/>
               </w:rPr>
-              <w:t xml:space="preserve">15.6%</w:t>
+              <w:t xml:space="preserve">10.9%</w:t>
             </w:r>
           </w:p>
         </w:tc>
@@ -6772,7 +6772,7 @@
                 <w:sz w:val="17"/>
                 <w:szCs w:val="17"/>
               </w:rPr>
-              <w:t xml:space="preserve">CSCO</w:t>
+              <w:t xml:space="preserve">PANW</w:t>
             </w:r>
           </w:p>
         </w:tc>
@@ -6798,7 +6798,7 @@
                 <w:sz w:val="17"/>
                 <w:szCs w:val="17"/>
               </w:rPr>
-              <w:t xml:space="preserve">CISCO SYSTEMS, INC.</w:t>
+              <w:t xml:space="preserve">Palo Alto Networks Inc</w:t>
             </w:r>
           </w:p>
         </w:tc>
@@ -6824,7 +6824,7 @@
                 <w:sz w:val="17"/>
                 <w:szCs w:val="17"/>
               </w:rPr>
-              <w:t xml:space="preserve">58</w:t>
+              <w:t xml:space="preserve">57</w:t>
             </w:r>
           </w:p>
         </w:tc>
@@ -6850,7 +6850,7 @@
                 <w:sz w:val="17"/>
                 <w:szCs w:val="17"/>
               </w:rPr>
-              <w:t xml:space="preserve">18.6%</w:t>
+              <w:t xml:space="preserve">-12.5%</w:t>
             </w:r>
           </w:p>
         </w:tc>
@@ -6876,7 +6876,7 @@
                 <w:sz w:val="17"/>
                 <w:szCs w:val="17"/>
               </w:rPr>
-              <w:t xml:space="preserve">11/12</w:t>
+              <w:t xml:space="preserve">3/12</w:t>
             </w:r>
           </w:p>
         </w:tc>
@@ -6902,7 +6902,7 @@
                 <w:sz w:val="17"/>
                 <w:szCs w:val="17"/>
               </w:rPr>
-              <w:t xml:space="preserve">(자본 축소)</w:t>
+              <w:t xml:space="preserve">28.2%</w:t>
             </w:r>
           </w:p>
         </w:tc>
@@ -6928,7 +6928,7 @@
                 <w:sz w:val="17"/>
                 <w:szCs w:val="17"/>
               </w:rPr>
-              <w:t xml:space="preserve">8.3%</w:t>
+              <w:t xml:space="preserve">18.0%</w:t>
             </w:r>
           </w:p>
         </w:tc>
@@ -6954,7 +6954,7 @@
                 <w:sz w:val="17"/>
                 <w:szCs w:val="17"/>
               </w:rPr>
-              <w:t xml:space="preserve">강함 - 장기간 두 자릿수 ROIC + 안정적 마진</w:t>
+              <w:t xml:space="preserve">약함 - 두 자릿수 ROIC를 지킨 해가 절반 미만</w:t>
             </w:r>
           </w:p>
         </w:tc>
@@ -7313,7 +7313,7 @@
                 <w:sz w:val="17"/>
                 <w:szCs w:val="17"/>
               </w:rPr>
-              <w:t xml:space="preserve">17.3%</w:t>
+              <w:t xml:space="preserve">17.5%</w:t>
             </w:r>
           </w:p>
         </w:tc>
@@ -7365,7 +7365,7 @@
                 <w:sz w:val="17"/>
                 <w:szCs w:val="17"/>
               </w:rPr>
-              <w:t xml:space="preserve">13.1%</w:t>
+              <w:t xml:space="preserve">13.3%</w:t>
             </w:r>
           </w:p>
         </w:tc>
@@ -7391,7 +7391,7 @@
                 <w:sz w:val="17"/>
                 <w:szCs w:val="17"/>
               </w:rPr>
-              <w:t xml:space="preserve">1.7%</w:t>
+              <w:t xml:space="preserve">2.0%</w:t>
             </w:r>
           </w:p>
         </w:tc>
@@ -7544,7 +7544,7 @@
                 <w:sz w:val="17"/>
                 <w:szCs w:val="17"/>
               </w:rPr>
-              <w:t xml:space="preserve">19.7%</w:t>
+              <w:t xml:space="preserve">20.0%</w:t>
             </w:r>
           </w:p>
         </w:tc>
@@ -7698,7 +7698,7 @@
                 <w:sz w:val="17"/>
                 <w:szCs w:val="17"/>
               </w:rPr>
-              <w:t xml:space="preserve">PANW</w:t>
+              <w:t xml:space="preserve">IBM</w:t>
             </w:r>
           </w:p>
         </w:tc>
@@ -7724,7 +7724,7 @@
                 <w:sz w:val="17"/>
                 <w:szCs w:val="17"/>
               </w:rPr>
-              <w:t xml:space="preserve">Palo Alto Networks Inc</w:t>
+              <w:t xml:space="preserve">INTERNATIONAL BUSINESS MACHINES CORP</w:t>
             </w:r>
           </w:p>
         </w:tc>
@@ -7750,7 +7750,7 @@
                 <w:sz w:val="17"/>
                 <w:szCs w:val="17"/>
               </w:rPr>
-              <w:t xml:space="preserve">52</w:t>
+              <w:t xml:space="preserve">43</w:t>
             </w:r>
           </w:p>
         </w:tc>
@@ -7776,7 +7776,7 @@
                 <w:sz w:val="17"/>
                 <w:szCs w:val="17"/>
               </w:rPr>
-              <w:t xml:space="preserve">-7.1%</w:t>
+              <w:t xml:space="preserve">14.6%</w:t>
             </w:r>
           </w:p>
         </w:tc>
@@ -7802,7 +7802,7 @@
                 <w:sz w:val="17"/>
                 <w:szCs w:val="17"/>
               </w:rPr>
-              <w:t xml:space="preserve">2/12</w:t>
+              <w:t xml:space="preserve">9/12</w:t>
             </w:r>
           </w:p>
         </w:tc>
@@ -7828,7 +7828,7 @@
                 <w:sz w:val="17"/>
                 <w:szCs w:val="17"/>
               </w:rPr>
-              <w:t xml:space="preserve">24.8%</w:t>
+              <w:t xml:space="preserve">-10.7%</w:t>
             </w:r>
           </w:p>
         </w:tc>
@@ -7854,7 +7854,7 @@
                 <w:sz w:val="17"/>
                 <w:szCs w:val="17"/>
               </w:rPr>
-              <w:t xml:space="preserve">13.6%</w:t>
+              <w:t xml:space="preserve">8.8%</w:t>
             </w:r>
           </w:p>
         </w:tc>
@@ -7880,7 +7880,7 @@
                 <w:sz w:val="17"/>
                 <w:szCs w:val="17"/>
               </w:rPr>
-              <w:t xml:space="preserve">약함 - 두 자릿수 ROIC를 지킨 해가 절반 미만</w:t>
+              <w:t xml:space="preserve">보통 - ROIC가 기간에 따라 흔들림</w:t>
             </w:r>
           </w:p>
         </w:tc>
@@ -7932,7 +7932,7 @@
                 <w:sz w:val="17"/>
                 <w:szCs w:val="17"/>
               </w:rPr>
-              <w:t xml:space="preserve">IBM</w:t>
+              <w:t xml:space="preserve">XOM</w:t>
             </w:r>
           </w:p>
         </w:tc>
@@ -7957,7 +7957,7 @@
                 <w:sz w:val="17"/>
                 <w:szCs w:val="17"/>
               </w:rPr>
-              <w:t xml:space="preserve">INTERNATIONAL BUSINESS MACHINES CORP</w:t>
+              <w:t xml:space="preserve">EXXON MOBIL CORP</w:t>
             </w:r>
           </w:p>
         </w:tc>
@@ -7982,7 +7982,7 @@
                 <w:sz w:val="17"/>
                 <w:szCs w:val="17"/>
               </w:rPr>
-              <w:t xml:space="preserve">43</w:t>
+              <w:t xml:space="preserve">42</w:t>
             </w:r>
           </w:p>
         </w:tc>
@@ -8007,7 +8007,7 @@
                 <w:sz w:val="17"/>
                 <w:szCs w:val="17"/>
               </w:rPr>
-              <w:t xml:space="preserve">14.6%</w:t>
+              <w:t xml:space="preserve">10.1%</w:t>
             </w:r>
           </w:p>
         </w:tc>
@@ -8032,7 +8032,7 @@
                 <w:sz w:val="17"/>
                 <w:szCs w:val="17"/>
               </w:rPr>
-              <w:t xml:space="preserve">9/12</w:t>
+              <w:t xml:space="preserve">6/12</w:t>
             </w:r>
           </w:p>
         </w:tc>
@@ -8057,7 +8057,7 @@
                 <w:sz w:val="17"/>
                 <w:szCs w:val="17"/>
               </w:rPr>
-              <w:t xml:space="preserve">-10.7%</w:t>
+              <w:t xml:space="preserve">-3.9%</w:t>
             </w:r>
           </w:p>
         </w:tc>
@@ -8082,7 +8082,7 @@
                 <w:sz w:val="17"/>
                 <w:szCs w:val="17"/>
               </w:rPr>
-              <w:t xml:space="preserve">8.8%</w:t>
+              <w:t xml:space="preserve">5.2%</w:t>
             </w:r>
           </w:p>
         </w:tc>
@@ -8107,7 +8107,7 @@
                 <w:sz w:val="17"/>
                 <w:szCs w:val="17"/>
               </w:rPr>
-              <w:t xml:space="preserve">보통 - ROIC가 기간에 따라 흔들림</w:t>
+              <w:t xml:space="preserve">약함 - 두 자릿수 ROIC를 지킨 해가 절반 미만</w:t>
             </w:r>
           </w:p>
         </w:tc>
@@ -8161,7 +8161,7 @@
                 <w:sz w:val="17"/>
                 <w:szCs w:val="17"/>
               </w:rPr>
-              <w:t xml:space="preserve">XOM</w:t>
+              <w:t xml:space="preserve">PLTR</w:t>
             </w:r>
           </w:p>
         </w:tc>
@@ -8187,7 +8187,7 @@
                 <w:sz w:val="17"/>
                 <w:szCs w:val="17"/>
               </w:rPr>
-              <w:t xml:space="preserve">EXXON MOBIL CORP</w:t>
+              <w:t xml:space="preserve">Palantir Technologies Inc.</w:t>
             </w:r>
           </w:p>
         </w:tc>
@@ -8213,7 +8213,7 @@
                 <w:sz w:val="17"/>
                 <w:szCs w:val="17"/>
               </w:rPr>
-              <w:t xml:space="preserve">42</w:t>
+              <w:t xml:space="preserve">37</w:t>
             </w:r>
           </w:p>
         </w:tc>
@@ -8239,7 +8239,7 @@
                 <w:sz w:val="17"/>
                 <w:szCs w:val="17"/>
               </w:rPr>
-              <w:t xml:space="preserve">10.1%</w:t>
+              <w:t xml:space="preserve">—</w:t>
             </w:r>
           </w:p>
         </w:tc>
@@ -8265,7 +8265,7 @@
                 <w:sz w:val="17"/>
                 <w:szCs w:val="17"/>
               </w:rPr>
-              <w:t xml:space="preserve">6/12</w:t>
+              <w:t xml:space="preserve">0/0</w:t>
             </w:r>
           </w:p>
         </w:tc>
@@ -8291,7 +8291,7 @@
                 <w:sz w:val="17"/>
                 <w:szCs w:val="17"/>
               </w:rPr>
-              <w:t xml:space="preserve">-3.9%</w:t>
+              <w:t xml:space="preserve">56.0%</w:t>
             </w:r>
           </w:p>
         </w:tc>
@@ -8317,7 +8317,7 @@
                 <w:sz w:val="17"/>
                 <w:szCs w:val="17"/>
               </w:rPr>
-              <w:t xml:space="preserve">5.2%</w:t>
+              <w:t xml:space="preserve">—</w:t>
             </w:r>
           </w:p>
         </w:tc>
@@ -8343,7 +8343,7 @@
                 <w:sz w:val="17"/>
                 <w:szCs w:val="17"/>
               </w:rPr>
-              <w:t xml:space="preserve">약함 - 두 자릿수 ROIC를 지킨 해가 절반 미만</w:t>
+              <w:t xml:space="preserve">판정불가</w:t>
             </w:r>
           </w:p>
         </w:tc>
@@ -9139,7 +9139,7 @@
                 <w:sz w:val="17"/>
                 <w:szCs w:val="17"/>
               </w:rPr>
-              <w:t xml:space="preserve">25</w:t>
+              <w:t xml:space="preserve">28</w:t>
             </w:r>
           </w:p>
         </w:tc>
@@ -9165,7 +9165,7 @@
                 <w:sz w:val="17"/>
                 <w:szCs w:val="17"/>
               </w:rPr>
-              <w:t xml:space="preserve">12.1%</w:t>
+              <w:t xml:space="preserve">12.6%</w:t>
             </w:r>
           </w:p>
         </w:tc>
@@ -9217,7 +9217,7 @@
                 <w:sz w:val="17"/>
                 <w:szCs w:val="17"/>
               </w:rPr>
-              <w:t xml:space="preserve">-14.8%</w:t>
+              <w:t xml:space="preserve">-22.1%</w:t>
             </w:r>
           </w:p>
         </w:tc>
@@ -9243,7 +9243,7 @@
                 <w:sz w:val="17"/>
                 <w:szCs w:val="17"/>
               </w:rPr>
-              <w:t xml:space="preserve">-12.6%</w:t>
+              <w:t xml:space="preserve">-12.5%</w:t>
             </w:r>
           </w:p>
         </w:tc>
@@ -9321,7 +9321,7 @@
                 <w:sz w:val="17"/>
                 <w:szCs w:val="17"/>
               </w:rPr>
-              <w:t xml:space="preserve">RTX</w:t>
+              <w:t xml:space="preserve">TSLA</w:t>
             </w:r>
           </w:p>
         </w:tc>
@@ -9346,7 +9346,7 @@
                 <w:sz w:val="17"/>
                 <w:szCs w:val="17"/>
               </w:rPr>
-              <w:t xml:space="preserve">RTX Corp</w:t>
+              <w:t xml:space="preserve">Tesla, Inc.</w:t>
             </w:r>
           </w:p>
         </w:tc>
@@ -9371,7 +9371,7 @@
                 <w:sz w:val="17"/>
                 <w:szCs w:val="17"/>
               </w:rPr>
-              <w:t xml:space="preserve">25</w:t>
+              <w:t xml:space="preserve">28</w:t>
             </w:r>
           </w:p>
         </w:tc>
@@ -9396,7 +9396,7 @@
                 <w:sz w:val="17"/>
                 <w:szCs w:val="17"/>
               </w:rPr>
-              <w:t xml:space="preserve">6.8%</w:t>
+              <w:t xml:space="preserve">9.1%</w:t>
             </w:r>
           </w:p>
         </w:tc>
@@ -9421,7 +9421,7 @@
                 <w:sz w:val="17"/>
                 <w:szCs w:val="17"/>
               </w:rPr>
-              <w:t xml:space="preserve">4/12</w:t>
+              <w:t xml:space="preserve">5/11</w:t>
             </w:r>
           </w:p>
         </w:tc>
@@ -9446,7 +9446,7 @@
                 <w:sz w:val="17"/>
                 <w:szCs w:val="17"/>
               </w:rPr>
-              <w:t xml:space="preserve">0.8%</w:t>
+              <w:t xml:space="preserve">9.6%</w:t>
             </w:r>
           </w:p>
         </w:tc>
@@ -9471,7 +9471,7 @@
                 <w:sz w:val="17"/>
                 <w:szCs w:val="17"/>
               </w:rPr>
-              <w:t xml:space="preserve">2.2%</w:t>
+              <w:t xml:space="preserve">-4.0%</w:t>
             </w:r>
           </w:p>
         </w:tc>
@@ -9550,7 +9550,7 @@
                 <w:sz w:val="17"/>
                 <w:szCs w:val="17"/>
               </w:rPr>
-              <w:t xml:space="preserve">TSLA</w:t>
+              <w:t xml:space="preserve">RTX</w:t>
             </w:r>
           </w:p>
         </w:tc>
@@ -9576,7 +9576,7 @@
                 <w:sz w:val="17"/>
                 <w:szCs w:val="17"/>
               </w:rPr>
-              <w:t xml:space="preserve">Tesla, Inc.</w:t>
+              <w:t xml:space="preserve">RTX Corp</w:t>
             </w:r>
           </w:p>
         </w:tc>
@@ -9602,7 +9602,7 @@
                 <w:sz w:val="17"/>
                 <w:szCs w:val="17"/>
               </w:rPr>
-              <w:t xml:space="preserve">24</w:t>
+              <w:t xml:space="preserve">28</w:t>
             </w:r>
           </w:p>
         </w:tc>
@@ -9628,7 +9628,7 @@
                 <w:sz w:val="17"/>
                 <w:szCs w:val="17"/>
               </w:rPr>
-              <w:t xml:space="preserve">5.9%</w:t>
+              <w:t xml:space="preserve">6.8%</w:t>
             </w:r>
           </w:p>
         </w:tc>
@@ -9654,7 +9654,7 @@
                 <w:sz w:val="17"/>
                 <w:szCs w:val="17"/>
               </w:rPr>
-              <w:t xml:space="preserve">5/11</w:t>
+              <w:t xml:space="preserve">4/12</w:t>
             </w:r>
           </w:p>
         </w:tc>
@@ -9680,7 +9680,7 @@
                 <w:sz w:val="17"/>
                 <w:szCs w:val="17"/>
               </w:rPr>
-              <w:t xml:space="preserve">5.9%</w:t>
+              <w:t xml:space="preserve">0.9%</w:t>
             </w:r>
           </w:p>
         </w:tc>
@@ -9706,7 +9706,7 @@
                 <w:sz w:val="17"/>
                 <w:szCs w:val="17"/>
               </w:rPr>
-              <w:t xml:space="preserve">-7.1%</w:t>
+              <w:t xml:space="preserve">2.3%</w:t>
             </w:r>
           </w:p>
         </w:tc>
@@ -9859,7 +9859,7 @@
                 <w:sz w:val="17"/>
                 <w:szCs w:val="17"/>
               </w:rPr>
-              <w:t xml:space="preserve">5.6%</w:t>
+              <w:t xml:space="preserve">5.9%</w:t>
             </w:r>
           </w:p>
         </w:tc>
@@ -9909,7 +9909,7 @@
                 <w:sz w:val="17"/>
                 <w:szCs w:val="17"/>
               </w:rPr>
-              <w:t xml:space="preserve">7.2%</w:t>
+              <w:t xml:space="preserve">7.9%</w:t>
             </w:r>
           </w:p>
         </w:tc>
@@ -9934,7 +9934,7 @@
                 <w:sz w:val="17"/>
                 <w:szCs w:val="17"/>
               </w:rPr>
-              <w:t xml:space="preserve">-8.8%</w:t>
+              <w:t xml:space="preserve">-8.4%</w:t>
             </w:r>
           </w:p>
         </w:tc>
@@ -10357,7 +10357,7 @@
                 <w:sz w:val="17"/>
                 <w:szCs w:val="17"/>
               </w:rPr>
-              <w:t xml:space="preserve">XOM</w:t>
+              <w:t xml:space="preserve">MRK</w:t>
             </w:r>
           </w:p>
         </w:tc>
@@ -10382,7 +10382,7 @@
                 <w:sz w:val="17"/>
                 <w:szCs w:val="17"/>
               </w:rPr>
-              <w:t xml:space="preserve">EXXON MOBIL CORP</w:t>
+              <w:t xml:space="preserve">Merck &amp; Co., Inc.</w:t>
             </w:r>
           </w:p>
         </w:tc>
@@ -10407,7 +10407,7 @@
                 <w:sz w:val="17"/>
                 <w:szCs w:val="17"/>
               </w:rPr>
-              <w:t xml:space="preserve">31</w:t>
+              <w:t xml:space="preserve">13</w:t>
             </w:r>
           </w:p>
         </w:tc>
@@ -10432,7 +10432,7 @@
                 <w:sz w:val="17"/>
                 <w:szCs w:val="17"/>
               </w:rPr>
-              <w:t xml:space="preserve">638</w:t>
+              <w:t xml:space="preserve">318</w:t>
             </w:r>
           </w:p>
         </w:tc>
@@ -10457,7 +10457,7 @@
                 <w:sz w:val="17"/>
                 <w:szCs w:val="17"/>
               </w:rPr>
-              <w:t xml:space="preserve">462</w:t>
+              <w:t xml:space="preserve">181</w:t>
             </w:r>
           </w:p>
         </w:tc>
@@ -10482,7 +10482,7 @@
                 <w:sz w:val="17"/>
                 <w:szCs w:val="17"/>
               </w:rPr>
-              <w:t xml:space="preserve">743</w:t>
+              <w:t xml:space="preserve">315</w:t>
             </w:r>
           </w:p>
         </w:tc>
@@ -10507,7 +10507,7 @@
                 <w:sz w:val="17"/>
                 <w:szCs w:val="17"/>
               </w:rPr>
-              <w:t xml:space="preserve">1,663</w:t>
+              <w:t xml:space="preserve">704</w:t>
             </w:r>
           </w:p>
         </w:tc>
@@ -10532,7 +10532,7 @@
                 <w:sz w:val="17"/>
                 <w:szCs w:val="17"/>
               </w:rPr>
-              <w:t xml:space="preserve">0.9x</w:t>
+              <w:t xml:space="preserve">1.0x</w:t>
             </w:r>
           </w:p>
         </w:tc>
@@ -10557,7 +10557,7 @@
                 <w:sz w:val="17"/>
                 <w:szCs w:val="17"/>
               </w:rPr>
-              <w:t xml:space="preserve">14%</w:t>
+              <w:t xml:space="preserve">-1%</w:t>
             </w:r>
           </w:p>
         </w:tc>
@@ -10582,7 +10582,7 @@
                 <w:sz w:val="17"/>
                 <w:szCs w:val="17"/>
               </w:rPr>
-              <w:t xml:space="preserve">경계선</w:t>
+              <w:t xml:space="preserve">범위밖</w:t>
             </w:r>
           </w:p>
         </w:tc>
@@ -10610,7 +10610,7 @@
                 <w:sz w:val="17"/>
                 <w:szCs w:val="17"/>
               </w:rPr>
-              <w:t xml:space="preserve">MRK</w:t>
+              <w:t xml:space="preserve">MA</w:t>
             </w:r>
           </w:p>
         </w:tc>
@@ -10636,7 +10636,7 @@
                 <w:sz w:val="17"/>
                 <w:szCs w:val="17"/>
               </w:rPr>
-              <w:t xml:space="preserve">Merck &amp; Co., Inc.</w:t>
+              <w:t xml:space="preserve">Mastercard Inc</w:t>
             </w:r>
           </w:p>
         </w:tc>
@@ -10662,7 +10662,7 @@
                 <w:sz w:val="17"/>
                 <w:szCs w:val="17"/>
               </w:rPr>
-              <w:t xml:space="preserve">13</w:t>
+              <w:t xml:space="preserve">17</w:t>
             </w:r>
           </w:p>
         </w:tc>
@@ -10688,7 +10688,7 @@
                 <w:sz w:val="17"/>
                 <w:szCs w:val="17"/>
               </w:rPr>
-              <w:t xml:space="preserve">318</w:t>
+              <w:t xml:space="preserve">502</w:t>
             </w:r>
           </w:p>
         </w:tc>
@@ -10714,7 +10714,7 @@
                 <w:sz w:val="17"/>
                 <w:szCs w:val="17"/>
               </w:rPr>
-              <w:t xml:space="preserve">184</w:t>
+              <w:t xml:space="preserve">269</w:t>
             </w:r>
           </w:p>
         </w:tc>
@@ -10740,7 +10740,7 @@
                 <w:sz w:val="17"/>
                 <w:szCs w:val="17"/>
               </w:rPr>
-              <w:t xml:space="preserve">310</w:t>
+              <w:t xml:space="preserve">408</w:t>
             </w:r>
           </w:p>
         </w:tc>
@@ -10766,7 +10766,7 @@
                 <w:sz w:val="17"/>
                 <w:szCs w:val="17"/>
               </w:rPr>
-              <w:t xml:space="preserve">693</w:t>
+              <w:t xml:space="preserve">913</w:t>
             </w:r>
           </w:p>
         </w:tc>
@@ -10792,7 +10792,7 @@
                 <w:sz w:val="17"/>
                 <w:szCs w:val="17"/>
               </w:rPr>
-              <w:t xml:space="preserve">1.0x</w:t>
+              <w:t xml:space="preserve">1.2x</w:t>
             </w:r>
           </w:p>
         </w:tc>
@@ -10818,7 +10818,7 @@
                 <w:sz w:val="17"/>
                 <w:szCs w:val="17"/>
               </w:rPr>
-              <w:t xml:space="preserve">-3%</w:t>
+              <w:t xml:space="preserve">-23%</w:t>
             </w:r>
           </w:p>
         </w:tc>
@@ -10921,7 +10921,7 @@
                 <w:sz w:val="17"/>
                 <w:szCs w:val="17"/>
               </w:rPr>
-              <w:t xml:space="preserve">23</w:t>
+              <w:t xml:space="preserve">21</w:t>
             </w:r>
           </w:p>
         </w:tc>
@@ -10971,7 +10971,7 @@
                 <w:sz w:val="17"/>
                 <w:szCs w:val="17"/>
               </w:rPr>
-              <w:t xml:space="preserve">315</w:t>
+              <w:t xml:space="preserve">284</w:t>
             </w:r>
           </w:p>
         </w:tc>
@@ -10996,7 +10996,7 @@
                 <w:sz w:val="17"/>
                 <w:szCs w:val="17"/>
               </w:rPr>
-              <w:t xml:space="preserve">549</w:t>
+              <w:t xml:space="preserve">495</w:t>
             </w:r>
           </w:p>
         </w:tc>
@@ -11021,7 +11021,7 @@
                 <w:sz w:val="17"/>
                 <w:szCs w:val="17"/>
               </w:rPr>
-              <w:t xml:space="preserve">1,228</w:t>
+              <w:t xml:space="preserve">1,107</w:t>
             </w:r>
           </w:p>
         </w:tc>
@@ -11046,7 +11046,7 @@
                 <w:sz w:val="17"/>
                 <w:szCs w:val="17"/>
               </w:rPr>
-              <w:t xml:space="preserve">1.1x</w:t>
+              <w:t xml:space="preserve">1.2x</w:t>
             </w:r>
           </w:p>
         </w:tc>
@@ -11071,7 +11071,7 @@
                 <w:sz w:val="17"/>
                 <w:szCs w:val="17"/>
               </w:rPr>
-              <w:t xml:space="preserve">-12%</w:t>
+              <w:t xml:space="preserve">-24%</w:t>
             </w:r>
           </w:p>
         </w:tc>
@@ -11124,7 +11124,7 @@
                 <w:sz w:val="17"/>
                 <w:szCs w:val="17"/>
               </w:rPr>
-              <w:t xml:space="preserve">MA</w:t>
+              <w:t xml:space="preserve">XOM</w:t>
             </w:r>
           </w:p>
         </w:tc>
@@ -11150,7 +11150,7 @@
                 <w:sz w:val="17"/>
                 <w:szCs w:val="17"/>
               </w:rPr>
-              <w:t xml:space="preserve">Mastercard Inc</w:t>
+              <w:t xml:space="preserve">EXXON MOBIL CORP</w:t>
             </w:r>
           </w:p>
         </w:tc>
@@ -11176,7 +11176,7 @@
                 <w:sz w:val="17"/>
                 <w:szCs w:val="17"/>
               </w:rPr>
-              <w:t xml:space="preserve">17</w:t>
+              <w:t xml:space="preserve">31</w:t>
             </w:r>
           </w:p>
         </w:tc>
@@ -11202,7 +11202,7 @@
                 <w:sz w:val="17"/>
                 <w:szCs w:val="17"/>
               </w:rPr>
-              <w:t xml:space="preserve">502</w:t>
+              <w:t xml:space="preserve">638</w:t>
             </w:r>
           </w:p>
         </w:tc>
@@ -11228,7 +11228,7 @@
                 <w:sz w:val="17"/>
                 <w:szCs w:val="17"/>
               </w:rPr>
-              <w:t xml:space="preserve">269</w:t>
+              <w:t xml:space="preserve">329</w:t>
             </w:r>
           </w:p>
         </w:tc>
@@ -11254,7 +11254,7 @@
                 <w:sz w:val="17"/>
                 <w:szCs w:val="17"/>
               </w:rPr>
-              <w:t xml:space="preserve">408</w:t>
+              <w:t xml:space="preserve">508</w:t>
             </w:r>
           </w:p>
         </w:tc>
@@ -11280,7 +11280,7 @@
                 <w:sz w:val="17"/>
                 <w:szCs w:val="17"/>
               </w:rPr>
-              <w:t xml:space="preserve">913</w:t>
+              <w:t xml:space="preserve">822</w:t>
             </w:r>
           </w:p>
         </w:tc>
@@ -11306,7 +11306,7 @@
                 <w:sz w:val="17"/>
                 <w:szCs w:val="17"/>
               </w:rPr>
-              <w:t xml:space="preserve">1.2x</w:t>
+              <w:t xml:space="preserve">1.3x</w:t>
             </w:r>
           </w:p>
         </w:tc>
@@ -11332,7 +11332,7 @@
                 <w:sz w:val="17"/>
                 <w:szCs w:val="17"/>
               </w:rPr>
-              <w:t xml:space="preserve">-23%</w:t>
+              <w:t xml:space="preserve">-25%</w:t>
             </w:r>
           </w:p>
         </w:tc>
@@ -11742,7 +11742,7 @@
                 <w:sz w:val="17"/>
                 <w:szCs w:val="17"/>
               </w:rPr>
-              <w:t xml:space="preserve">218</w:t>
+              <w:t xml:space="preserve">216</w:t>
             </w:r>
           </w:p>
         </w:tc>
@@ -11768,7 +11768,7 @@
                 <w:sz w:val="17"/>
                 <w:szCs w:val="17"/>
               </w:rPr>
-              <w:t xml:space="preserve">283</w:t>
+              <w:t xml:space="preserve">281</w:t>
             </w:r>
           </w:p>
         </w:tc>
@@ -11794,7 +11794,7 @@
                 <w:sz w:val="17"/>
                 <w:szCs w:val="17"/>
               </w:rPr>
-              <w:t xml:space="preserve">411</w:t>
+              <w:t xml:space="preserve">408</w:t>
             </w:r>
           </w:p>
         </w:tc>
@@ -11846,7 +11846,7 @@
                 <w:sz w:val="17"/>
                 <w:szCs w:val="17"/>
               </w:rPr>
-              <w:t xml:space="preserve">-32%</w:t>
+              <w:t xml:space="preserve">-33%</w:t>
             </w:r>
           </w:p>
         </w:tc>
@@ -11999,7 +11999,7 @@
                 <w:sz w:val="17"/>
                 <w:szCs w:val="17"/>
               </w:rPr>
-              <w:t xml:space="preserve">285</w:t>
+              <w:t xml:space="preserve">284</w:t>
             </w:r>
           </w:p>
         </w:tc>
@@ -12024,7 +12024,7 @@
                 <w:sz w:val="17"/>
                 <w:szCs w:val="17"/>
               </w:rPr>
-              <w:t xml:space="preserve">449</w:t>
+              <w:t xml:space="preserve">448</w:t>
             </w:r>
           </w:p>
         </w:tc>
@@ -12049,7 +12049,7 @@
                 <w:sz w:val="17"/>
                 <w:szCs w:val="17"/>
               </w:rPr>
-              <w:t xml:space="preserve">736</w:t>
+              <w:t xml:space="preserve">735</w:t>
             </w:r>
           </w:p>
         </w:tc>
@@ -12152,7 +12152,7 @@
                 <w:sz w:val="17"/>
                 <w:szCs w:val="17"/>
               </w:rPr>
-              <w:t xml:space="preserve">CSCO</w:t>
+              <w:t xml:space="preserve">PG</w:t>
             </w:r>
           </w:p>
         </w:tc>
@@ -12178,7 +12178,7 @@
                 <w:sz w:val="17"/>
                 <w:szCs w:val="17"/>
               </w:rPr>
-              <w:t xml:space="preserve">CISCO SYSTEMS, INC.</w:t>
+              <w:t xml:space="preserve">PROCTER &amp; GAMBLE Co</w:t>
             </w:r>
           </w:p>
         </w:tc>
@@ -12230,7 +12230,7 @@
                 <w:sz w:val="17"/>
                 <w:szCs w:val="17"/>
               </w:rPr>
-              <w:t xml:space="preserve">480</w:t>
+              <w:t xml:space="preserve">339</w:t>
             </w:r>
           </w:p>
         </w:tc>
@@ -12256,7 +12256,7 @@
                 <w:sz w:val="17"/>
                 <w:szCs w:val="17"/>
               </w:rPr>
-              <w:t xml:space="preserve">224</w:t>
+              <w:t xml:space="preserve">149</w:t>
             </w:r>
           </w:p>
         </w:tc>
@@ -12282,7 +12282,7 @@
                 <w:sz w:val="17"/>
                 <w:szCs w:val="17"/>
               </w:rPr>
-              <w:t xml:space="preserve">344</w:t>
+              <w:t xml:space="preserve">215</w:t>
             </w:r>
           </w:p>
         </w:tc>
@@ -12308,7 +12308,7 @@
                 <w:sz w:val="17"/>
                 <w:szCs w:val="17"/>
               </w:rPr>
-              <w:t xml:space="preserve">770</w:t>
+              <w:t xml:space="preserve">333</w:t>
             </w:r>
           </w:p>
         </w:tc>
@@ -12334,7 +12334,7 @@
                 <w:sz w:val="17"/>
                 <w:szCs w:val="17"/>
               </w:rPr>
-              <w:t xml:space="preserve">1.4x</w:t>
+              <w:t xml:space="preserve">1.6x</w:t>
             </w:r>
           </w:p>
         </w:tc>
@@ -12360,7 +12360,7 @@
                 <w:sz w:val="17"/>
                 <w:szCs w:val="17"/>
               </w:rPr>
-              <w:t xml:space="preserve">-40%</w:t>
+              <w:t xml:space="preserve">-58%</w:t>
             </w:r>
           </w:p>
         </w:tc>
@@ -12413,7 +12413,7 @@
                 <w:sz w:val="17"/>
                 <w:szCs w:val="17"/>
               </w:rPr>
-              <w:t xml:space="preserve">MSFT</w:t>
+              <w:t xml:space="preserve">DELL</w:t>
             </w:r>
           </w:p>
         </w:tc>
@@ -12438,7 +12438,7 @@
                 <w:sz w:val="17"/>
                 <w:szCs w:val="17"/>
               </w:rPr>
-              <w:t xml:space="preserve">MICROSOFT CORP</w:t>
+              <w:t xml:space="preserve">Dell Technologies Inc.</w:t>
             </w:r>
           </w:p>
         </w:tc>
@@ -12463,7 +12463,7 @@
                 <w:sz w:val="17"/>
                 <w:szCs w:val="17"/>
               </w:rPr>
-              <w:t xml:space="preserve">107</w:t>
+              <w:t xml:space="preserve">7</w:t>
             </w:r>
           </w:p>
         </w:tc>
@@ -12488,7 +12488,7 @@
                 <w:sz w:val="17"/>
                 <w:szCs w:val="17"/>
               </w:rPr>
-              <w:t xml:space="preserve">3,713</w:t>
+              <w:t xml:space="preserve">293</w:t>
             </w:r>
           </w:p>
         </w:tc>
@@ -12513,7 +12513,7 @@
                 <w:sz w:val="17"/>
                 <w:szCs w:val="17"/>
               </w:rPr>
-              <w:t xml:space="preserve">1,501</w:t>
+              <w:t xml:space="preserve">89</w:t>
             </w:r>
           </w:p>
         </w:tc>
@@ -12538,7 +12538,7 @@
                 <w:sz w:val="17"/>
                 <w:szCs w:val="17"/>
               </w:rPr>
-              <w:t xml:space="preserve">2,521</w:t>
+              <w:t xml:space="preserve">161</w:t>
             </w:r>
           </w:p>
         </w:tc>
@@ -12563,7 +12563,7 @@
                 <w:sz w:val="17"/>
                 <w:szCs w:val="17"/>
               </w:rPr>
-              <w:t xml:space="preserve">5,641</w:t>
+              <w:t xml:space="preserve">341</w:t>
             </w:r>
           </w:p>
         </w:tc>
@@ -12588,7 +12588,7 @@
                 <w:sz w:val="17"/>
                 <w:szCs w:val="17"/>
               </w:rPr>
-              <w:t xml:space="preserve">1.5x</w:t>
+              <w:t xml:space="preserve">1.8x</w:t>
             </w:r>
           </w:p>
         </w:tc>
@@ -12613,7 +12613,7 @@
                 <w:sz w:val="17"/>
                 <w:szCs w:val="17"/>
               </w:rPr>
-              <w:t xml:space="preserve">-47%</w:t>
+              <w:t xml:space="preserve">-82%</w:t>
             </w:r>
           </w:p>
         </w:tc>
@@ -12666,7 +12666,7 @@
                 <w:sz w:val="17"/>
                 <w:szCs w:val="17"/>
               </w:rPr>
-              <w:t xml:space="preserve">PG</w:t>
+              <w:t xml:space="preserve">META</w:t>
             </w:r>
           </w:p>
         </w:tc>
@@ -12692,7 +12692,7 @@
                 <w:sz w:val="17"/>
                 <w:szCs w:val="17"/>
               </w:rPr>
-              <w:t xml:space="preserve">PROCTER &amp; GAMBLE Co</w:t>
+              <w:t xml:space="preserve">Meta Platforms, Inc.</w:t>
             </w:r>
           </w:p>
         </w:tc>
@@ -12718,7 +12718,7 @@
                 <w:sz w:val="17"/>
                 <w:szCs w:val="17"/>
               </w:rPr>
-              <w:t xml:space="preserve">15</w:t>
+              <w:t xml:space="preserve">40</w:t>
             </w:r>
           </w:p>
         </w:tc>
@@ -12744,7 +12744,7 @@
                 <w:sz w:val="17"/>
                 <w:szCs w:val="17"/>
               </w:rPr>
-              <w:t xml:space="preserve">339</w:t>
+              <w:t xml:space="preserve">1,498</w:t>
             </w:r>
           </w:p>
         </w:tc>
@@ -12770,7 +12770,7 @@
                 <w:sz w:val="17"/>
                 <w:szCs w:val="17"/>
               </w:rPr>
-              <w:t xml:space="preserve">149</w:t>
+              <w:t xml:space="preserve">468</w:t>
             </w:r>
           </w:p>
         </w:tc>
@@ -12796,7 +12796,7 @@
                 <w:sz w:val="17"/>
                 <w:szCs w:val="17"/>
               </w:rPr>
-              <w:t xml:space="preserve">215</w:t>
+              <w:t xml:space="preserve">818</w:t>
             </w:r>
           </w:p>
         </w:tc>
@@ -12822,7 +12822,7 @@
                 <w:sz w:val="17"/>
                 <w:szCs w:val="17"/>
               </w:rPr>
-              <w:t xml:space="preserve">333</w:t>
+              <w:t xml:space="preserve">1,432</w:t>
             </w:r>
           </w:p>
         </w:tc>
@@ -12848,7 +12848,7 @@
                 <w:sz w:val="17"/>
                 <w:szCs w:val="17"/>
               </w:rPr>
-              <w:t xml:space="preserve">1.6x</w:t>
+              <w:t xml:space="preserve">1.8x</w:t>
             </w:r>
           </w:p>
         </w:tc>
@@ -12874,7 +12874,7 @@
                 <w:sz w:val="17"/>
                 <w:szCs w:val="17"/>
               </w:rPr>
-              <w:t xml:space="preserve">-58%</w:t>
+              <w:t xml:space="preserve">-83%</w:t>
             </w:r>
           </w:p>
         </w:tc>
@@ -12927,7 +12927,7 @@
                 <w:sz w:val="17"/>
                 <w:szCs w:val="17"/>
               </w:rPr>
-              <w:t xml:space="preserve">DELL</w:t>
+              <w:t xml:space="preserve">PM</w:t>
             </w:r>
           </w:p>
         </w:tc>
@@ -12952,7 +12952,7 @@
                 <w:sz w:val="17"/>
                 <w:szCs w:val="17"/>
               </w:rPr>
-              <w:t xml:space="preserve">Dell Technologies Inc.</w:t>
+              <w:t xml:space="preserve">Philip Morris International Inc.</w:t>
             </w:r>
           </w:p>
         </w:tc>
@@ -12977,7 +12977,7 @@
                 <w:sz w:val="17"/>
                 <w:szCs w:val="17"/>
               </w:rPr>
-              <w:t xml:space="preserve">7</w:t>
+              <w:t xml:space="preserve">11</w:t>
             </w:r>
           </w:p>
         </w:tc>
@@ -13002,7 +13002,7 @@
                 <w:sz w:val="17"/>
                 <w:szCs w:val="17"/>
               </w:rPr>
-              <w:t xml:space="preserve">293</w:t>
+              <w:t xml:space="preserve">295</w:t>
             </w:r>
           </w:p>
         </w:tc>
@@ -13027,7 +13027,7 @@
                 <w:sz w:val="17"/>
                 <w:szCs w:val="17"/>
               </w:rPr>
-              <w:t xml:space="preserve">89</w:t>
+              <w:t xml:space="preserve">108</w:t>
             </w:r>
           </w:p>
         </w:tc>
@@ -13052,7 +13052,7 @@
                 <w:sz w:val="17"/>
                 <w:szCs w:val="17"/>
               </w:rPr>
-              <w:t xml:space="preserve">161</w:t>
+              <w:t xml:space="preserve">158</w:t>
             </w:r>
           </w:p>
         </w:tc>
@@ -13077,7 +13077,7 @@
                 <w:sz w:val="17"/>
                 <w:szCs w:val="17"/>
               </w:rPr>
-              <w:t xml:space="preserve">341</w:t>
+              <w:t xml:space="preserve">248</w:t>
             </w:r>
           </w:p>
         </w:tc>
@@ -13102,7 +13102,7 @@
                 <w:sz w:val="17"/>
                 <w:szCs w:val="17"/>
               </w:rPr>
-              <w:t xml:space="preserve">1.8x</w:t>
+              <w:t xml:space="preserve">1.9x</w:t>
             </w:r>
           </w:p>
         </w:tc>
@@ -13127,7 +13127,7 @@
                 <w:sz w:val="17"/>
                 <w:szCs w:val="17"/>
               </w:rPr>
-              <w:t xml:space="preserve">-82%</w:t>
+              <w:t xml:space="preserve">-86%</w:t>
             </w:r>
           </w:p>
         </w:tc>
@@ -13180,7 +13180,7 @@
                 <w:sz w:val="17"/>
                 <w:szCs w:val="17"/>
               </w:rPr>
-              <w:t xml:space="preserve">PM</w:t>
+              <w:t xml:space="preserve">RTX</w:t>
             </w:r>
           </w:p>
         </w:tc>
@@ -13206,7 +13206,7 @@
                 <w:sz w:val="17"/>
                 <w:szCs w:val="17"/>
               </w:rPr>
-              <w:t xml:space="preserve">Philip Morris International Inc.</w:t>
+              <w:t xml:space="preserve">RTX Corp</w:t>
             </w:r>
           </w:p>
         </w:tc>
@@ -13232,7 +13232,7 @@
                 <w:sz w:val="17"/>
                 <w:szCs w:val="17"/>
               </w:rPr>
-              <w:t xml:space="preserve">11</w:t>
+              <w:t xml:space="preserve">9</w:t>
             </w:r>
           </w:p>
         </w:tc>
@@ -13258,7 +13258,7 @@
                 <w:sz w:val="17"/>
                 <w:szCs w:val="17"/>
               </w:rPr>
-              <w:t xml:space="preserve">295</w:t>
+              <w:t xml:space="preserve">299</w:t>
             </w:r>
           </w:p>
         </w:tc>
@@ -13284,7 +13284,7 @@
                 <w:sz w:val="17"/>
                 <w:szCs w:val="17"/>
               </w:rPr>
-              <w:t xml:space="preserve">108</w:t>
+              <w:t xml:space="preserve">97</w:t>
             </w:r>
           </w:p>
         </w:tc>
@@ -13310,7 +13310,7 @@
                 <w:sz w:val="17"/>
                 <w:szCs w:val="17"/>
               </w:rPr>
-              <w:t xml:space="preserve">158</w:t>
+              <w:t xml:space="preserve">126</w:t>
             </w:r>
           </w:p>
         </w:tc>
@@ -13336,7 +13336,7 @@
                 <w:sz w:val="17"/>
                 <w:szCs w:val="17"/>
               </w:rPr>
-              <w:t xml:space="preserve">248</w:t>
+              <w:t xml:space="preserve">183</w:t>
             </w:r>
           </w:p>
         </w:tc>
@@ -13362,7 +13362,7 @@
                 <w:sz w:val="17"/>
                 <w:szCs w:val="17"/>
               </w:rPr>
-              <w:t xml:space="preserve">1.9x</w:t>
+              <w:t xml:space="preserve">2.4x</w:t>
             </w:r>
           </w:p>
         </w:tc>
@@ -13388,7 +13388,7 @@
                 <w:sz w:val="17"/>
                 <w:szCs w:val="17"/>
               </w:rPr>
-              <w:t xml:space="preserve">-86%</w:t>
+              <w:t xml:space="preserve">-138%</w:t>
             </w:r>
           </w:p>
         </w:tc>
@@ -13491,7 +13491,7 @@
                 <w:sz w:val="17"/>
                 <w:szCs w:val="17"/>
               </w:rPr>
-              <w:t xml:space="preserve">122</w:t>
+              <w:t xml:space="preserve">108</w:t>
             </w:r>
           </w:p>
         </w:tc>
@@ -13541,7 +13541,7 @@
                 <w:sz w:val="17"/>
                 <w:szCs w:val="17"/>
               </w:rPr>
-              <w:t xml:space="preserve">1,404</w:t>
+              <w:t xml:space="preserve">1,172</w:t>
             </w:r>
           </w:p>
         </w:tc>
@@ -13566,7 +13566,7 @@
                 <w:sz w:val="17"/>
                 <w:szCs w:val="17"/>
               </w:rPr>
-              <w:t xml:space="preserve">2,427</w:t>
+              <w:t xml:space="preserve">1,892</w:t>
             </w:r>
           </w:p>
         </w:tc>
@@ -13591,7 +13591,7 @@
                 <w:sz w:val="17"/>
                 <w:szCs w:val="17"/>
               </w:rPr>
-              <w:t xml:space="preserve">4,222</w:t>
+              <w:t xml:space="preserve">3,149</w:t>
             </w:r>
           </w:p>
         </w:tc>
@@ -13616,7 +13616,7 @@
                 <w:sz w:val="17"/>
                 <w:szCs w:val="17"/>
               </w:rPr>
-              <w:t xml:space="preserve">1.9x</w:t>
+              <w:t xml:space="preserve">2.4x</w:t>
             </w:r>
           </w:p>
         </w:tc>
@@ -13641,7 +13641,7 @@
                 <w:sz w:val="17"/>
                 <w:szCs w:val="17"/>
               </w:rPr>
-              <w:t xml:space="preserve">-91%</w:t>
+              <w:t xml:space="preserve">-145%</w:t>
             </w:r>
           </w:p>
         </w:tc>
@@ -13694,7 +13694,7 @@
                 <w:sz w:val="17"/>
                 <w:szCs w:val="17"/>
               </w:rPr>
-              <w:t xml:space="preserve">GOOG</w:t>
+              <w:t xml:space="preserve">LRCX</w:t>
             </w:r>
           </w:p>
         </w:tc>
@@ -13720,7 +13720,7 @@
                 <w:sz w:val="17"/>
                 <w:szCs w:val="17"/>
               </w:rPr>
-              <w:t xml:space="preserve">Alphabet Inc.</w:t>
+              <w:t xml:space="preserve">LAM RESEARCH CORP</w:t>
             </w:r>
           </w:p>
         </w:tc>
@@ -13746,7 +13746,7 @@
                 <w:sz w:val="17"/>
                 <w:szCs w:val="17"/>
               </w:rPr>
-              <w:t xml:space="preserve">81</w:t>
+              <w:t xml:space="preserve">6</w:t>
             </w:r>
           </w:p>
         </w:tc>
@@ -13772,7 +13772,7 @@
                 <w:sz w:val="17"/>
                 <w:szCs w:val="17"/>
               </w:rPr>
-              <w:t xml:space="preserve">4,276</w:t>
+              <w:t xml:space="preserve">390</w:t>
             </w:r>
           </w:p>
         </w:tc>
@@ -13798,7 +13798,7 @@
                 <w:sz w:val="17"/>
                 <w:szCs w:val="17"/>
               </w:rPr>
-              <w:t xml:space="preserve">1,084</w:t>
+              <w:t xml:space="preserve">114</w:t>
             </w:r>
           </w:p>
         </w:tc>
@@ -13824,7 +13824,7 @@
                 <w:sz w:val="17"/>
                 <w:szCs w:val="17"/>
               </w:rPr>
-              <w:t xml:space="preserve">1,905</w:t>
+              <w:t xml:space="preserve">153</w:t>
             </w:r>
           </w:p>
         </w:tc>
@@ -13850,7 +13850,7 @@
                 <w:sz w:val="17"/>
                 <w:szCs w:val="17"/>
               </w:rPr>
-              <w:t xml:space="preserve">4,264</w:t>
+              <w:t xml:space="preserve">342</w:t>
             </w:r>
           </w:p>
         </w:tc>
@@ -13876,7 +13876,7 @@
                 <w:sz w:val="17"/>
                 <w:szCs w:val="17"/>
               </w:rPr>
-              <w:t xml:space="preserve">2.2x</w:t>
+              <w:t xml:space="preserve">2.5x</w:t>
             </w:r>
           </w:p>
         </w:tc>
@@ -13902,7 +13902,7 @@
                 <w:sz w:val="17"/>
                 <w:szCs w:val="17"/>
               </w:rPr>
-              <w:t xml:space="preserve">-124%</w:t>
+              <w:t xml:space="preserve">-155%</w:t>
             </w:r>
           </w:p>
         </w:tc>
@@ -13955,7 +13955,7 @@
                 <w:sz w:val="17"/>
                 <w:szCs w:val="17"/>
               </w:rPr>
-              <w:t xml:space="preserve">RTX</w:t>
+              <w:t xml:space="preserve">NFLX</w:t>
             </w:r>
           </w:p>
         </w:tc>
@@ -13980,7 +13980,7 @@
                 <w:sz w:val="17"/>
                 <w:szCs w:val="17"/>
               </w:rPr>
-              <w:t xml:space="preserve">RTX Corp</w:t>
+              <w:t xml:space="preserve">NETFLIX INC</w:t>
             </w:r>
           </w:p>
         </w:tc>
@@ -14030,7 +14030,7 @@
                 <w:sz w:val="17"/>
                 <w:szCs w:val="17"/>
               </w:rPr>
-              <w:t xml:space="preserve">299</w:t>
+              <w:t xml:space="preserve">313</w:t>
             </w:r>
           </w:p>
         </w:tc>
@@ -14055,7 +14055,7 @@
                 <w:sz w:val="17"/>
                 <w:szCs w:val="17"/>
               </w:rPr>
-              <w:t xml:space="preserve">95</w:t>
+              <w:t xml:space="preserve">93</w:t>
             </w:r>
           </w:p>
         </w:tc>
@@ -14080,7 +14080,7 @@
                 <w:sz w:val="17"/>
                 <w:szCs w:val="17"/>
               </w:rPr>
-              <w:t xml:space="preserve">124</w:t>
+              <w:t xml:space="preserve">121</w:t>
             </w:r>
           </w:p>
         </w:tc>
@@ -14105,7 +14105,7 @@
                 <w:sz w:val="17"/>
                 <w:szCs w:val="17"/>
               </w:rPr>
-              <w:t xml:space="preserve">180</w:t>
+              <w:t xml:space="preserve">176</w:t>
             </w:r>
           </w:p>
         </w:tc>
@@ -14130,7 +14130,7 @@
                 <w:sz w:val="17"/>
                 <w:szCs w:val="17"/>
               </w:rPr>
-              <w:t xml:space="preserve">2.4x</w:t>
+              <w:t xml:space="preserve">2.6x</w:t>
             </w:r>
           </w:p>
         </w:tc>
@@ -14155,7 +14155,7 @@
                 <w:sz w:val="17"/>
                 <w:szCs w:val="17"/>
               </w:rPr>
-              <w:t xml:space="preserve">-141%</w:t>
+              <w:t xml:space="preserve">-159%</w:t>
             </w:r>
           </w:p>
         </w:tc>
@@ -14208,7 +14208,7 @@
                 <w:sz w:val="17"/>
                 <w:szCs w:val="17"/>
               </w:rPr>
-              <w:t xml:space="preserve">LRCX</w:t>
+              <w:t xml:space="preserve">GOOG</w:t>
             </w:r>
           </w:p>
         </w:tc>
@@ -14234,7 +14234,7 @@
                 <w:sz w:val="17"/>
                 <w:szCs w:val="17"/>
               </w:rPr>
-              <w:t xml:space="preserve">LAM RESEARCH CORP</w:t>
+              <w:t xml:space="preserve">Alphabet Inc.</w:t>
             </w:r>
           </w:p>
         </w:tc>
@@ -14260,7 +14260,7 @@
                 <w:sz w:val="17"/>
                 <w:szCs w:val="17"/>
               </w:rPr>
-              <w:t xml:space="preserve">6</w:t>
+              <w:t xml:space="preserve">70</w:t>
             </w:r>
           </w:p>
         </w:tc>
@@ -14286,7 +14286,7 @@
                 <w:sz w:val="17"/>
                 <w:szCs w:val="17"/>
               </w:rPr>
-              <w:t xml:space="preserve">390</w:t>
+              <w:t xml:space="preserve">4,276</w:t>
             </w:r>
           </w:p>
         </w:tc>
@@ -14312,7 +14312,7 @@
                 <w:sz w:val="17"/>
                 <w:szCs w:val="17"/>
               </w:rPr>
-              <w:t xml:space="preserve">82</w:t>
+              <w:t xml:space="preserve">1,098</w:t>
             </w:r>
           </w:p>
         </w:tc>
@@ -14338,7 +14338,7 @@
                 <w:sz w:val="17"/>
                 <w:szCs w:val="17"/>
               </w:rPr>
-              <w:t xml:space="preserve">153</w:t>
+              <w:t xml:space="preserve">1,647</w:t>
             </w:r>
           </w:p>
         </w:tc>
@@ -14364,7 +14364,7 @@
                 <w:sz w:val="17"/>
                 <w:szCs w:val="17"/>
               </w:rPr>
-              <w:t xml:space="preserve">295</w:t>
+              <w:t xml:space="preserve">3,685</w:t>
             </w:r>
           </w:p>
         </w:tc>
@@ -14390,7 +14390,7 @@
                 <w:sz w:val="17"/>
                 <w:szCs w:val="17"/>
               </w:rPr>
-              <w:t xml:space="preserve">2.5x</w:t>
+              <w:t xml:space="preserve">2.6x</w:t>
             </w:r>
           </w:p>
         </w:tc>
@@ -14416,7 +14416,7 @@
                 <w:sz w:val="17"/>
                 <w:szCs w:val="17"/>
               </w:rPr>
-              <w:t xml:space="preserve">-155%</w:t>
+              <w:t xml:space="preserve">-160%</w:t>
             </w:r>
           </w:p>
         </w:tc>
@@ -14983,7 +14983,7 @@
                 <w:sz w:val="17"/>
                 <w:szCs w:val="17"/>
               </w:rPr>
-              <w:t xml:space="preserve">NFLX</w:t>
+              <w:t xml:space="preserve">MSFT</w:t>
             </w:r>
           </w:p>
         </w:tc>
@@ -15008,7 +15008,7 @@
                 <w:sz w:val="17"/>
                 <w:szCs w:val="17"/>
               </w:rPr>
-              <w:t xml:space="preserve">NETFLIX INC</w:t>
+              <w:t xml:space="preserve">MICROSOFT CORP</w:t>
             </w:r>
           </w:p>
         </w:tc>
@@ -15033,7 +15033,7 @@
                 <w:sz w:val="17"/>
                 <w:szCs w:val="17"/>
               </w:rPr>
-              <w:t xml:space="preserve">8</w:t>
+              <w:t xml:space="preserve">84</w:t>
             </w:r>
           </w:p>
         </w:tc>
@@ -15058,7 +15058,7 @@
                 <w:sz w:val="17"/>
                 <w:szCs w:val="17"/>
               </w:rPr>
-              <w:t xml:space="preserve">313</w:t>
+              <w:t xml:space="preserve">3,713</w:t>
             </w:r>
           </w:p>
         </w:tc>
@@ -15083,7 +15083,7 @@
                 <w:sz w:val="17"/>
                 <w:szCs w:val="17"/>
               </w:rPr>
-              <w:t xml:space="preserve">84</w:t>
+              <w:t xml:space="preserve">878</w:t>
             </w:r>
           </w:p>
         </w:tc>
@@ -15108,7 +15108,7 @@
                 <w:sz w:val="17"/>
                 <w:szCs w:val="17"/>
               </w:rPr>
-              <w:t xml:space="preserve">109</w:t>
+              <w:t xml:space="preserve">1,347</w:t>
             </w:r>
           </w:p>
         </w:tc>
@@ -15133,7 +15133,7 @@
                 <w:sz w:val="17"/>
                 <w:szCs w:val="17"/>
               </w:rPr>
-              <w:t xml:space="preserve">158</w:t>
+              <w:t xml:space="preserve">2,170</w:t>
             </w:r>
           </w:p>
         </w:tc>
@@ -15158,7 +15158,7 @@
                 <w:sz w:val="17"/>
                 <w:szCs w:val="17"/>
               </w:rPr>
-              <w:t xml:space="preserve">2.9x</w:t>
+              <w:t xml:space="preserve">2.8x</w:t>
             </w:r>
           </w:p>
         </w:tc>
@@ -15183,7 +15183,7 @@
                 <w:sz w:val="17"/>
                 <w:szCs w:val="17"/>
               </w:rPr>
-              <w:t xml:space="preserve">-188%</w:t>
+              <w:t xml:space="preserve">-176%</w:t>
             </w:r>
           </w:p>
         </w:tc>
@@ -15236,7 +15236,7 @@
                 <w:sz w:val="17"/>
                 <w:szCs w:val="17"/>
               </w:rPr>
-              <w:t xml:space="preserve">GE</w:t>
+              <w:t xml:space="preserve">COST</w:t>
             </w:r>
           </w:p>
         </w:tc>
@@ -15262,7 +15262,7 @@
                 <w:sz w:val="17"/>
                 <w:szCs w:val="17"/>
               </w:rPr>
-              <w:t xml:space="preserve">GENERAL ELECTRIC CO</w:t>
+              <w:t xml:space="preserve">COSTCO WHOLESALE CORP /NEW</w:t>
             </w:r>
           </w:p>
         </w:tc>
@@ -15288,7 +15288,7 @@
                 <w:sz w:val="17"/>
                 <w:szCs w:val="17"/>
               </w:rPr>
-              <w:t xml:space="preserve">9</w:t>
+              <w:t xml:space="preserve">6</w:t>
             </w:r>
           </w:p>
         </w:tc>
@@ -15314,7 +15314,7 @@
                 <w:sz w:val="17"/>
                 <w:szCs w:val="17"/>
               </w:rPr>
-              <w:t xml:space="preserve">388</w:t>
+              <w:t xml:space="preserve">420</w:t>
             </w:r>
           </w:p>
         </w:tc>
@@ -15340,7 +15340,7 @@
                 <w:sz w:val="17"/>
                 <w:szCs w:val="17"/>
               </w:rPr>
-              <w:t xml:space="preserve">103</w:t>
+              <w:t xml:space="preserve">84</w:t>
             </w:r>
           </w:p>
         </w:tc>
@@ -15366,7 +15366,7 @@
                 <w:sz w:val="17"/>
                 <w:szCs w:val="17"/>
               </w:rPr>
-              <w:t xml:space="preserve">134</w:t>
+              <w:t xml:space="preserve">151</w:t>
             </w:r>
           </w:p>
         </w:tc>
@@ -15392,7 +15392,7 @@
                 <w:sz w:val="17"/>
                 <w:szCs w:val="17"/>
               </w:rPr>
-              <w:t xml:space="preserve">194</w:t>
+              <w:t xml:space="preserve">328</w:t>
             </w:r>
           </w:p>
         </w:tc>
@@ -15418,7 +15418,7 @@
                 <w:sz w:val="17"/>
                 <w:szCs w:val="17"/>
               </w:rPr>
-              <w:t xml:space="preserve">2.9x</w:t>
+              <w:t xml:space="preserve">2.8x</w:t>
             </w:r>
           </w:p>
         </w:tc>
@@ -15444,7 +15444,7 @@
                 <w:sz w:val="17"/>
                 <w:szCs w:val="17"/>
               </w:rPr>
-              <w:t xml:space="preserve">-190%</w:t>
+              <w:t xml:space="preserve">-178%</w:t>
             </w:r>
           </w:p>
         </w:tc>
@@ -15497,7 +15497,7 @@
                 <w:sz w:val="17"/>
                 <w:szCs w:val="17"/>
               </w:rPr>
-              <w:t xml:space="preserve">CAT</w:t>
+              <w:t xml:space="preserve">GE</w:t>
             </w:r>
           </w:p>
         </w:tc>
@@ -15522,7 +15522,7 @@
                 <w:sz w:val="17"/>
                 <w:szCs w:val="17"/>
               </w:rPr>
-              <w:t xml:space="preserve">CATERPILLAR INC</w:t>
+              <w:t xml:space="preserve">GENERAL ELECTRIC CO</w:t>
             </w:r>
           </w:p>
         </w:tc>
@@ -15547,7 +15547,7 @@
                 <w:sz w:val="17"/>
                 <w:szCs w:val="17"/>
               </w:rPr>
-              <w:t xml:space="preserve">8</w:t>
+              <w:t xml:space="preserve">9</w:t>
             </w:r>
           </w:p>
         </w:tc>
@@ -15572,7 +15572,7 @@
                 <w:sz w:val="17"/>
                 <w:szCs w:val="17"/>
               </w:rPr>
-              <w:t xml:space="preserve">392</w:t>
+              <w:t xml:space="preserve">388</w:t>
             </w:r>
           </w:p>
         </w:tc>
@@ -15597,7 +15597,7 @@
                 <w:sz w:val="17"/>
                 <w:szCs w:val="17"/>
               </w:rPr>
-              <w:t xml:space="preserve">84</w:t>
+              <w:t xml:space="preserve">103</w:t>
             </w:r>
           </w:p>
         </w:tc>
@@ -15622,7 +15622,7 @@
                 <w:sz w:val="17"/>
                 <w:szCs w:val="17"/>
               </w:rPr>
-              <w:t xml:space="preserve">135</w:t>
+              <w:t xml:space="preserve">134</w:t>
             </w:r>
           </w:p>
         </w:tc>
@@ -15647,7 +15647,7 @@
                 <w:sz w:val="17"/>
                 <w:szCs w:val="17"/>
               </w:rPr>
-              <w:t xml:space="preserve">224</w:t>
+              <w:t xml:space="preserve">194</w:t>
             </w:r>
           </w:p>
         </w:tc>
@@ -15697,7 +15697,7 @@
                 <w:sz w:val="17"/>
                 <w:szCs w:val="17"/>
               </w:rPr>
-              <w:t xml:space="preserve">-191%</w:t>
+              <w:t xml:space="preserve">-190%</w:t>
             </w:r>
           </w:p>
         </w:tc>
@@ -15750,7 +15750,7 @@
                 <w:sz w:val="17"/>
                 <w:szCs w:val="17"/>
               </w:rPr>
-              <w:t xml:space="preserve">COST</w:t>
+              <w:t xml:space="preserve">CAT</w:t>
             </w:r>
           </w:p>
         </w:tc>
@@ -15776,7 +15776,7 @@
                 <w:sz w:val="17"/>
                 <w:szCs w:val="17"/>
               </w:rPr>
-              <w:t xml:space="preserve">COSTCO WHOLESALE CORP /NEW</w:t>
+              <w:t xml:space="preserve">CATERPILLAR INC</w:t>
             </w:r>
           </w:p>
         </w:tc>
@@ -15802,7 +15802,7 @@
                 <w:sz w:val="17"/>
                 <w:szCs w:val="17"/>
               </w:rPr>
-              <w:t xml:space="preserve">6</w:t>
+              <w:t xml:space="preserve">8</w:t>
             </w:r>
           </w:p>
         </w:tc>
@@ -15828,7 +15828,7 @@
                 <w:sz w:val="17"/>
                 <w:szCs w:val="17"/>
               </w:rPr>
-              <w:t xml:space="preserve">420</w:t>
+              <w:t xml:space="preserve">392</w:t>
             </w:r>
           </w:p>
         </w:tc>
@@ -15854,7 +15854,7 @@
                 <w:sz w:val="17"/>
                 <w:szCs w:val="17"/>
               </w:rPr>
-              <w:t xml:space="preserve">80</w:t>
+              <w:t xml:space="preserve">84</w:t>
             </w:r>
           </w:p>
         </w:tc>
@@ -15880,7 +15880,7 @@
                 <w:sz w:val="17"/>
                 <w:szCs w:val="17"/>
               </w:rPr>
-              <w:t xml:space="preserve">143</w:t>
+              <w:t xml:space="preserve">135</w:t>
             </w:r>
           </w:p>
         </w:tc>
@@ -15906,7 +15906,7 @@
                 <w:sz w:val="17"/>
                 <w:szCs w:val="17"/>
               </w:rPr>
-              <w:t xml:space="preserve">316</w:t>
+              <w:t xml:space="preserve">224</w:t>
             </w:r>
           </w:p>
         </w:tc>
@@ -15958,7 +15958,7 @@
                 <w:sz w:val="17"/>
                 <w:szCs w:val="17"/>
               </w:rPr>
-              <w:t xml:space="preserve">-193%</w:t>
+              <w:t xml:space="preserve">-191%</w:t>
             </w:r>
           </w:p>
         </w:tc>
@@ -16111,7 +16111,7 @@
                 <w:sz w:val="17"/>
                 <w:szCs w:val="17"/>
               </w:rPr>
-              <w:t xml:space="preserve">92</w:t>
+              <w:t xml:space="preserve">90</w:t>
             </w:r>
           </w:p>
         </w:tc>
@@ -16136,7 +16136,7 @@
                 <w:sz w:val="17"/>
                 <w:szCs w:val="17"/>
               </w:rPr>
-              <w:t xml:space="preserve">117</w:t>
+              <w:t xml:space="preserve">114</w:t>
             </w:r>
           </w:p>
         </w:tc>
@@ -16161,7 +16161,7 @@
                 <w:sz w:val="17"/>
                 <w:szCs w:val="17"/>
               </w:rPr>
-              <w:t xml:space="preserve">167</w:t>
+              <w:t xml:space="preserve">163</w:t>
             </w:r>
           </w:p>
         </w:tc>
@@ -16186,7 +16186,7 @@
                 <w:sz w:val="17"/>
                 <w:szCs w:val="17"/>
               </w:rPr>
-              <w:t xml:space="preserve">3.2x</w:t>
+              <w:t xml:space="preserve">3.3x</w:t>
             </w:r>
           </w:p>
         </w:tc>
@@ -16211,7 +16211,7 @@
                 <w:sz w:val="17"/>
                 <w:szCs w:val="17"/>
               </w:rPr>
-              <w:t xml:space="preserve">-220%</w:t>
+              <w:t xml:space="preserve">-227%</w:t>
             </w:r>
           </w:p>
         </w:tc>
@@ -16316,7 +16316,7 @@
                 <w:sz w:val="17"/>
                 <w:szCs w:val="17"/>
               </w:rPr>
-              <w:t xml:space="preserve">5</w:t>
+              <w:t xml:space="preserve">6</w:t>
             </w:r>
           </w:p>
         </w:tc>
@@ -16368,7 +16368,7 @@
                 <w:sz w:val="17"/>
                 <w:szCs w:val="17"/>
               </w:rPr>
-              <w:t xml:space="preserve">70</w:t>
+              <w:t xml:space="preserve">71</w:t>
             </w:r>
           </w:p>
         </w:tc>
@@ -16394,7 +16394,7 @@
                 <w:sz w:val="17"/>
                 <w:szCs w:val="17"/>
               </w:rPr>
-              <w:t xml:space="preserve">128</w:t>
+              <w:t xml:space="preserve">130</w:t>
             </w:r>
           </w:p>
         </w:tc>
@@ -16420,7 +16420,7 @@
                 <w:sz w:val="17"/>
                 <w:szCs w:val="17"/>
               </w:rPr>
-              <w:t xml:space="preserve">263</w:t>
+              <w:t xml:space="preserve">261</w:t>
             </w:r>
           </w:p>
         </w:tc>
@@ -16472,7 +16472,7 @@
                 <w:sz w:val="17"/>
                 <w:szCs w:val="17"/>
               </w:rPr>
-              <w:t xml:space="preserve">-233%</w:t>
+              <w:t xml:space="preserve">-228%</w:t>
             </w:r>
           </w:p>
         </w:tc>
@@ -16525,7 +16525,7 @@
                 <w:sz w:val="17"/>
                 <w:szCs w:val="17"/>
               </w:rPr>
-              <w:t xml:space="preserve">META</w:t>
+              <w:t xml:space="preserve">ANET</w:t>
             </w:r>
           </w:p>
         </w:tc>
@@ -16550,7 +16550,7 @@
                 <w:sz w:val="17"/>
                 <w:szCs w:val="17"/>
               </w:rPr>
-              <w:t xml:space="preserve">Meta Platforms, Inc.</w:t>
+              <w:t xml:space="preserve">Arista Networks, Inc.</w:t>
             </w:r>
           </w:p>
         </w:tc>
@@ -16575,7 +16575,7 @@
                 <w:sz w:val="17"/>
                 <w:szCs w:val="17"/>
               </w:rPr>
-              <w:t xml:space="preserve">36</w:t>
+              <w:t xml:space="preserve">3</w:t>
             </w:r>
           </w:p>
         </w:tc>
@@ -16600,7 +16600,7 @@
                 <w:sz w:val="17"/>
                 <w:szCs w:val="17"/>
               </w:rPr>
-              <w:t xml:space="preserve">1,498</w:t>
+              <w:t xml:space="preserve">237</w:t>
             </w:r>
           </w:p>
         </w:tc>
@@ -16625,7 +16625,7 @@
                 <w:sz w:val="17"/>
                 <w:szCs w:val="17"/>
               </w:rPr>
-              <w:t xml:space="preserve">323</w:t>
+              <w:t xml:space="preserve">51</w:t>
             </w:r>
           </w:p>
         </w:tc>
@@ -16650,7 +16650,7 @@
                 <w:sz w:val="17"/>
                 <w:szCs w:val="17"/>
               </w:rPr>
-              <w:t xml:space="preserve">413</w:t>
+              <w:t xml:space="preserve">69</w:t>
             </w:r>
           </w:p>
         </w:tc>
@@ -16675,7 +16675,7 @@
                 <w:sz w:val="17"/>
                 <w:szCs w:val="17"/>
               </w:rPr>
-              <w:t xml:space="preserve">587</w:t>
+              <w:t xml:space="preserve">153</w:t>
             </w:r>
           </w:p>
         </w:tc>
@@ -16700,7 +16700,7 @@
                 <w:sz w:val="17"/>
                 <w:szCs w:val="17"/>
               </w:rPr>
-              <w:t xml:space="preserve">3.6x</w:t>
+              <w:t xml:space="preserve">3.5x</w:t>
             </w:r>
           </w:p>
         </w:tc>
@@ -16725,7 +16725,7 @@
                 <w:sz w:val="17"/>
                 <w:szCs w:val="17"/>
               </w:rPr>
-              <w:t xml:space="preserve">-263%</w:t>
+              <w:t xml:space="preserve">-246%</w:t>
             </w:r>
           </w:p>
         </w:tc>
@@ -16778,7 +16778,7 @@
                 <w:sz w:val="17"/>
                 <w:szCs w:val="17"/>
               </w:rPr>
-              <w:t xml:space="preserve">AMZN</w:t>
+              <w:t xml:space="preserve">NVDA</w:t>
             </w:r>
           </w:p>
         </w:tc>
@@ -16804,7 +16804,7 @@
                 <w:sz w:val="17"/>
                 <w:szCs w:val="17"/>
               </w:rPr>
-              <w:t xml:space="preserve">AMAZON COM INC</w:t>
+              <w:t xml:space="preserve">NVIDIA CORP</w:t>
             </w:r>
           </w:p>
         </w:tc>
@@ -16830,7 +16830,7 @@
                 <w:sz w:val="17"/>
                 <w:szCs w:val="17"/>
               </w:rPr>
-              <w:t xml:space="preserve">27</w:t>
+              <w:t xml:space="preserve">62</w:t>
             </w:r>
           </w:p>
         </w:tc>
@@ -16856,7 +16856,7 @@
                 <w:sz w:val="17"/>
                 <w:szCs w:val="17"/>
               </w:rPr>
-              <w:t xml:space="preserve">2,947</w:t>
+              <w:t xml:space="preserve">5,442</w:t>
             </w:r>
           </w:p>
         </w:tc>
@@ -16882,7 +16882,7 @@
                 <w:sz w:val="17"/>
                 <w:szCs w:val="17"/>
               </w:rPr>
-              <w:t xml:space="preserve">444</w:t>
+              <w:t xml:space="preserve">1,082</w:t>
             </w:r>
           </w:p>
         </w:tc>
@@ -16908,7 +16908,7 @@
                 <w:sz w:val="17"/>
                 <w:szCs w:val="17"/>
               </w:rPr>
-              <w:t xml:space="preserve">648</w:t>
+              <w:t xml:space="preserve">1,456</w:t>
             </w:r>
           </w:p>
         </w:tc>
@@ -16934,7 +16934,7 @@
                 <w:sz w:val="17"/>
                 <w:szCs w:val="17"/>
               </w:rPr>
-              <w:t xml:space="preserve">1,450</w:t>
+              <w:t xml:space="preserve">3,259</w:t>
             </w:r>
           </w:p>
         </w:tc>
@@ -16960,7 +16960,7 @@
                 <w:sz w:val="17"/>
                 <w:szCs w:val="17"/>
               </w:rPr>
-              <w:t xml:space="preserve">4.5x</w:t>
+              <w:t xml:space="preserve">3.7x</w:t>
             </w:r>
           </w:p>
         </w:tc>
@@ -16986,7 +16986,7 @@
                 <w:sz w:val="17"/>
                 <w:szCs w:val="17"/>
               </w:rPr>
-              <w:t xml:space="preserve">-355%</w:t>
+              <w:t xml:space="preserve">-274%</w:t>
             </w:r>
           </w:p>
         </w:tc>
@@ -17039,7 +17039,7 @@
                 <w:sz w:val="17"/>
                 <w:szCs w:val="17"/>
               </w:rPr>
-              <w:t xml:space="preserve">AVGO</w:t>
+              <w:t xml:space="preserve">CSCO</w:t>
             </w:r>
           </w:p>
         </w:tc>
@@ -17064,7 +17064,7 @@
                 <w:sz w:val="17"/>
                 <w:szCs w:val="17"/>
               </w:rPr>
-              <w:t xml:space="preserve">Broadcom Inc.</w:t>
+              <w:t xml:space="preserve">CISCO SYSTEMS, INC.</w:t>
             </w:r>
           </w:p>
         </w:tc>
@@ -17089,7 +17089,7 @@
                 <w:sz w:val="17"/>
                 <w:szCs w:val="17"/>
               </w:rPr>
-              <w:t xml:space="preserve">18</w:t>
+              <w:t xml:space="preserve">11</w:t>
             </w:r>
           </w:p>
         </w:tc>
@@ -17114,7 +17114,7 @@
                 <w:sz w:val="17"/>
                 <w:szCs w:val="17"/>
               </w:rPr>
-              <w:t xml:space="preserve">2,028</w:t>
+              <w:t xml:space="preserve">480</w:t>
             </w:r>
           </w:p>
         </w:tc>
@@ -17139,7 +17139,7 @@
                 <w:sz w:val="17"/>
                 <w:szCs w:val="17"/>
               </w:rPr>
-              <w:t xml:space="preserve">314</w:t>
+              <w:t xml:space="preserve">99</w:t>
             </w:r>
           </w:p>
         </w:tc>
@@ -17164,7 +17164,7 @@
                 <w:sz w:val="17"/>
                 <w:szCs w:val="17"/>
               </w:rPr>
-              <w:t xml:space="preserve">422</w:t>
+              <w:t xml:space="preserve">126</w:t>
             </w:r>
           </w:p>
         </w:tc>
@@ -17189,7 +17189,7 @@
                 <w:sz w:val="17"/>
                 <w:szCs w:val="17"/>
               </w:rPr>
-              <w:t xml:space="preserve">945</w:t>
+              <w:t xml:space="preserve">180</w:t>
             </w:r>
           </w:p>
         </w:tc>
@@ -17214,7 +17214,7 @@
                 <w:sz w:val="17"/>
                 <w:szCs w:val="17"/>
               </w:rPr>
-              <w:t xml:space="preserve">4.8x</w:t>
+              <w:t xml:space="preserve">3.8x</w:t>
             </w:r>
           </w:p>
         </w:tc>
@@ -17239,7 +17239,7 @@
                 <w:sz w:val="17"/>
                 <w:szCs w:val="17"/>
               </w:rPr>
-              <w:t xml:space="preserve">-380%</w:t>
+              <w:t xml:space="preserve">-280%</w:t>
             </w:r>
           </w:p>
         </w:tc>
@@ -17292,7 +17292,7 @@
                 <w:sz w:val="17"/>
                 <w:szCs w:val="17"/>
               </w:rPr>
-              <w:t xml:space="preserve">ORCL</w:t>
+              <w:t xml:space="preserve">AMZN</w:t>
             </w:r>
           </w:p>
         </w:tc>
@@ -17318,7 +17318,7 @@
                 <w:sz w:val="17"/>
                 <w:szCs w:val="17"/>
               </w:rPr>
-              <w:t xml:space="preserve">ORACLE CORP</w:t>
+              <w:t xml:space="preserve">AMAZON COM INC</w:t>
             </w:r>
           </w:p>
         </w:tc>
@@ -17344,7 +17344,7 @@
                 <w:sz w:val="17"/>
                 <w:szCs w:val="17"/>
               </w:rPr>
-              <w:t xml:space="preserve">6</w:t>
+              <w:t xml:space="preserve">27</w:t>
             </w:r>
           </w:p>
         </w:tc>
@@ -17370,7 +17370,7 @@
                 <w:sz w:val="17"/>
                 <w:szCs w:val="17"/>
               </w:rPr>
-              <w:t xml:space="preserve">423</w:t>
+              <w:t xml:space="preserve">2,947</w:t>
             </w:r>
           </w:p>
         </w:tc>
@@ -17396,7 +17396,7 @@
                 <w:sz w:val="17"/>
                 <w:szCs w:val="17"/>
               </w:rPr>
-              <w:t xml:space="preserve">68</w:t>
+              <w:t xml:space="preserve">448</w:t>
             </w:r>
           </w:p>
         </w:tc>
@@ -17422,7 +17422,7 @@
                 <w:sz w:val="17"/>
                 <w:szCs w:val="17"/>
               </w:rPr>
-              <w:t xml:space="preserve">88</w:t>
+              <w:t xml:space="preserve">637</w:t>
             </w:r>
           </w:p>
         </w:tc>
@@ -17448,7 +17448,7 @@
                 <w:sz w:val="17"/>
                 <w:szCs w:val="17"/>
               </w:rPr>
-              <w:t xml:space="preserve">128</w:t>
+              <w:t xml:space="preserve">1,426</w:t>
             </w:r>
           </w:p>
         </w:tc>
@@ -17474,7 +17474,7 @@
                 <w:sz w:val="17"/>
                 <w:szCs w:val="17"/>
               </w:rPr>
-              <w:t xml:space="preserve">4.8x</w:t>
+              <w:t xml:space="preserve">4.6x</w:t>
             </w:r>
           </w:p>
         </w:tc>
@@ -17500,7 +17500,7 @@
                 <w:sz w:val="17"/>
                 <w:szCs w:val="17"/>
               </w:rPr>
-              <w:t xml:space="preserve">-381%</w:t>
+              <w:t xml:space="preserve">-363%</w:t>
             </w:r>
           </w:p>
         </w:tc>
@@ -17553,7 +17553,7 @@
                 <w:sz w:val="17"/>
                 <w:szCs w:val="17"/>
               </w:rPr>
-              <w:t xml:space="preserve">NVDA</w:t>
+              <w:t xml:space="preserve">AVGO</w:t>
             </w:r>
           </w:p>
         </w:tc>
@@ -17578,7 +17578,7 @@
                 <w:sz w:val="17"/>
                 <w:szCs w:val="17"/>
               </w:rPr>
-              <w:t xml:space="preserve">NVIDIA CORP</w:t>
+              <w:t xml:space="preserve">Broadcom Inc.</w:t>
             </w:r>
           </w:p>
         </w:tc>
@@ -17603,7 +17603,7 @@
                 <w:sz w:val="17"/>
                 <w:szCs w:val="17"/>
               </w:rPr>
-              <w:t xml:space="preserve">75</w:t>
+              <w:t xml:space="preserve">18</w:t>
             </w:r>
           </w:p>
         </w:tc>
@@ -17628,7 +17628,7 @@
                 <w:sz w:val="17"/>
                 <w:szCs w:val="17"/>
               </w:rPr>
-              <w:t xml:space="preserve">5,442</w:t>
+              <w:t xml:space="preserve">2,028</w:t>
             </w:r>
           </w:p>
         </w:tc>
@@ -17653,7 +17653,7 @@
                 <w:sz w:val="17"/>
                 <w:szCs w:val="17"/>
               </w:rPr>
-              <w:t xml:space="preserve">815</w:t>
+              <w:t xml:space="preserve">314</w:t>
             </w:r>
           </w:p>
         </w:tc>
@@ -17678,7 +17678,7 @@
                 <w:sz w:val="17"/>
                 <w:szCs w:val="17"/>
               </w:rPr>
-              <w:t xml:space="preserve">1,058</w:t>
+              <w:t xml:space="preserve">422</w:t>
             </w:r>
           </w:p>
         </w:tc>
@@ -17703,7 +17703,7 @@
                 <w:sz w:val="17"/>
                 <w:szCs w:val="17"/>
               </w:rPr>
-              <w:t xml:space="preserve">1,539</w:t>
+              <w:t xml:space="preserve">945</w:t>
             </w:r>
           </w:p>
         </w:tc>
@@ -17728,7 +17728,7 @@
                 <w:sz w:val="17"/>
                 <w:szCs w:val="17"/>
               </w:rPr>
-              <w:t xml:space="preserve">5.1x</w:t>
+              <w:t xml:space="preserve">4.8x</w:t>
             </w:r>
           </w:p>
         </w:tc>
@@ -17753,7 +17753,7 @@
                 <w:sz w:val="17"/>
                 <w:szCs w:val="17"/>
               </w:rPr>
-              <w:t xml:space="preserve">-414%</w:t>
+              <w:t xml:space="preserve">-380%</w:t>
             </w:r>
           </w:p>
         </w:tc>
@@ -17806,7 +17806,7 @@
                 <w:sz w:val="17"/>
                 <w:szCs w:val="17"/>
               </w:rPr>
-              <w:t xml:space="preserve">TXN</w:t>
+              <w:t xml:space="preserve">ORCL</w:t>
             </w:r>
           </w:p>
         </w:tc>
@@ -17832,7 +17832,7 @@
                 <w:sz w:val="17"/>
                 <w:szCs w:val="17"/>
               </w:rPr>
-              <w:t xml:space="preserve">TEXAS INSTRUMENTS INC</w:t>
+              <w:t xml:space="preserve">ORACLE CORP</w:t>
             </w:r>
           </w:p>
         </w:tc>
@@ -17858,7 +17858,7 @@
                 <w:sz w:val="17"/>
                 <w:szCs w:val="17"/>
               </w:rPr>
-              <w:t xml:space="preserve">3</w:t>
+              <w:t xml:space="preserve">5</w:t>
             </w:r>
           </w:p>
         </w:tc>
@@ -17884,7 +17884,7 @@
                 <w:sz w:val="17"/>
                 <w:szCs w:val="17"/>
               </w:rPr>
-              <w:t xml:space="preserve">260</w:t>
+              <w:t xml:space="preserve">423</w:t>
             </w:r>
           </w:p>
         </w:tc>
@@ -17910,7 +17910,7 @@
                 <w:sz w:val="17"/>
                 <w:szCs w:val="17"/>
               </w:rPr>
-              <w:t xml:space="preserve">31</w:t>
+              <w:t xml:space="preserve">57</w:t>
             </w:r>
           </w:p>
         </w:tc>
@@ -17936,7 +17936,7 @@
                 <w:sz w:val="17"/>
                 <w:szCs w:val="17"/>
               </w:rPr>
-              <w:t xml:space="preserve">41</w:t>
+              <w:t xml:space="preserve">74</w:t>
             </w:r>
           </w:p>
         </w:tc>
@@ -17962,7 +17962,7 @@
                 <w:sz w:val="17"/>
                 <w:szCs w:val="17"/>
               </w:rPr>
-              <w:t xml:space="preserve">59</w:t>
+              <w:t xml:space="preserve">108</w:t>
             </w:r>
           </w:p>
         </w:tc>
@@ -17988,7 +17988,7 @@
                 <w:sz w:val="17"/>
                 <w:szCs w:val="17"/>
               </w:rPr>
-              <w:t xml:space="preserve">6.4x</w:t>
+              <w:t xml:space="preserve">5.7x</w:t>
             </w:r>
           </w:p>
         </w:tc>
@@ -18014,7 +18014,7 @@
                 <w:sz w:val="17"/>
                 <w:szCs w:val="17"/>
               </w:rPr>
-              <w:t xml:space="preserve">-536%</w:t>
+              <w:t xml:space="preserve">-469%</w:t>
             </w:r>
           </w:p>
         </w:tc>
@@ -18450,7 +18450,7 @@
                 <w:sz w:val="17"/>
                 <w:szCs w:val="17"/>
               </w:rPr>
-              <w:t xml:space="preserve">63</w:t>
+              <w:t xml:space="preserve">64</w:t>
             </w:r>
           </w:p>
         </w:tc>
@@ -18476,7 +18476,7 @@
                 <w:sz w:val="17"/>
                 <w:szCs w:val="17"/>
               </w:rPr>
-              <w:t xml:space="preserve">90</w:t>
+              <w:t xml:space="preserve">91</w:t>
             </w:r>
           </w:p>
         </w:tc>
@@ -18502,7 +18502,7 @@
                 <w:sz w:val="17"/>
                 <w:szCs w:val="17"/>
               </w:rPr>
-              <w:t xml:space="preserve">6.9x</w:t>
+              <w:t xml:space="preserve">6.8x</w:t>
             </w:r>
           </w:p>
         </w:tc>
@@ -18528,7 +18528,7 @@
                 <w:sz w:val="17"/>
                 <w:szCs w:val="17"/>
               </w:rPr>
-              <w:t xml:space="preserve">-588%</w:t>
+              <w:t xml:space="preserve">-584%</w:t>
             </w:r>
           </w:p>
         </w:tc>
@@ -18681,7 +18681,7 @@
                 <w:sz w:val="17"/>
                 <w:szCs w:val="17"/>
               </w:rPr>
-              <w:t xml:space="preserve">25</w:t>
+              <w:t xml:space="preserve">19</w:t>
             </w:r>
           </w:p>
         </w:tc>
@@ -18706,7 +18706,7 @@
                 <w:sz w:val="17"/>
                 <w:szCs w:val="17"/>
               </w:rPr>
-              <w:t xml:space="preserve">34</w:t>
+              <w:t xml:space="preserve">26</w:t>
             </w:r>
           </w:p>
         </w:tc>
@@ -18731,7 +18731,7 @@
                 <w:sz w:val="17"/>
                 <w:szCs w:val="17"/>
               </w:rPr>
-              <w:t xml:space="preserve">76</w:t>
+              <w:t xml:space="preserve">58</w:t>
             </w:r>
           </w:p>
         </w:tc>
@@ -18756,7 +18756,7 @@
                 <w:sz w:val="17"/>
                 <w:szCs w:val="17"/>
               </w:rPr>
-              <w:t xml:space="preserve">7.1x</w:t>
+              <w:t xml:space="preserve">9.4x</w:t>
             </w:r>
           </w:p>
         </w:tc>
@@ -18781,7 +18781,7 @@
                 <w:sz w:val="17"/>
                 <w:szCs w:val="17"/>
               </w:rPr>
-              <w:t xml:space="preserve">-615%</w:t>
+              <w:t xml:space="preserve">-844%</w:t>
             </w:r>
           </w:p>
         </w:tc>
@@ -18938,7 +18938,7 @@
                 <w:sz w:val="17"/>
                 <w:szCs w:val="17"/>
               </w:rPr>
-              <w:t xml:space="preserve">68</w:t>
+              <w:t xml:space="preserve">66</w:t>
             </w:r>
           </w:p>
         </w:tc>
@@ -18964,7 +18964,7 @@
                 <w:sz w:val="17"/>
                 <w:szCs w:val="17"/>
               </w:rPr>
-              <w:t xml:space="preserve">110</w:t>
+              <w:t xml:space="preserve">105</w:t>
             </w:r>
           </w:p>
         </w:tc>
@@ -18990,7 +18990,7 @@
                 <w:sz w:val="17"/>
                 <w:szCs w:val="17"/>
               </w:rPr>
-              <w:t xml:space="preserve">183</w:t>
+              <w:t xml:space="preserve">174</w:t>
             </w:r>
           </w:p>
         </w:tc>
@@ -19016,7 +19016,7 @@
                 <w:sz w:val="17"/>
                 <w:szCs w:val="17"/>
               </w:rPr>
-              <w:t xml:space="preserve">10.2x</w:t>
+              <w:t xml:space="preserve">10.6x</w:t>
             </w:r>
           </w:p>
         </w:tc>
@@ -19042,7 +19042,7 @@
                 <w:sz w:val="17"/>
                 <w:szCs w:val="17"/>
               </w:rPr>
-              <w:t xml:space="preserve">-918%</w:t>
+              <w:t xml:space="preserve">-962%</w:t>
             </w:r>
           </w:p>
         </w:tc>
@@ -19095,7 +19095,7 @@
                 <w:sz w:val="17"/>
                 <w:szCs w:val="17"/>
               </w:rPr>
-              <w:t xml:space="preserve">ANET</w:t>
+              <w:t xml:space="preserve">TSLA</w:t>
             </w:r>
           </w:p>
         </w:tc>
@@ -19120,7 +19120,7 @@
                 <w:sz w:val="17"/>
                 <w:szCs w:val="17"/>
               </w:rPr>
-              <w:t xml:space="preserve">Arista Networks, Inc.</w:t>
+              <w:t xml:space="preserve">Tesla, Inc.</w:t>
             </w:r>
           </w:p>
         </w:tc>
@@ -19145,7 +19145,7 @@
                 <w:sz w:val="17"/>
                 <w:szCs w:val="17"/>
               </w:rPr>
-              <w:t xml:space="preserve">1</w:t>
+              <w:t xml:space="preserve">6</w:t>
             </w:r>
           </w:p>
         </w:tc>
@@ -19170,7 +19170,7 @@
                 <w:sz w:val="17"/>
                 <w:szCs w:val="17"/>
               </w:rPr>
-              <w:t xml:space="preserve">237</w:t>
+              <w:t xml:space="preserve">1,233</w:t>
             </w:r>
           </w:p>
         </w:tc>
@@ -19195,7 +19195,7 @@
                 <w:sz w:val="17"/>
                 <w:szCs w:val="17"/>
               </w:rPr>
-              <w:t xml:space="preserve">14</w:t>
+              <w:t xml:space="preserve">71</w:t>
             </w:r>
           </w:p>
         </w:tc>
@@ -19220,7 +19220,7 @@
                 <w:sz w:val="17"/>
                 <w:szCs w:val="17"/>
               </w:rPr>
-              <w:t xml:space="preserve">18</w:t>
+              <w:t xml:space="preserve">92</w:t>
             </w:r>
           </w:p>
         </w:tc>
@@ -19245,7 +19245,7 @@
                 <w:sz w:val="17"/>
                 <w:szCs w:val="17"/>
               </w:rPr>
-              <w:t xml:space="preserve">27</w:t>
+              <w:t xml:space="preserve">133</w:t>
             </w:r>
           </w:p>
         </w:tc>
@@ -19270,7 +19270,7 @@
                 <w:sz w:val="17"/>
                 <w:szCs w:val="17"/>
               </w:rPr>
-              <w:t xml:space="preserve">12.9x</w:t>
+              <w:t xml:space="preserve">13.5x</w:t>
             </w:r>
           </w:p>
         </w:tc>
@@ -19295,7 +19295,7 @@
                 <w:sz w:val="17"/>
                 <w:szCs w:val="17"/>
               </w:rPr>
-              <w:t xml:space="preserve">-1191%</w:t>
+              <w:t xml:space="preserve">-1245%</w:t>
             </w:r>
           </w:p>
         </w:tc>
@@ -19348,7 +19348,7 @@
                 <w:sz w:val="17"/>
                 <w:szCs w:val="17"/>
               </w:rPr>
-              <w:t xml:space="preserve">GEV</w:t>
+              <w:t xml:space="preserve">TXN</w:t>
             </w:r>
           </w:p>
         </w:tc>
@@ -19374,7 +19374,7 @@
                 <w:sz w:val="17"/>
                 <w:szCs w:val="17"/>
               </w:rPr>
-              <w:t xml:space="preserve">GE Vernova Inc.</w:t>
+              <w:t xml:space="preserve">TEXAS INSTRUMENTS INC</w:t>
             </w:r>
           </w:p>
         </w:tc>
@@ -19426,7 +19426,7 @@
                 <w:sz w:val="17"/>
                 <w:szCs w:val="17"/>
               </w:rPr>
-              <w:t xml:space="preserve">267</w:t>
+              <w:t xml:space="preserve">260</w:t>
             </w:r>
           </w:p>
         </w:tc>
@@ -19504,7 +19504,7 @@
                 <w:sz w:val="17"/>
                 <w:szCs w:val="17"/>
               </w:rPr>
-              <w:t xml:space="preserve">20</w:t>
+              <w:t xml:space="preserve">21</w:t>
             </w:r>
           </w:p>
         </w:tc>
@@ -19530,7 +19530,7 @@
                 <w:sz w:val="17"/>
                 <w:szCs w:val="17"/>
               </w:rPr>
-              <w:t xml:space="preserve">19.5x</w:t>
+              <w:t xml:space="preserve">17.9x</w:t>
             </w:r>
           </w:p>
         </w:tc>
@@ -19556,7 +19556,7 @@
                 <w:sz w:val="17"/>
                 <w:szCs w:val="17"/>
               </w:rPr>
-              <w:t xml:space="preserve">-1850%</w:t>
+              <w:t xml:space="preserve">-1693%</w:t>
             </w:r>
           </w:p>
         </w:tc>
@@ -19609,6 +19609,520 @@
                 <w:sz w:val="17"/>
                 <w:szCs w:val="17"/>
               </w:rPr>
+              <w:t xml:space="preserve">GEV</w:t>
+            </w:r>
+          </w:p>
+        </w:tc>
+        <w:tc>
+          <w:tcPr>
+            <w:tcW w:type="dxa" w:w="2800"/>
+            <w:tcMar>
+              <w:top w:type="dxa" w:w="50"/>
+              <w:left w:type="dxa" w:w="80"/>
+              <w:bottom w:type="dxa" w:w="50"/>
+              <w:right w:type="dxa" w:w="80"/>
+            </w:tcMar>
+          </w:tcPr>
+          <w:p>
+            <w:pPr>
+              <w:spacing w:after="0"/>
+              <w:jc w:val="left"/>
+            </w:pPr>
+            <w:r>
+              <w:rPr>
+                <w:rFonts w:ascii="Malgun Gothic" w:cs="Malgun Gothic" w:eastAsia="Malgun Gothic" w:hAnsi="Malgun Gothic"/>
+                <w:sz w:val="17"/>
+                <w:szCs w:val="17"/>
+              </w:rPr>
+              <w:t xml:space="preserve">GE Vernova Inc.</w:t>
+            </w:r>
+          </w:p>
+        </w:tc>
+        <w:tc>
+          <w:tcPr>
+            <w:tcW w:type="dxa" w:w="1400"/>
+            <w:tcMar>
+              <w:top w:type="dxa" w:w="50"/>
+              <w:left w:type="dxa" w:w="80"/>
+              <w:bottom w:type="dxa" w:w="50"/>
+              <w:right w:type="dxa" w:w="80"/>
+            </w:tcMar>
+          </w:tcPr>
+          <w:p>
+            <w:pPr>
+              <w:spacing w:after="0"/>
+              <w:jc w:val="right"/>
+            </w:pPr>
+            <w:r>
+              <w:rPr>
+                <w:rFonts w:ascii="Malgun Gothic" w:cs="Malgun Gothic" w:eastAsia="Malgun Gothic" w:hAnsi="Malgun Gothic"/>
+                <w:sz w:val="17"/>
+                <w:szCs w:val="17"/>
+              </w:rPr>
+              <w:t xml:space="preserve">1</w:t>
+            </w:r>
+          </w:p>
+        </w:tc>
+        <w:tc>
+          <w:tcPr>
+            <w:tcW w:type="dxa" w:w="1400"/>
+            <w:tcMar>
+              <w:top w:type="dxa" w:w="50"/>
+              <w:left w:type="dxa" w:w="80"/>
+              <w:bottom w:type="dxa" w:w="50"/>
+              <w:right w:type="dxa" w:w="80"/>
+            </w:tcMar>
+          </w:tcPr>
+          <w:p>
+            <w:pPr>
+              <w:spacing w:after="0"/>
+              <w:jc w:val="right"/>
+            </w:pPr>
+            <w:r>
+              <w:rPr>
+                <w:rFonts w:ascii="Malgun Gothic" w:cs="Malgun Gothic" w:eastAsia="Malgun Gothic" w:hAnsi="Malgun Gothic"/>
+                <w:sz w:val="17"/>
+                <w:szCs w:val="17"/>
+              </w:rPr>
+              <w:t xml:space="preserve">267</w:t>
+            </w:r>
+          </w:p>
+        </w:tc>
+        <w:tc>
+          <w:tcPr>
+            <w:tcW w:type="dxa" w:w="1400"/>
+            <w:tcMar>
+              <w:top w:type="dxa" w:w="50"/>
+              <w:left w:type="dxa" w:w="80"/>
+              <w:bottom w:type="dxa" w:w="50"/>
+              <w:right w:type="dxa" w:w="80"/>
+            </w:tcMar>
+          </w:tcPr>
+          <w:p>
+            <w:pPr>
+              <w:spacing w:after="0"/>
+              <w:jc w:val="right"/>
+            </w:pPr>
+            <w:r>
+              <w:rPr>
+                <w:rFonts w:ascii="Malgun Gothic" w:cs="Malgun Gothic" w:eastAsia="Malgun Gothic" w:hAnsi="Malgun Gothic"/>
+                <w:sz w:val="17"/>
+                <w:szCs w:val="17"/>
+              </w:rPr>
+              <w:t xml:space="preserve">11</w:t>
+            </w:r>
+          </w:p>
+        </w:tc>
+        <w:tc>
+          <w:tcPr>
+            <w:tcW w:type="dxa" w:w="1400"/>
+            <w:tcMar>
+              <w:top w:type="dxa" w:w="50"/>
+              <w:left w:type="dxa" w:w="80"/>
+              <w:bottom w:type="dxa" w:w="50"/>
+              <w:right w:type="dxa" w:w="80"/>
+            </w:tcMar>
+          </w:tcPr>
+          <w:p>
+            <w:pPr>
+              <w:spacing w:after="0"/>
+              <w:jc w:val="right"/>
+            </w:pPr>
+            <w:r>
+              <w:rPr>
+                <w:rFonts w:ascii="Malgun Gothic" w:cs="Malgun Gothic" w:eastAsia="Malgun Gothic" w:hAnsi="Malgun Gothic"/>
+                <w:sz w:val="17"/>
+                <w:szCs w:val="17"/>
+              </w:rPr>
+              <w:t xml:space="preserve">14</w:t>
+            </w:r>
+          </w:p>
+        </w:tc>
+        <w:tc>
+          <w:tcPr>
+            <w:tcW w:type="dxa" w:w="1400"/>
+            <w:tcMar>
+              <w:top w:type="dxa" w:w="50"/>
+              <w:left w:type="dxa" w:w="80"/>
+              <w:bottom w:type="dxa" w:w="50"/>
+              <w:right w:type="dxa" w:w="80"/>
+            </w:tcMar>
+          </w:tcPr>
+          <w:p>
+            <w:pPr>
+              <w:spacing w:after="0"/>
+              <w:jc w:val="right"/>
+            </w:pPr>
+            <w:r>
+              <w:rPr>
+                <w:rFonts w:ascii="Malgun Gothic" w:cs="Malgun Gothic" w:eastAsia="Malgun Gothic" w:hAnsi="Malgun Gothic"/>
+                <w:sz w:val="17"/>
+                <w:szCs w:val="17"/>
+              </w:rPr>
+              <w:t xml:space="preserve">20</w:t>
+            </w:r>
+          </w:p>
+        </w:tc>
+        <w:tc>
+          <w:tcPr>
+            <w:tcW w:type="dxa" w:w="1200"/>
+            <w:tcMar>
+              <w:top w:type="dxa" w:w="50"/>
+              <w:left w:type="dxa" w:w="80"/>
+              <w:bottom w:type="dxa" w:w="50"/>
+              <w:right w:type="dxa" w:w="80"/>
+            </w:tcMar>
+          </w:tcPr>
+          <w:p>
+            <w:pPr>
+              <w:spacing w:after="0"/>
+              <w:jc w:val="right"/>
+            </w:pPr>
+            <w:r>
+              <w:rPr>
+                <w:rFonts w:ascii="Malgun Gothic" w:cs="Malgun Gothic" w:eastAsia="Malgun Gothic" w:hAnsi="Malgun Gothic"/>
+                <w:sz w:val="17"/>
+                <w:szCs w:val="17"/>
+              </w:rPr>
+              <w:t xml:space="preserve">19.5x</w:t>
+            </w:r>
+          </w:p>
+        </w:tc>
+        <w:tc>
+          <w:tcPr>
+            <w:tcW w:type="dxa" w:w="1300"/>
+            <w:tcMar>
+              <w:top w:type="dxa" w:w="50"/>
+              <w:left w:type="dxa" w:w="80"/>
+              <w:bottom w:type="dxa" w:w="50"/>
+              <w:right w:type="dxa" w:w="80"/>
+            </w:tcMar>
+          </w:tcPr>
+          <w:p>
+            <w:pPr>
+              <w:spacing w:after="0"/>
+              <w:jc w:val="right"/>
+            </w:pPr>
+            <w:r>
+              <w:rPr>
+                <w:rFonts w:ascii="Malgun Gothic" w:cs="Malgun Gothic" w:eastAsia="Malgun Gothic" w:hAnsi="Malgun Gothic"/>
+                <w:sz w:val="17"/>
+                <w:szCs w:val="17"/>
+              </w:rPr>
+              <w:t xml:space="preserve">-1850%</w:t>
+            </w:r>
+          </w:p>
+        </w:tc>
+        <w:tc>
+          <w:tcPr>
+            <w:tcW w:type="dxa" w:w="1200"/>
+            <w:tcMar>
+              <w:top w:type="dxa" w:w="50"/>
+              <w:left w:type="dxa" w:w="80"/>
+              <w:bottom w:type="dxa" w:w="50"/>
+              <w:right w:type="dxa" w:w="80"/>
+            </w:tcMar>
+          </w:tcPr>
+          <w:p>
+            <w:pPr>
+              <w:spacing w:after="0"/>
+              <w:jc w:val="left"/>
+            </w:pPr>
+            <w:r>
+              <w:rPr>
+                <w:rFonts w:ascii="Malgun Gothic" w:cs="Malgun Gothic" w:eastAsia="Malgun Gothic" w:hAnsi="Malgun Gothic"/>
+                <w:sz w:val="17"/>
+                <w:szCs w:val="17"/>
+              </w:rPr>
+              <w:t xml:space="preserve">범위밖</w:t>
+            </w:r>
+          </w:p>
+        </w:tc>
+      </w:tr>
+      <w:tr>
+        <w:tc>
+          <w:tcPr>
+            <w:tcW w:type="dxa" w:w="900"/>
+            <w:shd w:fill="F2F4F8" w:color="auto" w:val="clear"/>
+            <w:tcMar>
+              <w:top w:type="dxa" w:w="50"/>
+              <w:left w:type="dxa" w:w="80"/>
+              <w:bottom w:type="dxa" w:w="50"/>
+              <w:right w:type="dxa" w:w="80"/>
+            </w:tcMar>
+          </w:tcPr>
+          <w:p>
+            <w:pPr>
+              <w:spacing w:after="0"/>
+              <w:jc w:val="left"/>
+            </w:pPr>
+            <w:r>
+              <w:rPr>
+                <w:rFonts w:ascii="Malgun Gothic" w:cs="Malgun Gothic" w:eastAsia="Malgun Gothic" w:hAnsi="Malgun Gothic"/>
+                <w:sz w:val="17"/>
+                <w:szCs w:val="17"/>
+              </w:rPr>
+              <w:t xml:space="preserve">PLTR</w:t>
+            </w:r>
+          </w:p>
+        </w:tc>
+        <w:tc>
+          <w:tcPr>
+            <w:tcW w:type="dxa" w:w="2800"/>
+            <w:shd w:fill="F2F4F8" w:color="auto" w:val="clear"/>
+            <w:tcMar>
+              <w:top w:type="dxa" w:w="50"/>
+              <w:left w:type="dxa" w:w="80"/>
+              <w:bottom w:type="dxa" w:w="50"/>
+              <w:right w:type="dxa" w:w="80"/>
+            </w:tcMar>
+          </w:tcPr>
+          <w:p>
+            <w:pPr>
+              <w:spacing w:after="0"/>
+              <w:jc w:val="left"/>
+            </w:pPr>
+            <w:r>
+              <w:rPr>
+                <w:rFonts w:ascii="Malgun Gothic" w:cs="Malgun Gothic" w:eastAsia="Malgun Gothic" w:hAnsi="Malgun Gothic"/>
+                <w:sz w:val="17"/>
+                <w:szCs w:val="17"/>
+              </w:rPr>
+              <w:t xml:space="preserve">Palantir Technologies Inc.</w:t>
+            </w:r>
+          </w:p>
+        </w:tc>
+        <w:tc>
+          <w:tcPr>
+            <w:tcW w:type="dxa" w:w="1400"/>
+            <w:shd w:fill="F2F4F8" w:color="auto" w:val="clear"/>
+            <w:tcMar>
+              <w:top w:type="dxa" w:w="50"/>
+              <w:left w:type="dxa" w:w="80"/>
+              <w:bottom w:type="dxa" w:w="50"/>
+              <w:right w:type="dxa" w:w="80"/>
+            </w:tcMar>
+          </w:tcPr>
+          <w:p>
+            <w:pPr>
+              <w:spacing w:after="0"/>
+              <w:jc w:val="right"/>
+            </w:pPr>
+            <w:r>
+              <w:rPr>
+                <w:rFonts w:ascii="Malgun Gothic" w:cs="Malgun Gothic" w:eastAsia="Malgun Gothic" w:hAnsi="Malgun Gothic"/>
+                <w:sz w:val="17"/>
+                <w:szCs w:val="17"/>
+              </w:rPr>
+              <w:t xml:space="preserve">1</w:t>
+            </w:r>
+          </w:p>
+        </w:tc>
+        <w:tc>
+          <w:tcPr>
+            <w:tcW w:type="dxa" w:w="1400"/>
+            <w:shd w:fill="F2F4F8" w:color="auto" w:val="clear"/>
+            <w:tcMar>
+              <w:top w:type="dxa" w:w="50"/>
+              <w:left w:type="dxa" w:w="80"/>
+              <w:bottom w:type="dxa" w:w="50"/>
+              <w:right w:type="dxa" w:w="80"/>
+            </w:tcMar>
+          </w:tcPr>
+          <w:p>
+            <w:pPr>
+              <w:spacing w:after="0"/>
+              <w:jc w:val="right"/>
+            </w:pPr>
+            <w:r>
+              <w:rPr>
+                <w:rFonts w:ascii="Malgun Gothic" w:cs="Malgun Gothic" w:eastAsia="Malgun Gothic" w:hAnsi="Malgun Gothic"/>
+                <w:sz w:val="17"/>
+                <w:szCs w:val="17"/>
+              </w:rPr>
+              <w:t xml:space="preserve">411</w:t>
+            </w:r>
+          </w:p>
+        </w:tc>
+        <w:tc>
+          <w:tcPr>
+            <w:tcW w:type="dxa" w:w="1400"/>
+            <w:shd w:fill="F2F4F8" w:color="auto" w:val="clear"/>
+            <w:tcMar>
+              <w:top w:type="dxa" w:w="50"/>
+              <w:left w:type="dxa" w:w="80"/>
+              <w:bottom w:type="dxa" w:w="50"/>
+              <w:right w:type="dxa" w:w="80"/>
+            </w:tcMar>
+          </w:tcPr>
+          <w:p>
+            <w:pPr>
+              <w:spacing w:after="0"/>
+              <w:jc w:val="right"/>
+            </w:pPr>
+            <w:r>
+              <w:rPr>
+                <w:rFonts w:ascii="Malgun Gothic" w:cs="Malgun Gothic" w:eastAsia="Malgun Gothic" w:hAnsi="Malgun Gothic"/>
+                <w:sz w:val="17"/>
+                <w:szCs w:val="17"/>
+              </w:rPr>
+              <w:t xml:space="preserve">7</w:t>
+            </w:r>
+          </w:p>
+        </w:tc>
+        <w:tc>
+          <w:tcPr>
+            <w:tcW w:type="dxa" w:w="1400"/>
+            <w:shd w:fill="F2F4F8" w:color="auto" w:val="clear"/>
+            <w:tcMar>
+              <w:top w:type="dxa" w:w="50"/>
+              <w:left w:type="dxa" w:w="80"/>
+              <w:bottom w:type="dxa" w:w="50"/>
+              <w:right w:type="dxa" w:w="80"/>
+            </w:tcMar>
+          </w:tcPr>
+          <w:p>
+            <w:pPr>
+              <w:spacing w:after="0"/>
+              <w:jc w:val="right"/>
+            </w:pPr>
+            <w:r>
+              <w:rPr>
+                <w:rFonts w:ascii="Malgun Gothic" w:cs="Malgun Gothic" w:eastAsia="Malgun Gothic" w:hAnsi="Malgun Gothic"/>
+                <w:sz w:val="17"/>
+                <w:szCs w:val="17"/>
+              </w:rPr>
+              <w:t xml:space="preserve">9</w:t>
+            </w:r>
+          </w:p>
+        </w:tc>
+        <w:tc>
+          <w:tcPr>
+            <w:tcW w:type="dxa" w:w="1400"/>
+            <w:shd w:fill="F2F4F8" w:color="auto" w:val="clear"/>
+            <w:tcMar>
+              <w:top w:type="dxa" w:w="50"/>
+              <w:left w:type="dxa" w:w="80"/>
+              <w:bottom w:type="dxa" w:w="50"/>
+              <w:right w:type="dxa" w:w="80"/>
+            </w:tcMar>
+          </w:tcPr>
+          <w:p>
+            <w:pPr>
+              <w:spacing w:after="0"/>
+              <w:jc w:val="right"/>
+            </w:pPr>
+            <w:r>
+              <w:rPr>
+                <w:rFonts w:ascii="Malgun Gothic" w:cs="Malgun Gothic" w:eastAsia="Malgun Gothic" w:hAnsi="Malgun Gothic"/>
+                <w:sz w:val="17"/>
+                <w:szCs w:val="17"/>
+              </w:rPr>
+              <w:t xml:space="preserve">13</w:t>
+            </w:r>
+          </w:p>
+        </w:tc>
+        <w:tc>
+          <w:tcPr>
+            <w:tcW w:type="dxa" w:w="1200"/>
+            <w:shd w:fill="F2F4F8" w:color="auto" w:val="clear"/>
+            <w:tcMar>
+              <w:top w:type="dxa" w:w="50"/>
+              <w:left w:type="dxa" w:w="80"/>
+              <w:bottom w:type="dxa" w:w="50"/>
+              <w:right w:type="dxa" w:w="80"/>
+            </w:tcMar>
+          </w:tcPr>
+          <w:p>
+            <w:pPr>
+              <w:spacing w:after="0"/>
+              <w:jc w:val="right"/>
+            </w:pPr>
+            <w:r>
+              <w:rPr>
+                <w:rFonts w:ascii="Malgun Gothic" w:cs="Malgun Gothic" w:eastAsia="Malgun Gothic" w:hAnsi="Malgun Gothic"/>
+                <w:sz w:val="17"/>
+                <w:szCs w:val="17"/>
+              </w:rPr>
+              <w:t xml:space="preserve">&gt;20x</w:t>
+            </w:r>
+          </w:p>
+        </w:tc>
+        <w:tc>
+          <w:tcPr>
+            <w:tcW w:type="dxa" w:w="1300"/>
+            <w:shd w:fill="F2F4F8" w:color="auto" w:val="clear"/>
+            <w:tcMar>
+              <w:top w:type="dxa" w:w="50"/>
+              <w:left w:type="dxa" w:w="80"/>
+              <w:bottom w:type="dxa" w:w="50"/>
+              <w:right w:type="dxa" w:w="80"/>
+            </w:tcMar>
+          </w:tcPr>
+          <w:p>
+            <w:pPr>
+              <w:spacing w:after="0"/>
+              <w:jc w:val="right"/>
+            </w:pPr>
+            <w:r>
+              <w:rPr>
+                <w:rFonts w:ascii="Malgun Gothic" w:cs="Malgun Gothic" w:eastAsia="Malgun Gothic" w:hAnsi="Malgun Gothic"/>
+                <w:sz w:val="17"/>
+                <w:szCs w:val="17"/>
+              </w:rPr>
+              <w:t xml:space="preserve">&lt;-1900%</w:t>
+            </w:r>
+          </w:p>
+        </w:tc>
+        <w:tc>
+          <w:tcPr>
+            <w:tcW w:type="dxa" w:w="1200"/>
+            <w:shd w:fill="F2F4F8" w:color="auto" w:val="clear"/>
+            <w:tcMar>
+              <w:top w:type="dxa" w:w="50"/>
+              <w:left w:type="dxa" w:w="80"/>
+              <w:bottom w:type="dxa" w:w="50"/>
+              <w:right w:type="dxa" w:w="80"/>
+            </w:tcMar>
+          </w:tcPr>
+          <w:p>
+            <w:pPr>
+              <w:spacing w:after="0"/>
+              <w:jc w:val="left"/>
+            </w:pPr>
+            <w:r>
+              <w:rPr>
+                <w:rFonts w:ascii="Malgun Gothic" w:cs="Malgun Gothic" w:eastAsia="Malgun Gothic" w:hAnsi="Malgun Gothic"/>
+                <w:sz w:val="17"/>
+                <w:szCs w:val="17"/>
+              </w:rPr>
+              <w:t xml:space="preserve">범위밖</w:t>
+            </w:r>
+          </w:p>
+        </w:tc>
+      </w:tr>
+      <w:tr>
+        <w:tc>
+          <w:tcPr>
+            <w:tcW w:type="dxa" w:w="900"/>
+            <w:tcMar>
+              <w:top w:type="dxa" w:w="50"/>
+              <w:left w:type="dxa" w:w="80"/>
+              <w:bottom w:type="dxa" w:w="50"/>
+              <w:right w:type="dxa" w:w="80"/>
+            </w:tcMar>
+          </w:tcPr>
+          <w:p>
+            <w:pPr>
+              <w:spacing w:after="0"/>
+              <w:jc w:val="left"/>
+            </w:pPr>
+            <w:r>
+              <w:rPr>
+                <w:rFonts w:ascii="Malgun Gothic" w:cs="Malgun Gothic" w:eastAsia="Malgun Gothic" w:hAnsi="Malgun Gothic"/>
+                <w:sz w:val="17"/>
+                <w:szCs w:val="17"/>
+              </w:rPr>
               <w:t xml:space="preserve">MU</w:t>
             </w:r>
           </w:p>
@@ -19659,7 +20173,7 @@
                 <w:sz w:val="17"/>
                 <w:szCs w:val="17"/>
               </w:rPr>
-              <w:t xml:space="preserve">0</w:t>
+              <w:t xml:space="preserve">1</w:t>
             </w:r>
           </w:p>
         </w:tc>
@@ -19709,7 +20223,7 @@
                 <w:sz w:val="17"/>
                 <w:szCs w:val="17"/>
               </w:rPr>
-              <w:t xml:space="preserve">2</w:t>
+              <w:t xml:space="preserve">6</w:t>
             </w:r>
           </w:p>
         </w:tc>
@@ -19734,7 +20248,7 @@
                 <w:sz w:val="17"/>
                 <w:szCs w:val="17"/>
               </w:rPr>
-              <w:t xml:space="preserve">2</w:t>
+              <w:t xml:space="preserve">8</w:t>
             </w:r>
           </w:p>
         </w:tc>
@@ -19759,7 +20273,7 @@
                 <w:sz w:val="17"/>
                 <w:szCs w:val="17"/>
               </w:rPr>
-              <w:t xml:space="preserve">4</w:t>
+              <w:t xml:space="preserve">11</w:t>
             </w:r>
           </w:p>
         </w:tc>
@@ -19999,7 +20513,7 @@
                 <w:sz w:val="17"/>
                 <w:szCs w:val="17"/>
               </w:rPr>
-              <w:t xml:space="preserve">PLTR</w:t>
+              <w:t xml:space="preserve">INTC</w:t>
             </w:r>
           </w:p>
         </w:tc>
@@ -20024,7 +20538,7 @@
                 <w:sz w:val="17"/>
                 <w:szCs w:val="17"/>
               </w:rPr>
-              <w:t xml:space="preserve">Palantir Technologies Inc.</w:t>
+              <w:t xml:space="preserve">INTEL CORP</w:t>
             </w:r>
           </w:p>
         </w:tc>
@@ -20049,7 +20563,7 @@
                 <w:sz w:val="17"/>
                 <w:szCs w:val="17"/>
               </w:rPr>
-              <w:t xml:space="preserve">정규화 주주이익 -1.3십억 달러</w:t>
+              <w:t xml:space="preserve">정규화 주주이익 -7.6십억 달러</w:t>
             </w:r>
           </w:p>
         </w:tc>
@@ -20077,7 +20591,7 @@
                 <w:sz w:val="17"/>
                 <w:szCs w:val="17"/>
               </w:rPr>
-              <w:t xml:space="preserve">INTC</w:t>
+              <w:t xml:space="preserve">AMD</w:t>
             </w:r>
           </w:p>
         </w:tc>
@@ -20103,7 +20617,7 @@
                 <w:sz w:val="17"/>
                 <w:szCs w:val="17"/>
               </w:rPr>
-              <w:t xml:space="preserve">INTEL CORP</w:t>
+              <w:t xml:space="preserve">ADVANCED MICRO DEVICES INC</w:t>
             </w:r>
           </w:p>
         </w:tc>
@@ -20129,164 +20643,7 @@
                 <w:sz w:val="17"/>
                 <w:szCs w:val="17"/>
               </w:rPr>
-              <w:t xml:space="preserve">정규화 주주이익 -14.8십억 달러</w:t>
-            </w:r>
-          </w:p>
-        </w:tc>
-      </w:tr>
-      <w:tr>
-        <w:tc>
-          <w:tcPr>
-            <w:tcW w:type="dxa" w:w="1400"/>
-            <w:tcMar>
-              <w:top w:type="dxa" w:w="50"/>
-              <w:left w:type="dxa" w:w="80"/>
-              <w:bottom w:type="dxa" w:w="50"/>
-              <w:right w:type="dxa" w:w="80"/>
-            </w:tcMar>
-          </w:tcPr>
-          <w:p>
-            <w:pPr>
-              <w:spacing w:after="0"/>
-              <w:jc w:val="left"/>
-            </w:pPr>
-            <w:r>
-              <w:rPr>
-                <w:rFonts w:ascii="Malgun Gothic" w:cs="Malgun Gothic" w:eastAsia="Malgun Gothic" w:hAnsi="Malgun Gothic"/>
-                <w:sz w:val="17"/>
-                <w:szCs w:val="17"/>
-              </w:rPr>
-              <w:t xml:space="preserve">TSLA</w:t>
-            </w:r>
-          </w:p>
-        </w:tc>
-        <w:tc>
-          <w:tcPr>
-            <w:tcW w:type="dxa" w:w="4000"/>
-            <w:tcMar>
-              <w:top w:type="dxa" w:w="50"/>
-              <w:left w:type="dxa" w:w="80"/>
-              <w:bottom w:type="dxa" w:w="50"/>
-              <w:right w:type="dxa" w:w="80"/>
-            </w:tcMar>
-          </w:tcPr>
-          <w:p>
-            <w:pPr>
-              <w:spacing w:after="0"/>
-              <w:jc w:val="left"/>
-            </w:pPr>
-            <w:r>
-              <w:rPr>
-                <w:rFonts w:ascii="Malgun Gothic" w:cs="Malgun Gothic" w:eastAsia="Malgun Gothic" w:hAnsi="Malgun Gothic"/>
-                <w:sz w:val="17"/>
-                <w:szCs w:val="17"/>
-              </w:rPr>
-              <w:t xml:space="preserve">Tesla, Inc.</w:t>
-            </w:r>
-          </w:p>
-        </w:tc>
-        <w:tc>
-          <w:tcPr>
-            <w:tcW w:type="dxa" w:w="9000"/>
-            <w:tcMar>
-              <w:top w:type="dxa" w:w="50"/>
-              <w:left w:type="dxa" w:w="80"/>
-              <w:bottom w:type="dxa" w:w="50"/>
-              <w:right w:type="dxa" w:w="80"/>
-            </w:tcMar>
-          </w:tcPr>
-          <w:p>
-            <w:pPr>
-              <w:spacing w:after="0"/>
-              <w:jc w:val="left"/>
-            </w:pPr>
-            <w:r>
-              <w:rPr>
-                <w:rFonts w:ascii="Malgun Gothic" w:cs="Malgun Gothic" w:eastAsia="Malgun Gothic" w:hAnsi="Malgun Gothic"/>
-                <w:sz w:val="17"/>
-                <w:szCs w:val="17"/>
-              </w:rPr>
-              <w:t xml:space="preserve">정규화 주주이익 -0.3십억 달러</w:t>
-            </w:r>
-          </w:p>
-        </w:tc>
-      </w:tr>
-      <w:tr>
-        <w:tc>
-          <w:tcPr>
-            <w:tcW w:type="dxa" w:w="1400"/>
-            <w:shd w:fill="F2F4F8" w:color="auto" w:val="clear"/>
-            <w:tcMar>
-              <w:top w:type="dxa" w:w="50"/>
-              <w:left w:type="dxa" w:w="80"/>
-              <w:bottom w:type="dxa" w:w="50"/>
-              <w:right w:type="dxa" w:w="80"/>
-            </w:tcMar>
-          </w:tcPr>
-          <w:p>
-            <w:pPr>
-              <w:spacing w:after="0"/>
-              <w:jc w:val="left"/>
-            </w:pPr>
-            <w:r>
-              <w:rPr>
-                <w:rFonts w:ascii="Malgun Gothic" w:cs="Malgun Gothic" w:eastAsia="Malgun Gothic" w:hAnsi="Malgun Gothic"/>
-                <w:sz w:val="17"/>
-                <w:szCs w:val="17"/>
-              </w:rPr>
-              <w:t xml:space="preserve">AMD</w:t>
-            </w:r>
-          </w:p>
-        </w:tc>
-        <w:tc>
-          <w:tcPr>
-            <w:tcW w:type="dxa" w:w="4000"/>
-            <w:shd w:fill="F2F4F8" w:color="auto" w:val="clear"/>
-            <w:tcMar>
-              <w:top w:type="dxa" w:w="50"/>
-              <w:left w:type="dxa" w:w="80"/>
-              <w:bottom w:type="dxa" w:w="50"/>
-              <w:right w:type="dxa" w:w="80"/>
-            </w:tcMar>
-          </w:tcPr>
-          <w:p>
-            <w:pPr>
-              <w:spacing w:after="0"/>
-              <w:jc w:val="left"/>
-            </w:pPr>
-            <w:r>
-              <w:rPr>
-                <w:rFonts w:ascii="Malgun Gothic" w:cs="Malgun Gothic" w:eastAsia="Malgun Gothic" w:hAnsi="Malgun Gothic"/>
-                <w:sz w:val="17"/>
-                <w:szCs w:val="17"/>
-              </w:rPr>
-              <w:t xml:space="preserve">ADVANCED MICRO DEVICES INC</w:t>
-            </w:r>
-          </w:p>
-        </w:tc>
-        <w:tc>
-          <w:tcPr>
-            <w:tcW w:type="dxa" w:w="9000"/>
-            <w:shd w:fill="F2F4F8" w:color="auto" w:val="clear"/>
-            <w:tcMar>
-              <w:top w:type="dxa" w:w="50"/>
-              <w:left w:type="dxa" w:w="80"/>
-              <w:bottom w:type="dxa" w:w="50"/>
-              <w:right w:type="dxa" w:w="80"/>
-            </w:tcMar>
-          </w:tcPr>
-          <w:p>
-            <w:pPr>
-              <w:spacing w:after="0"/>
-              <w:jc w:val="left"/>
-            </w:pPr>
-            <w:r>
-              <w:rPr>
-                <w:rFonts w:ascii="Malgun Gothic" w:cs="Malgun Gothic" w:eastAsia="Malgun Gothic" w:hAnsi="Malgun Gothic"/>
-                <w:sz w:val="17"/>
-                <w:szCs w:val="17"/>
-              </w:rPr>
-              <w:t xml:space="preserve">정규화 주주이익 -0.6십억 달러</w:t>
+              <w:t xml:space="preserve">정규화 주주이익 -0.2십억 달러</w:t>
             </w:r>
           </w:p>
         </w:tc>
@@ -21117,7 +21474,7 @@
                 <w:sz w:val="17"/>
                 <w:szCs w:val="17"/>
               </w:rPr>
-              <w:t xml:space="preserve">AAPL</w:t>
+              <w:t xml:space="preserve">LLY</w:t>
             </w:r>
           </w:p>
         </w:tc>
@@ -21143,7 +21500,7 @@
                 <w:sz w:val="17"/>
                 <w:szCs w:val="17"/>
               </w:rPr>
-              <w:t xml:space="preserve">171.4%</w:t>
+              <w:t xml:space="preserve">101.2%</w:t>
             </w:r>
           </w:p>
         </w:tc>
@@ -21169,7 +21526,7 @@
                 <w:sz w:val="17"/>
                 <w:szCs w:val="17"/>
               </w:rPr>
-              <w:t xml:space="preserve">89.1%</w:t>
+              <w:t xml:space="preserve">40.2%</w:t>
             </w:r>
           </w:p>
         </w:tc>
@@ -21195,7 +21552,7 @@
                 <w:sz w:val="17"/>
                 <w:szCs w:val="17"/>
               </w:rPr>
-              <w:t xml:space="preserve">82.4%</w:t>
+              <w:t xml:space="preserve">61.0%</w:t>
             </w:r>
           </w:p>
         </w:tc>
@@ -21221,7 +21578,7 @@
                 <w:sz w:val="17"/>
                 <w:szCs w:val="17"/>
               </w:rPr>
-              <w:t xml:space="preserve">0.4x</w:t>
+              <w:t xml:space="preserve">1.2x</w:t>
             </w:r>
           </w:p>
         </w:tc>
@@ -21247,7 +21604,7 @@
                 <w:sz w:val="17"/>
                 <w:szCs w:val="17"/>
               </w:rPr>
-              <w:t xml:space="preserve">29.9x</w:t>
+              <w:t xml:space="preserve">29.7x</w:t>
             </w:r>
           </w:p>
         </w:tc>
@@ -21300,7 +21657,7 @@
                 <w:sz w:val="17"/>
                 <w:szCs w:val="17"/>
               </w:rPr>
-              <w:t xml:space="preserve">LLY</w:t>
+              <w:t xml:space="preserve">AAPL</w:t>
             </w:r>
           </w:p>
         </w:tc>
@@ -21325,7 +21682,7 @@
                 <w:sz w:val="17"/>
                 <w:szCs w:val="17"/>
               </w:rPr>
-              <w:t xml:space="preserve">101.2%</w:t>
+              <w:t xml:space="preserve">171.4%</w:t>
             </w:r>
           </w:p>
         </w:tc>
@@ -21350,7 +21707,7 @@
                 <w:sz w:val="17"/>
                 <w:szCs w:val="17"/>
               </w:rPr>
-              <w:t xml:space="preserve">40.1%</w:t>
+              <w:t xml:space="preserve">113.3%</w:t>
             </w:r>
           </w:p>
         </w:tc>
@@ -21375,7 +21732,7 @@
                 <w:sz w:val="17"/>
                 <w:szCs w:val="17"/>
               </w:rPr>
-              <w:t xml:space="preserve">61.0%</w:t>
+              <w:t xml:space="preserve">58.1%</w:t>
             </w:r>
           </w:p>
         </w:tc>
@@ -21400,7 +21757,7 @@
                 <w:sz w:val="17"/>
                 <w:szCs w:val="17"/>
               </w:rPr>
-              <w:t xml:space="preserve">1.2x</w:t>
+              <w:t xml:space="preserve">0.2x</w:t>
             </w:r>
           </w:p>
         </w:tc>
@@ -21425,7 +21782,7 @@
                 <w:sz w:val="17"/>
                 <w:szCs w:val="17"/>
               </w:rPr>
-              <w:t xml:space="preserve">29.7x</w:t>
+              <w:t xml:space="preserve">29.9x</w:t>
             </w:r>
           </w:p>
         </w:tc>
@@ -21891,7 +22248,7 @@
                 <w:sz w:val="17"/>
                 <w:szCs w:val="17"/>
               </w:rPr>
-              <w:t xml:space="preserve">23.6%</w:t>
+              <w:t xml:space="preserve">24.7%</w:t>
             </w:r>
           </w:p>
         </w:tc>
@@ -21917,7 +22274,7 @@
                 <w:sz w:val="17"/>
                 <w:szCs w:val="17"/>
               </w:rPr>
-              <w:t xml:space="preserve">22.4%</w:t>
+              <w:t xml:space="preserve">21.3%</w:t>
             </w:r>
           </w:p>
         </w:tc>
@@ -21943,7 +22300,7 @@
                 <w:sz w:val="17"/>
                 <w:szCs w:val="17"/>
               </w:rPr>
-              <w:t xml:space="preserve">1.8x</w:t>
+              <w:t xml:space="preserve">1.6x</w:t>
             </w:r>
           </w:p>
         </w:tc>
@@ -23150,7 +23507,7 @@
                 <w:sz w:val="17"/>
                 <w:szCs w:val="17"/>
               </w:rPr>
-              <w:t xml:space="preserve">(자본 거의 불변)</w:t>
+              <w:t xml:space="preserve">(자본 축소)</w:t>
             </w:r>
           </w:p>
         </w:tc>
@@ -23409,7 +23766,7 @@
                 <w:sz w:val="17"/>
                 <w:szCs w:val="17"/>
               </w:rPr>
-              <w:t xml:space="preserve">46.8%</w:t>
+              <w:t xml:space="preserve">51.5%</w:t>
             </w:r>
           </w:p>
         </w:tc>
@@ -24055,7 +24412,7 @@
                 <w:sz w:val="17"/>
                 <w:szCs w:val="17"/>
               </w:rPr>
-              <w:t xml:space="preserve">145.5%</w:t>
+              <w:t xml:space="preserve">93.7%</w:t>
             </w:r>
           </w:p>
         </w:tc>
@@ -24314,7 +24671,7 @@
                 <w:sz w:val="17"/>
                 <w:szCs w:val="17"/>
               </w:rPr>
-              <w:t xml:space="preserve">0.8%</w:t>
+              <w:t xml:space="preserve">0.9%</w:t>
             </w:r>
           </w:p>
         </w:tc>
@@ -24573,7 +24930,7 @@
                 <w:sz w:val="17"/>
                 <w:szCs w:val="17"/>
               </w:rPr>
-              <w:t xml:space="preserve">5.9%</w:t>
+              <w:t xml:space="preserve">9.6%</w:t>
             </w:r>
           </w:p>
         </w:tc>
@@ -24704,7 +25061,7 @@
                 <w:sz w:val="17"/>
                 <w:szCs w:val="17"/>
               </w:rPr>
-              <w:t xml:space="preserve">7.2%</w:t>
+              <w:t xml:space="preserve">7.9%</w:t>
             </w:r>
           </w:p>
         </w:tc>
@@ -24832,7 +25189,7 @@
                 <w:sz w:val="17"/>
                 <w:szCs w:val="17"/>
               </w:rPr>
-              <w:t xml:space="preserve">20.0%</w:t>
+              <w:t xml:space="preserve">56.0%</w:t>
             </w:r>
           </w:p>
         </w:tc>

--- a/work/버핏기준_52개기업_분석.docx
+++ b/work/버핏기준_52개기업_분석.docx
@@ -32,7 +32,7 @@
           <w:sz w:val="20"/>
           <w:szCs w:val="20"/>
         </w:rPr>
-        <w:t xml:space="preserve">미국 50개사 정량 분석 · 한국 2개사 정성 분석 · 생성 2026-08-11 08:18 UTC</w:t>
+        <w:t xml:space="preserve">미국 50개사 정량 분석 · 한국 2개사 정성 분석 · 생성 2026-08-11 23:52 UTC</w:t>
       </w:r>
     </w:p>
     <w:p>
@@ -67,7 +67,7 @@
           <w:sz w:val="20"/>
           <w:szCs w:val="20"/>
         </w:rPr>
-        <w:t xml:space="preserve">비금융 41개사 중 36개사가 ROIC로 자본비용을 넘겼습니다. 그런데 할인율 10% 기준 DCF에서 안전마진 30% 이상인 기업은 0개입니다. 품질과 가격은 이 유니버스에서 완전히 분리돼 있습니다.</w:t>
+        <w:t xml:space="preserve">비금융 41개사 중 37개사가 ROIC로 자본비용을 넘겼습니다. 그런데 할인율 10% 기준 DCF에서 안전마진 30% 이상인 기업은 0개입니다. 품질과 가격은 이 유니버스에서 완전히 분리돼 있습니다.</w:t>
       </w:r>
     </w:p>
     <w:p>
@@ -524,7 +524,7 @@
                 <w:sz w:val="17"/>
                 <w:szCs w:val="17"/>
               </w:rPr>
-              <w:t xml:space="preserve">MA</w:t>
+              <w:t xml:space="preserve">ANET</w:t>
             </w:r>
           </w:p>
         </w:tc>
@@ -549,7 +549,7 @@
                 <w:sz w:val="17"/>
                 <w:szCs w:val="17"/>
               </w:rPr>
-              <w:t xml:space="preserve">Mastercard Inc</w:t>
+              <w:t xml:space="preserve">Arista Networks, Inc.</w:t>
             </w:r>
           </w:p>
         </w:tc>
@@ -599,7 +599,7 @@
                 <w:sz w:val="17"/>
                 <w:szCs w:val="17"/>
               </w:rPr>
-              <w:t xml:space="preserve">105.4%</w:t>
+              <w:t xml:space="preserve">148.0%</w:t>
             </w:r>
           </w:p>
         </w:tc>
@@ -649,7 +649,7 @@
                 <w:sz w:val="17"/>
                 <w:szCs w:val="17"/>
               </w:rPr>
-              <w:t xml:space="preserve">66.0%</w:t>
+              <w:t xml:space="preserve">203.5%</w:t>
             </w:r>
           </w:p>
         </w:tc>
@@ -674,7 +674,7 @@
                 <w:sz w:val="17"/>
                 <w:szCs w:val="17"/>
               </w:rPr>
-              <w:t xml:space="preserve">52.6%</w:t>
+              <w:t xml:space="preserve">180.2%</w:t>
             </w:r>
           </w:p>
         </w:tc>
@@ -699,7 +699,7 @@
                 <w:sz w:val="17"/>
                 <w:szCs w:val="17"/>
               </w:rPr>
-              <w:t xml:space="preserve">강함 - 장기간 두 자릿수 ROIC + 안정적 마진</w:t>
+              <w:t xml:space="preserve">강함 - 장기간 두 자릿수 ROIC, 마진 변동은 있음</w:t>
             </w:r>
           </w:p>
         </w:tc>
@@ -753,7 +753,7 @@
                 <w:sz w:val="17"/>
                 <w:szCs w:val="17"/>
               </w:rPr>
-              <w:t xml:space="preserve">KLAC</w:t>
+              <w:t xml:space="preserve">NVDA</w:t>
             </w:r>
           </w:p>
         </w:tc>
@@ -779,7 +779,7 @@
                 <w:sz w:val="17"/>
                 <w:szCs w:val="17"/>
               </w:rPr>
-              <w:t xml:space="preserve">KLA CORP</w:t>
+              <w:t xml:space="preserve">NVIDIA CORP</w:t>
             </w:r>
           </w:p>
         </w:tc>
@@ -831,7 +831,7 @@
                 <w:sz w:val="17"/>
                 <w:szCs w:val="17"/>
               </w:rPr>
-              <w:t xml:space="preserve">52.4%</w:t>
+              <w:t xml:space="preserve">117.7%</w:t>
             </w:r>
           </w:p>
         </w:tc>
@@ -857,7 +857,7 @@
                 <w:sz w:val="17"/>
                 <w:szCs w:val="17"/>
               </w:rPr>
-              <w:t xml:space="preserve">7/7</w:t>
+              <w:t xml:space="preserve">12/12</w:t>
             </w:r>
           </w:p>
         </w:tc>
@@ -883,7 +883,7 @@
                 <w:sz w:val="17"/>
                 <w:szCs w:val="17"/>
               </w:rPr>
-              <w:t xml:space="preserve">74.6%</w:t>
+              <w:t xml:space="preserve">77.2%</w:t>
             </w:r>
           </w:p>
         </w:tc>
@@ -909,7 +909,7 @@
                 <w:sz w:val="17"/>
                 <w:szCs w:val="17"/>
               </w:rPr>
-              <w:t xml:space="preserve">33.4%</w:t>
+              <w:t xml:space="preserve">105.3%</w:t>
             </w:r>
           </w:p>
         </w:tc>
@@ -987,7 +987,7 @@
                 <w:sz w:val="17"/>
                 <w:szCs w:val="17"/>
               </w:rPr>
-              <w:t xml:space="preserve">ANET</w:t>
+              <w:t xml:space="preserve">MA</w:t>
             </w:r>
           </w:p>
         </w:tc>
@@ -1012,7 +1012,7 @@
                 <w:sz w:val="17"/>
                 <w:szCs w:val="17"/>
               </w:rPr>
-              <w:t xml:space="preserve">Arista Networks, Inc.</w:t>
+              <w:t xml:space="preserve">Mastercard Inc</w:t>
             </w:r>
           </w:p>
         </w:tc>
@@ -1037,7 +1037,7 @@
                 <w:sz w:val="17"/>
                 <w:szCs w:val="17"/>
               </w:rPr>
-              <w:t xml:space="preserve">95</w:t>
+              <w:t xml:space="preserve">100</w:t>
             </w:r>
           </w:p>
         </w:tc>
@@ -1062,7 +1062,7 @@
                 <w:sz w:val="17"/>
                 <w:szCs w:val="17"/>
               </w:rPr>
-              <w:t xml:space="preserve">148.0%</w:t>
+              <w:t xml:space="preserve">92.2%</w:t>
             </w:r>
           </w:p>
         </w:tc>
@@ -1112,7 +1112,7 @@
                 <w:sz w:val="17"/>
                 <w:szCs w:val="17"/>
               </w:rPr>
-              <w:t xml:space="preserve">29.1%</w:t>
+              <w:t xml:space="preserve">91.5%</w:t>
             </w:r>
           </w:p>
         </w:tc>
@@ -1137,7 +1137,7 @@
                 <w:sz w:val="17"/>
                 <w:szCs w:val="17"/>
               </w:rPr>
-              <w:t xml:space="preserve">16.7%</w:t>
+              <w:t xml:space="preserve">88.0%</w:t>
             </w:r>
           </w:p>
         </w:tc>
@@ -1162,7 +1162,7 @@
                 <w:sz w:val="17"/>
                 <w:szCs w:val="17"/>
               </w:rPr>
-              <w:t xml:space="preserve">강함 - 장기간 두 자릿수 ROIC, 마진 변동은 있음</w:t>
+              <w:t xml:space="preserve">강함 - 장기간 두 자릿수 ROIC + 안정적 마진</w:t>
             </w:r>
           </w:p>
         </w:tc>
@@ -1216,7 +1216,7 @@
                 <w:sz w:val="17"/>
                 <w:szCs w:val="17"/>
               </w:rPr>
-              <w:t xml:space="preserve">NVDA</w:t>
+              <w:t xml:space="preserve">MSFT</w:t>
             </w:r>
           </w:p>
         </w:tc>
@@ -1242,7 +1242,7 @@
                 <w:sz w:val="17"/>
                 <w:szCs w:val="17"/>
               </w:rPr>
-              <w:t xml:space="preserve">NVIDIA CORP</w:t>
+              <w:t xml:space="preserve">MICROSOFT CORP</w:t>
             </w:r>
           </w:p>
         </w:tc>
@@ -1268,7 +1268,7 @@
                 <w:sz w:val="17"/>
                 <w:szCs w:val="17"/>
               </w:rPr>
-              <w:t xml:space="preserve">95</w:t>
+              <w:t xml:space="preserve">100</w:t>
             </w:r>
           </w:p>
         </w:tc>
@@ -1294,7 +1294,7 @@
                 <w:sz w:val="17"/>
                 <w:szCs w:val="17"/>
               </w:rPr>
-              <w:t xml:space="preserve">108.0%</w:t>
+              <w:t xml:space="preserve">83.1%</w:t>
             </w:r>
           </w:p>
         </w:tc>
@@ -1346,7 +1346,7 @@
                 <w:sz w:val="17"/>
                 <w:szCs w:val="17"/>
               </w:rPr>
-              <w:t xml:space="preserve">98.5%</w:t>
+              <w:t xml:space="preserve">31.7%</w:t>
             </w:r>
           </w:p>
         </w:tc>
@@ -1372,7 +1372,7 @@
                 <w:sz w:val="17"/>
                 <w:szCs w:val="17"/>
               </w:rPr>
-              <w:t xml:space="preserve">80.0%</w:t>
+              <w:t xml:space="preserve">29.5%</w:t>
             </w:r>
           </w:p>
         </w:tc>
@@ -1450,7 +1450,7 @@
                 <w:sz w:val="17"/>
                 <w:szCs w:val="17"/>
               </w:rPr>
-              <w:t xml:space="preserve">MSFT</w:t>
+              <w:t xml:space="preserve">LRCX</w:t>
             </w:r>
           </w:p>
         </w:tc>
@@ -1475,7 +1475,7 @@
                 <w:sz w:val="17"/>
                 <w:szCs w:val="17"/>
               </w:rPr>
-              <w:t xml:space="preserve">MICROSOFT CORP</w:t>
+              <w:t xml:space="preserve">LAM RESEARCH CORP</w:t>
             </w:r>
           </w:p>
         </w:tc>
@@ -1500,7 +1500,7 @@
                 <w:sz w:val="17"/>
                 <w:szCs w:val="17"/>
               </w:rPr>
-              <w:t xml:space="preserve">95</w:t>
+              <w:t xml:space="preserve">100</w:t>
             </w:r>
           </w:p>
         </w:tc>
@@ -1525,7 +1525,7 @@
                 <w:sz w:val="17"/>
                 <w:szCs w:val="17"/>
               </w:rPr>
-              <w:t xml:space="preserve">100.1%</w:t>
+              <w:t xml:space="preserve">48.8%</w:t>
             </w:r>
           </w:p>
         </w:tc>
@@ -1575,7 +1575,7 @@
                 <w:sz w:val="17"/>
                 <w:szCs w:val="17"/>
               </w:rPr>
-              <w:t xml:space="preserve">37.6%</w:t>
+              <w:t xml:space="preserve">92.4%</w:t>
             </w:r>
           </w:p>
         </w:tc>
@@ -1600,7 +1600,7 @@
                 <w:sz w:val="17"/>
                 <w:szCs w:val="17"/>
               </w:rPr>
-              <w:t xml:space="preserve">21.8%</w:t>
+              <w:t xml:space="preserve">66.9%</w:t>
             </w:r>
           </w:p>
         </w:tc>
@@ -1625,7 +1625,7 @@
                 <w:sz w:val="17"/>
                 <w:szCs w:val="17"/>
               </w:rPr>
-              <w:t xml:space="preserve">강함 - 장기간 두 자릿수 ROIC, 마진 변동은 있음</w:t>
+              <w:t xml:space="preserve">강함 - 장기간 두 자릿수 ROIC + 안정적 마진</w:t>
             </w:r>
           </w:p>
         </w:tc>
@@ -1679,7 +1679,7 @@
                 <w:sz w:val="17"/>
                 <w:szCs w:val="17"/>
               </w:rPr>
-              <w:t xml:space="preserve">PM</w:t>
+              <w:t xml:space="preserve">KLAC</w:t>
             </w:r>
           </w:p>
         </w:tc>
@@ -1705,7 +1705,7 @@
                 <w:sz w:val="17"/>
                 <w:szCs w:val="17"/>
               </w:rPr>
-              <w:t xml:space="preserve">Philip Morris International Inc.</w:t>
+              <w:t xml:space="preserve">KLA CORP</w:t>
             </w:r>
           </w:p>
         </w:tc>
@@ -1731,7 +1731,7 @@
                 <w:sz w:val="17"/>
                 <w:szCs w:val="17"/>
               </w:rPr>
-              <w:t xml:space="preserve">95</w:t>
+              <w:t xml:space="preserve">100</w:t>
             </w:r>
           </w:p>
         </w:tc>
@@ -1757,7 +1757,7 @@
                 <w:sz w:val="17"/>
                 <w:szCs w:val="17"/>
               </w:rPr>
-              <w:t xml:space="preserve">66.2%</w:t>
+              <w:t xml:space="preserve">41.4%</w:t>
             </w:r>
           </w:p>
         </w:tc>
@@ -1809,7 +1809,7 @@
                 <w:sz w:val="17"/>
                 <w:szCs w:val="17"/>
               </w:rPr>
-              <w:t xml:space="preserve">23.6%</w:t>
+              <w:t xml:space="preserve">60.4%</w:t>
             </w:r>
           </w:p>
         </w:tc>
@@ -1835,7 +1835,7 @@
                 <w:sz w:val="17"/>
                 <w:szCs w:val="17"/>
               </w:rPr>
-              <w:t xml:space="preserve">32.0%</w:t>
+              <w:t xml:space="preserve">42.1%</w:t>
             </w:r>
           </w:p>
         </w:tc>
@@ -1861,7 +1861,7 @@
                 <w:sz w:val="17"/>
                 <w:szCs w:val="17"/>
               </w:rPr>
-              <w:t xml:space="preserve">강함 - 장기간 두 자릿수 ROIC + 안정적 마진</w:t>
+              <w:t xml:space="preserve">강함 - 장기간 두 자릿수 ROIC, 마진 변동은 있음</w:t>
             </w:r>
           </w:p>
         </w:tc>
@@ -1963,7 +1963,7 @@
                 <w:sz w:val="17"/>
                 <w:szCs w:val="17"/>
               </w:rPr>
-              <w:t xml:space="preserve">95</w:t>
+              <w:t xml:space="preserve">100</w:t>
             </w:r>
           </w:p>
         </w:tc>
@@ -2038,7 +2038,7 @@
                 <w:sz w:val="17"/>
                 <w:szCs w:val="17"/>
               </w:rPr>
-              <w:t xml:space="preserve">51.2%</w:t>
+              <w:t xml:space="preserve">78.7%</w:t>
             </w:r>
           </w:p>
         </w:tc>
@@ -2063,7 +2063,7 @@
                 <w:sz w:val="17"/>
                 <w:szCs w:val="17"/>
               </w:rPr>
-              <w:t xml:space="preserve">25.6%</w:t>
+              <w:t xml:space="preserve">35.9%</w:t>
             </w:r>
           </w:p>
         </w:tc>
@@ -2142,7 +2142,7 @@
                 <w:sz w:val="17"/>
                 <w:szCs w:val="17"/>
               </w:rPr>
-              <w:t xml:space="preserve">LRCX</w:t>
+              <w:t xml:space="preserve">META</w:t>
             </w:r>
           </w:p>
         </w:tc>
@@ -2168,7 +2168,7 @@
                 <w:sz w:val="17"/>
                 <w:szCs w:val="17"/>
               </w:rPr>
-              <w:t xml:space="preserve">LAM RESEARCH CORP</w:t>
+              <w:t xml:space="preserve">Meta Platforms, Inc.</w:t>
             </w:r>
           </w:p>
         </w:tc>
@@ -2194,7 +2194,7 @@
                 <w:sz w:val="17"/>
                 <w:szCs w:val="17"/>
               </w:rPr>
-              <w:t xml:space="preserve">92</w:t>
+              <w:t xml:space="preserve">100</w:t>
             </w:r>
           </w:p>
         </w:tc>
@@ -2220,7 +2220,7 @@
                 <w:sz w:val="17"/>
                 <w:szCs w:val="17"/>
               </w:rPr>
-              <w:t xml:space="preserve">47.6%</w:t>
+              <w:t xml:space="preserve">36.9%</w:t>
             </w:r>
           </w:p>
         </w:tc>
@@ -2246,7 +2246,7 @@
                 <w:sz w:val="17"/>
                 <w:szCs w:val="17"/>
               </w:rPr>
-              <w:t xml:space="preserve">12/12</w:t>
+              <w:t xml:space="preserve">8/8</w:t>
             </w:r>
           </w:p>
         </w:tc>
@@ -2272,7 +2272,7 @@
                 <w:sz w:val="17"/>
                 <w:szCs w:val="17"/>
               </w:rPr>
-              <w:t xml:space="preserve">86.8%</w:t>
+              <w:t xml:space="preserve">34.4%</w:t>
             </w:r>
           </w:p>
         </w:tc>
@@ -2298,7 +2298,7 @@
                 <w:sz w:val="17"/>
                 <w:szCs w:val="17"/>
               </w:rPr>
-              <w:t xml:space="preserve">35.6%</w:t>
+              <w:t xml:space="preserve">27.6%</w:t>
             </w:r>
           </w:p>
         </w:tc>
@@ -2324,7 +2324,7 @@
                 <w:sz w:val="17"/>
                 <w:szCs w:val="17"/>
               </w:rPr>
-              <w:t xml:space="preserve">보통 - ROIC가 기간에 따라 흔들림</w:t>
+              <w:t xml:space="preserve">강함 - 장기간 두 자릿수 ROIC, 마진 변동은 있음</w:t>
             </w:r>
           </w:p>
         </w:tc>
@@ -2376,7 +2376,7 @@
                 <w:sz w:val="17"/>
                 <w:szCs w:val="17"/>
               </w:rPr>
-              <w:t xml:space="preserve">AMAT</w:t>
+              <w:t xml:space="preserve">KO</w:t>
             </w:r>
           </w:p>
         </w:tc>
@@ -2401,7 +2401,7 @@
                 <w:sz w:val="17"/>
                 <w:szCs w:val="17"/>
               </w:rPr>
-              <w:t xml:space="preserve">APPLIED MATERIALS INC /DE</w:t>
+              <w:t xml:space="preserve">COCA COLA CO</w:t>
             </w:r>
           </w:p>
         </w:tc>
@@ -2426,7 +2426,7 @@
                 <w:sz w:val="17"/>
                 <w:szCs w:val="17"/>
               </w:rPr>
-              <w:t xml:space="preserve">92</w:t>
+              <w:t xml:space="preserve">99</w:t>
             </w:r>
           </w:p>
         </w:tc>
@@ -2451,7 +2451,7 @@
                 <w:sz w:val="17"/>
                 <w:szCs w:val="17"/>
               </w:rPr>
-              <w:t xml:space="preserve">42.4%</w:t>
+              <w:t xml:space="preserve">35.1%</w:t>
             </w:r>
           </w:p>
         </w:tc>
@@ -2501,7 +2501,7 @@
                 <w:sz w:val="17"/>
                 <w:szCs w:val="17"/>
               </w:rPr>
-              <w:t xml:space="preserve">37.0%</w:t>
+              <w:t xml:space="preserve">22.9%</w:t>
             </w:r>
           </w:p>
         </w:tc>
@@ -2526,7 +2526,7 @@
                 <w:sz w:val="17"/>
                 <w:szCs w:val="17"/>
               </w:rPr>
-              <w:t xml:space="preserve">15.9%</w:t>
+              <w:t xml:space="preserve">18.9%</w:t>
             </w:r>
           </w:p>
         </w:tc>
@@ -2551,7 +2551,7 @@
                 <w:sz w:val="17"/>
                 <w:szCs w:val="17"/>
               </w:rPr>
-              <w:t xml:space="preserve">강함 - 장기간 두 자릿수 ROIC + 안정적 마진</w:t>
+              <w:t xml:space="preserve">강함 - 장기간 두 자릿수 ROIC, 마진 변동은 있음</w:t>
             </w:r>
           </w:p>
         </w:tc>
@@ -2605,7 +2605,7 @@
                 <w:sz w:val="17"/>
                 <w:szCs w:val="17"/>
               </w:rPr>
-              <w:t xml:space="preserve">KO</w:t>
+              <w:t xml:space="preserve">AMAT</w:t>
             </w:r>
           </w:p>
         </w:tc>
@@ -2631,7 +2631,7 @@
                 <w:sz w:val="17"/>
                 <w:szCs w:val="17"/>
               </w:rPr>
-              <w:t xml:space="preserve">COCA COLA CO</w:t>
+              <w:t xml:space="preserve">APPLIED MATERIALS INC /DE</w:t>
             </w:r>
           </w:p>
         </w:tc>
@@ -2657,7 +2657,7 @@
                 <w:sz w:val="17"/>
                 <w:szCs w:val="17"/>
               </w:rPr>
-              <w:t xml:space="preserve">91</w:t>
+              <w:t xml:space="preserve">97</w:t>
             </w:r>
           </w:p>
         </w:tc>
@@ -2683,7 +2683,7 @@
                 <w:sz w:val="17"/>
                 <w:szCs w:val="17"/>
               </w:rPr>
-              <w:t xml:space="preserve">35.1%</w:t>
+              <w:t xml:space="preserve">40.9%</w:t>
             </w:r>
           </w:p>
         </w:tc>
@@ -2735,7 +2735,7 @@
                 <w:sz w:val="17"/>
                 <w:szCs w:val="17"/>
               </w:rPr>
-              <w:t xml:space="preserve">30.8%</w:t>
+              <w:t xml:space="preserve">52.2%</w:t>
             </w:r>
           </w:p>
         </w:tc>
@@ -2761,7 +2761,7 @@
                 <w:sz w:val="17"/>
                 <w:szCs w:val="17"/>
               </w:rPr>
-              <w:t xml:space="preserve">14.4%</w:t>
+              <w:t xml:space="preserve">30.6%</w:t>
             </w:r>
           </w:p>
         </w:tc>
@@ -2787,7 +2787,7 @@
                 <w:sz w:val="17"/>
                 <w:szCs w:val="17"/>
               </w:rPr>
-              <w:t xml:space="preserve">강함 - 장기간 두 자릿수 ROIC, 마진 변동은 있음</w:t>
+              <w:t xml:space="preserve">강함 - 장기간 두 자릿수 ROIC + 안정적 마진</w:t>
             </w:r>
           </w:p>
         </w:tc>
@@ -2839,7 +2839,7 @@
                 <w:sz w:val="17"/>
                 <w:szCs w:val="17"/>
               </w:rPr>
-              <w:t xml:space="preserve">META</w:t>
+              <w:t xml:space="preserve">GOOG</w:t>
             </w:r>
           </w:p>
         </w:tc>
@@ -2864,7 +2864,7 @@
                 <w:sz w:val="17"/>
                 <w:szCs w:val="17"/>
               </w:rPr>
-              <w:t xml:space="preserve">Meta Platforms, Inc.</w:t>
+              <w:t xml:space="preserve">Alphabet Inc.</w:t>
             </w:r>
           </w:p>
         </w:tc>
@@ -2889,7 +2889,7 @@
                 <w:sz w:val="17"/>
                 <w:szCs w:val="17"/>
               </w:rPr>
-              <w:t xml:space="preserve">90</w:t>
+              <w:t xml:space="preserve">97</w:t>
             </w:r>
           </w:p>
         </w:tc>
@@ -2914,7 +2914,7 @@
                 <w:sz w:val="17"/>
                 <w:szCs w:val="17"/>
               </w:rPr>
-              <w:t xml:space="preserve">36.9%</w:t>
+              <w:t xml:space="preserve">37.7%</w:t>
             </w:r>
           </w:p>
         </w:tc>
@@ -2939,7 +2939,7 @@
                 <w:sz w:val="17"/>
                 <w:szCs w:val="17"/>
               </w:rPr>
-              <w:t xml:space="preserve">8/8</w:t>
+              <w:t xml:space="preserve">12/12</w:t>
             </w:r>
           </w:p>
         </w:tc>
@@ -2964,7 +2964,7 @@
                 <w:sz w:val="17"/>
                 <w:szCs w:val="17"/>
               </w:rPr>
-              <w:t xml:space="preserve">28.0%</w:t>
+              <w:t xml:space="preserve">40.5%</w:t>
             </w:r>
           </w:p>
         </w:tc>
@@ -2989,7 +2989,7 @@
                 <w:sz w:val="17"/>
                 <w:szCs w:val="17"/>
               </w:rPr>
-              <w:t xml:space="preserve">15.4%</w:t>
+              <w:t xml:space="preserve">35.7%</w:t>
             </w:r>
           </w:p>
         </w:tc>
@@ -3014,7 +3014,7 @@
                 <w:sz w:val="17"/>
                 <w:szCs w:val="17"/>
               </w:rPr>
-              <w:t xml:space="preserve">보통 - ROIC가 기간에 따라 흔들림</w:t>
+              <w:t xml:space="preserve">강함 - 장기간 두 자릿수 ROIC, 마진 변동은 있음</w:t>
             </w:r>
           </w:p>
         </w:tc>
@@ -3068,7 +3068,7 @@
                 <w:sz w:val="17"/>
                 <w:szCs w:val="17"/>
               </w:rPr>
-              <w:t xml:space="preserve">JNJ</w:t>
+              <w:t xml:space="preserve">PM</w:t>
             </w:r>
           </w:p>
         </w:tc>
@@ -3094,7 +3094,7 @@
                 <w:sz w:val="17"/>
                 <w:szCs w:val="17"/>
               </w:rPr>
-              <w:t xml:space="preserve">JOHNSON &amp; JOHNSON</w:t>
+              <w:t xml:space="preserve">Philip Morris International Inc.</w:t>
             </w:r>
           </w:p>
         </w:tc>
@@ -3120,7 +3120,7 @@
                 <w:sz w:val="17"/>
                 <w:szCs w:val="17"/>
               </w:rPr>
-              <w:t xml:space="preserve">90</w:t>
+              <w:t xml:space="preserve">95</w:t>
             </w:r>
           </w:p>
         </w:tc>
@@ -3146,7 +3146,7 @@
                 <w:sz w:val="17"/>
                 <w:szCs w:val="17"/>
               </w:rPr>
-              <w:t xml:space="preserve">21.3%</w:t>
+              <w:t xml:space="preserve">66.2%</w:t>
             </w:r>
           </w:p>
         </w:tc>
@@ -3172,7 +3172,7 @@
                 <w:sz w:val="17"/>
                 <w:szCs w:val="17"/>
               </w:rPr>
-              <w:t xml:space="preserve">8/8</w:t>
+              <w:t xml:space="preserve">12/12</w:t>
             </w:r>
           </w:p>
         </w:tc>
@@ -3198,7 +3198,7 @@
                 <w:sz w:val="17"/>
                 <w:szCs w:val="17"/>
               </w:rPr>
-              <w:t xml:space="preserve">34.8%</w:t>
+              <w:t xml:space="preserve">24.8%</w:t>
             </w:r>
           </w:p>
         </w:tc>
@@ -3224,7 +3224,7 @@
                 <w:sz w:val="17"/>
                 <w:szCs w:val="17"/>
               </w:rPr>
-              <w:t xml:space="preserve">17.9%</w:t>
+              <w:t xml:space="preserve">38.0%</w:t>
             </w:r>
           </w:p>
         </w:tc>
@@ -3250,7 +3250,7 @@
                 <w:sz w:val="17"/>
                 <w:szCs w:val="17"/>
               </w:rPr>
-              <w:t xml:space="preserve">강함 - 장기간 두 자릿수 ROIC, 마진 변동은 있음</w:t>
+              <w:t xml:space="preserve">강함 - 장기간 두 자릿수 ROIC + 안정적 마진</w:t>
             </w:r>
           </w:p>
         </w:tc>
@@ -3302,7 +3302,7 @@
                 <w:sz w:val="17"/>
                 <w:szCs w:val="17"/>
               </w:rPr>
-              <w:t xml:space="preserve">HD</w:t>
+              <w:t xml:space="preserve">COST</w:t>
             </w:r>
           </w:p>
         </w:tc>
@@ -3327,7 +3327,7 @@
                 <w:sz w:val="17"/>
                 <w:szCs w:val="17"/>
               </w:rPr>
-              <w:t xml:space="preserve">HOME DEPOT, INC.</w:t>
+              <w:t xml:space="preserve">COSTCO WHOLESALE CORP /NEW</w:t>
             </w:r>
           </w:p>
         </w:tc>
@@ -3352,7 +3352,7 @@
                 <w:sz w:val="17"/>
                 <w:szCs w:val="17"/>
               </w:rPr>
-              <w:t xml:space="preserve">89</w:t>
+              <w:t xml:space="preserve">92</w:t>
             </w:r>
           </w:p>
         </w:tc>
@@ -3377,7 +3377,7 @@
                 <w:sz w:val="17"/>
                 <w:szCs w:val="17"/>
               </w:rPr>
-              <w:t xml:space="preserve">45.2%</w:t>
+              <w:t xml:space="preserve">32.0%</w:t>
             </w:r>
           </w:p>
         </w:tc>
@@ -3427,7 +3427,7 @@
                 <w:sz w:val="17"/>
                 <w:szCs w:val="17"/>
               </w:rPr>
-              <w:t xml:space="preserve">21.6%</w:t>
+              <w:t xml:space="preserve">63.1%</w:t>
             </w:r>
           </w:p>
         </w:tc>
@@ -3452,7 +3452,7 @@
                 <w:sz w:val="17"/>
                 <w:szCs w:val="17"/>
               </w:rPr>
-              <w:t xml:space="preserve">17.5%</w:t>
+              <w:t xml:space="preserve">34.7%</w:t>
             </w:r>
           </w:p>
         </w:tc>
@@ -3531,7 +3531,7 @@
                 <w:sz w:val="17"/>
                 <w:szCs w:val="17"/>
               </w:rPr>
-              <w:t xml:space="preserve">GOOG</w:t>
+              <w:t xml:space="preserve">JNJ</w:t>
             </w:r>
           </w:p>
         </w:tc>
@@ -3557,7 +3557,7 @@
                 <w:sz w:val="17"/>
                 <w:szCs w:val="17"/>
               </w:rPr>
-              <w:t xml:space="preserve">Alphabet Inc.</w:t>
+              <w:t xml:space="preserve">JOHNSON &amp; JOHNSON</w:t>
             </w:r>
           </w:p>
         </w:tc>
@@ -3583,7 +3583,7 @@
                 <w:sz w:val="17"/>
                 <w:szCs w:val="17"/>
               </w:rPr>
-              <w:t xml:space="preserve">87</w:t>
+              <w:t xml:space="preserve">90</w:t>
             </w:r>
           </w:p>
         </w:tc>
@@ -3609,7 +3609,7 @@
                 <w:sz w:val="17"/>
                 <w:szCs w:val="17"/>
               </w:rPr>
-              <w:t xml:space="preserve">37.7%</w:t>
+              <w:t xml:space="preserve">21.3%</w:t>
             </w:r>
           </w:p>
         </w:tc>
@@ -3661,7 +3661,7 @@
                 <w:sz w:val="17"/>
                 <w:szCs w:val="17"/>
               </w:rPr>
-              <w:t xml:space="preserve">40.5%</w:t>
+              <w:t xml:space="preserve">19.4%</w:t>
             </w:r>
           </w:p>
         </w:tc>
@@ -3687,7 +3687,7 @@
                 <w:sz w:val="17"/>
                 <w:szCs w:val="17"/>
               </w:rPr>
-              <w:t xml:space="preserve">23.1%</w:t>
+              <w:t xml:space="preserve">23.3%</w:t>
             </w:r>
           </w:p>
         </w:tc>
@@ -3713,7 +3713,7 @@
                 <w:sz w:val="17"/>
                 <w:szCs w:val="17"/>
               </w:rPr>
-              <w:t xml:space="preserve">강함 - 장기간 두 자릿수 ROIC, 마진 변동은 있음</w:t>
+              <w:t xml:space="preserve">강함 - 장기간 두 자릿수 ROIC + 안정적 마진</w:t>
             </w:r>
           </w:p>
         </w:tc>
@@ -3765,7 +3765,7 @@
                 <w:sz w:val="17"/>
                 <w:szCs w:val="17"/>
               </w:rPr>
-              <w:t xml:space="preserve">LLY</w:t>
+              <w:t xml:space="preserve">HD</w:t>
             </w:r>
           </w:p>
         </w:tc>
@@ -3790,7 +3790,7 @@
                 <w:sz w:val="17"/>
                 <w:szCs w:val="17"/>
               </w:rPr>
-              <w:t xml:space="preserve">ELI LILLY &amp; Co</w:t>
+              <w:t xml:space="preserve">HOME DEPOT, INC.</w:t>
             </w:r>
           </w:p>
         </w:tc>
@@ -3815,7 +3815,7 @@
                 <w:sz w:val="17"/>
                 <w:szCs w:val="17"/>
               </w:rPr>
-              <w:t xml:space="preserve">86</w:t>
+              <w:t xml:space="preserve">89</w:t>
             </w:r>
           </w:p>
         </w:tc>
@@ -3840,7 +3840,7 @@
                 <w:sz w:val="17"/>
                 <w:szCs w:val="17"/>
               </w:rPr>
-              <w:t xml:space="preserve">24.3%</w:t>
+              <w:t xml:space="preserve">39.2%</w:t>
             </w:r>
           </w:p>
         </w:tc>
@@ -3865,7 +3865,7 @@
                 <w:sz w:val="17"/>
                 <w:szCs w:val="17"/>
               </w:rPr>
-              <w:t xml:space="preserve">11/12</w:t>
+              <w:t xml:space="preserve">12/12</w:t>
             </w:r>
           </w:p>
         </w:tc>
@@ -3890,7 +3890,7 @@
                 <w:sz w:val="17"/>
                 <w:szCs w:val="17"/>
               </w:rPr>
-              <w:t xml:space="preserve">54.1%</w:t>
+              <w:t xml:space="preserve">24.1%</w:t>
             </w:r>
           </w:p>
         </w:tc>
@@ -3915,7 +3915,7 @@
                 <w:sz w:val="17"/>
                 <w:szCs w:val="17"/>
               </w:rPr>
-              <w:t xml:space="preserve">30.0%</w:t>
+              <w:t xml:space="preserve">18.1%</w:t>
             </w:r>
           </w:p>
         </w:tc>
@@ -3940,7 +3940,7 @@
                 <w:sz w:val="17"/>
                 <w:szCs w:val="17"/>
               </w:rPr>
-              <w:t xml:space="preserve">강함 - 장기간 두 자릿수 ROIC, 마진 변동은 있음</w:t>
+              <w:t xml:space="preserve">강함 - 장기간 두 자릿수 ROIC + 안정적 마진</w:t>
             </w:r>
           </w:p>
         </w:tc>
@@ -3994,7 +3994,7 @@
                 <w:sz w:val="17"/>
                 <w:szCs w:val="17"/>
               </w:rPr>
-              <w:t xml:space="preserve">COST</w:t>
+              <w:t xml:space="preserve">AMZN</w:t>
             </w:r>
           </w:p>
         </w:tc>
@@ -4020,7 +4020,7 @@
                 <w:sz w:val="17"/>
                 <w:szCs w:val="17"/>
               </w:rPr>
-              <w:t xml:space="preserve">COSTCO WHOLESALE CORP /NEW</w:t>
+              <w:t xml:space="preserve">AMAZON COM INC</w:t>
             </w:r>
           </w:p>
         </w:tc>
@@ -4046,7 +4046,7 @@
                 <w:sz w:val="17"/>
                 <w:szCs w:val="17"/>
               </w:rPr>
-              <w:t xml:space="preserve">82</w:t>
+              <w:t xml:space="preserve">89</w:t>
             </w:r>
           </w:p>
         </w:tc>
@@ -4072,7 +4072,7 @@
                 <w:sz w:val="17"/>
                 <w:szCs w:val="17"/>
               </w:rPr>
-              <w:t xml:space="preserve">32.0%</w:t>
+              <w:t xml:space="preserve">30.7%</w:t>
             </w:r>
           </w:p>
         </w:tc>
@@ -4098,7 +4098,7 @@
                 <w:sz w:val="17"/>
                 <w:szCs w:val="17"/>
               </w:rPr>
-              <w:t xml:space="preserve">12/12</w:t>
+              <w:t xml:space="preserve">10/12</w:t>
             </w:r>
           </w:p>
         </w:tc>
@@ -4124,7 +4124,7 @@
                 <w:sz w:val="17"/>
                 <w:szCs w:val="17"/>
               </w:rPr>
-              <w:t xml:space="preserve">40.8%</w:t>
+              <w:t xml:space="preserve">22.6%</w:t>
             </w:r>
           </w:p>
         </w:tc>
@@ -4150,7 +4150,7 @@
                 <w:sz w:val="17"/>
                 <w:szCs w:val="17"/>
               </w:rPr>
-              <w:t xml:space="preserve">17.0%</w:t>
+              <w:t xml:space="preserve">15.8%</w:t>
             </w:r>
           </w:p>
         </w:tc>
@@ -4176,7 +4176,7 @@
                 <w:sz w:val="17"/>
                 <w:szCs w:val="17"/>
               </w:rPr>
-              <w:t xml:space="preserve">강함 - 장기간 두 자릿수 ROIC + 안정적 마진</w:t>
+              <w:t xml:space="preserve">보통 - ROIC가 기간에 따라 흔들림</w:t>
             </w:r>
           </w:p>
         </w:tc>
@@ -4228,7 +4228,7 @@
                 <w:sz w:val="17"/>
                 <w:szCs w:val="17"/>
               </w:rPr>
-              <w:t xml:space="preserve">AAPL</w:t>
+              <w:t xml:space="preserve">LLY</w:t>
             </w:r>
           </w:p>
         </w:tc>
@@ -4253,7 +4253,7 @@
                 <w:sz w:val="17"/>
                 <w:szCs w:val="17"/>
               </w:rPr>
-              <w:t xml:space="preserve">Apple Inc.</w:t>
+              <w:t xml:space="preserve">ELI LILLY &amp; Co</w:t>
             </w:r>
           </w:p>
         </w:tc>
@@ -4278,7 +4278,7 @@
                 <w:sz w:val="17"/>
                 <w:szCs w:val="17"/>
               </w:rPr>
-              <w:t xml:space="preserve">80</w:t>
+              <w:t xml:space="preserve">86</w:t>
             </w:r>
           </w:p>
         </w:tc>
@@ -4303,7 +4303,7 @@
                 <w:sz w:val="17"/>
                 <w:szCs w:val="17"/>
               </w:rPr>
-              <w:t xml:space="preserve">59.2%</w:t>
+              <w:t xml:space="preserve">24.3%</w:t>
             </w:r>
           </w:p>
         </w:tc>
@@ -4328,7 +4328,7 @@
                 <w:sz w:val="17"/>
                 <w:szCs w:val="17"/>
               </w:rPr>
-              <w:t xml:space="preserve">12/12</w:t>
+              <w:t xml:space="preserve">11/12</w:t>
             </w:r>
           </w:p>
         </w:tc>
@@ -4353,7 +4353,7 @@
                 <w:sz w:val="17"/>
                 <w:szCs w:val="17"/>
               </w:rPr>
-              <w:t xml:space="preserve">(자본 거의 불변)</w:t>
+              <w:t xml:space="preserve">43.9%</w:t>
             </w:r>
           </w:p>
         </w:tc>
@@ -4378,7 +4378,7 @@
                 <w:sz w:val="17"/>
                 <w:szCs w:val="17"/>
               </w:rPr>
-              <w:t xml:space="preserve">61.3%</w:t>
+              <w:t xml:space="preserve">33.7%</w:t>
             </w:r>
           </w:p>
         </w:tc>
@@ -4403,7 +4403,7 @@
                 <w:sz w:val="17"/>
                 <w:szCs w:val="17"/>
               </w:rPr>
-              <w:t xml:space="preserve">강함 - 장기간 두 자릿수 ROIC + 안정적 마진</w:t>
+              <w:t xml:space="preserve">강함 - 장기간 두 자릿수 ROIC, 마진 변동은 있음</w:t>
             </w:r>
           </w:p>
         </w:tc>
@@ -4509,7 +4509,7 @@
                 <w:sz w:val="17"/>
                 <w:szCs w:val="17"/>
               </w:rPr>
-              <w:t xml:space="preserve">76</w:t>
+              <w:t xml:space="preserve">85</w:t>
             </w:r>
           </w:p>
         </w:tc>
@@ -4587,7 +4587,7 @@
                 <w:sz w:val="17"/>
                 <w:szCs w:val="17"/>
               </w:rPr>
-              <w:t xml:space="preserve">16.8%</w:t>
+              <w:t xml:space="preserve">18.5%</w:t>
             </w:r>
           </w:p>
         </w:tc>
@@ -4613,7 +4613,7 @@
                 <w:sz w:val="17"/>
                 <w:szCs w:val="17"/>
               </w:rPr>
-              <w:t xml:space="preserve">7.6%</w:t>
+              <w:t xml:space="preserve">12.2%</w:t>
             </w:r>
           </w:p>
         </w:tc>
@@ -4691,7 +4691,7 @@
                 <w:sz w:val="17"/>
                 <w:szCs w:val="17"/>
               </w:rPr>
-              <w:t xml:space="preserve">MRK</w:t>
+              <w:t xml:space="preserve">NFLX</w:t>
             </w:r>
           </w:p>
         </w:tc>
@@ -4716,7 +4716,7 @@
                 <w:sz w:val="17"/>
                 <w:szCs w:val="17"/>
               </w:rPr>
-              <w:t xml:space="preserve">Merck &amp; Co., Inc.</w:t>
+              <w:t xml:space="preserve">NETFLIX INC</w:t>
             </w:r>
           </w:p>
         </w:tc>
@@ -4741,7 +4741,7 @@
                 <w:sz w:val="17"/>
                 <w:szCs w:val="17"/>
               </w:rPr>
-              <w:t xml:space="preserve">76</w:t>
+              <w:t xml:space="preserve">85</w:t>
             </w:r>
           </w:p>
         </w:tc>
@@ -4766,7 +4766,7 @@
                 <w:sz w:val="17"/>
                 <w:szCs w:val="17"/>
               </w:rPr>
-              <w:t xml:space="preserve">13.3%</w:t>
+              <w:t xml:space="preserve">18.8%</w:t>
             </w:r>
           </w:p>
         </w:tc>
@@ -4791,7 +4791,7 @@
                 <w:sz w:val="17"/>
                 <w:szCs w:val="17"/>
               </w:rPr>
-              <w:t xml:space="preserve">7/12</w:t>
+              <w:t xml:space="preserve">11/12</w:t>
             </w:r>
           </w:p>
         </w:tc>
@@ -4816,7 +4816,7 @@
                 <w:sz w:val="17"/>
                 <w:szCs w:val="17"/>
               </w:rPr>
-              <w:t xml:space="preserve">33.2%</w:t>
+              <w:t xml:space="preserve">37.3%</w:t>
             </w:r>
           </w:p>
         </w:tc>
@@ -4841,7 +4841,7 @@
                 <w:sz w:val="17"/>
                 <w:szCs w:val="17"/>
               </w:rPr>
-              <w:t xml:space="preserve">15.9%</w:t>
+              <w:t xml:space="preserve">25.7%</w:t>
             </w:r>
           </w:p>
         </w:tc>
@@ -4866,7 +4866,7 @@
                 <w:sz w:val="17"/>
                 <w:szCs w:val="17"/>
               </w:rPr>
-              <w:t xml:space="preserve">약함 - 두 자릿수 ROIC를 지킨 해가 절반 미만</w:t>
+              <w:t xml:space="preserve">강함 - 장기간 두 자릿수 ROIC, 마진 변동은 있음</w:t>
             </w:r>
           </w:p>
         </w:tc>
@@ -4920,7 +4920,7 @@
                 <w:sz w:val="17"/>
                 <w:szCs w:val="17"/>
               </w:rPr>
-              <w:t xml:space="preserve">NFLX</w:t>
+              <w:t xml:space="preserve">PLTR</w:t>
             </w:r>
           </w:p>
         </w:tc>
@@ -4946,7 +4946,7 @@
                 <w:sz w:val="17"/>
                 <w:szCs w:val="17"/>
               </w:rPr>
-              <w:t xml:space="preserve">NETFLIX INC</w:t>
+              <w:t xml:space="preserve">Palantir Technologies Inc.</w:t>
             </w:r>
           </w:p>
         </w:tc>
@@ -4972,7 +4972,7 @@
                 <w:sz w:val="17"/>
                 <w:szCs w:val="17"/>
               </w:rPr>
-              <w:t xml:space="preserve">75</w:t>
+              <w:t xml:space="preserve">82</w:t>
             </w:r>
           </w:p>
         </w:tc>
@@ -4998,7 +4998,7 @@
                 <w:sz w:val="17"/>
                 <w:szCs w:val="17"/>
               </w:rPr>
-              <w:t xml:space="preserve">19.1%</w:t>
+              <w:t xml:space="preserve">—</w:t>
             </w:r>
           </w:p>
         </w:tc>
@@ -5024,7 +5024,7 @@
                 <w:sz w:val="17"/>
                 <w:szCs w:val="17"/>
               </w:rPr>
-              <w:t xml:space="preserve">11/12</w:t>
+              <w:t xml:space="preserve">3/3</w:t>
             </w:r>
           </w:p>
         </w:tc>
@@ -5050,7 +5050,7 @@
                 <w:sz w:val="17"/>
                 <w:szCs w:val="17"/>
               </w:rPr>
-              <w:t xml:space="preserve">29.9%</w:t>
+              <w:t xml:space="preserve">56.0%</w:t>
             </w:r>
           </w:p>
         </w:tc>
@@ -5076,7 +5076,7 @@
                 <w:sz w:val="17"/>
                 <w:szCs w:val="17"/>
               </w:rPr>
-              <w:t xml:space="preserve">17.2%</w:t>
+              <w:t xml:space="preserve">—</w:t>
             </w:r>
           </w:p>
         </w:tc>
@@ -5102,7 +5102,7 @@
                 <w:sz w:val="17"/>
                 <w:szCs w:val="17"/>
               </w:rPr>
-              <w:t xml:space="preserve">보통 - ROIC가 기간에 따라 흔들림</w:t>
+              <w:t xml:space="preserve">판정보류 — 관측 3년뿐 (분사·상장 이력)</w:t>
             </w:r>
           </w:p>
         </w:tc>
@@ -5154,7 +5154,7 @@
                 <w:sz w:val="17"/>
                 <w:szCs w:val="17"/>
               </w:rPr>
-              <w:t xml:space="preserve">ORCL</w:t>
+              <w:t xml:space="preserve">AAPL</w:t>
             </w:r>
           </w:p>
         </w:tc>
@@ -5179,7 +5179,7 @@
                 <w:sz w:val="17"/>
                 <w:szCs w:val="17"/>
               </w:rPr>
-              <w:t xml:space="preserve">ORACLE CORP</w:t>
+              <w:t xml:space="preserve">Apple Inc.</w:t>
             </w:r>
           </w:p>
         </w:tc>
@@ -5204,7 +5204,7 @@
                 <w:sz w:val="17"/>
                 <w:szCs w:val="17"/>
               </w:rPr>
-              <w:t xml:space="preserve">72</w:t>
+              <w:t xml:space="preserve">80</w:t>
             </w:r>
           </w:p>
         </w:tc>
@@ -5229,7 +5229,7 @@
                 <w:sz w:val="17"/>
                 <w:szCs w:val="17"/>
               </w:rPr>
-              <w:t xml:space="preserve">70.3%</w:t>
+              <w:t xml:space="preserve">59.2%</w:t>
             </w:r>
           </w:p>
         </w:tc>
@@ -5254,7 +5254,7 @@
                 <w:sz w:val="17"/>
                 <w:szCs w:val="17"/>
               </w:rPr>
-              <w:t xml:space="preserve">7/7</w:t>
+              <w:t xml:space="preserve">12/12</w:t>
             </w:r>
           </w:p>
         </w:tc>
@@ -5304,7 +5304,7 @@
                 <w:sz w:val="17"/>
                 <w:szCs w:val="17"/>
               </w:rPr>
-              <w:t xml:space="preserve">42.2%</w:t>
+              <w:t xml:space="preserve">104.0%</w:t>
             </w:r>
           </w:p>
         </w:tc>
@@ -5383,7 +5383,7 @@
                 <w:sz w:val="17"/>
                 <w:szCs w:val="17"/>
               </w:rPr>
-              <w:t xml:space="preserve">AVGO</w:t>
+              <w:t xml:space="preserve">MRK</w:t>
             </w:r>
           </w:p>
         </w:tc>
@@ -5409,7 +5409,7 @@
                 <w:sz w:val="17"/>
                 <w:szCs w:val="17"/>
               </w:rPr>
-              <w:t xml:space="preserve">Broadcom Inc.</w:t>
+              <w:t xml:space="preserve">Merck &amp; Co., Inc.</w:t>
             </w:r>
           </w:p>
         </w:tc>
@@ -5435,7 +5435,7 @@
                 <w:sz w:val="17"/>
                 <w:szCs w:val="17"/>
               </w:rPr>
-              <w:t xml:space="preserve">71</w:t>
+              <w:t xml:space="preserve">76</w:t>
             </w:r>
           </w:p>
         </w:tc>
@@ -5461,7 +5461,7 @@
                 <w:sz w:val="17"/>
                 <w:szCs w:val="17"/>
               </w:rPr>
-              <w:t xml:space="preserve">19.2%</w:t>
+              <w:t xml:space="preserve">13.3%</w:t>
             </w:r>
           </w:p>
         </w:tc>
@@ -5487,7 +5487,7 @@
                 <w:sz w:val="17"/>
                 <w:szCs w:val="17"/>
               </w:rPr>
-              <w:t xml:space="preserve">8/9</w:t>
+              <w:t xml:space="preserve">7/12</w:t>
             </w:r>
           </w:p>
         </w:tc>
@@ -5513,7 +5513,7 @@
                 <w:sz w:val="17"/>
                 <w:szCs w:val="17"/>
               </w:rPr>
-              <w:t xml:space="preserve">19.1%</w:t>
+              <w:t xml:space="preserve">22.7%</w:t>
             </w:r>
           </w:p>
         </w:tc>
@@ -5539,7 +5539,7 @@
                 <w:sz w:val="17"/>
                 <w:szCs w:val="17"/>
               </w:rPr>
-              <w:t xml:space="preserve">6.5%</w:t>
+              <w:t xml:space="preserve">19.7%</w:t>
             </w:r>
           </w:p>
         </w:tc>
@@ -5565,7 +5565,7 @@
                 <w:sz w:val="17"/>
                 <w:szCs w:val="17"/>
               </w:rPr>
-              <w:t xml:space="preserve">보통 - ROIC가 기간에 따라 흔들림</w:t>
+              <w:t xml:space="preserve">약함 - 두 자릿수 ROIC를 지킨 해가 절반 미만</w:t>
             </w:r>
           </w:p>
         </w:tc>
@@ -5617,7 +5617,7 @@
                 <w:sz w:val="17"/>
                 <w:szCs w:val="17"/>
               </w:rPr>
-              <w:t xml:space="preserve">AMZN</w:t>
+              <w:t xml:space="preserve">AVGO</w:t>
             </w:r>
           </w:p>
         </w:tc>
@@ -5642,7 +5642,7 @@
                 <w:sz w:val="17"/>
                 <w:szCs w:val="17"/>
               </w:rPr>
-              <w:t xml:space="preserve">AMAZON COM INC</w:t>
+              <w:t xml:space="preserve">Broadcom Inc.</w:t>
             </w:r>
           </w:p>
         </w:tc>
@@ -5667,7 +5667,7 @@
                 <w:sz w:val="17"/>
                 <w:szCs w:val="17"/>
               </w:rPr>
-              <w:t xml:space="preserve">63</w:t>
+              <w:t xml:space="preserve">73</w:t>
             </w:r>
           </w:p>
         </w:tc>
@@ -5692,7 +5692,7 @@
                 <w:sz w:val="17"/>
                 <w:szCs w:val="17"/>
               </w:rPr>
-              <w:t xml:space="preserve">30.7%</w:t>
+              <w:t xml:space="preserve">19.2%</w:t>
             </w:r>
           </w:p>
         </w:tc>
@@ -5717,7 +5717,7 @@
                 <w:sz w:val="17"/>
                 <w:szCs w:val="17"/>
               </w:rPr>
-              <w:t xml:space="preserve">10/12</w:t>
+              <w:t xml:space="preserve">8/9</w:t>
             </w:r>
           </w:p>
         </w:tc>
@@ -5742,7 +5742,7 @@
                 <w:sz w:val="17"/>
                 <w:szCs w:val="17"/>
               </w:rPr>
-              <w:t xml:space="preserve">20.4%</w:t>
+              <w:t xml:space="preserve">18.9%</w:t>
             </w:r>
           </w:p>
         </w:tc>
@@ -5767,7 +5767,7 @@
                 <w:sz w:val="17"/>
                 <w:szCs w:val="17"/>
               </w:rPr>
-              <w:t xml:space="preserve">8.5%</w:t>
+              <w:t xml:space="preserve">8.2%</w:t>
             </w:r>
           </w:p>
         </w:tc>
@@ -5846,7 +5846,7 @@
                 <w:sz w:val="17"/>
                 <w:szCs w:val="17"/>
               </w:rPr>
-              <w:t xml:space="preserve">PG</w:t>
+              <w:t xml:space="preserve">ORCL</w:t>
             </w:r>
           </w:p>
         </w:tc>
@@ -5872,7 +5872,7 @@
                 <w:sz w:val="17"/>
                 <w:szCs w:val="17"/>
               </w:rPr>
-              <w:t xml:space="preserve">PROCTER &amp; GAMBLE Co</w:t>
+              <w:t xml:space="preserve">ORACLE CORP</w:t>
             </w:r>
           </w:p>
         </w:tc>
@@ -5898,7 +5898,7 @@
                 <w:sz w:val="17"/>
                 <w:szCs w:val="17"/>
               </w:rPr>
-              <w:t xml:space="preserve">61</w:t>
+              <w:t xml:space="preserve">72</w:t>
             </w:r>
           </w:p>
         </w:tc>
@@ -5924,7 +5924,7 @@
                 <w:sz w:val="17"/>
                 <w:szCs w:val="17"/>
               </w:rPr>
-              <w:t xml:space="preserve">21.2%</w:t>
+              <w:t xml:space="preserve">70.3%</w:t>
             </w:r>
           </w:p>
         </w:tc>
@@ -5950,7 +5950,7 @@
                 <w:sz w:val="17"/>
                 <w:szCs w:val="17"/>
               </w:rPr>
-              <w:t xml:space="preserve">9/10</w:t>
+              <w:t xml:space="preserve">12/12</w:t>
             </w:r>
           </w:p>
         </w:tc>
@@ -6002,7 +6002,7 @@
                 <w:sz w:val="17"/>
                 <w:szCs w:val="17"/>
               </w:rPr>
-              <w:t xml:space="preserve">13.2%</w:t>
+              <w:t xml:space="preserve">110.6%</w:t>
             </w:r>
           </w:p>
         </w:tc>
@@ -6028,7 +6028,7 @@
                 <w:sz w:val="17"/>
                 <w:szCs w:val="17"/>
               </w:rPr>
-              <w:t xml:space="preserve">보통 - ROIC가 기간에 따라 흔들림</w:t>
+              <w:t xml:space="preserve">강함 - 장기간 두 자릿수 ROIC + 안정적 마진</w:t>
             </w:r>
           </w:p>
         </w:tc>
@@ -6080,7 +6080,7 @@
                 <w:sz w:val="17"/>
                 <w:szCs w:val="17"/>
               </w:rPr>
-              <w:t xml:space="preserve">WMT</w:t>
+              <w:t xml:space="preserve">PG</w:t>
             </w:r>
           </w:p>
         </w:tc>
@@ -6105,7 +6105,7 @@
                 <w:sz w:val="17"/>
                 <w:szCs w:val="17"/>
               </w:rPr>
-              <w:t xml:space="preserve">Walmart Inc.</w:t>
+              <w:t xml:space="preserve">PROCTER &amp; GAMBLE Co</w:t>
             </w:r>
           </w:p>
         </w:tc>
@@ -6130,7 +6130,7 @@
                 <w:sz w:val="17"/>
                 <w:szCs w:val="17"/>
               </w:rPr>
-              <w:t xml:space="preserve">59</w:t>
+              <w:t xml:space="preserve">70</w:t>
             </w:r>
           </w:p>
         </w:tc>
@@ -6155,7 +6155,7 @@
                 <w:sz w:val="17"/>
                 <w:szCs w:val="17"/>
               </w:rPr>
-              <w:t xml:space="preserve">16.0%</w:t>
+              <w:t xml:space="preserve">21.2%</w:t>
             </w:r>
           </w:p>
         </w:tc>
@@ -6180,7 +6180,7 @@
                 <w:sz w:val="17"/>
                 <w:szCs w:val="17"/>
               </w:rPr>
-              <w:t xml:space="preserve">12/12</w:t>
+              <w:t xml:space="preserve">9/10</w:t>
             </w:r>
           </w:p>
         </w:tc>
@@ -6205,7 +6205,7 @@
                 <w:sz w:val="17"/>
                 <w:szCs w:val="17"/>
               </w:rPr>
-              <w:t xml:space="preserve">(자본 거의 불변)</w:t>
+              <w:t xml:space="preserve">(자본 축소)</w:t>
             </w:r>
           </w:p>
         </w:tc>
@@ -6230,7 +6230,7 @@
                 <w:sz w:val="17"/>
                 <w:szCs w:val="17"/>
               </w:rPr>
-              <w:t xml:space="preserve">10.8%</w:t>
+              <w:t xml:space="preserve">15.6%</w:t>
             </w:r>
           </w:p>
         </w:tc>
@@ -6309,7 +6309,7 @@
                 <w:sz w:val="17"/>
                 <w:szCs w:val="17"/>
               </w:rPr>
-              <w:t xml:space="preserve">DELL</w:t>
+              <w:t xml:space="preserve">CSCO</w:t>
             </w:r>
           </w:p>
         </w:tc>
@@ -6335,7 +6335,7 @@
                 <w:sz w:val="17"/>
                 <w:szCs w:val="17"/>
               </w:rPr>
-              <w:t xml:space="preserve">Dell Technologies Inc.</w:t>
+              <w:t xml:space="preserve">CISCO SYSTEMS, INC.</w:t>
             </w:r>
           </w:p>
         </w:tc>
@@ -6361,7 +6361,7 @@
                 <w:sz w:val="17"/>
                 <w:szCs w:val="17"/>
               </w:rPr>
-              <w:t xml:space="preserve">55</w:t>
+              <w:t xml:space="preserve">67</w:t>
             </w:r>
           </w:p>
         </w:tc>
@@ -6387,7 +6387,7 @@
                 <w:sz w:val="17"/>
                 <w:szCs w:val="17"/>
               </w:rPr>
-              <w:t xml:space="preserve">9.5%</w:t>
+              <w:t xml:space="preserve">23.0%</w:t>
             </w:r>
           </w:p>
         </w:tc>
@@ -6413,7 +6413,7 @@
                 <w:sz w:val="17"/>
                 <w:szCs w:val="17"/>
               </w:rPr>
-              <w:t xml:space="preserve">5/11</w:t>
+              <w:t xml:space="preserve">12/12</w:t>
             </w:r>
           </w:p>
         </w:tc>
@@ -6439,7 +6439,7 @@
                 <w:sz w:val="17"/>
                 <w:szCs w:val="17"/>
               </w:rPr>
-              <w:t xml:space="preserve">69.5%</w:t>
+              <w:t xml:space="preserve">(자본 축소)</w:t>
             </w:r>
           </w:p>
         </w:tc>
@@ -6465,7 +6465,7 @@
                 <w:sz w:val="17"/>
                 <w:szCs w:val="17"/>
               </w:rPr>
-              <w:t xml:space="preserve">17.5%</w:t>
+              <w:t xml:space="preserve">10.9%</w:t>
             </w:r>
           </w:p>
         </w:tc>
@@ -6491,7 +6491,7 @@
                 <w:sz w:val="17"/>
                 <w:szCs w:val="17"/>
               </w:rPr>
-              <w:t xml:space="preserve">약함 - 두 자릿수 ROIC를 지킨 해가 절반 미만</w:t>
+              <w:t xml:space="preserve">강함 - 장기간 두 자릿수 ROIC + 안정적 마진</w:t>
             </w:r>
           </w:p>
         </w:tc>
@@ -6543,7 +6543,7 @@
                 <w:sz w:val="17"/>
                 <w:szCs w:val="17"/>
               </w:rPr>
-              <w:t xml:space="preserve">CSCO</w:t>
+              <w:t xml:space="preserve">PANW</w:t>
             </w:r>
           </w:p>
         </w:tc>
@@ -6568,7 +6568,7 @@
                 <w:sz w:val="17"/>
                 <w:szCs w:val="17"/>
               </w:rPr>
-              <w:t xml:space="preserve">CISCO SYSTEMS, INC.</w:t>
+              <w:t xml:space="preserve">Palo Alto Networks Inc</w:t>
             </w:r>
           </w:p>
         </w:tc>
@@ -6593,7 +6593,7 @@
                 <w:sz w:val="17"/>
                 <w:szCs w:val="17"/>
               </w:rPr>
-              <w:t xml:space="preserve">53</w:t>
+              <w:t xml:space="preserve">57</w:t>
             </w:r>
           </w:p>
         </w:tc>
@@ -6618,7 +6618,7 @@
                 <w:sz w:val="17"/>
                 <w:szCs w:val="17"/>
               </w:rPr>
-              <w:t xml:space="preserve">23.0%</w:t>
+              <w:t xml:space="preserve">-12.5%</w:t>
             </w:r>
           </w:p>
         </w:tc>
@@ -6643,7 +6643,7 @@
                 <w:sz w:val="17"/>
                 <w:szCs w:val="17"/>
               </w:rPr>
-              <w:t xml:space="preserve">12/12</w:t>
+              <w:t xml:space="preserve">3/12</w:t>
             </w:r>
           </w:p>
         </w:tc>
@@ -6668,7 +6668,7 @@
                 <w:sz w:val="17"/>
                 <w:szCs w:val="17"/>
               </w:rPr>
-              <w:t xml:space="preserve">(자본 축소)</w:t>
+              <w:t xml:space="preserve">28.2%</w:t>
             </w:r>
           </w:p>
         </w:tc>
@@ -6693,7 +6693,7 @@
                 <w:sz w:val="17"/>
                 <w:szCs w:val="17"/>
               </w:rPr>
-              <w:t xml:space="preserve">6.5%</w:t>
+              <w:t xml:space="preserve">18.1%</w:t>
             </w:r>
           </w:p>
         </w:tc>
@@ -6718,7 +6718,7 @@
                 <w:sz w:val="17"/>
                 <w:szCs w:val="17"/>
               </w:rPr>
-              <w:t xml:space="preserve">보통 - ROIC가 기간에 따라 흔들림</w:t>
+              <w:t xml:space="preserve">약함 - 두 자릿수 ROIC를 지킨 해가 절반 미만</w:t>
             </w:r>
           </w:p>
         </w:tc>
@@ -6772,7 +6772,7 @@
                 <w:sz w:val="17"/>
                 <w:szCs w:val="17"/>
               </w:rPr>
-              <w:t xml:space="preserve">PLTR</w:t>
+              <w:t xml:space="preserve">DELL</w:t>
             </w:r>
           </w:p>
         </w:tc>
@@ -6798,7 +6798,7 @@
                 <w:sz w:val="17"/>
                 <w:szCs w:val="17"/>
               </w:rPr>
-              <w:t xml:space="preserve">Palantir Technologies Inc.</w:t>
+              <w:t xml:space="preserve">Dell Technologies Inc.</w:t>
             </w:r>
           </w:p>
         </w:tc>
@@ -6824,7 +6824,7 @@
                 <w:sz w:val="17"/>
                 <w:szCs w:val="17"/>
               </w:rPr>
-              <w:t xml:space="preserve">53</w:t>
+              <w:t xml:space="preserve">55</w:t>
             </w:r>
           </w:p>
         </w:tc>
@@ -6850,7 +6850,7 @@
                 <w:sz w:val="17"/>
                 <w:szCs w:val="17"/>
               </w:rPr>
-              <w:t xml:space="preserve">—</w:t>
+              <w:t xml:space="preserve">9.5%</w:t>
             </w:r>
           </w:p>
         </w:tc>
@@ -6876,7 +6876,7 @@
                 <w:sz w:val="17"/>
                 <w:szCs w:val="17"/>
               </w:rPr>
-              <w:t xml:space="preserve">0/0</w:t>
+              <w:t xml:space="preserve">5/11</w:t>
             </w:r>
           </w:p>
         </w:tc>
@@ -6902,7 +6902,7 @@
                 <w:sz w:val="17"/>
                 <w:szCs w:val="17"/>
               </w:rPr>
-              <w:t xml:space="preserve">22.5%</w:t>
+              <w:t xml:space="preserve">87.3%</w:t>
             </w:r>
           </w:p>
         </w:tc>
@@ -6928,7 +6928,7 @@
                 <w:sz w:val="17"/>
                 <w:szCs w:val="17"/>
               </w:rPr>
-              <w:t xml:space="preserve">10.2%</w:t>
+              <w:t xml:space="preserve">28.8%</w:t>
             </w:r>
           </w:p>
         </w:tc>
@@ -7006,7 +7006,7 @@
                 <w:sz w:val="17"/>
                 <w:szCs w:val="17"/>
               </w:rPr>
-              <w:t xml:space="preserve">PANW</w:t>
+              <w:t xml:space="preserve">MU</w:t>
             </w:r>
           </w:p>
         </w:tc>
@@ -7031,7 +7031,7 @@
                 <w:sz w:val="17"/>
                 <w:szCs w:val="17"/>
               </w:rPr>
-              <w:t xml:space="preserve">Palo Alto Networks Inc</w:t>
+              <w:t xml:space="preserve">MICRON TECHNOLOGY INC</w:t>
             </w:r>
           </w:p>
         </w:tc>
@@ -7056,7 +7056,7 @@
                 <w:sz w:val="17"/>
                 <w:szCs w:val="17"/>
               </w:rPr>
-              <w:t xml:space="preserve">48</w:t>
+              <w:t xml:space="preserve">54</w:t>
             </w:r>
           </w:p>
         </w:tc>
@@ -7081,7 +7081,7 @@
                 <w:sz w:val="17"/>
                 <w:szCs w:val="17"/>
               </w:rPr>
-              <w:t xml:space="preserve">-12.5%</w:t>
+              <w:t xml:space="preserve">17.5%</w:t>
             </w:r>
           </w:p>
         </w:tc>
@@ -7106,7 +7106,7 @@
                 <w:sz w:val="17"/>
                 <w:szCs w:val="17"/>
               </w:rPr>
-              <w:t xml:space="preserve">3/12</w:t>
+              <w:t xml:space="preserve">8/12</w:t>
             </w:r>
           </w:p>
         </w:tc>
@@ -7131,7 +7131,7 @@
                 <w:sz w:val="17"/>
                 <w:szCs w:val="17"/>
               </w:rPr>
-              <w:t xml:space="preserve">21.6%</w:t>
+              <w:t xml:space="preserve">13.3%</w:t>
             </w:r>
           </w:p>
         </w:tc>
@@ -7156,7 +7156,7 @@
                 <w:sz w:val="17"/>
                 <w:szCs w:val="17"/>
               </w:rPr>
-              <w:t xml:space="preserve">7.5%</w:t>
+              <w:t xml:space="preserve">2.0%</w:t>
             </w:r>
           </w:p>
         </w:tc>
@@ -7181,7 +7181,7 @@
                 <w:sz w:val="17"/>
                 <w:szCs w:val="17"/>
               </w:rPr>
-              <w:t xml:space="preserve">약함 - 두 자릿수 ROIC를 지킨 해가 절반 미만</w:t>
+              <w:t xml:space="preserve">보통 - ROIC가 기간에 따라 흔들림</w:t>
             </w:r>
           </w:p>
         </w:tc>
@@ -7235,7 +7235,7 @@
                 <w:sz w:val="17"/>
                 <w:szCs w:val="17"/>
               </w:rPr>
-              <w:t xml:space="preserve">MU</w:t>
+              <w:t xml:space="preserve">ABBV</w:t>
             </w:r>
           </w:p>
         </w:tc>
@@ -7261,7 +7261,7 @@
                 <w:sz w:val="17"/>
                 <w:szCs w:val="17"/>
               </w:rPr>
-              <w:t xml:space="preserve">MICRON TECHNOLOGY INC</w:t>
+              <w:t xml:space="preserve">AbbVie Inc.</w:t>
             </w:r>
           </w:p>
         </w:tc>
@@ -7287,7 +7287,7 @@
                 <w:sz w:val="17"/>
                 <w:szCs w:val="17"/>
               </w:rPr>
-              <w:t xml:space="preserve">45</w:t>
+              <w:t xml:space="preserve">53</w:t>
             </w:r>
           </w:p>
         </w:tc>
@@ -7313,7 +7313,7 @@
                 <w:sz w:val="17"/>
                 <w:szCs w:val="17"/>
               </w:rPr>
-              <w:t xml:space="preserve">17.5%</w:t>
+              <w:t xml:space="preserve">20.0%</w:t>
             </w:r>
           </w:p>
         </w:tc>
@@ -7339,7 +7339,7 @@
                 <w:sz w:val="17"/>
                 <w:szCs w:val="17"/>
               </w:rPr>
-              <w:t xml:space="preserve">8/12</w:t>
+              <w:t xml:space="preserve">12/12</w:t>
             </w:r>
           </w:p>
         </w:tc>
@@ -7365,7 +7365,7 @@
                 <w:sz w:val="17"/>
                 <w:szCs w:val="17"/>
               </w:rPr>
-              <w:t xml:space="preserve">13.0%</w:t>
+              <w:t xml:space="preserve">8.2%</w:t>
             </w:r>
           </w:p>
         </w:tc>
@@ -7391,7 +7391,7 @@
                 <w:sz w:val="17"/>
                 <w:szCs w:val="17"/>
               </w:rPr>
-              <w:t xml:space="preserve">-0.4%</w:t>
+              <w:t xml:space="preserve">5.6%</w:t>
             </w:r>
           </w:p>
         </w:tc>
@@ -7417,7 +7417,7 @@
                 <w:sz w:val="17"/>
                 <w:szCs w:val="17"/>
               </w:rPr>
-              <w:t xml:space="preserve">보통 - ROIC가 기간에 따라 흔들림</w:t>
+              <w:t xml:space="preserve">강함 - 장기간 두 자릿수 ROIC, 마진 변동은 있음</w:t>
             </w:r>
           </w:p>
         </w:tc>
@@ -7469,7 +7469,7 @@
                 <w:sz w:val="17"/>
                 <w:szCs w:val="17"/>
               </w:rPr>
-              <w:t xml:space="preserve">ABBV</w:t>
+              <w:t xml:space="preserve">WMT</w:t>
             </w:r>
           </w:p>
         </w:tc>
@@ -7494,7 +7494,7 @@
                 <w:sz w:val="17"/>
                 <w:szCs w:val="17"/>
               </w:rPr>
-              <w:t xml:space="preserve">AbbVie Inc.</w:t>
+              <w:t xml:space="preserve">Walmart Inc.</w:t>
             </w:r>
           </w:p>
         </w:tc>
@@ -7519,7 +7519,7 @@
                 <w:sz w:val="17"/>
                 <w:szCs w:val="17"/>
               </w:rPr>
-              <w:t xml:space="preserve">42</w:t>
+              <w:t xml:space="preserve">52</w:t>
             </w:r>
           </w:p>
         </w:tc>
@@ -7544,7 +7544,7 @@
                 <w:sz w:val="17"/>
                 <w:szCs w:val="17"/>
               </w:rPr>
-              <w:t xml:space="preserve">20.0%</w:t>
+              <w:t xml:space="preserve">14.5%</w:t>
             </w:r>
           </w:p>
         </w:tc>
@@ -7569,7 +7569,7 @@
                 <w:sz w:val="17"/>
                 <w:szCs w:val="17"/>
               </w:rPr>
-              <w:t xml:space="preserve">12/12</w:t>
+              <w:t xml:space="preserve">11/12</w:t>
             </w:r>
           </w:p>
         </w:tc>
@@ -7594,7 +7594,7 @@
                 <w:sz w:val="17"/>
                 <w:szCs w:val="17"/>
               </w:rPr>
-              <w:t xml:space="preserve">8.3%</w:t>
+              <w:t xml:space="preserve">(자본 거의 불변)</w:t>
             </w:r>
           </w:p>
         </w:tc>
@@ -7619,7 +7619,7 @@
                 <w:sz w:val="17"/>
                 <w:szCs w:val="17"/>
               </w:rPr>
-              <w:t xml:space="preserve">4.6%</w:t>
+              <w:t xml:space="preserve">12.2%</w:t>
             </w:r>
           </w:p>
         </w:tc>
@@ -7644,7 +7644,7 @@
                 <w:sz w:val="17"/>
                 <w:szCs w:val="17"/>
               </w:rPr>
-              <w:t xml:space="preserve">보통 - ROIC가 기간에 따라 흔들림</w:t>
+              <w:t xml:space="preserve">강함 - 장기간 두 자릿수 ROIC + 안정적 마진</w:t>
             </w:r>
           </w:p>
         </w:tc>
@@ -7698,7 +7698,7 @@
                 <w:sz w:val="17"/>
                 <w:szCs w:val="17"/>
               </w:rPr>
-              <w:t xml:space="preserve">IBM</w:t>
+              <w:t xml:space="preserve">CAT</w:t>
             </w:r>
           </w:p>
         </w:tc>
@@ -7724,7 +7724,7 @@
                 <w:sz w:val="17"/>
                 <w:szCs w:val="17"/>
               </w:rPr>
-              <w:t xml:space="preserve">INTERNATIONAL BUSINESS MACHINES CORP</w:t>
+              <w:t xml:space="preserve">CATERPILLAR INC</w:t>
             </w:r>
           </w:p>
         </w:tc>
@@ -7750,7 +7750,7 @@
                 <w:sz w:val="17"/>
                 <w:szCs w:val="17"/>
               </w:rPr>
-              <w:t xml:space="preserve">41</w:t>
+              <w:t xml:space="preserve">47</w:t>
             </w:r>
           </w:p>
         </w:tc>
@@ -7776,7 +7776,7 @@
                 <w:sz w:val="17"/>
                 <w:szCs w:val="17"/>
               </w:rPr>
-              <w:t xml:space="preserve">14.6%</w:t>
+              <w:t xml:space="preserve">15.2%</w:t>
             </w:r>
           </w:p>
         </w:tc>
@@ -7802,7 +7802,7 @@
                 <w:sz w:val="17"/>
                 <w:szCs w:val="17"/>
               </w:rPr>
-              <w:t xml:space="preserve">9/12</w:t>
+              <w:t xml:space="preserve">7/11</w:t>
             </w:r>
           </w:p>
         </w:tc>
@@ -7828,7 +7828,7 @@
                 <w:sz w:val="17"/>
                 <w:szCs w:val="17"/>
               </w:rPr>
-              <w:t xml:space="preserve">-10.9%</w:t>
+              <w:t xml:space="preserve">(자본 거의 불변)</w:t>
             </w:r>
           </w:p>
         </w:tc>
@@ -7854,7 +7854,7 @@
                 <w:sz w:val="17"/>
                 <w:szCs w:val="17"/>
               </w:rPr>
-              <w:t xml:space="preserve">6.4%</w:t>
+              <w:t xml:space="preserve">7.3%</w:t>
             </w:r>
           </w:p>
         </w:tc>
@@ -7932,7 +7932,7 @@
                 <w:sz w:val="17"/>
                 <w:szCs w:val="17"/>
               </w:rPr>
-              <w:t xml:space="preserve">GEV</w:t>
+              <w:t xml:space="preserve">IBM</w:t>
             </w:r>
           </w:p>
         </w:tc>
@@ -7957,7 +7957,7 @@
                 <w:sz w:val="17"/>
                 <w:szCs w:val="17"/>
               </w:rPr>
-              <w:t xml:space="preserve">GE Vernova Inc.</w:t>
+              <w:t xml:space="preserve">INTERNATIONAL BUSINESS MACHINES CORP</w:t>
             </w:r>
           </w:p>
         </w:tc>
@@ -7982,7 +7982,7 @@
                 <w:sz w:val="17"/>
                 <w:szCs w:val="17"/>
               </w:rPr>
-              <w:t xml:space="preserve">38</w:t>
+              <w:t xml:space="preserve">43</w:t>
             </w:r>
           </w:p>
         </w:tc>
@@ -8007,7 +8007,7 @@
                 <w:sz w:val="17"/>
                 <w:szCs w:val="17"/>
               </w:rPr>
-              <w:t xml:space="preserve">8.7%</w:t>
+              <w:t xml:space="preserve">14.6%</w:t>
             </w:r>
           </w:p>
         </w:tc>
@@ -8032,7 +8032,7 @@
                 <w:sz w:val="17"/>
                 <w:szCs w:val="17"/>
               </w:rPr>
-              <w:t xml:space="preserve">1/3</w:t>
+              <w:t xml:space="preserve">9/12</w:t>
             </w:r>
           </w:p>
         </w:tc>
@@ -8057,7 +8057,7 @@
                 <w:sz w:val="17"/>
                 <w:szCs w:val="17"/>
               </w:rPr>
-              <w:t xml:space="preserve">68.7%</w:t>
+              <w:t xml:space="preserve">-10.7%</w:t>
             </w:r>
           </w:p>
         </w:tc>
@@ -8082,7 +8082,7 @@
                 <w:sz w:val="17"/>
                 <w:szCs w:val="17"/>
               </w:rPr>
-              <w:t xml:space="preserve">1.3%</w:t>
+              <w:t xml:space="preserve">8.9%</w:t>
             </w:r>
           </w:p>
         </w:tc>
@@ -8107,7 +8107,7 @@
                 <w:sz w:val="17"/>
                 <w:szCs w:val="17"/>
               </w:rPr>
-              <w:t xml:space="preserve">판정보류 — 관측 3년뿐 (분사·상장 이력)</w:t>
+              <w:t xml:space="preserve">보통 - ROIC가 기간에 따라 흔들림</w:t>
             </w:r>
           </w:p>
         </w:tc>
@@ -8161,7 +8161,7 @@
                 <w:sz w:val="17"/>
                 <w:szCs w:val="17"/>
               </w:rPr>
-              <w:t xml:space="preserve">CAT</w:t>
+              <w:t xml:space="preserve">XOM</w:t>
             </w:r>
           </w:p>
         </w:tc>
@@ -8187,7 +8187,7 @@
                 <w:sz w:val="17"/>
                 <w:szCs w:val="17"/>
               </w:rPr>
-              <w:t xml:space="preserve">CATERPILLAR INC</w:t>
+              <w:t xml:space="preserve">EXXON MOBIL CORP</w:t>
             </w:r>
           </w:p>
         </w:tc>
@@ -8213,7 +8213,7 @@
                 <w:sz w:val="17"/>
                 <w:szCs w:val="17"/>
               </w:rPr>
-              <w:t xml:space="preserve">37</w:t>
+              <w:t xml:space="preserve">42</w:t>
             </w:r>
           </w:p>
         </w:tc>
@@ -8239,7 +8239,7 @@
                 <w:sz w:val="17"/>
                 <w:szCs w:val="17"/>
               </w:rPr>
-              <w:t xml:space="preserve">15.2%</w:t>
+              <w:t xml:space="preserve">10.1%</w:t>
             </w:r>
           </w:p>
         </w:tc>
@@ -8265,7 +8265,7 @@
                 <w:sz w:val="17"/>
                 <w:szCs w:val="17"/>
               </w:rPr>
-              <w:t xml:space="preserve">7/11</w:t>
+              <w:t xml:space="preserve">6/12</w:t>
             </w:r>
           </w:p>
         </w:tc>
@@ -8291,7 +8291,7 @@
                 <w:sz w:val="17"/>
                 <w:szCs w:val="17"/>
               </w:rPr>
-              <w:t xml:space="preserve">(자본 거의 불변)</w:t>
+              <w:t xml:space="preserve">-3.9%</w:t>
             </w:r>
           </w:p>
         </w:tc>
@@ -8317,7 +8317,7 @@
                 <w:sz w:val="17"/>
                 <w:szCs w:val="17"/>
               </w:rPr>
-              <w:t xml:space="preserve">4.4%</w:t>
+              <w:t xml:space="preserve">5.2%</w:t>
             </w:r>
           </w:p>
         </w:tc>
@@ -8445,7 +8445,7 @@
                 <w:sz w:val="17"/>
                 <w:szCs w:val="17"/>
               </w:rPr>
-              <w:t xml:space="preserve">32</w:t>
+              <w:t xml:space="preserve">36</w:t>
             </w:r>
           </w:p>
         </w:tc>
@@ -8545,7 +8545,7 @@
                 <w:sz w:val="17"/>
                 <w:szCs w:val="17"/>
               </w:rPr>
-              <w:t xml:space="preserve">12.6%</w:t>
+              <w:t xml:space="preserve">25.2%</w:t>
             </w:r>
           </w:p>
         </w:tc>
@@ -8624,7 +8624,7 @@
                 <w:sz w:val="17"/>
                 <w:szCs w:val="17"/>
               </w:rPr>
-              <w:t xml:space="preserve">INTC</w:t>
+              <w:t xml:space="preserve">CVX</w:t>
             </w:r>
           </w:p>
         </w:tc>
@@ -8650,7 +8650,7 @@
                 <w:sz w:val="17"/>
                 <w:szCs w:val="17"/>
               </w:rPr>
-              <w:t xml:space="preserve">INTEL CORP</w:t>
+              <w:t xml:space="preserve">CHEVRON CORP</w:t>
             </w:r>
           </w:p>
         </w:tc>
@@ -8676,7 +8676,7 @@
                 <w:sz w:val="17"/>
                 <w:szCs w:val="17"/>
               </w:rPr>
-              <w:t xml:space="preserve">29</w:t>
+              <w:t xml:space="preserve">35</w:t>
             </w:r>
           </w:p>
         </w:tc>
@@ -8702,7 +8702,7 @@
                 <w:sz w:val="17"/>
                 <w:szCs w:val="17"/>
               </w:rPr>
-              <w:t xml:space="preserve">12.6%</w:t>
+              <w:t xml:space="preserve">6.5%</w:t>
             </w:r>
           </w:p>
         </w:tc>
@@ -8728,7 +8728,7 @@
                 <w:sz w:val="17"/>
                 <w:szCs w:val="17"/>
               </w:rPr>
-              <w:t xml:space="preserve">6/10</w:t>
+              <w:t xml:space="preserve">3/11</w:t>
             </w:r>
           </w:p>
         </w:tc>
@@ -8754,7 +8754,7 @@
                 <w:sz w:val="17"/>
                 <w:szCs w:val="17"/>
               </w:rPr>
-              <w:t xml:space="preserve">-11.4%</w:t>
+              <w:t xml:space="preserve">11.3%</w:t>
             </w:r>
           </w:p>
         </w:tc>
@@ -8780,7 +8780,7 @@
                 <w:sz w:val="17"/>
                 <w:szCs w:val="17"/>
               </w:rPr>
-              <w:t xml:space="preserve">-12.6%</w:t>
+              <w:t xml:space="preserve">0.2%</w:t>
             </w:r>
           </w:p>
         </w:tc>
@@ -8806,7 +8806,7 @@
                 <w:sz w:val="17"/>
                 <w:szCs w:val="17"/>
               </w:rPr>
-              <w:t xml:space="preserve">보통 - ROIC가 기간에 따라 흔들림</w:t>
+              <w:t xml:space="preserve">약함 - 두 자릿수 ROIC를 지킨 해가 절반 미만</w:t>
             </w:r>
           </w:p>
         </w:tc>
@@ -8858,7 +8858,7 @@
                 <w:sz w:val="17"/>
                 <w:szCs w:val="17"/>
               </w:rPr>
-              <w:t xml:space="preserve">RTX</w:t>
+              <w:t xml:space="preserve">GEV</w:t>
             </w:r>
           </w:p>
         </w:tc>
@@ -8883,7 +8883,7 @@
                 <w:sz w:val="17"/>
                 <w:szCs w:val="17"/>
               </w:rPr>
-              <w:t xml:space="preserve">RTX Corp</w:t>
+              <w:t xml:space="preserve">GE Vernova Inc.</w:t>
             </w:r>
           </w:p>
         </w:tc>
@@ -8908,7 +8908,7 @@
                 <w:sz w:val="17"/>
                 <w:szCs w:val="17"/>
               </w:rPr>
-              <w:t xml:space="preserve">28</w:t>
+              <w:t xml:space="preserve">29</w:t>
             </w:r>
           </w:p>
         </w:tc>
@@ -8933,7 +8933,7 @@
                 <w:sz w:val="17"/>
                 <w:szCs w:val="17"/>
               </w:rPr>
-              <w:t xml:space="preserve">6.8%</w:t>
+              <w:t xml:space="preserve">8.7%</w:t>
             </w:r>
           </w:p>
         </w:tc>
@@ -8958,7 +8958,7 @@
                 <w:sz w:val="17"/>
                 <w:szCs w:val="17"/>
               </w:rPr>
-              <w:t xml:space="preserve">4/12</w:t>
+              <w:t xml:space="preserve">1/3</w:t>
             </w:r>
           </w:p>
         </w:tc>
@@ -8983,7 +8983,7 @@
                 <w:sz w:val="17"/>
                 <w:szCs w:val="17"/>
               </w:rPr>
-              <w:t xml:space="preserve">0.8%</w:t>
+              <w:t xml:space="preserve">(자본 축소)</w:t>
             </w:r>
           </w:p>
         </w:tc>
@@ -9008,7 +9008,7 @@
                 <w:sz w:val="17"/>
                 <w:szCs w:val="17"/>
               </w:rPr>
-              <w:t xml:space="preserve">1.7%</w:t>
+              <w:t xml:space="preserve">34.1%</w:t>
             </w:r>
           </w:p>
         </w:tc>
@@ -9033,7 +9033,7 @@
                 <w:sz w:val="17"/>
                 <w:szCs w:val="17"/>
               </w:rPr>
-              <w:t xml:space="preserve">약함 - 두 자릿수 ROIC를 지킨 해가 절반 미만</w:t>
+              <w:t xml:space="preserve">판정보류 — 관측 3년뿐 (분사·상장 이력)</w:t>
             </w:r>
           </w:p>
         </w:tc>
@@ -9087,7 +9087,7 @@
                 <w:sz w:val="17"/>
                 <w:szCs w:val="17"/>
               </w:rPr>
-              <w:t xml:space="preserve">XOM</w:t>
+              <w:t xml:space="preserve">INTC</w:t>
             </w:r>
           </w:p>
         </w:tc>
@@ -9113,7 +9113,7 @@
                 <w:sz w:val="17"/>
                 <w:szCs w:val="17"/>
               </w:rPr>
-              <w:t xml:space="preserve">EXXON MOBIL CORP</w:t>
+              <w:t xml:space="preserve">INTEL CORP</w:t>
             </w:r>
           </w:p>
         </w:tc>
@@ -9139,7 +9139,7 @@
                 <w:sz w:val="17"/>
                 <w:szCs w:val="17"/>
               </w:rPr>
-              <w:t xml:space="preserve">26</w:t>
+              <w:t xml:space="preserve">28</w:t>
             </w:r>
           </w:p>
         </w:tc>
@@ -9165,7 +9165,7 @@
                 <w:sz w:val="17"/>
                 <w:szCs w:val="17"/>
               </w:rPr>
-              <w:t xml:space="preserve">10.1%</w:t>
+              <w:t xml:space="preserve">12.6%</w:t>
             </w:r>
           </w:p>
         </w:tc>
@@ -9191,7 +9191,7 @@
                 <w:sz w:val="17"/>
                 <w:szCs w:val="17"/>
               </w:rPr>
-              <w:t xml:space="preserve">6/12</w:t>
+              <w:t xml:space="preserve">6/10</w:t>
             </w:r>
           </w:p>
         </w:tc>
@@ -9217,7 +9217,7 @@
                 <w:sz w:val="17"/>
                 <w:szCs w:val="17"/>
               </w:rPr>
-              <w:t xml:space="preserve">-3.6%</w:t>
+              <w:t xml:space="preserve">-22.1%</w:t>
             </w:r>
           </w:p>
         </w:tc>
@@ -9243,7 +9243,7 @@
                 <w:sz w:val="17"/>
                 <w:szCs w:val="17"/>
               </w:rPr>
-              <w:t xml:space="preserve">4.6%</w:t>
+              <w:t xml:space="preserve">-12.4%</w:t>
             </w:r>
           </w:p>
         </w:tc>
@@ -9269,7 +9269,7 @@
                 <w:sz w:val="17"/>
                 <w:szCs w:val="17"/>
               </w:rPr>
-              <w:t xml:space="preserve">약함 - 두 자릿수 ROIC를 지킨 해가 절반 미만</w:t>
+              <w:t xml:space="preserve">보통 - ROIC가 기간에 따라 흔들림</w:t>
             </w:r>
           </w:p>
         </w:tc>
@@ -9371,7 +9371,7 @@
                 <w:sz w:val="17"/>
                 <w:szCs w:val="17"/>
               </w:rPr>
-              <w:t xml:space="preserve">26</w:t>
+              <w:t xml:space="preserve">28</w:t>
             </w:r>
           </w:p>
         </w:tc>
@@ -9446,7 +9446,7 @@
                 <w:sz w:val="17"/>
                 <w:szCs w:val="17"/>
               </w:rPr>
-              <w:t xml:space="preserve">5.2%</w:t>
+              <w:t xml:space="preserve">9.6%</w:t>
             </w:r>
           </w:p>
         </w:tc>
@@ -9471,7 +9471,7 @@
                 <w:sz w:val="17"/>
                 <w:szCs w:val="17"/>
               </w:rPr>
-              <w:t xml:space="preserve">-8.2%</w:t>
+              <w:t xml:space="preserve">-4.0%</w:t>
             </w:r>
           </w:p>
         </w:tc>
@@ -9550,7 +9550,7 @@
                 <w:sz w:val="17"/>
                 <w:szCs w:val="17"/>
               </w:rPr>
-              <w:t xml:space="preserve">AMD</w:t>
+              <w:t xml:space="preserve">RTX</w:t>
             </w:r>
           </w:p>
         </w:tc>
@@ -9576,7 +9576,7 @@
                 <w:sz w:val="17"/>
                 <w:szCs w:val="17"/>
               </w:rPr>
-              <w:t xml:space="preserve">ADVANCED MICRO DEVICES INC</w:t>
+              <w:t xml:space="preserve">RTX Corp</w:t>
             </w:r>
           </w:p>
         </w:tc>
@@ -9602,7 +9602,7 @@
                 <w:sz w:val="17"/>
                 <w:szCs w:val="17"/>
               </w:rPr>
-              <w:t xml:space="preserve">22</w:t>
+              <w:t xml:space="preserve">28</w:t>
             </w:r>
           </w:p>
         </w:tc>
@@ -9628,7 +9628,7 @@
                 <w:sz w:val="17"/>
                 <w:szCs w:val="17"/>
               </w:rPr>
-              <w:t xml:space="preserve">5.9%</w:t>
+              <w:t xml:space="preserve">6.8%</w:t>
             </w:r>
           </w:p>
         </w:tc>
@@ -9654,7 +9654,7 @@
                 <w:sz w:val="17"/>
                 <w:szCs w:val="17"/>
               </w:rPr>
-              <w:t xml:space="preserve">5/12</w:t>
+              <w:t xml:space="preserve">4/12</w:t>
             </w:r>
           </w:p>
         </w:tc>
@@ -9680,7 +9680,7 @@
                 <w:sz w:val="17"/>
                 <w:szCs w:val="17"/>
               </w:rPr>
-              <w:t xml:space="preserve">7.1%</w:t>
+              <w:t xml:space="preserve">0.9%</w:t>
             </w:r>
           </w:p>
         </w:tc>
@@ -9706,7 +9706,7 @@
                 <w:sz w:val="17"/>
                 <w:szCs w:val="17"/>
               </w:rPr>
-              <w:t xml:space="preserve">-9.3%</w:t>
+              <w:t xml:space="preserve">2.3%</w:t>
             </w:r>
           </w:p>
         </w:tc>
@@ -9784,7 +9784,7 @@
                 <w:sz w:val="17"/>
                 <w:szCs w:val="17"/>
               </w:rPr>
-              <w:t xml:space="preserve">CVX</w:t>
+              <w:t xml:space="preserve">AMD</w:t>
             </w:r>
           </w:p>
         </w:tc>
@@ -9809,7 +9809,7 @@
                 <w:sz w:val="17"/>
                 <w:szCs w:val="17"/>
               </w:rPr>
-              <w:t xml:space="preserve">CHEVRON CORP</w:t>
+              <w:t xml:space="preserve">ADVANCED MICRO DEVICES INC</w:t>
             </w:r>
           </w:p>
         </w:tc>
@@ -9834,7 +9834,7 @@
                 <w:sz w:val="17"/>
                 <w:szCs w:val="17"/>
               </w:rPr>
-              <w:t xml:space="preserve">21</w:t>
+              <w:t xml:space="preserve">23</w:t>
             </w:r>
           </w:p>
         </w:tc>
@@ -9859,7 +9859,7 @@
                 <w:sz w:val="17"/>
                 <w:szCs w:val="17"/>
               </w:rPr>
-              <w:t xml:space="preserve">6.5%</w:t>
+              <w:t xml:space="preserve">5.9%</w:t>
             </w:r>
           </w:p>
         </w:tc>
@@ -9884,7 +9884,7 @@
                 <w:sz w:val="17"/>
                 <w:szCs w:val="17"/>
               </w:rPr>
-              <w:t xml:space="preserve">3/11</w:t>
+              <w:t xml:space="preserve">5/12</w:t>
             </w:r>
           </w:p>
         </w:tc>
@@ -9909,7 +9909,7 @@
                 <w:sz w:val="17"/>
                 <w:szCs w:val="17"/>
               </w:rPr>
-              <w:t xml:space="preserve">-13.7%</w:t>
+              <w:t xml:space="preserve">7.9%</w:t>
             </w:r>
           </w:p>
         </w:tc>
@@ -9934,7 +9934,7 @@
                 <w:sz w:val="17"/>
                 <w:szCs w:val="17"/>
               </w:rPr>
-              <w:t xml:space="preserve">-0.1%</w:t>
+              <w:t xml:space="preserve">-8.3%</w:t>
             </w:r>
           </w:p>
         </w:tc>
@@ -22378,7 +22378,7 @@
                 <w:sz w:val="17"/>
                 <w:szCs w:val="17"/>
               </w:rPr>
-              <w:t xml:space="preserve">(자본 거의 불변)</w:t>
+              <w:t xml:space="preserve">(자본 축소)</w:t>
             </w:r>
           </w:p>
         </w:tc>
@@ -22637,7 +22637,7 @@
                 <w:sz w:val="17"/>
                 <w:szCs w:val="17"/>
               </w:rPr>
-              <w:t xml:space="preserve">37.0%</w:t>
+              <w:t xml:space="preserve">52.2%</w:t>
             </w:r>
           </w:p>
         </w:tc>
@@ -22768,7 +22768,7 @@
                 <w:sz w:val="17"/>
                 <w:szCs w:val="17"/>
               </w:rPr>
-              <w:t xml:space="preserve">21.6%</w:t>
+              <w:t xml:space="preserve">24.1%</w:t>
             </w:r>
           </w:p>
         </w:tc>
@@ -23155,7 +23155,7 @@
                 <w:sz w:val="17"/>
                 <w:szCs w:val="17"/>
               </w:rPr>
-              <w:t xml:space="preserve">66.0%</w:t>
+              <w:t xml:space="preserve">91.5%</w:t>
             </w:r>
           </w:p>
         </w:tc>
@@ -23286,7 +23286,7 @@
                 <w:sz w:val="17"/>
                 <w:szCs w:val="17"/>
               </w:rPr>
-              <w:t xml:space="preserve">86.8%</w:t>
+              <w:t xml:space="preserve">92.4%</w:t>
             </w:r>
           </w:p>
         </w:tc>
@@ -23545,7 +23545,7 @@
                 <w:sz w:val="17"/>
                 <w:szCs w:val="17"/>
               </w:rPr>
-              <w:t xml:space="preserve">74.6%</w:t>
+              <w:t xml:space="preserve">60.4%</w:t>
             </w:r>
           </w:p>
         </w:tc>
@@ -23673,7 +23673,7 @@
                 <w:sz w:val="17"/>
                 <w:szCs w:val="17"/>
               </w:rPr>
-              <w:t xml:space="preserve">0.8%</w:t>
+              <w:t xml:space="preserve">0.9%</w:t>
             </w:r>
           </w:p>
         </w:tc>
@@ -23804,7 +23804,7 @@
                 <w:sz w:val="17"/>
                 <w:szCs w:val="17"/>
               </w:rPr>
-              <w:t xml:space="preserve">69.5%</w:t>
+              <w:t xml:space="preserve">87.3%</w:t>
             </w:r>
           </w:p>
         </w:tc>
@@ -23932,7 +23932,7 @@
                 <w:sz w:val="17"/>
                 <w:szCs w:val="17"/>
               </w:rPr>
-              <w:t xml:space="preserve">5.2%</w:t>
+              <w:t xml:space="preserve">9.6%</w:t>
             </w:r>
           </w:p>
         </w:tc>
@@ -24063,7 +24063,7 @@
                 <w:sz w:val="17"/>
                 <w:szCs w:val="17"/>
               </w:rPr>
-              <w:t xml:space="preserve">7.1%</w:t>
+              <w:t xml:space="preserve">7.9%</w:t>
             </w:r>
           </w:p>
         </w:tc>
@@ -24191,7 +24191,7 @@
                 <w:sz w:val="17"/>
                 <w:szCs w:val="17"/>
               </w:rPr>
-              <w:t xml:space="preserve">22.5%</w:t>
+              <w:t xml:space="preserve">56.0%</w:t>
             </w:r>
           </w:p>
         </w:tc>
@@ -28731,7 +28731,7 @@
                 <w:sz w:val="17"/>
                 <w:szCs w:val="17"/>
               </w:rPr>
-              <w:t xml:space="preserve">105.4%</w:t>
+              <w:t xml:space="preserve">92.2%</w:t>
             </w:r>
           </w:p>
         </w:tc>
@@ -28834,7 +28834,7 @@
                 <w:sz w:val="17"/>
                 <w:szCs w:val="17"/>
               </w:rPr>
-              <w:t xml:space="preserve">45.2%</w:t>
+              <w:t xml:space="preserve">39.2%</w:t>
             </w:r>
           </w:p>
         </w:tc>

--- a/work/버핏기준_52개기업_분석.docx
+++ b/work/버핏기준_52개기업_분석.docx
@@ -32,7 +32,7 @@
           <w:sz w:val="20"/>
           <w:szCs w:val="20"/>
         </w:rPr>
-        <w:t xml:space="preserve">미국 50개사 정량 분석 · 한국 2개사 정성 분석 · 생성 2026-08-11 23:52 UTC</w:t>
+        <w:t xml:space="preserve">미국 50개사 정량 분석 · 한국 2개사 정성 분석 · 생성 2026-08-29 06:53 UTC</w:t>
       </w:r>
     </w:p>
     <w:p>
@@ -831,7 +831,7 @@
                 <w:sz w:val="17"/>
                 <w:szCs w:val="17"/>
               </w:rPr>
-              <w:t xml:space="preserve">117.7%</w:t>
+              <w:t xml:space="preserve">112.9%</w:t>
             </w:r>
           </w:p>
         </w:tc>
@@ -883,7 +883,7 @@
                 <w:sz w:val="17"/>
                 <w:szCs w:val="17"/>
               </w:rPr>
-              <w:t xml:space="preserve">77.2%</w:t>
+              <w:t xml:space="preserve">71.0%</w:t>
             </w:r>
           </w:p>
         </w:tc>
@@ -909,7 +909,7 @@
                 <w:sz w:val="17"/>
                 <w:szCs w:val="17"/>
               </w:rPr>
-              <w:t xml:space="preserve">105.3%</w:t>
+              <w:t xml:space="preserve">95.7%</w:t>
             </w:r>
           </w:p>
         </w:tc>
@@ -1062,7 +1062,7 @@
                 <w:sz w:val="17"/>
                 <w:szCs w:val="17"/>
               </w:rPr>
-              <w:t xml:space="preserve">92.2%</w:t>
+              <w:t xml:space="preserve">90.7%</w:t>
             </w:r>
           </w:p>
         </w:tc>
@@ -1112,7 +1112,7 @@
                 <w:sz w:val="17"/>
                 <w:szCs w:val="17"/>
               </w:rPr>
-              <w:t xml:space="preserve">91.5%</w:t>
+              <w:t xml:space="preserve">89.0%</w:t>
             </w:r>
           </w:p>
         </w:tc>
@@ -1137,7 +1137,7 @@
                 <w:sz w:val="17"/>
                 <w:szCs w:val="17"/>
               </w:rPr>
-              <w:t xml:space="preserve">88.0%</w:t>
+              <w:t xml:space="preserve">86.0%</w:t>
             </w:r>
           </w:p>
         </w:tc>
@@ -1346,7 +1346,7 @@
                 <w:sz w:val="17"/>
                 <w:szCs w:val="17"/>
               </w:rPr>
-              <w:t xml:space="preserve">31.7%</w:t>
+              <w:t xml:space="preserve">28.9%</w:t>
             </w:r>
           </w:p>
         </w:tc>
@@ -1372,7 +1372,7 @@
                 <w:sz w:val="17"/>
                 <w:szCs w:val="17"/>
               </w:rPr>
-              <w:t xml:space="preserve">29.5%</w:t>
+              <w:t xml:space="preserve">26.4%</w:t>
             </w:r>
           </w:p>
         </w:tc>
@@ -1525,7 +1525,7 @@
                 <w:sz w:val="17"/>
                 <w:szCs w:val="17"/>
               </w:rPr>
-              <w:t xml:space="preserve">48.8%</w:t>
+              <w:t xml:space="preserve">46.4%</w:t>
             </w:r>
           </w:p>
         </w:tc>
@@ -1575,7 +1575,7 @@
                 <w:sz w:val="17"/>
                 <w:szCs w:val="17"/>
               </w:rPr>
-              <w:t xml:space="preserve">92.4%</w:t>
+              <w:t xml:space="preserve">90.0%</w:t>
             </w:r>
           </w:p>
         </w:tc>
@@ -1600,7 +1600,7 @@
                 <w:sz w:val="17"/>
                 <w:szCs w:val="17"/>
               </w:rPr>
-              <w:t xml:space="preserve">66.9%</w:t>
+              <w:t xml:space="preserve">64.8%</w:t>
             </w:r>
           </w:p>
         </w:tc>
@@ -1988,7 +1988,7 @@
                 <w:sz w:val="17"/>
                 <w:szCs w:val="17"/>
               </w:rPr>
-              <w:t xml:space="preserve">37.9%</w:t>
+              <w:t xml:space="preserve">38.1%</w:t>
             </w:r>
           </w:p>
         </w:tc>
@@ -2038,7 +2038,7 @@
                 <w:sz w:val="17"/>
                 <w:szCs w:val="17"/>
               </w:rPr>
-              <w:t xml:space="preserve">78.7%</w:t>
+              <w:t xml:space="preserve">75.2%</w:t>
             </w:r>
           </w:p>
         </w:tc>
@@ -2063,7 +2063,7 @@
                 <w:sz w:val="17"/>
                 <w:szCs w:val="17"/>
               </w:rPr>
-              <w:t xml:space="preserve">35.9%</w:t>
+              <w:t xml:space="preserve">34.5%</w:t>
             </w:r>
           </w:p>
         </w:tc>
@@ -2220,7 +2220,7 @@
                 <w:sz w:val="17"/>
                 <w:szCs w:val="17"/>
               </w:rPr>
-              <w:t xml:space="preserve">36.9%</w:t>
+              <w:t xml:space="preserve">36.1%</w:t>
             </w:r>
           </w:p>
         </w:tc>
@@ -2272,7 +2272,7 @@
                 <w:sz w:val="17"/>
                 <w:szCs w:val="17"/>
               </w:rPr>
-              <w:t xml:space="preserve">34.4%</w:t>
+              <w:t xml:space="preserve">32.8%</w:t>
             </w:r>
           </w:p>
         </w:tc>
@@ -2298,7 +2298,7 @@
                 <w:sz w:val="17"/>
                 <w:szCs w:val="17"/>
               </w:rPr>
-              <w:t xml:space="preserve">27.6%</w:t>
+              <w:t xml:space="preserve">26.0%</w:t>
             </w:r>
           </w:p>
         </w:tc>
@@ -2376,7 +2376,7 @@
                 <w:sz w:val="17"/>
                 <w:szCs w:val="17"/>
               </w:rPr>
-              <w:t xml:space="preserve">KO</w:t>
+              <w:t xml:space="preserve">AMAT</w:t>
             </w:r>
           </w:p>
         </w:tc>
@@ -2401,7 +2401,7 @@
                 <w:sz w:val="17"/>
                 <w:szCs w:val="17"/>
               </w:rPr>
-              <w:t xml:space="preserve">COCA COLA CO</w:t>
+              <w:t xml:space="preserve">APPLIED MATERIALS INC /DE</w:t>
             </w:r>
           </w:p>
         </w:tc>
@@ -2426,7 +2426,7 @@
                 <w:sz w:val="17"/>
                 <w:szCs w:val="17"/>
               </w:rPr>
-              <w:t xml:space="preserve">99</w:t>
+              <w:t xml:space="preserve">97</w:t>
             </w:r>
           </w:p>
         </w:tc>
@@ -2451,7 +2451,7 @@
                 <w:sz w:val="17"/>
                 <w:szCs w:val="17"/>
               </w:rPr>
-              <w:t xml:space="preserve">35.1%</w:t>
+              <w:t xml:space="preserve">38.4%</w:t>
             </w:r>
           </w:p>
         </w:tc>
@@ -2501,7 +2501,7 @@
                 <w:sz w:val="17"/>
                 <w:szCs w:val="17"/>
               </w:rPr>
-              <w:t xml:space="preserve">22.9%</w:t>
+              <w:t xml:space="preserve">44.1%</w:t>
             </w:r>
           </w:p>
         </w:tc>
@@ -2526,7 +2526,7 @@
                 <w:sz w:val="17"/>
                 <w:szCs w:val="17"/>
               </w:rPr>
-              <w:t xml:space="preserve">18.9%</w:t>
+              <w:t xml:space="preserve">25.0%</w:t>
             </w:r>
           </w:p>
         </w:tc>
@@ -2551,7 +2551,7 @@
                 <w:sz w:val="17"/>
                 <w:szCs w:val="17"/>
               </w:rPr>
-              <w:t xml:space="preserve">강함 - 장기간 두 자릿수 ROIC, 마진 변동은 있음</w:t>
+              <w:t xml:space="preserve">강함 - 장기간 두 자릿수 ROIC + 안정적 마진</w:t>
             </w:r>
           </w:p>
         </w:tc>
@@ -2605,7 +2605,7 @@
                 <w:sz w:val="17"/>
                 <w:szCs w:val="17"/>
               </w:rPr>
-              <w:t xml:space="preserve">AMAT</w:t>
+              <w:t xml:space="preserve">GOOG</w:t>
             </w:r>
           </w:p>
         </w:tc>
@@ -2631,7 +2631,7 @@
                 <w:sz w:val="17"/>
                 <w:szCs w:val="17"/>
               </w:rPr>
-              <w:t xml:space="preserve">APPLIED MATERIALS INC /DE</w:t>
+              <w:t xml:space="preserve">Alphabet Inc.</w:t>
             </w:r>
           </w:p>
         </w:tc>
@@ -2683,7 +2683,7 @@
                 <w:sz w:val="17"/>
                 <w:szCs w:val="17"/>
               </w:rPr>
-              <w:t xml:space="preserve">40.9%</w:t>
+              <w:t xml:space="preserve">37.1%</w:t>
             </w:r>
           </w:p>
         </w:tc>
@@ -2735,7 +2735,7 @@
                 <w:sz w:val="17"/>
                 <w:szCs w:val="17"/>
               </w:rPr>
-              <w:t xml:space="preserve">52.2%</w:t>
+              <w:t xml:space="preserve">31.9%</w:t>
             </w:r>
           </w:p>
         </w:tc>
@@ -2761,7 +2761,7 @@
                 <w:sz w:val="17"/>
                 <w:szCs w:val="17"/>
               </w:rPr>
-              <w:t xml:space="preserve">30.6%</w:t>
+              <w:t xml:space="preserve">27.0%</w:t>
             </w:r>
           </w:p>
         </w:tc>
@@ -2839,7 +2839,7 @@
                 <w:sz w:val="17"/>
                 <w:szCs w:val="17"/>
               </w:rPr>
-              <w:t xml:space="preserve">GOOG</w:t>
+              <w:t xml:space="preserve">PM</w:t>
             </w:r>
           </w:p>
         </w:tc>
@@ -2864,7 +2864,7 @@
                 <w:sz w:val="17"/>
                 <w:szCs w:val="17"/>
               </w:rPr>
-              <w:t xml:space="preserve">Alphabet Inc.</w:t>
+              <w:t xml:space="preserve">Philip Morris International Inc.</w:t>
             </w:r>
           </w:p>
         </w:tc>
@@ -2889,7 +2889,7 @@
                 <w:sz w:val="17"/>
                 <w:szCs w:val="17"/>
               </w:rPr>
-              <w:t xml:space="preserve">97</w:t>
+              <w:t xml:space="preserve">95</w:t>
             </w:r>
           </w:p>
         </w:tc>
@@ -2914,7 +2914,7 @@
                 <w:sz w:val="17"/>
                 <w:szCs w:val="17"/>
               </w:rPr>
-              <w:t xml:space="preserve">37.7%</w:t>
+              <w:t xml:space="preserve">66.2%</w:t>
             </w:r>
           </w:p>
         </w:tc>
@@ -2964,7 +2964,7 @@
                 <w:sz w:val="17"/>
                 <w:szCs w:val="17"/>
               </w:rPr>
-              <w:t xml:space="preserve">40.5%</w:t>
+              <w:t xml:space="preserve">22.0%</w:t>
             </w:r>
           </w:p>
         </w:tc>
@@ -2989,7 +2989,7 @@
                 <w:sz w:val="17"/>
                 <w:szCs w:val="17"/>
               </w:rPr>
-              <w:t xml:space="preserve">35.7%</w:t>
+              <w:t xml:space="preserve">36.4%</w:t>
             </w:r>
           </w:p>
         </w:tc>
@@ -3014,7 +3014,7 @@
                 <w:sz w:val="17"/>
                 <w:szCs w:val="17"/>
               </w:rPr>
-              <w:t xml:space="preserve">강함 - 장기간 두 자릿수 ROIC, 마진 변동은 있음</w:t>
+              <w:t xml:space="preserve">강함 - 장기간 두 자릿수 ROIC + 안정적 마진</w:t>
             </w:r>
           </w:p>
         </w:tc>
@@ -3068,7 +3068,7 @@
                 <w:sz w:val="17"/>
                 <w:szCs w:val="17"/>
               </w:rPr>
-              <w:t xml:space="preserve">PM</w:t>
+              <w:t xml:space="preserve">COST</w:t>
             </w:r>
           </w:p>
         </w:tc>
@@ -3094,7 +3094,7 @@
                 <w:sz w:val="17"/>
                 <w:szCs w:val="17"/>
               </w:rPr>
-              <w:t xml:space="preserve">Philip Morris International Inc.</w:t>
+              <w:t xml:space="preserve">COSTCO WHOLESALE CORP /NEW</w:t>
             </w:r>
           </w:p>
         </w:tc>
@@ -3120,7 +3120,7 @@
                 <w:sz w:val="17"/>
                 <w:szCs w:val="17"/>
               </w:rPr>
-              <w:t xml:space="preserve">95</w:t>
+              <w:t xml:space="preserve">92</w:t>
             </w:r>
           </w:p>
         </w:tc>
@@ -3146,7 +3146,7 @@
                 <w:sz w:val="17"/>
                 <w:szCs w:val="17"/>
               </w:rPr>
-              <w:t xml:space="preserve">66.2%</w:t>
+              <w:t xml:space="preserve">31.2%</w:t>
             </w:r>
           </w:p>
         </w:tc>
@@ -3198,7 +3198,7 @@
                 <w:sz w:val="17"/>
                 <w:szCs w:val="17"/>
               </w:rPr>
-              <w:t xml:space="preserve">24.8%</w:t>
+              <w:t xml:space="preserve">59.1%</w:t>
             </w:r>
           </w:p>
         </w:tc>
@@ -3224,7 +3224,7 @@
                 <w:sz w:val="17"/>
                 <w:szCs w:val="17"/>
               </w:rPr>
-              <w:t xml:space="preserve">38.0%</w:t>
+              <w:t xml:space="preserve">32.4%</w:t>
             </w:r>
           </w:p>
         </w:tc>
@@ -3302,7 +3302,7 @@
                 <w:sz w:val="17"/>
                 <w:szCs w:val="17"/>
               </w:rPr>
-              <w:t xml:space="preserve">COST</w:t>
+              <w:t xml:space="preserve">JNJ</w:t>
             </w:r>
           </w:p>
         </w:tc>
@@ -3327,7 +3327,7 @@
                 <w:sz w:val="17"/>
                 <w:szCs w:val="17"/>
               </w:rPr>
-              <w:t xml:space="preserve">COSTCO WHOLESALE CORP /NEW</w:t>
+              <w:t xml:space="preserve">JOHNSON &amp; JOHNSON</w:t>
             </w:r>
           </w:p>
         </w:tc>
@@ -3352,7 +3352,7 @@
                 <w:sz w:val="17"/>
                 <w:szCs w:val="17"/>
               </w:rPr>
-              <w:t xml:space="preserve">92</w:t>
+              <w:t xml:space="preserve">90</w:t>
             </w:r>
           </w:p>
         </w:tc>
@@ -3377,7 +3377,7 @@
                 <w:sz w:val="17"/>
                 <w:szCs w:val="17"/>
               </w:rPr>
-              <w:t xml:space="preserve">32.0%</w:t>
+              <w:t xml:space="preserve">21.3%</w:t>
             </w:r>
           </w:p>
         </w:tc>
@@ -3427,7 +3427,7 @@
                 <w:sz w:val="17"/>
                 <w:szCs w:val="17"/>
               </w:rPr>
-              <w:t xml:space="preserve">63.1%</w:t>
+              <w:t xml:space="preserve">19.4%</w:t>
             </w:r>
           </w:p>
         </w:tc>
@@ -3452,7 +3452,7 @@
                 <w:sz w:val="17"/>
                 <w:szCs w:val="17"/>
               </w:rPr>
-              <w:t xml:space="preserve">34.7%</w:t>
+              <w:t xml:space="preserve">23.3%</w:t>
             </w:r>
           </w:p>
         </w:tc>
@@ -3531,7 +3531,7 @@
                 <w:sz w:val="17"/>
                 <w:szCs w:val="17"/>
               </w:rPr>
-              <w:t xml:space="preserve">JNJ</w:t>
+              <w:t xml:space="preserve">HD</w:t>
             </w:r>
           </w:p>
         </w:tc>
@@ -3557,7 +3557,7 @@
                 <w:sz w:val="17"/>
                 <w:szCs w:val="17"/>
               </w:rPr>
-              <w:t xml:space="preserve">JOHNSON &amp; JOHNSON</w:t>
+              <w:t xml:space="preserve">HOME DEPOT, INC.</w:t>
             </w:r>
           </w:p>
         </w:tc>
@@ -3583,7 +3583,7 @@
                 <w:sz w:val="17"/>
                 <w:szCs w:val="17"/>
               </w:rPr>
-              <w:t xml:space="preserve">90</w:t>
+              <w:t xml:space="preserve">89</w:t>
             </w:r>
           </w:p>
         </w:tc>
@@ -3609,7 +3609,7 @@
                 <w:sz w:val="17"/>
                 <w:szCs w:val="17"/>
               </w:rPr>
-              <w:t xml:space="preserve">21.3%</w:t>
+              <w:t xml:space="preserve">39.0%</w:t>
             </w:r>
           </w:p>
         </w:tc>
@@ -3661,7 +3661,7 @@
                 <w:sz w:val="17"/>
                 <w:szCs w:val="17"/>
               </w:rPr>
-              <w:t xml:space="preserve">19.4%</w:t>
+              <w:t xml:space="preserve">23.9%</w:t>
             </w:r>
           </w:p>
         </w:tc>
@@ -3687,7 +3687,7 @@
                 <w:sz w:val="17"/>
                 <w:szCs w:val="17"/>
               </w:rPr>
-              <w:t xml:space="preserve">23.3%</w:t>
+              <w:t xml:space="preserve">18.0%</w:t>
             </w:r>
           </w:p>
         </w:tc>
@@ -3765,7 +3765,7 @@
                 <w:sz w:val="17"/>
                 <w:szCs w:val="17"/>
               </w:rPr>
-              <w:t xml:space="preserve">HD</w:t>
+              <w:t xml:space="preserve">LLY</w:t>
             </w:r>
           </w:p>
         </w:tc>
@@ -3790,7 +3790,7 @@
                 <w:sz w:val="17"/>
                 <w:szCs w:val="17"/>
               </w:rPr>
-              <w:t xml:space="preserve">HOME DEPOT, INC.</w:t>
+              <w:t xml:space="preserve">ELI LILLY &amp; Co</w:t>
             </w:r>
           </w:p>
         </w:tc>
@@ -3815,7 +3815,7 @@
                 <w:sz w:val="17"/>
                 <w:szCs w:val="17"/>
               </w:rPr>
-              <w:t xml:space="preserve">89</w:t>
+              <w:t xml:space="preserve">86</w:t>
             </w:r>
           </w:p>
         </w:tc>
@@ -3840,7 +3840,7 @@
                 <w:sz w:val="17"/>
                 <w:szCs w:val="17"/>
               </w:rPr>
-              <w:t xml:space="preserve">39.2%</w:t>
+              <w:t xml:space="preserve">24.3%</w:t>
             </w:r>
           </w:p>
         </w:tc>
@@ -3865,7 +3865,7 @@
                 <w:sz w:val="17"/>
                 <w:szCs w:val="17"/>
               </w:rPr>
-              <w:t xml:space="preserve">12/12</w:t>
+              <w:t xml:space="preserve">11/12</w:t>
             </w:r>
           </w:p>
         </w:tc>
@@ -3890,7 +3890,7 @@
                 <w:sz w:val="17"/>
                 <w:szCs w:val="17"/>
               </w:rPr>
-              <w:t xml:space="preserve">24.1%</w:t>
+              <w:t xml:space="preserve">43.9%</w:t>
             </w:r>
           </w:p>
         </w:tc>
@@ -3915,7 +3915,7 @@
                 <w:sz w:val="17"/>
                 <w:szCs w:val="17"/>
               </w:rPr>
-              <w:t xml:space="preserve">18.1%</w:t>
+              <w:t xml:space="preserve">33.7%</w:t>
             </w:r>
           </w:p>
         </w:tc>
@@ -3940,7 +3940,7 @@
                 <w:sz w:val="17"/>
                 <w:szCs w:val="17"/>
               </w:rPr>
-              <w:t xml:space="preserve">강함 - 장기간 두 자릿수 ROIC + 안정적 마진</w:t>
+              <w:t xml:space="preserve">강함 - 장기간 두 자릿수 ROIC, 마진 변동은 있음</w:t>
             </w:r>
           </w:p>
         </w:tc>
@@ -3994,7 +3994,7 @@
                 <w:sz w:val="17"/>
                 <w:szCs w:val="17"/>
               </w:rPr>
-              <w:t xml:space="preserve">AMZN</w:t>
+              <w:t xml:space="preserve">TXN</w:t>
             </w:r>
           </w:p>
         </w:tc>
@@ -4020,7 +4020,7 @@
                 <w:sz w:val="17"/>
                 <w:szCs w:val="17"/>
               </w:rPr>
-              <w:t xml:space="preserve">AMAZON COM INC</w:t>
+              <w:t xml:space="preserve">TEXAS INSTRUMENTS INC</w:t>
             </w:r>
           </w:p>
         </w:tc>
@@ -4046,7 +4046,7 @@
                 <w:sz w:val="17"/>
                 <w:szCs w:val="17"/>
               </w:rPr>
-              <w:t xml:space="preserve">89</w:t>
+              <w:t xml:space="preserve">85</w:t>
             </w:r>
           </w:p>
         </w:tc>
@@ -4072,7 +4072,7 @@
                 <w:sz w:val="17"/>
                 <w:szCs w:val="17"/>
               </w:rPr>
-              <w:t xml:space="preserve">30.7%</w:t>
+              <w:t xml:space="preserve">37.0%</w:t>
             </w:r>
           </w:p>
         </w:tc>
@@ -4098,7 +4098,7 @@
                 <w:sz w:val="17"/>
                 <w:szCs w:val="17"/>
               </w:rPr>
-              <w:t xml:space="preserve">10/12</w:t>
+              <w:t xml:space="preserve">12/12</w:t>
             </w:r>
           </w:p>
         </w:tc>
@@ -4124,7 +4124,7 @@
                 <w:sz w:val="17"/>
                 <w:szCs w:val="17"/>
               </w:rPr>
-              <w:t xml:space="preserve">22.6%</w:t>
+              <w:t xml:space="preserve">17.2%</w:t>
             </w:r>
           </w:p>
         </w:tc>
@@ -4150,7 +4150,7 @@
                 <w:sz w:val="17"/>
                 <w:szCs w:val="17"/>
               </w:rPr>
-              <w:t xml:space="preserve">15.8%</w:t>
+              <w:t xml:space="preserve">11.4%</w:t>
             </w:r>
           </w:p>
         </w:tc>
@@ -4176,7 +4176,7 @@
                 <w:sz w:val="17"/>
                 <w:szCs w:val="17"/>
               </w:rPr>
-              <w:t xml:space="preserve">보통 - ROIC가 기간에 따라 흔들림</w:t>
+              <w:t xml:space="preserve">강함 - 장기간 두 자릿수 ROIC, 마진 변동은 있음</w:t>
             </w:r>
           </w:p>
         </w:tc>
@@ -4228,7 +4228,7 @@
                 <w:sz w:val="17"/>
                 <w:szCs w:val="17"/>
               </w:rPr>
-              <w:t xml:space="preserve">LLY</w:t>
+              <w:t xml:space="preserve">NFLX</w:t>
             </w:r>
           </w:p>
         </w:tc>
@@ -4253,7 +4253,7 @@
                 <w:sz w:val="17"/>
                 <w:szCs w:val="17"/>
               </w:rPr>
-              <w:t xml:space="preserve">ELI LILLY &amp; Co</w:t>
+              <w:t xml:space="preserve">NETFLIX INC</w:t>
             </w:r>
           </w:p>
         </w:tc>
@@ -4278,7 +4278,7 @@
                 <w:sz w:val="17"/>
                 <w:szCs w:val="17"/>
               </w:rPr>
-              <w:t xml:space="preserve">86</w:t>
+              <w:t xml:space="preserve">85</w:t>
             </w:r>
           </w:p>
         </w:tc>
@@ -4303,7 +4303,7 @@
                 <w:sz w:val="17"/>
                 <w:szCs w:val="17"/>
               </w:rPr>
-              <w:t xml:space="preserve">24.3%</w:t>
+              <w:t xml:space="preserve">18.3%</w:t>
             </w:r>
           </w:p>
         </w:tc>
@@ -4353,7 +4353,7 @@
                 <w:sz w:val="17"/>
                 <w:szCs w:val="17"/>
               </w:rPr>
-              <w:t xml:space="preserve">43.9%</w:t>
+              <w:t xml:space="preserve">36.8%</w:t>
             </w:r>
           </w:p>
         </w:tc>
@@ -4378,7 +4378,7 @@
                 <w:sz w:val="17"/>
                 <w:szCs w:val="17"/>
               </w:rPr>
-              <w:t xml:space="preserve">33.7%</w:t>
+              <w:t xml:space="preserve">25.3%</w:t>
             </w:r>
           </w:p>
         </w:tc>
@@ -4457,7 +4457,7 @@
                 <w:sz w:val="17"/>
                 <w:szCs w:val="17"/>
               </w:rPr>
-              <w:t xml:space="preserve">TXN</w:t>
+              <w:t xml:space="preserve">KO</w:t>
             </w:r>
           </w:p>
         </w:tc>
@@ -4483,7 +4483,7 @@
                 <w:sz w:val="17"/>
                 <w:szCs w:val="17"/>
               </w:rPr>
-              <w:t xml:space="preserve">TEXAS INSTRUMENTS INC</w:t>
+              <w:t xml:space="preserve">COCA COLA CO</w:t>
             </w:r>
           </w:p>
         </w:tc>
@@ -4509,7 +4509,7 @@
                 <w:sz w:val="17"/>
                 <w:szCs w:val="17"/>
               </w:rPr>
-              <w:t xml:space="preserve">85</w:t>
+              <w:t xml:space="preserve">82</w:t>
             </w:r>
           </w:p>
         </w:tc>
@@ -4535,7 +4535,7 @@
                 <w:sz w:val="17"/>
                 <w:szCs w:val="17"/>
               </w:rPr>
-              <w:t xml:space="preserve">38.3%</w:t>
+              <w:t xml:space="preserve">31.9%</w:t>
             </w:r>
           </w:p>
         </w:tc>
@@ -4587,7 +4587,7 @@
                 <w:sz w:val="17"/>
                 <w:szCs w:val="17"/>
               </w:rPr>
-              <w:t xml:space="preserve">18.5%</w:t>
+              <w:t xml:space="preserve">12.7%</w:t>
             </w:r>
           </w:p>
         </w:tc>
@@ -4613,7 +4613,7 @@
                 <w:sz w:val="17"/>
                 <w:szCs w:val="17"/>
               </w:rPr>
-              <w:t xml:space="preserve">12.2%</w:t>
+              <w:t xml:space="preserve">13.5%</w:t>
             </w:r>
           </w:p>
         </w:tc>
@@ -4691,7 +4691,7 @@
                 <w:sz w:val="17"/>
                 <w:szCs w:val="17"/>
               </w:rPr>
-              <w:t xml:space="preserve">NFLX</w:t>
+              <w:t xml:space="preserve">PLTR</w:t>
             </w:r>
           </w:p>
         </w:tc>
@@ -4716,7 +4716,7 @@
                 <w:sz w:val="17"/>
                 <w:szCs w:val="17"/>
               </w:rPr>
-              <w:t xml:space="preserve">NETFLIX INC</w:t>
+              <w:t xml:space="preserve">Palantir Technologies Inc.</w:t>
             </w:r>
           </w:p>
         </w:tc>
@@ -4741,7 +4741,7 @@
                 <w:sz w:val="17"/>
                 <w:szCs w:val="17"/>
               </w:rPr>
-              <w:t xml:space="preserve">85</w:t>
+              <w:t xml:space="preserve">82</w:t>
             </w:r>
           </w:p>
         </w:tc>
@@ -4766,7 +4766,7 @@
                 <w:sz w:val="17"/>
                 <w:szCs w:val="17"/>
               </w:rPr>
-              <w:t xml:space="preserve">18.8%</w:t>
+              <w:t xml:space="preserve">—</w:t>
             </w:r>
           </w:p>
         </w:tc>
@@ -4791,7 +4791,7 @@
                 <w:sz w:val="17"/>
                 <w:szCs w:val="17"/>
               </w:rPr>
-              <w:t xml:space="preserve">11/12</w:t>
+              <w:t xml:space="preserve">3/3</w:t>
             </w:r>
           </w:p>
         </w:tc>
@@ -4816,7 +4816,7 @@
                 <w:sz w:val="17"/>
                 <w:szCs w:val="17"/>
               </w:rPr>
-              <w:t xml:space="preserve">37.3%</w:t>
+              <w:t xml:space="preserve">57.4%</w:t>
             </w:r>
           </w:p>
         </w:tc>
@@ -4841,7 +4841,7 @@
                 <w:sz w:val="17"/>
                 <w:szCs w:val="17"/>
               </w:rPr>
-              <w:t xml:space="preserve">25.7%</w:t>
+              <w:t xml:space="preserve">—</w:t>
             </w:r>
           </w:p>
         </w:tc>
@@ -4866,7 +4866,7 @@
                 <w:sz w:val="17"/>
                 <w:szCs w:val="17"/>
               </w:rPr>
-              <w:t xml:space="preserve">강함 - 장기간 두 자릿수 ROIC, 마진 변동은 있음</w:t>
+              <w:t xml:space="preserve">판정보류 — 관측 3년뿐 (분사·상장 이력)</w:t>
             </w:r>
           </w:p>
         </w:tc>
@@ -4920,7 +4920,7 @@
                 <w:sz w:val="17"/>
                 <w:szCs w:val="17"/>
               </w:rPr>
-              <w:t xml:space="preserve">PLTR</w:t>
+              <w:t xml:space="preserve">AMZN</w:t>
             </w:r>
           </w:p>
         </w:tc>
@@ -4946,7 +4946,7 @@
                 <w:sz w:val="17"/>
                 <w:szCs w:val="17"/>
               </w:rPr>
-              <w:t xml:space="preserve">Palantir Technologies Inc.</w:t>
+              <w:t xml:space="preserve">AMAZON COM INC</w:t>
             </w:r>
           </w:p>
         </w:tc>
@@ -4972,7 +4972,7 @@
                 <w:sz w:val="17"/>
                 <w:szCs w:val="17"/>
               </w:rPr>
-              <w:t xml:space="preserve">82</w:t>
+              <w:t xml:space="preserve">81</w:t>
             </w:r>
           </w:p>
         </w:tc>
@@ -4998,7 +4998,7 @@
                 <w:sz w:val="17"/>
                 <w:szCs w:val="17"/>
               </w:rPr>
-              <w:t xml:space="preserve">—</w:t>
+              <w:t xml:space="preserve">30.2%</w:t>
             </w:r>
           </w:p>
         </w:tc>
@@ -5024,7 +5024,7 @@
                 <w:sz w:val="17"/>
                 <w:szCs w:val="17"/>
               </w:rPr>
-              <w:t xml:space="preserve">3/3</w:t>
+              <w:t xml:space="preserve">10/12</w:t>
             </w:r>
           </w:p>
         </w:tc>
@@ -5050,7 +5050,7 @@
                 <w:sz w:val="17"/>
                 <w:szCs w:val="17"/>
               </w:rPr>
-              <w:t xml:space="preserve">56.0%</w:t>
+              <w:t xml:space="preserve">18.2%</w:t>
             </w:r>
           </w:p>
         </w:tc>
@@ -5076,7 +5076,7 @@
                 <w:sz w:val="17"/>
                 <w:szCs w:val="17"/>
               </w:rPr>
-              <w:t xml:space="preserve">—</w:t>
+              <w:t xml:space="preserve">10.5%</w:t>
             </w:r>
           </w:p>
         </w:tc>
@@ -5102,7 +5102,7 @@
                 <w:sz w:val="17"/>
                 <w:szCs w:val="17"/>
               </w:rPr>
-              <w:t xml:space="preserve">판정보류 — 관측 3년뿐 (분사·상장 이력)</w:t>
+              <w:t xml:space="preserve">보통 - ROIC가 기간에 따라 흔들림</w:t>
             </w:r>
           </w:p>
         </w:tc>
@@ -5229,7 +5229,7 @@
                 <w:sz w:val="17"/>
                 <w:szCs w:val="17"/>
               </w:rPr>
-              <w:t xml:space="preserve">59.2%</w:t>
+              <w:t xml:space="preserve">55.5%</w:t>
             </w:r>
           </w:p>
         </w:tc>
@@ -5383,7 +5383,7 @@
                 <w:sz w:val="17"/>
                 <w:szCs w:val="17"/>
               </w:rPr>
-              <w:t xml:space="preserve">MRK</w:t>
+              <w:t xml:space="preserve">AVGO</w:t>
             </w:r>
           </w:p>
         </w:tc>
@@ -5409,7 +5409,7 @@
                 <w:sz w:val="17"/>
                 <w:szCs w:val="17"/>
               </w:rPr>
-              <w:t xml:space="preserve">Merck &amp; Co., Inc.</w:t>
+              <w:t xml:space="preserve">Broadcom Inc.</w:t>
             </w:r>
           </w:p>
         </w:tc>
@@ -5435,7 +5435,7 @@
                 <w:sz w:val="17"/>
                 <w:szCs w:val="17"/>
               </w:rPr>
-              <w:t xml:space="preserve">76</w:t>
+              <w:t xml:space="preserve">73</w:t>
             </w:r>
           </w:p>
         </w:tc>
@@ -5461,7 +5461,7 @@
                 <w:sz w:val="17"/>
                 <w:szCs w:val="17"/>
               </w:rPr>
-              <w:t xml:space="preserve">13.3%</w:t>
+              <w:t xml:space="preserve">19.2%</w:t>
             </w:r>
           </w:p>
         </w:tc>
@@ -5487,7 +5487,7 @@
                 <w:sz w:val="17"/>
                 <w:szCs w:val="17"/>
               </w:rPr>
-              <w:t xml:space="preserve">7/12</w:t>
+              <w:t xml:space="preserve">8/9</w:t>
             </w:r>
           </w:p>
         </w:tc>
@@ -5513,7 +5513,7 @@
                 <w:sz w:val="17"/>
                 <w:szCs w:val="17"/>
               </w:rPr>
-              <w:t xml:space="preserve">22.7%</w:t>
+              <w:t xml:space="preserve">18.6%</w:t>
             </w:r>
           </w:p>
         </w:tc>
@@ -5539,7 +5539,7 @@
                 <w:sz w:val="17"/>
                 <w:szCs w:val="17"/>
               </w:rPr>
-              <w:t xml:space="preserve">19.7%</w:t>
+              <w:t xml:space="preserve">7.9%</w:t>
             </w:r>
           </w:p>
         </w:tc>
@@ -5565,7 +5565,7 @@
                 <w:sz w:val="17"/>
                 <w:szCs w:val="17"/>
               </w:rPr>
-              <w:t xml:space="preserve">약함 - 두 자릿수 ROIC를 지킨 해가 절반 미만</w:t>
+              <w:t xml:space="preserve">보통 - ROIC가 기간에 따라 흔들림</w:t>
             </w:r>
           </w:p>
         </w:tc>
@@ -5617,7 +5617,7 @@
                 <w:sz w:val="17"/>
                 <w:szCs w:val="17"/>
               </w:rPr>
-              <w:t xml:space="preserve">AVGO</w:t>
+              <w:t xml:space="preserve">MRK</w:t>
             </w:r>
           </w:p>
         </w:tc>
@@ -5642,7 +5642,7 @@
                 <w:sz w:val="17"/>
                 <w:szCs w:val="17"/>
               </w:rPr>
-              <w:t xml:space="preserve">Broadcom Inc.</w:t>
+              <w:t xml:space="preserve">Merck &amp; Co., Inc.</w:t>
             </w:r>
           </w:p>
         </w:tc>
@@ -5692,7 +5692,7 @@
                 <w:sz w:val="17"/>
                 <w:szCs w:val="17"/>
               </w:rPr>
-              <w:t xml:space="preserve">19.2%</w:t>
+              <w:t xml:space="preserve">13.3%</w:t>
             </w:r>
           </w:p>
         </w:tc>
@@ -5717,7 +5717,7 @@
                 <w:sz w:val="17"/>
                 <w:szCs w:val="17"/>
               </w:rPr>
-              <w:t xml:space="preserve">8/9</w:t>
+              <w:t xml:space="preserve">7/12</w:t>
             </w:r>
           </w:p>
         </w:tc>
@@ -5742,7 +5742,7 @@
                 <w:sz w:val="17"/>
                 <w:szCs w:val="17"/>
               </w:rPr>
-              <w:t xml:space="preserve">18.9%</w:t>
+              <w:t xml:space="preserve">22.7%</w:t>
             </w:r>
           </w:p>
         </w:tc>
@@ -5767,7 +5767,7 @@
                 <w:sz w:val="17"/>
                 <w:szCs w:val="17"/>
               </w:rPr>
-              <w:t xml:space="preserve">8.2%</w:t>
+              <w:t xml:space="preserve">19.7%</w:t>
             </w:r>
           </w:p>
         </w:tc>
@@ -5792,7 +5792,7 @@
                 <w:sz w:val="17"/>
                 <w:szCs w:val="17"/>
               </w:rPr>
-              <w:t xml:space="preserve">보통 - ROIC가 기간에 따라 흔들림</w:t>
+              <w:t xml:space="preserve">약함 - 두 자릿수 ROIC를 지킨 해가 절반 미만</w:t>
             </w:r>
           </w:p>
         </w:tc>
@@ -5898,7 +5898,7 @@
                 <w:sz w:val="17"/>
                 <w:szCs w:val="17"/>
               </w:rPr>
-              <w:t xml:space="preserve">72</w:t>
+              <w:t xml:space="preserve">70</w:t>
             </w:r>
           </w:p>
         </w:tc>
@@ -5924,7 +5924,7 @@
                 <w:sz w:val="17"/>
                 <w:szCs w:val="17"/>
               </w:rPr>
-              <w:t xml:space="preserve">70.3%</w:t>
+              <w:t xml:space="preserve">62.5%</w:t>
             </w:r>
           </w:p>
         </w:tc>
@@ -6002,7 +6002,7 @@
                 <w:sz w:val="17"/>
                 <w:szCs w:val="17"/>
               </w:rPr>
-              <w:t xml:space="preserve">110.6%</w:t>
+              <w:t xml:space="preserve">92.6%</w:t>
             </w:r>
           </w:p>
         </w:tc>
@@ -6080,7 +6080,7 @@
                 <w:sz w:val="17"/>
                 <w:szCs w:val="17"/>
               </w:rPr>
-              <w:t xml:space="preserve">PG</w:t>
+              <w:t xml:space="preserve">ABBV</w:t>
             </w:r>
           </w:p>
         </w:tc>
@@ -6105,7 +6105,7 @@
                 <w:sz w:val="17"/>
                 <w:szCs w:val="17"/>
               </w:rPr>
-              <w:t xml:space="preserve">PROCTER &amp; GAMBLE Co</w:t>
+              <w:t xml:space="preserve">AbbVie Inc.</w:t>
             </w:r>
           </w:p>
         </w:tc>
@@ -6130,7 +6130,7 @@
                 <w:sz w:val="17"/>
                 <w:szCs w:val="17"/>
               </w:rPr>
-              <w:t xml:space="preserve">70</w:t>
+              <w:t xml:space="preserve">69</w:t>
             </w:r>
           </w:p>
         </w:tc>
@@ -6155,7 +6155,7 @@
                 <w:sz w:val="17"/>
                 <w:szCs w:val="17"/>
               </w:rPr>
-              <w:t xml:space="preserve">21.2%</w:t>
+              <w:t xml:space="preserve">22.7%</w:t>
             </w:r>
           </w:p>
         </w:tc>
@@ -6180,7 +6180,7 @@
                 <w:sz w:val="17"/>
                 <w:szCs w:val="17"/>
               </w:rPr>
-              <w:t xml:space="preserve">9/10</w:t>
+              <w:t xml:space="preserve">12/12</w:t>
             </w:r>
           </w:p>
         </w:tc>
@@ -6205,7 +6205,7 @@
                 <w:sz w:val="17"/>
                 <w:szCs w:val="17"/>
               </w:rPr>
-              <w:t xml:space="preserve">(자본 축소)</w:t>
+              <w:t xml:space="preserve">14.7%</w:t>
             </w:r>
           </w:p>
         </w:tc>
@@ -6230,7 +6230,7 @@
                 <w:sz w:val="17"/>
                 <w:szCs w:val="17"/>
               </w:rPr>
-              <w:t xml:space="preserve">15.6%</w:t>
+              <w:t xml:space="preserve">12.0%</w:t>
             </w:r>
           </w:p>
         </w:tc>
@@ -6255,7 +6255,7 @@
                 <w:sz w:val="17"/>
                 <w:szCs w:val="17"/>
               </w:rPr>
-              <w:t xml:space="preserve">강함 - 장기간 두 자릿수 ROIC + 안정적 마진</w:t>
+              <w:t xml:space="preserve">강함 - 장기간 두 자릿수 ROIC, 마진 변동은 있음</w:t>
             </w:r>
           </w:p>
         </w:tc>
@@ -6309,7 +6309,7 @@
                 <w:sz w:val="17"/>
                 <w:szCs w:val="17"/>
               </w:rPr>
-              <w:t xml:space="preserve">CSCO</w:t>
+              <w:t xml:space="preserve">PG</w:t>
             </w:r>
           </w:p>
         </w:tc>
@@ -6335,7 +6335,7 @@
                 <w:sz w:val="17"/>
                 <w:szCs w:val="17"/>
               </w:rPr>
-              <w:t xml:space="preserve">CISCO SYSTEMS, INC.</w:t>
+              <w:t xml:space="preserve">PROCTER &amp; GAMBLE Co</w:t>
             </w:r>
           </w:p>
         </w:tc>
@@ -6361,7 +6361,7 @@
                 <w:sz w:val="17"/>
                 <w:szCs w:val="17"/>
               </w:rPr>
-              <w:t xml:space="preserve">67</w:t>
+              <w:t xml:space="preserve">66</w:t>
             </w:r>
           </w:p>
         </w:tc>
@@ -6387,7 +6387,7 @@
                 <w:sz w:val="17"/>
                 <w:szCs w:val="17"/>
               </w:rPr>
-              <w:t xml:space="preserve">23.0%</w:t>
+              <w:t xml:space="preserve">20.1%</w:t>
             </w:r>
           </w:p>
         </w:tc>
@@ -6413,7 +6413,7 @@
                 <w:sz w:val="17"/>
                 <w:szCs w:val="17"/>
               </w:rPr>
-              <w:t xml:space="preserve">12/12</w:t>
+              <w:t xml:space="preserve">9/10</w:t>
             </w:r>
           </w:p>
         </w:tc>
@@ -6465,7 +6465,7 @@
                 <w:sz w:val="17"/>
                 <w:szCs w:val="17"/>
               </w:rPr>
-              <w:t xml:space="preserve">10.9%</w:t>
+              <w:t xml:space="preserve">14.1%</w:t>
             </w:r>
           </w:p>
         </w:tc>
@@ -6543,7 +6543,7 @@
                 <w:sz w:val="17"/>
                 <w:szCs w:val="17"/>
               </w:rPr>
-              <w:t xml:space="preserve">PANW</w:t>
+              <w:t xml:space="preserve">CSCO</w:t>
             </w:r>
           </w:p>
         </w:tc>
@@ -6568,7 +6568,7 @@
                 <w:sz w:val="17"/>
                 <w:szCs w:val="17"/>
               </w:rPr>
-              <w:t xml:space="preserve">Palo Alto Networks Inc</w:t>
+              <w:t xml:space="preserve">CISCO SYSTEMS, INC.</w:t>
             </w:r>
           </w:p>
         </w:tc>
@@ -6593,7 +6593,7 @@
                 <w:sz w:val="17"/>
                 <w:szCs w:val="17"/>
               </w:rPr>
-              <w:t xml:space="preserve">57</w:t>
+              <w:t xml:space="preserve">63</w:t>
             </w:r>
           </w:p>
         </w:tc>
@@ -6618,7 +6618,7 @@
                 <w:sz w:val="17"/>
                 <w:szCs w:val="17"/>
               </w:rPr>
-              <w:t xml:space="preserve">-12.5%</w:t>
+              <w:t xml:space="preserve">21.3%</w:t>
             </w:r>
           </w:p>
         </w:tc>
@@ -6643,7 +6643,7 @@
                 <w:sz w:val="17"/>
                 <w:szCs w:val="17"/>
               </w:rPr>
-              <w:t xml:space="preserve">3/12</w:t>
+              <w:t xml:space="preserve">12/12</w:t>
             </w:r>
           </w:p>
         </w:tc>
@@ -6668,7 +6668,7 @@
                 <w:sz w:val="17"/>
                 <w:szCs w:val="17"/>
               </w:rPr>
-              <w:t xml:space="preserve">28.2%</w:t>
+              <w:t xml:space="preserve">(자본 축소)</w:t>
             </w:r>
           </w:p>
         </w:tc>
@@ -6693,7 +6693,7 @@
                 <w:sz w:val="17"/>
                 <w:szCs w:val="17"/>
               </w:rPr>
-              <w:t xml:space="preserve">18.1%</w:t>
+              <w:t xml:space="preserve">9.5%</w:t>
             </w:r>
           </w:p>
         </w:tc>
@@ -6718,7 +6718,7 @@
                 <w:sz w:val="17"/>
                 <w:szCs w:val="17"/>
               </w:rPr>
-              <w:t xml:space="preserve">약함 - 두 자릿수 ROIC를 지킨 해가 절반 미만</w:t>
+              <w:t xml:space="preserve">강함 - 장기간 두 자릿수 ROIC + 안정적 마진</w:t>
             </w:r>
           </w:p>
         </w:tc>
@@ -6902,7 +6902,7 @@
                 <w:sz w:val="17"/>
                 <w:szCs w:val="17"/>
               </w:rPr>
-              <w:t xml:space="preserve">87.3%</w:t>
+              <w:t xml:space="preserve">80.9%</w:t>
             </w:r>
           </w:p>
         </w:tc>
@@ -6928,7 +6928,7 @@
                 <w:sz w:val="17"/>
                 <w:szCs w:val="17"/>
               </w:rPr>
-              <w:t xml:space="preserve">28.8%</w:t>
+              <w:t xml:space="preserve">25.9%</w:t>
             </w:r>
           </w:p>
         </w:tc>
@@ -7081,7 +7081,7 @@
                 <w:sz w:val="17"/>
                 <w:szCs w:val="17"/>
               </w:rPr>
-              <w:t xml:space="preserve">17.5%</w:t>
+              <w:t xml:space="preserve">17.2%</w:t>
             </w:r>
           </w:p>
         </w:tc>
@@ -7131,7 +7131,7 @@
                 <w:sz w:val="17"/>
                 <w:szCs w:val="17"/>
               </w:rPr>
-              <w:t xml:space="preserve">13.3%</w:t>
+              <w:t xml:space="preserve">12.6%</w:t>
             </w:r>
           </w:p>
         </w:tc>
@@ -7156,7 +7156,7 @@
                 <w:sz w:val="17"/>
                 <w:szCs w:val="17"/>
               </w:rPr>
-              <w:t xml:space="preserve">2.0%</w:t>
+              <w:t xml:space="preserve">1.4%</w:t>
             </w:r>
           </w:p>
         </w:tc>
@@ -7235,7 +7235,7 @@
                 <w:sz w:val="17"/>
                 <w:szCs w:val="17"/>
               </w:rPr>
-              <w:t xml:space="preserve">ABBV</w:t>
+              <w:t xml:space="preserve">WMT</w:t>
             </w:r>
           </w:p>
         </w:tc>
@@ -7261,7 +7261,7 @@
                 <w:sz w:val="17"/>
                 <w:szCs w:val="17"/>
               </w:rPr>
-              <w:t xml:space="preserve">AbbVie Inc.</w:t>
+              <w:t xml:space="preserve">Walmart Inc.</w:t>
             </w:r>
           </w:p>
         </w:tc>
@@ -7287,7 +7287,7 @@
                 <w:sz w:val="17"/>
                 <w:szCs w:val="17"/>
               </w:rPr>
-              <w:t xml:space="preserve">53</w:t>
+              <w:t xml:space="preserve">54</w:t>
             </w:r>
           </w:p>
         </w:tc>
@@ -7313,7 +7313,7 @@
                 <w:sz w:val="17"/>
                 <w:szCs w:val="17"/>
               </w:rPr>
-              <w:t xml:space="preserve">20.0%</w:t>
+              <w:t xml:space="preserve">14.6%</w:t>
             </w:r>
           </w:p>
         </w:tc>
@@ -7365,7 +7365,7 @@
                 <w:sz w:val="17"/>
                 <w:szCs w:val="17"/>
               </w:rPr>
-              <w:t xml:space="preserve">8.2%</w:t>
+              <w:t xml:space="preserve">(자본 거의 불변)</w:t>
             </w:r>
           </w:p>
         </w:tc>
@@ -7391,7 +7391,7 @@
                 <w:sz w:val="17"/>
                 <w:szCs w:val="17"/>
               </w:rPr>
-              <w:t xml:space="preserve">5.6%</w:t>
+              <w:t xml:space="preserve">11.0%</w:t>
             </w:r>
           </w:p>
         </w:tc>
@@ -7417,7 +7417,7 @@
                 <w:sz w:val="17"/>
                 <w:szCs w:val="17"/>
               </w:rPr>
-              <w:t xml:space="preserve">강함 - 장기간 두 자릿수 ROIC, 마진 변동은 있음</w:t>
+              <w:t xml:space="preserve">강함 - 장기간 두 자릿수 ROIC + 안정적 마진</w:t>
             </w:r>
           </w:p>
         </w:tc>
@@ -7469,7 +7469,7 @@
                 <w:sz w:val="17"/>
                 <w:szCs w:val="17"/>
               </w:rPr>
-              <w:t xml:space="preserve">WMT</w:t>
+              <w:t xml:space="preserve">PANW</w:t>
             </w:r>
           </w:p>
         </w:tc>
@@ -7494,7 +7494,7 @@
                 <w:sz w:val="17"/>
                 <w:szCs w:val="17"/>
               </w:rPr>
-              <w:t xml:space="preserve">Walmart Inc.</w:t>
+              <w:t xml:space="preserve">Palo Alto Networks Inc</w:t>
             </w:r>
           </w:p>
         </w:tc>
@@ -7544,7 +7544,7 @@
                 <w:sz w:val="17"/>
                 <w:szCs w:val="17"/>
               </w:rPr>
-              <w:t xml:space="preserve">14.5%</w:t>
+              <w:t xml:space="preserve">-15.2%</w:t>
             </w:r>
           </w:p>
         </w:tc>
@@ -7569,7 +7569,7 @@
                 <w:sz w:val="17"/>
                 <w:szCs w:val="17"/>
               </w:rPr>
-              <w:t xml:space="preserve">11/12</w:t>
+              <w:t xml:space="preserve">2/12</w:t>
             </w:r>
           </w:p>
         </w:tc>
@@ -7594,7 +7594,7 @@
                 <w:sz w:val="17"/>
                 <w:szCs w:val="17"/>
               </w:rPr>
-              <w:t xml:space="preserve">(자본 거의 불변)</w:t>
+              <w:t xml:space="preserve">22.7%</w:t>
             </w:r>
           </w:p>
         </w:tc>
@@ -7619,7 +7619,7 @@
                 <w:sz w:val="17"/>
                 <w:szCs w:val="17"/>
               </w:rPr>
-              <w:t xml:space="preserve">12.2%</w:t>
+              <w:t xml:space="preserve">12.1%</w:t>
             </w:r>
           </w:p>
         </w:tc>
@@ -7644,7 +7644,7 @@
                 <w:sz w:val="17"/>
                 <w:szCs w:val="17"/>
               </w:rPr>
-              <w:t xml:space="preserve">강함 - 장기간 두 자릿수 ROIC + 안정적 마진</w:t>
+              <w:t xml:space="preserve">약함 - 두 자릿수 ROIC를 지킨 해가 절반 미만</w:t>
             </w:r>
           </w:p>
         </w:tc>
@@ -8395,7 +8395,7 @@
                 <w:sz w:val="17"/>
                 <w:szCs w:val="17"/>
               </w:rPr>
-              <w:t xml:space="preserve">GE</w:t>
+              <w:t xml:space="preserve">CVX</w:t>
             </w:r>
           </w:p>
         </w:tc>
@@ -8420,7 +8420,7 @@
                 <w:sz w:val="17"/>
                 <w:szCs w:val="17"/>
               </w:rPr>
-              <w:t xml:space="preserve">GENERAL ELECTRIC CO</w:t>
+              <w:t xml:space="preserve">CHEVRON CORP</w:t>
             </w:r>
           </w:p>
         </w:tc>
@@ -8445,7 +8445,7 @@
                 <w:sz w:val="17"/>
                 <w:szCs w:val="17"/>
               </w:rPr>
-              <w:t xml:space="preserve">36</w:t>
+              <w:t xml:space="preserve">35</w:t>
             </w:r>
           </w:p>
         </w:tc>
@@ -8470,7 +8470,7 @@
                 <w:sz w:val="17"/>
                 <w:szCs w:val="17"/>
               </w:rPr>
-              <w:t xml:space="preserve">3.6%</w:t>
+              <w:t xml:space="preserve">6.5%</w:t>
             </w:r>
           </w:p>
         </w:tc>
@@ -8495,7 +8495,7 @@
                 <w:sz w:val="17"/>
                 <w:szCs w:val="17"/>
               </w:rPr>
-              <w:t xml:space="preserve">3/10</w:t>
+              <w:t xml:space="preserve">3/11</w:t>
             </w:r>
           </w:p>
         </w:tc>
@@ -8520,7 +8520,7 @@
                 <w:sz w:val="17"/>
                 <w:szCs w:val="17"/>
               </w:rPr>
-              <w:t xml:space="preserve">(자본 축소)</w:t>
+              <w:t xml:space="preserve">11.3%</w:t>
             </w:r>
           </w:p>
         </w:tc>
@@ -8545,7 +8545,7 @@
                 <w:sz w:val="17"/>
                 <w:szCs w:val="17"/>
               </w:rPr>
-              <w:t xml:space="preserve">25.2%</w:t>
+              <w:t xml:space="preserve">0.2%</w:t>
             </w:r>
           </w:p>
         </w:tc>
@@ -8624,7 +8624,7 @@
                 <w:sz w:val="17"/>
                 <w:szCs w:val="17"/>
               </w:rPr>
-              <w:t xml:space="preserve">CVX</w:t>
+              <w:t xml:space="preserve">GE</w:t>
             </w:r>
           </w:p>
         </w:tc>
@@ -8650,7 +8650,7 @@
                 <w:sz w:val="17"/>
                 <w:szCs w:val="17"/>
               </w:rPr>
-              <w:t xml:space="preserve">CHEVRON CORP</w:t>
+              <w:t xml:space="preserve">GENERAL ELECTRIC CO</w:t>
             </w:r>
           </w:p>
         </w:tc>
@@ -8676,7 +8676,7 @@
                 <w:sz w:val="17"/>
                 <w:szCs w:val="17"/>
               </w:rPr>
-              <w:t xml:space="preserve">35</w:t>
+              <w:t xml:space="preserve">33</w:t>
             </w:r>
           </w:p>
         </w:tc>
@@ -8702,7 +8702,7 @@
                 <w:sz w:val="17"/>
                 <w:szCs w:val="17"/>
               </w:rPr>
-              <w:t xml:space="preserve">6.5%</w:t>
+              <w:t xml:space="preserve">3.6%</w:t>
             </w:r>
           </w:p>
         </w:tc>
@@ -8728,7 +8728,7 @@
                 <w:sz w:val="17"/>
                 <w:szCs w:val="17"/>
               </w:rPr>
-              <w:t xml:space="preserve">3/11</w:t>
+              <w:t xml:space="preserve">3/10</w:t>
             </w:r>
           </w:p>
         </w:tc>
@@ -8754,7 +8754,7 @@
                 <w:sz w:val="17"/>
                 <w:szCs w:val="17"/>
               </w:rPr>
-              <w:t xml:space="preserve">11.3%</w:t>
+              <w:t xml:space="preserve">(자본 축소)</w:t>
             </w:r>
           </w:p>
         </w:tc>
@@ -8780,7 +8780,7 @@
                 <w:sz w:val="17"/>
                 <w:szCs w:val="17"/>
               </w:rPr>
-              <w:t xml:space="preserve">0.2%</w:t>
+              <w:t xml:space="preserve">25.2%</w:t>
             </w:r>
           </w:p>
         </w:tc>
@@ -9087,7 +9087,7 @@
                 <w:sz w:val="17"/>
                 <w:szCs w:val="17"/>
               </w:rPr>
-              <w:t xml:space="preserve">INTC</w:t>
+              <w:t xml:space="preserve">TSLA</w:t>
             </w:r>
           </w:p>
         </w:tc>
@@ -9113,7 +9113,7 @@
                 <w:sz w:val="17"/>
                 <w:szCs w:val="17"/>
               </w:rPr>
-              <w:t xml:space="preserve">INTEL CORP</w:t>
+              <w:t xml:space="preserve">Tesla, Inc.</w:t>
             </w:r>
           </w:p>
         </w:tc>
@@ -9165,7 +9165,7 @@
                 <w:sz w:val="17"/>
                 <w:szCs w:val="17"/>
               </w:rPr>
-              <w:t xml:space="preserve">12.6%</w:t>
+              <w:t xml:space="preserve">7.0%</w:t>
             </w:r>
           </w:p>
         </w:tc>
@@ -9191,7 +9191,7 @@
                 <w:sz w:val="17"/>
                 <w:szCs w:val="17"/>
               </w:rPr>
-              <w:t xml:space="preserve">6/10</w:t>
+              <w:t xml:space="preserve">5/11</w:t>
             </w:r>
           </w:p>
         </w:tc>
@@ -9217,7 +9217,7 @@
                 <w:sz w:val="17"/>
                 <w:szCs w:val="17"/>
               </w:rPr>
-              <w:t xml:space="preserve">-22.1%</w:t>
+              <w:t xml:space="preserve">7.5%</w:t>
             </w:r>
           </w:p>
         </w:tc>
@@ -9243,7 +9243,7 @@
                 <w:sz w:val="17"/>
                 <w:szCs w:val="17"/>
               </w:rPr>
-              <w:t xml:space="preserve">-12.4%</w:t>
+              <w:t xml:space="preserve">-6.0%</w:t>
             </w:r>
           </w:p>
         </w:tc>
@@ -9269,7 +9269,7 @@
                 <w:sz w:val="17"/>
                 <w:szCs w:val="17"/>
               </w:rPr>
-              <w:t xml:space="preserve">보통 - ROIC가 기간에 따라 흔들림</w:t>
+              <w:t xml:space="preserve">약함 - 두 자릿수 ROIC를 지킨 해가 절반 미만</w:t>
             </w:r>
           </w:p>
         </w:tc>
@@ -9321,7 +9321,7 @@
                 <w:sz w:val="17"/>
                 <w:szCs w:val="17"/>
               </w:rPr>
-              <w:t xml:space="preserve">TSLA</w:t>
+              <w:t xml:space="preserve">RTX</w:t>
             </w:r>
           </w:p>
         </w:tc>
@@ -9346,7 +9346,7 @@
                 <w:sz w:val="17"/>
                 <w:szCs w:val="17"/>
               </w:rPr>
-              <w:t xml:space="preserve">Tesla, Inc.</w:t>
+              <w:t xml:space="preserve">RTX Corp</w:t>
             </w:r>
           </w:p>
         </w:tc>
@@ -9396,7 +9396,7 @@
                 <w:sz w:val="17"/>
                 <w:szCs w:val="17"/>
               </w:rPr>
-              <w:t xml:space="preserve">9.1%</w:t>
+              <w:t xml:space="preserve">5.7%</w:t>
             </w:r>
           </w:p>
         </w:tc>
@@ -9421,7 +9421,7 @@
                 <w:sz w:val="17"/>
                 <w:szCs w:val="17"/>
               </w:rPr>
-              <w:t xml:space="preserve">5/11</w:t>
+              <w:t xml:space="preserve">4/12</w:t>
             </w:r>
           </w:p>
         </w:tc>
@@ -9446,7 +9446,7 @@
                 <w:sz w:val="17"/>
                 <w:szCs w:val="17"/>
               </w:rPr>
-              <w:t xml:space="preserve">9.6%</w:t>
+              <w:t xml:space="preserve">0.9%</w:t>
             </w:r>
           </w:p>
         </w:tc>
@@ -9471,7 +9471,7 @@
                 <w:sz w:val="17"/>
                 <w:szCs w:val="17"/>
               </w:rPr>
-              <w:t xml:space="preserve">-4.0%</w:t>
+              <w:t xml:space="preserve">2.3%</w:t>
             </w:r>
           </w:p>
         </w:tc>
@@ -9550,7 +9550,7 @@
                 <w:sz w:val="17"/>
                 <w:szCs w:val="17"/>
               </w:rPr>
-              <w:t xml:space="preserve">RTX</w:t>
+              <w:t xml:space="preserve">INTC</w:t>
             </w:r>
           </w:p>
         </w:tc>
@@ -9576,7 +9576,7 @@
                 <w:sz w:val="17"/>
                 <w:szCs w:val="17"/>
               </w:rPr>
-              <w:t xml:space="preserve">RTX Corp</w:t>
+              <w:t xml:space="preserve">INTEL CORP</w:t>
             </w:r>
           </w:p>
         </w:tc>
@@ -9602,7 +9602,7 @@
                 <w:sz w:val="17"/>
                 <w:szCs w:val="17"/>
               </w:rPr>
-              <w:t xml:space="preserve">28</w:t>
+              <w:t xml:space="preserve">26</w:t>
             </w:r>
           </w:p>
         </w:tc>
@@ -9628,7 +9628,7 @@
                 <w:sz w:val="17"/>
                 <w:szCs w:val="17"/>
               </w:rPr>
-              <w:t xml:space="preserve">6.8%</w:t>
+              <w:t xml:space="preserve">12.6%</w:t>
             </w:r>
           </w:p>
         </w:tc>
@@ -9654,7 +9654,7 @@
                 <w:sz w:val="17"/>
                 <w:szCs w:val="17"/>
               </w:rPr>
-              <w:t xml:space="preserve">4/12</w:t>
+              <w:t xml:space="preserve">6/10</w:t>
             </w:r>
           </w:p>
         </w:tc>
@@ -9680,7 +9680,7 @@
                 <w:sz w:val="17"/>
                 <w:szCs w:val="17"/>
               </w:rPr>
-              <w:t xml:space="preserve">0.9%</w:t>
+              <w:t xml:space="preserve">-29.3%</w:t>
             </w:r>
           </w:p>
         </w:tc>
@@ -9706,7 +9706,7 @@
                 <w:sz w:val="17"/>
                 <w:szCs w:val="17"/>
               </w:rPr>
-              <w:t xml:space="preserve">2.3%</w:t>
+              <w:t xml:space="preserve">-14.7%</w:t>
             </w:r>
           </w:p>
         </w:tc>
@@ -9732,7 +9732,7 @@
                 <w:sz w:val="17"/>
                 <w:szCs w:val="17"/>
               </w:rPr>
-              <w:t xml:space="preserve">약함 - 두 자릿수 ROIC를 지킨 해가 절반 미만</w:t>
+              <w:t xml:space="preserve">보통 - ROIC가 기간에 따라 흔들림</w:t>
             </w:r>
           </w:p>
         </w:tc>
@@ -9859,7 +9859,7 @@
                 <w:sz w:val="17"/>
                 <w:szCs w:val="17"/>
               </w:rPr>
-              <w:t xml:space="preserve">5.9%</w:t>
+              <w:t xml:space="preserve">5.4%</w:t>
             </w:r>
           </w:p>
         </w:tc>
@@ -9909,7 +9909,7 @@
                 <w:sz w:val="17"/>
                 <w:szCs w:val="17"/>
               </w:rPr>
-              <w:t xml:space="preserve">7.9%</w:t>
+              <w:t xml:space="preserve">6.7%</w:t>
             </w:r>
           </w:p>
         </w:tc>
@@ -9934,7 +9934,7 @@
                 <w:sz w:val="17"/>
                 <w:szCs w:val="17"/>
               </w:rPr>
-              <w:t xml:space="preserve">-8.3%</w:t>
+              <w:t xml:space="preserve">-9.4%</w:t>
             </w:r>
           </w:p>
         </w:tc>
@@ -10403,7 +10403,7 @@
                 <w:sz w:val="17"/>
                 <w:szCs w:val="17"/>
               </w:rPr>
-              <w:t xml:space="preserve">15</w:t>
+              <w:t xml:space="preserve">14</w:t>
             </w:r>
           </w:p>
         </w:tc>
@@ -10428,7 +10428,7 @@
                 <w:sz w:val="17"/>
                 <w:szCs w:val="17"/>
               </w:rPr>
-              <w:t xml:space="preserve">315</w:t>
+              <w:t xml:space="preserve">307</w:t>
             </w:r>
           </w:p>
         </w:tc>
@@ -10453,7 +10453,7 @@
                 <w:sz w:val="17"/>
                 <w:szCs w:val="17"/>
               </w:rPr>
-              <w:t xml:space="preserve">352</w:t>
+              <w:t xml:space="preserve">332</w:t>
             </w:r>
           </w:p>
         </w:tc>
@@ -10503,7 +10503,7 @@
                 <w:sz w:val="17"/>
                 <w:szCs w:val="17"/>
               </w:rPr>
-              <w:t xml:space="preserve">10.6%</w:t>
+              <w:t xml:space="preserve">10.2%</w:t>
             </w:r>
           </w:p>
         </w:tc>
@@ -10659,7 +10659,7 @@
                 <w:sz w:val="17"/>
                 <w:szCs w:val="17"/>
               </w:rPr>
-              <w:t xml:space="preserve">818</w:t>
+              <w:t xml:space="preserve">952</w:t>
             </w:r>
           </w:p>
         </w:tc>
@@ -10685,7 +10685,7 @@
                 <w:sz w:val="17"/>
                 <w:szCs w:val="17"/>
               </w:rPr>
-              <w:t xml:space="preserve">1,298</w:t>
+              <w:t xml:space="preserve">1,512</w:t>
             </w:r>
           </w:p>
         </w:tc>
@@ -10737,7 +10737,7 @@
                 <w:sz w:val="17"/>
                 <w:szCs w:val="17"/>
               </w:rPr>
-              <w:t xml:space="preserve">9.1%</w:t>
+              <w:t xml:space="preserve">10.0%</w:t>
             </w:r>
           </w:p>
         </w:tc>
@@ -10891,7 +10891,7 @@
                 <w:sz w:val="17"/>
                 <w:szCs w:val="17"/>
               </w:rPr>
-              <w:t xml:space="preserve">495</w:t>
+              <w:t xml:space="preserve">503</w:t>
             </w:r>
           </w:p>
         </w:tc>
@@ -10916,7 +10916,7 @@
                 <w:sz w:val="17"/>
                 <w:szCs w:val="17"/>
               </w:rPr>
-              <w:t xml:space="preserve">498</w:t>
+              <w:t xml:space="preserve">506</w:t>
             </w:r>
           </w:p>
         </w:tc>
@@ -10966,7 +10966,7 @@
                 <w:sz w:val="17"/>
                 <w:szCs w:val="17"/>
               </w:rPr>
-              <w:t xml:space="preserve">8.8%</w:t>
+              <w:t xml:space="preserve">8.9%</w:t>
             </w:r>
           </w:p>
         </w:tc>
@@ -11122,7 +11122,7 @@
                 <w:sz w:val="17"/>
                 <w:szCs w:val="17"/>
               </w:rPr>
-              <w:t xml:space="preserve">408</w:t>
+              <w:t xml:space="preserve">412</w:t>
             </w:r>
           </w:p>
         </w:tc>
@@ -11148,7 +11148,7 @@
                 <w:sz w:val="17"/>
                 <w:szCs w:val="17"/>
               </w:rPr>
-              <w:t xml:space="preserve">408</w:t>
+              <w:t xml:space="preserve">412</w:t>
             </w:r>
           </w:p>
         </w:tc>
@@ -11200,7 +11200,7 @@
                 <w:sz w:val="17"/>
                 <w:szCs w:val="17"/>
               </w:rPr>
-              <w:t xml:space="preserve">8.7%</w:t>
+              <w:t xml:space="preserve">8.8%</w:t>
             </w:r>
           </w:p>
         </w:tc>
@@ -11354,7 +11354,7 @@
                 <w:sz w:val="17"/>
                 <w:szCs w:val="17"/>
               </w:rPr>
-              <w:t xml:space="preserve">277</w:t>
+              <w:t xml:space="preserve">284</w:t>
             </w:r>
           </w:p>
         </w:tc>
@@ -11379,7 +11379,7 @@
                 <w:sz w:val="17"/>
                 <w:szCs w:val="17"/>
               </w:rPr>
-              <w:t xml:space="preserve">280</w:t>
+              <w:t xml:space="preserve">287</w:t>
             </w:r>
           </w:p>
         </w:tc>
@@ -11429,7 +11429,7 @@
                 <w:sz w:val="17"/>
                 <w:szCs w:val="17"/>
               </w:rPr>
-              <w:t xml:space="preserve">8.6%</w:t>
+              <w:t xml:space="preserve">8.7%</w:t>
             </w:r>
           </w:p>
         </w:tc>
@@ -11742,7 +11742,7 @@
                 <w:sz w:val="17"/>
                 <w:szCs w:val="17"/>
               </w:rPr>
-              <w:t xml:space="preserve">CVX</w:t>
+              <w:t xml:space="preserve">JNJ</w:t>
             </w:r>
           </w:p>
         </w:tc>
@@ -11767,7 +11767,7 @@
                 <w:sz w:val="17"/>
                 <w:szCs w:val="17"/>
               </w:rPr>
-              <w:t xml:space="preserve">20</w:t>
+              <w:t xml:space="preserve">27</w:t>
             </w:r>
           </w:p>
         </w:tc>
@@ -11792,7 +11792,7 @@
                 <w:sz w:val="17"/>
                 <w:szCs w:val="17"/>
               </w:rPr>
-              <w:t xml:space="preserve">20</w:t>
+              <w:t xml:space="preserve">27</w:t>
             </w:r>
           </w:p>
         </w:tc>
@@ -11817,7 +11817,7 @@
                 <w:sz w:val="17"/>
                 <w:szCs w:val="17"/>
               </w:rPr>
-              <w:t xml:space="preserve">281</w:t>
+              <w:t xml:space="preserve">466</w:t>
             </w:r>
           </w:p>
         </w:tc>
@@ -11842,7 +11842,7 @@
                 <w:sz w:val="17"/>
                 <w:szCs w:val="17"/>
               </w:rPr>
-              <w:t xml:space="preserve">281</w:t>
+              <w:t xml:space="preserve">466</w:t>
             </w:r>
           </w:p>
         </w:tc>
@@ -11867,7 +11867,7 @@
                 <w:sz w:val="17"/>
                 <w:szCs w:val="17"/>
               </w:rPr>
-              <w:t xml:space="preserve">389</w:t>
+              <w:t xml:space="preserve">631</w:t>
             </w:r>
           </w:p>
         </w:tc>
@@ -11892,7 +11892,7 @@
                 <w:sz w:val="17"/>
                 <w:szCs w:val="17"/>
               </w:rPr>
-              <w:t xml:space="preserve">7.9%</w:t>
+              <w:t xml:space="preserve">8.1%</w:t>
             </w:r>
           </w:p>
         </w:tc>
@@ -11917,7 +11917,7 @@
                 <w:sz w:val="17"/>
                 <w:szCs w:val="17"/>
               </w:rPr>
-              <w:t xml:space="preserve">-43</w:t>
+              <w:t xml:space="preserve">-28</w:t>
             </w:r>
           </w:p>
         </w:tc>
@@ -11970,7 +11970,7 @@
                 <w:sz w:val="17"/>
                 <w:szCs w:val="17"/>
               </w:rPr>
-              <w:t xml:space="preserve">JNJ</w:t>
+              <w:t xml:space="preserve">CVX</w:t>
             </w:r>
           </w:p>
         </w:tc>
@@ -11996,7 +11996,7 @@
                 <w:sz w:val="17"/>
                 <w:szCs w:val="17"/>
               </w:rPr>
-              <w:t xml:space="preserve">27</w:t>
+              <w:t xml:space="preserve">20</w:t>
             </w:r>
           </w:p>
         </w:tc>
@@ -12022,7 +12022,7 @@
                 <w:sz w:val="17"/>
                 <w:szCs w:val="17"/>
               </w:rPr>
-              <w:t xml:space="preserve">27</w:t>
+              <w:t xml:space="preserve">20</w:t>
             </w:r>
           </w:p>
         </w:tc>
@@ -12048,7 +12048,7 @@
                 <w:sz w:val="17"/>
                 <w:szCs w:val="17"/>
               </w:rPr>
-              <w:t xml:space="preserve">448</w:t>
+              <w:t xml:space="preserve">281</w:t>
             </w:r>
           </w:p>
         </w:tc>
@@ -12074,7 +12074,7 @@
                 <w:sz w:val="17"/>
                 <w:szCs w:val="17"/>
               </w:rPr>
-              <w:t xml:space="preserve">448</w:t>
+              <w:t xml:space="preserve">281</w:t>
             </w:r>
           </w:p>
         </w:tc>
@@ -12100,7 +12100,7 @@
                 <w:sz w:val="17"/>
                 <w:szCs w:val="17"/>
               </w:rPr>
-              <w:t xml:space="preserve">631</w:t>
+              <w:t xml:space="preserve">389</w:t>
             </w:r>
           </w:p>
         </w:tc>
@@ -12152,7 +12152,7 @@
                 <w:sz w:val="17"/>
                 <w:szCs w:val="17"/>
               </w:rPr>
-              <w:t xml:space="preserve">-28</w:t>
+              <w:t xml:space="preserve">-43</w:t>
             </w:r>
           </w:p>
         </w:tc>
@@ -12280,7 +12280,7 @@
                 <w:sz w:val="17"/>
                 <w:szCs w:val="17"/>
               </w:rPr>
-              <w:t xml:space="preserve">215</w:t>
+              <w:t xml:space="preserve">220</w:t>
             </w:r>
           </w:p>
         </w:tc>
@@ -12305,7 +12305,7 @@
                 <w:sz w:val="17"/>
                 <w:szCs w:val="17"/>
               </w:rPr>
-              <w:t xml:space="preserve">228</w:t>
+              <w:t xml:space="preserve">233</w:t>
             </w:r>
           </w:p>
         </w:tc>
@@ -12355,7 +12355,7 @@
                 <w:sz w:val="17"/>
                 <w:szCs w:val="17"/>
               </w:rPr>
-              <w:t xml:space="preserve">7.5%</w:t>
+              <w:t xml:space="preserve">7.7%</w:t>
             </w:r>
           </w:p>
         </w:tc>
@@ -12485,7 +12485,7 @@
                 <w:sz w:val="17"/>
                 <w:szCs w:val="17"/>
               </w:rPr>
-              <w:t xml:space="preserve">112</w:t>
+              <w:t xml:space="preserve">101</w:t>
             </w:r>
           </w:p>
         </w:tc>
@@ -12511,7 +12511,7 @@
                 <w:sz w:val="17"/>
                 <w:szCs w:val="17"/>
               </w:rPr>
-              <w:t xml:space="preserve">1,647</w:t>
+              <w:t xml:space="preserve">1,655</w:t>
             </w:r>
           </w:p>
         </w:tc>
@@ -12537,7 +12537,7 @@
                 <w:sz w:val="17"/>
                 <w:szCs w:val="17"/>
               </w:rPr>
-              <w:t xml:space="preserve">2,661</w:t>
+              <w:t xml:space="preserve">2,402</w:t>
             </w:r>
           </w:p>
         </w:tc>
@@ -12589,7 +12589,7 @@
                 <w:sz w:val="17"/>
                 <w:szCs w:val="17"/>
               </w:rPr>
-              <w:t xml:space="preserve">7.4%</w:t>
+              <w:t xml:space="preserve">6.9%</w:t>
             </w:r>
           </w:p>
         </w:tc>
@@ -12668,7 +12668,7 @@
                 <w:sz w:val="17"/>
                 <w:szCs w:val="17"/>
               </w:rPr>
-              <w:t xml:space="preserve">DELL</w:t>
+              <w:t xml:space="preserve">PM</w:t>
             </w:r>
           </w:p>
         </w:tc>
@@ -12693,7 +12693,7 @@
                 <w:sz w:val="17"/>
                 <w:szCs w:val="17"/>
               </w:rPr>
-              <w:t xml:space="preserve">7</w:t>
+              <w:t xml:space="preserve">11</w:t>
             </w:r>
           </w:p>
         </w:tc>
@@ -12718,7 +12718,7 @@
                 <w:sz w:val="17"/>
                 <w:szCs w:val="17"/>
               </w:rPr>
-              <w:t xml:space="preserve">7</w:t>
+              <w:t xml:space="preserve">11</w:t>
             </w:r>
           </w:p>
         </w:tc>
@@ -12743,37 +12743,37 @@
                 <w:sz w:val="17"/>
                 <w:szCs w:val="17"/>
               </w:rPr>
+              <w:t xml:space="preserve">158</w:t>
+            </w:r>
+          </w:p>
+        </w:tc>
+        <w:tc>
+          <w:tcPr>
+            <w:tcW w:type="dxa" w:w="1700"/>
+            <w:tcMar>
+              <w:top w:type="dxa" w:w="50"/>
+              <w:left w:type="dxa" w:w="80"/>
+              <w:bottom w:type="dxa" w:w="50"/>
+              <w:right w:type="dxa" w:w="80"/>
+            </w:tcMar>
+          </w:tcPr>
+          <w:p>
+            <w:pPr>
+              <w:spacing w:after="0"/>
+              <w:jc w:val="right"/>
+            </w:pPr>
+            <w:r>
+              <w:rPr>
+                <w:rFonts w:ascii="Malgun Gothic" w:cs="Malgun Gothic" w:eastAsia="Malgun Gothic" w:hAnsi="Malgun Gothic"/>
+                <w:sz w:val="17"/>
+                <w:szCs w:val="17"/>
+              </w:rPr>
               <w:t xml:space="preserve">161</w:t>
             </w:r>
           </w:p>
         </w:tc>
         <w:tc>
           <w:tcPr>
-            <w:tcW w:type="dxa" w:w="1700"/>
-            <w:tcMar>
-              <w:top w:type="dxa" w:w="50"/>
-              <w:left w:type="dxa" w:w="80"/>
-              <w:bottom w:type="dxa" w:w="50"/>
-              <w:right w:type="dxa" w:w="80"/>
-            </w:tcMar>
-          </w:tcPr>
-          <w:p>
-            <w:pPr>
-              <w:spacing w:after="0"/>
-              <w:jc w:val="right"/>
-            </w:pPr>
-            <w:r>
-              <w:rPr>
-                <w:rFonts w:ascii="Malgun Gothic" w:cs="Malgun Gothic" w:eastAsia="Malgun Gothic" w:hAnsi="Malgun Gothic"/>
-                <w:sz w:val="17"/>
-                <w:szCs w:val="17"/>
-              </w:rPr>
-              <w:t xml:space="preserve">161</w:t>
-            </w:r>
-          </w:p>
-        </w:tc>
-        <w:tc>
-          <w:tcPr>
             <w:tcW w:type="dxa" w:w="1600"/>
             <w:tcMar>
               <w:top w:type="dxa" w:w="50"/>
@@ -12793,7 +12793,7 @@
                 <w:sz w:val="17"/>
                 <w:szCs w:val="17"/>
               </w:rPr>
-              <w:t xml:space="preserve">296</w:t>
+              <w:t xml:space="preserve">290</w:t>
             </w:r>
           </w:p>
         </w:tc>
@@ -12818,7 +12818,7 @@
                 <w:sz w:val="17"/>
                 <w:szCs w:val="17"/>
               </w:rPr>
-              <w:t xml:space="preserve">6.8%</w:t>
+              <w:t xml:space="preserve">6.7%</w:t>
             </w:r>
           </w:p>
         </w:tc>
@@ -12843,7 +12843,7 @@
                 <w:sz w:val="17"/>
                 <w:szCs w:val="17"/>
               </w:rPr>
-              <w:t xml:space="preserve">-20</w:t>
+              <w:t xml:space="preserve">-40</w:t>
             </w:r>
           </w:p>
         </w:tc>
@@ -12896,7 +12896,7 @@
                 <w:sz w:val="17"/>
                 <w:szCs w:val="17"/>
               </w:rPr>
-              <w:t xml:space="preserve">PM</w:t>
+              <w:t xml:space="preserve">DELL</w:t>
             </w:r>
           </w:p>
         </w:tc>
@@ -12922,7 +12922,7 @@
                 <w:sz w:val="17"/>
                 <w:szCs w:val="17"/>
               </w:rPr>
-              <w:t xml:space="preserve">11</w:t>
+              <w:t xml:space="preserve">7</w:t>
             </w:r>
           </w:p>
         </w:tc>
@@ -12948,7 +12948,7 @@
                 <w:sz w:val="17"/>
                 <w:szCs w:val="17"/>
               </w:rPr>
-              <w:t xml:space="preserve">11</w:t>
+              <w:t xml:space="preserve">7</w:t>
             </w:r>
           </w:p>
         </w:tc>
@@ -12974,7 +12974,7 @@
                 <w:sz w:val="17"/>
                 <w:szCs w:val="17"/>
               </w:rPr>
-              <w:t xml:space="preserve">158</w:t>
+              <w:t xml:space="preserve">156</w:t>
             </w:r>
           </w:p>
         </w:tc>
@@ -13000,7 +13000,7 @@
                 <w:sz w:val="17"/>
                 <w:szCs w:val="17"/>
               </w:rPr>
-              <w:t xml:space="preserve">161</w:t>
+              <w:t xml:space="preserve">156</w:t>
             </w:r>
           </w:p>
         </w:tc>
@@ -13026,7 +13026,7 @@
                 <w:sz w:val="17"/>
                 <w:szCs w:val="17"/>
               </w:rPr>
-              <w:t xml:space="preserve">290</w:t>
+              <w:t xml:space="preserve">296</w:t>
             </w:r>
           </w:p>
         </w:tc>
@@ -13078,7 +13078,7 @@
                 <w:sz w:val="17"/>
                 <w:szCs w:val="17"/>
               </w:rPr>
-              <w:t xml:space="preserve">-40</w:t>
+              <w:t xml:space="preserve">-20</w:t>
             </w:r>
           </w:p>
         </w:tc>
@@ -13206,7 +13206,7 @@
                 <w:sz w:val="17"/>
                 <w:szCs w:val="17"/>
               </w:rPr>
-              <w:t xml:space="preserve">1,347</w:t>
+              <w:t xml:space="preserve">1,361</w:t>
             </w:r>
           </w:p>
         </w:tc>
@@ -13231,7 +13231,7 @@
                 <w:sz w:val="17"/>
                 <w:szCs w:val="17"/>
               </w:rPr>
-              <w:t xml:space="preserve">1,972</w:t>
+              <w:t xml:space="preserve">1,989</w:t>
             </w:r>
           </w:p>
         </w:tc>
@@ -13281,7 +13281,7 @@
                 <w:sz w:val="17"/>
                 <w:szCs w:val="17"/>
               </w:rPr>
-              <w:t xml:space="preserve">6.5%</w:t>
+              <w:t xml:space="preserve">6.6%</w:t>
             </w:r>
           </w:p>
         </w:tc>
@@ -13644,7 +13644,7 @@
                 <w:sz w:val="17"/>
                 <w:szCs w:val="17"/>
               </w:rPr>
-              <w:t xml:space="preserve">14</w:t>
+              <w:t xml:space="preserve">15</w:t>
             </w:r>
           </w:p>
         </w:tc>
@@ -13669,7 +13669,7 @@
                 <w:sz w:val="17"/>
                 <w:szCs w:val="17"/>
               </w:rPr>
-              <w:t xml:space="preserve">74</w:t>
+              <w:t xml:space="preserve">77</w:t>
             </w:r>
           </w:p>
         </w:tc>
@@ -13694,7 +13694,7 @@
                 <w:sz w:val="17"/>
                 <w:szCs w:val="17"/>
               </w:rPr>
-              <w:t xml:space="preserve">204</w:t>
+              <w:t xml:space="preserve">210</w:t>
             </w:r>
           </w:p>
         </w:tc>
@@ -13744,7 +13744,7 @@
                 <w:sz w:val="17"/>
                 <w:szCs w:val="17"/>
               </w:rPr>
-              <w:t xml:space="preserve">6.0%</w:t>
+              <w:t xml:space="preserve">6.1%</w:t>
             </w:r>
           </w:p>
         </w:tc>
@@ -14363,7 +14363,7 @@
                 <w:sz w:val="17"/>
                 <w:szCs w:val="17"/>
               </w:rPr>
-              <w:t xml:space="preserve">98</w:t>
+              <w:t xml:space="preserve">99</w:t>
             </w:r>
           </w:p>
         </w:tc>
@@ -14389,7 +14389,7 @@
                 <w:sz w:val="17"/>
                 <w:szCs w:val="17"/>
               </w:rPr>
-              <w:t xml:space="preserve">98</w:t>
+              <w:t xml:space="preserve">99</w:t>
             </w:r>
           </w:p>
         </w:tc>
@@ -14774,7 +14774,7 @@
                 <w:sz w:val="17"/>
                 <w:szCs w:val="17"/>
               </w:rPr>
-              <w:t xml:space="preserve">27</w:t>
+              <w:t xml:space="preserve">26</w:t>
             </w:r>
           </w:p>
         </w:tc>
@@ -14826,7 +14826,7 @@
                 <w:sz w:val="17"/>
                 <w:szCs w:val="17"/>
               </w:rPr>
-              <w:t xml:space="preserve">637</w:t>
+              <w:t xml:space="preserve">613</w:t>
             </w:r>
           </w:p>
         </w:tc>
@@ -14983,7 +14983,7 @@
                 <w:sz w:val="17"/>
                 <w:szCs w:val="17"/>
               </w:rPr>
-              <w:t xml:space="preserve">AMAT</w:t>
+              <w:t xml:space="preserve">CAT</w:t>
             </w:r>
           </w:p>
         </w:tc>
@@ -15008,7 +15008,7 @@
                 <w:sz w:val="17"/>
                 <w:szCs w:val="17"/>
               </w:rPr>
-              <w:t xml:space="preserve">6</w:t>
+              <w:t xml:space="preserve">8</w:t>
             </w:r>
           </w:p>
         </w:tc>
@@ -15033,7 +15033,7 @@
                 <w:sz w:val="17"/>
                 <w:szCs w:val="17"/>
               </w:rPr>
-              <w:t xml:space="preserve">7</w:t>
+              <w:t xml:space="preserve">8</w:t>
             </w:r>
           </w:p>
         </w:tc>
@@ -15058,7 +15058,7 @@
                 <w:sz w:val="17"/>
                 <w:szCs w:val="17"/>
               </w:rPr>
-              <w:t xml:space="preserve">130</w:t>
+              <w:t xml:space="preserve">133</w:t>
             </w:r>
           </w:p>
         </w:tc>
@@ -15083,7 +15083,7 @@
                 <w:sz w:val="17"/>
                 <w:szCs w:val="17"/>
               </w:rPr>
-              <w:t xml:space="preserve">158</w:t>
+              <w:t xml:space="preserve">143</w:t>
             </w:r>
           </w:p>
         </w:tc>
@@ -15108,7 +15108,7 @@
                 <w:sz w:val="17"/>
                 <w:szCs w:val="17"/>
               </w:rPr>
-              <w:t xml:space="preserve">414</w:t>
+              <w:t xml:space="preserve">390</w:t>
             </w:r>
           </w:p>
         </w:tc>
@@ -15133,7 +15133,7 @@
                 <w:sz w:val="17"/>
                 <w:szCs w:val="17"/>
               </w:rPr>
-              <w:t xml:space="preserve">5.6%</w:t>
+              <w:t xml:space="preserve">5.4%</w:t>
             </w:r>
           </w:p>
         </w:tc>
@@ -15158,7 +15158,7 @@
                 <w:sz w:val="17"/>
                 <w:szCs w:val="17"/>
               </w:rPr>
-              <w:t xml:space="preserve">2</w:t>
+              <w:t xml:space="preserve">-26</w:t>
             </w:r>
           </w:p>
         </w:tc>
@@ -15211,7 +15211,7 @@
                 <w:sz w:val="17"/>
                 <w:szCs w:val="17"/>
               </w:rPr>
-              <w:t xml:space="preserve">CAT</w:t>
+              <w:t xml:space="preserve">AMAT</w:t>
             </w:r>
           </w:p>
         </w:tc>
@@ -15237,7 +15237,7 @@
                 <w:sz w:val="17"/>
                 <w:szCs w:val="17"/>
               </w:rPr>
-              <w:t xml:space="preserve">8</w:t>
+              <w:t xml:space="preserve">6</w:t>
             </w:r>
           </w:p>
         </w:tc>
@@ -15263,7 +15263,7 @@
                 <w:sz w:val="17"/>
                 <w:szCs w:val="17"/>
               </w:rPr>
-              <w:t xml:space="preserve">8</w:t>
+              <w:t xml:space="preserve">6</w:t>
             </w:r>
           </w:p>
         </w:tc>
@@ -15289,7 +15289,7 @@
                 <w:sz w:val="17"/>
                 <w:szCs w:val="17"/>
               </w:rPr>
-              <w:t xml:space="preserve">135</w:t>
+              <w:t xml:space="preserve">130</w:t>
             </w:r>
           </w:p>
         </w:tc>
@@ -15315,7 +15315,7 @@
                 <w:sz w:val="17"/>
                 <w:szCs w:val="17"/>
               </w:rPr>
-              <w:t xml:space="preserve">145</w:t>
+              <w:t xml:space="preserve">144</w:t>
             </w:r>
           </w:p>
         </w:tc>
@@ -15341,7 +15341,7 @@
                 <w:sz w:val="17"/>
                 <w:szCs w:val="17"/>
               </w:rPr>
-              <w:t xml:space="preserve">390</w:t>
+              <w:t xml:space="preserve">414</w:t>
             </w:r>
           </w:p>
         </w:tc>
@@ -15367,7 +15367,7 @@
                 <w:sz w:val="17"/>
                 <w:szCs w:val="17"/>
               </w:rPr>
-              <w:t xml:space="preserve">5.4%</w:t>
+              <w:t xml:space="preserve">5.3%</w:t>
             </w:r>
           </w:p>
         </w:tc>
@@ -15393,7 +15393,7 @@
                 <w:sz w:val="17"/>
                 <w:szCs w:val="17"/>
               </w:rPr>
-              <w:t xml:space="preserve">-26</w:t>
+              <w:t xml:space="preserve">2</w:t>
             </w:r>
           </w:p>
         </w:tc>
@@ -15752,7 +15752,7 @@
                 <w:sz w:val="17"/>
                 <w:szCs w:val="17"/>
               </w:rPr>
-              <w:t xml:space="preserve">84</w:t>
+              <w:t xml:space="preserve">86</w:t>
             </w:r>
           </w:p>
         </w:tc>
@@ -15778,7 +15778,7 @@
                 <w:sz w:val="17"/>
                 <w:szCs w:val="17"/>
               </w:rPr>
-              <w:t xml:space="preserve">84</w:t>
+              <w:t xml:space="preserve">86</w:t>
             </w:r>
           </w:p>
         </w:tc>
@@ -15830,7 +15830,7 @@
                 <w:sz w:val="17"/>
                 <w:szCs w:val="17"/>
               </w:rPr>
-              <w:t xml:space="preserve">5.2%</w:t>
+              <w:t xml:space="preserve">5.3%</w:t>
             </w:r>
           </w:p>
         </w:tc>
@@ -15934,6 +15934,31 @@
                 <w:sz w:val="17"/>
                 <w:szCs w:val="17"/>
               </w:rPr>
+              <w:t xml:space="preserve">8</w:t>
+            </w:r>
+          </w:p>
+        </w:tc>
+        <w:tc>
+          <w:tcPr>
+            <w:tcW w:type="dxa" w:w="1700"/>
+            <w:tcMar>
+              <w:top w:type="dxa" w:w="50"/>
+              <w:left w:type="dxa" w:w="80"/>
+              <w:bottom w:type="dxa" w:w="50"/>
+              <w:right w:type="dxa" w:w="80"/>
+            </w:tcMar>
+          </w:tcPr>
+          <w:p>
+            <w:pPr>
+              <w:spacing w:after="0"/>
+              <w:jc w:val="right"/>
+            </w:pPr>
+            <w:r>
+              <w:rPr>
+                <w:rFonts w:ascii="Malgun Gothic" w:cs="Malgun Gothic" w:eastAsia="Malgun Gothic" w:hAnsi="Malgun Gothic"/>
+                <w:sz w:val="17"/>
+                <w:szCs w:val="17"/>
+              </w:rPr>
               <w:t xml:space="preserve">9</w:t>
             </w:r>
           </w:p>
@@ -15959,7 +15984,7 @@
                 <w:sz w:val="17"/>
                 <w:szCs w:val="17"/>
               </w:rPr>
-              <w:t xml:space="preserve">9</w:t>
+              <w:t xml:space="preserve">117</w:t>
             </w:r>
           </w:p>
         </w:tc>
@@ -15984,32 +16009,7 @@
                 <w:sz w:val="17"/>
                 <w:szCs w:val="17"/>
               </w:rPr>
-              <w:t xml:space="preserve">134</w:t>
-            </w:r>
-          </w:p>
-        </w:tc>
-        <w:tc>
-          <w:tcPr>
-            <w:tcW w:type="dxa" w:w="1700"/>
-            <w:tcMar>
-              <w:top w:type="dxa" w:w="50"/>
-              <w:left w:type="dxa" w:w="80"/>
-              <w:bottom w:type="dxa" w:w="50"/>
-              <w:right w:type="dxa" w:w="80"/>
-            </w:tcMar>
-          </w:tcPr>
-          <w:p>
-            <w:pPr>
-              <w:spacing w:after="0"/>
-              <w:jc w:val="right"/>
-            </w:pPr>
-            <w:r>
-              <w:rPr>
-                <w:rFonts w:ascii="Malgun Gothic" w:cs="Malgun Gothic" w:eastAsia="Malgun Gothic" w:hAnsi="Malgun Gothic"/>
-                <w:sz w:val="17"/>
-                <w:szCs w:val="17"/>
-              </w:rPr>
-              <w:t xml:space="preserve">134</w:t>
+              <w:t xml:space="preserve">122</w:t>
             </w:r>
           </w:p>
         </w:tc>
@@ -16059,7 +16059,7 @@
                 <w:sz w:val="17"/>
                 <w:szCs w:val="17"/>
               </w:rPr>
-              <w:t xml:space="preserve">5.1%</w:t>
+              <w:t xml:space="preserve">4.9%</w:t>
             </w:r>
           </w:p>
         </w:tc>
@@ -16163,7 +16163,7 @@
                 <w:sz w:val="17"/>
                 <w:szCs w:val="17"/>
               </w:rPr>
-              <w:t xml:space="preserve">62</w:t>
+              <w:t xml:space="preserve">61</w:t>
             </w:r>
           </w:p>
         </w:tc>
@@ -16215,7 +16215,7 @@
                 <w:sz w:val="17"/>
                 <w:szCs w:val="17"/>
               </w:rPr>
-              <w:t xml:space="preserve">1,456</w:t>
+              <w:t xml:space="preserve">1,438</w:t>
             </w:r>
           </w:p>
         </w:tc>
@@ -16241,7 +16241,7 @@
                 <w:sz w:val="17"/>
                 <w:szCs w:val="17"/>
               </w:rPr>
-              <w:t xml:space="preserve">1,526</w:t>
+              <w:t xml:space="preserve">1,507</w:t>
             </w:r>
           </w:p>
         </w:tc>
@@ -16447,7 +16447,7 @@
                 <w:sz w:val="17"/>
                 <w:szCs w:val="17"/>
               </w:rPr>
-              <w:t xml:space="preserve">69</w:t>
+              <w:t xml:space="preserve">68</w:t>
             </w:r>
           </w:p>
         </w:tc>
@@ -16472,7 +16472,7 @@
                 <w:sz w:val="17"/>
                 <w:szCs w:val="17"/>
               </w:rPr>
-              <w:t xml:space="preserve">69</w:t>
+              <w:t xml:space="preserve">68</w:t>
             </w:r>
           </w:p>
         </w:tc>
@@ -16522,7 +16522,7 @@
                 <w:sz w:val="17"/>
                 <w:szCs w:val="17"/>
               </w:rPr>
-              <w:t xml:space="preserve">4.9%</w:t>
+              <w:t xml:space="preserve">4.8%</w:t>
             </w:r>
           </w:p>
         </w:tc>
@@ -16652,7 +16652,7 @@
                 <w:sz w:val="17"/>
                 <w:szCs w:val="17"/>
               </w:rPr>
-              <w:t xml:space="preserve">11</w:t>
+              <w:t xml:space="preserve">10</w:t>
             </w:r>
           </w:p>
         </w:tc>
@@ -16678,7 +16678,7 @@
                 <w:sz w:val="17"/>
                 <w:szCs w:val="17"/>
               </w:rPr>
-              <w:t xml:space="preserve">114</w:t>
+              <w:t xml:space="preserve">117</w:t>
             </w:r>
           </w:p>
         </w:tc>
@@ -16704,7 +16704,7 @@
                 <w:sz w:val="17"/>
                 <w:szCs w:val="17"/>
               </w:rPr>
-              <w:t xml:space="preserve">121</w:t>
+              <w:t xml:space="preserve">120</w:t>
             </w:r>
           </w:p>
         </w:tc>
@@ -17141,7 +17141,7 @@
                 <w:sz w:val="17"/>
                 <w:szCs w:val="17"/>
               </w:rPr>
-              <w:t xml:space="preserve">126</w:t>
+              <w:t xml:space="preserve">129</w:t>
             </w:r>
           </w:p>
         </w:tc>
@@ -17167,7 +17167,7 @@
                 <w:sz w:val="17"/>
                 <w:szCs w:val="17"/>
               </w:rPr>
-              <w:t xml:space="preserve">126</w:t>
+              <w:t xml:space="preserve">132</w:t>
             </w:r>
           </w:p>
         </w:tc>
@@ -17219,7 +17219,7 @@
                 <w:sz w:val="17"/>
                 <w:szCs w:val="17"/>
               </w:rPr>
-              <w:t xml:space="preserve">4.4%</w:t>
+              <w:t xml:space="preserve">4.5%</w:t>
             </w:r>
           </w:p>
         </w:tc>
@@ -17373,7 +17373,7 @@
                 <w:sz w:val="17"/>
                 <w:szCs w:val="17"/>
               </w:rPr>
-              <w:t xml:space="preserve">422</w:t>
+              <w:t xml:space="preserve">423</w:t>
             </w:r>
           </w:p>
         </w:tc>
@@ -17398,7 +17398,7 @@
                 <w:sz w:val="17"/>
                 <w:szCs w:val="17"/>
               </w:rPr>
-              <w:t xml:space="preserve">423</w:t>
+              <w:t xml:space="preserve">424</w:t>
             </w:r>
           </w:p>
         </w:tc>
@@ -17578,7 +17578,7 @@
                 <w:sz w:val="17"/>
                 <w:szCs w:val="17"/>
               </w:rPr>
-              <w:t xml:space="preserve">18</w:t>
+              <w:t xml:space="preserve">19</w:t>
             </w:r>
           </w:p>
         </w:tc>
@@ -17630,7 +17630,7 @@
                 <w:sz w:val="17"/>
                 <w:szCs w:val="17"/>
               </w:rPr>
-              <w:t xml:space="preserve">210</w:t>
+              <w:t xml:space="preserve">221</w:t>
             </w:r>
           </w:p>
         </w:tc>
@@ -17682,7 +17682,7 @@
                 <w:sz w:val="17"/>
                 <w:szCs w:val="17"/>
               </w:rPr>
-              <w:t xml:space="preserve">4.2%</w:t>
+              <w:t xml:space="preserve">4.3%</w:t>
             </w:r>
           </w:p>
         </w:tc>
@@ -18067,7 +18067,7 @@
                 <w:sz w:val="17"/>
                 <w:szCs w:val="17"/>
               </w:rPr>
-              <w:t xml:space="preserve">105</w:t>
+              <w:t xml:space="preserve">109</w:t>
             </w:r>
           </w:p>
         </w:tc>
@@ -18093,7 +18093,7 @@
                 <w:sz w:val="17"/>
                 <w:szCs w:val="17"/>
               </w:rPr>
-              <w:t xml:space="preserve">206</w:t>
+              <w:t xml:space="preserve">214</w:t>
             </w:r>
           </w:p>
         </w:tc>
@@ -18145,7 +18145,7 @@
                 <w:sz w:val="17"/>
                 <w:szCs w:val="17"/>
               </w:rPr>
-              <w:t xml:space="preserve">3.9%</w:t>
+              <w:t xml:space="preserve">4.0%</w:t>
             </w:r>
           </w:p>
         </w:tc>
@@ -18530,7 +18530,7 @@
                 <w:sz w:val="17"/>
                 <w:szCs w:val="17"/>
               </w:rPr>
-              <w:t xml:space="preserve">92</w:t>
+              <w:t xml:space="preserve">91</w:t>
             </w:r>
           </w:p>
         </w:tc>
@@ -18556,7 +18556,7 @@
                 <w:sz w:val="17"/>
                 <w:szCs w:val="17"/>
               </w:rPr>
-              <w:t xml:space="preserve">170</w:t>
+              <w:t xml:space="preserve">169</w:t>
             </w:r>
           </w:p>
         </w:tc>
@@ -18687,7 +18687,7 @@
                 <w:sz w:val="17"/>
                 <w:szCs w:val="17"/>
               </w:rPr>
-              <w:t xml:space="preserve">PANW</w:t>
+              <w:t xml:space="preserve">MU</w:t>
             </w:r>
           </w:p>
         </w:tc>
@@ -18737,7 +18737,7 @@
                 <w:sz w:val="17"/>
                 <w:szCs w:val="17"/>
               </w:rPr>
-              <w:t xml:space="preserve">1</w:t>
+              <w:t xml:space="preserve">6</w:t>
             </w:r>
           </w:p>
         </w:tc>
@@ -18762,7 +18762,7 @@
                 <w:sz w:val="17"/>
                 <w:szCs w:val="17"/>
               </w:rPr>
-              <w:t xml:space="preserve">26</w:t>
+              <w:t xml:space="preserve">6</w:t>
             </w:r>
           </w:p>
         </w:tc>
@@ -18787,7 +18787,7 @@
                 <w:sz w:val="17"/>
                 <w:szCs w:val="17"/>
               </w:rPr>
-              <w:t xml:space="preserve">26</w:t>
+              <w:t xml:space="preserve">65</w:t>
             </w:r>
           </w:p>
         </w:tc>
@@ -18812,7 +18812,7 @@
                 <w:sz w:val="17"/>
                 <w:szCs w:val="17"/>
               </w:rPr>
-              <w:t xml:space="preserve">258</w:t>
+              <w:t xml:space="preserve">966</w:t>
             </w:r>
           </w:p>
         </w:tc>
@@ -18837,7 +18837,7 @@
                 <w:sz w:val="17"/>
                 <w:szCs w:val="17"/>
               </w:rPr>
-              <w:t xml:space="preserve">3.4%</w:t>
+              <w:t xml:space="preserve">3.0%</w:t>
             </w:r>
           </w:p>
         </w:tc>
@@ -18862,7 +18862,7 @@
                 <w:sz w:val="17"/>
                 <w:szCs w:val="17"/>
               </w:rPr>
-              <w:t xml:space="preserve">3</w:t>
+              <w:t xml:space="preserve">-4</w:t>
             </w:r>
           </w:p>
         </w:tc>
@@ -18915,7 +18915,7 @@
                 <w:sz w:val="17"/>
                 <w:szCs w:val="17"/>
               </w:rPr>
-              <w:t xml:space="preserve">MU</w:t>
+              <w:t xml:space="preserve">PANW</w:t>
             </w:r>
           </w:p>
         </w:tc>
@@ -18967,7 +18967,7 @@
                 <w:sz w:val="17"/>
                 <w:szCs w:val="17"/>
               </w:rPr>
-              <w:t xml:space="preserve">6</w:t>
+              <w:t xml:space="preserve">1</w:t>
             </w:r>
           </w:p>
         </w:tc>
@@ -18993,7 +18993,7 @@
                 <w:sz w:val="17"/>
                 <w:szCs w:val="17"/>
               </w:rPr>
-              <w:t xml:space="preserve">8</w:t>
+              <w:t xml:space="preserve">15</w:t>
             </w:r>
           </w:p>
         </w:tc>
@@ -19019,7 +19019,7 @@
                 <w:sz w:val="17"/>
                 <w:szCs w:val="17"/>
               </w:rPr>
-              <w:t xml:space="preserve">66</w:t>
+              <w:t xml:space="preserve">15</w:t>
             </w:r>
           </w:p>
         </w:tc>
@@ -19045,7 +19045,7 @@
                 <w:sz w:val="17"/>
                 <w:szCs w:val="17"/>
               </w:rPr>
-              <w:t xml:space="preserve">966</w:t>
+              <w:t xml:space="preserve">258</w:t>
             </w:r>
           </w:p>
         </w:tc>
@@ -19097,7 +19097,7 @@
                 <w:sz w:val="17"/>
                 <w:szCs w:val="17"/>
               </w:rPr>
-              <w:t xml:space="preserve">-4</w:t>
+              <w:t xml:space="preserve">3</w:t>
             </w:r>
           </w:p>
         </w:tc>
@@ -19987,7 +19987,7 @@
                 <w:sz w:val="17"/>
                 <w:szCs w:val="17"/>
               </w:rPr>
-              <w:t xml:space="preserve">11.0%</w:t>
+              <w:t xml:space="preserve">17.4%</w:t>
             </w:r>
           </w:p>
         </w:tc>
@@ -20012,7 +20012,7 @@
                 <w:sz w:val="17"/>
                 <w:szCs w:val="17"/>
               </w:rPr>
-              <w:t xml:space="preserve">15356.3%</w:t>
+              <w:t xml:space="preserve">15349.8%</w:t>
             </w:r>
           </w:p>
         </w:tc>
@@ -20037,7 +20037,7 @@
                 <w:sz w:val="17"/>
                 <w:szCs w:val="17"/>
               </w:rPr>
-              <w:t xml:space="preserve">5.5x</w:t>
+              <w:t xml:space="preserve">3.5x</w:t>
             </w:r>
           </w:p>
         </w:tc>
@@ -20062,7 +20062,7 @@
                 <w:sz w:val="17"/>
                 <w:szCs w:val="17"/>
               </w:rPr>
-              <w:t xml:space="preserve">3.3x</w:t>
+              <w:t xml:space="preserve">5.2x</w:t>
             </w:r>
           </w:p>
         </w:tc>
@@ -20167,7 +20167,7 @@
                 <w:sz w:val="17"/>
                 <w:szCs w:val="17"/>
               </w:rPr>
-              <w:t xml:space="preserve">39.0%</w:t>
+              <w:t xml:space="preserve">36.0%</w:t>
             </w:r>
           </w:p>
         </w:tc>
@@ -20219,7 +20219,7 @@
                 <w:sz w:val="17"/>
                 <w:szCs w:val="17"/>
               </w:rPr>
-              <w:t xml:space="preserve">1.7x</w:t>
+              <w:t xml:space="preserve">1.8x</w:t>
             </w:r>
           </w:p>
         </w:tc>
@@ -20245,7 +20245,7 @@
                 <w:sz w:val="17"/>
                 <w:szCs w:val="17"/>
               </w:rPr>
-              <w:t xml:space="preserve">5.7x</w:t>
+              <w:t xml:space="preserve">5.2x</w:t>
             </w:r>
           </w:p>
         </w:tc>
@@ -20348,7 +20348,7 @@
                 <w:sz w:val="17"/>
                 <w:szCs w:val="17"/>
               </w:rPr>
-              <w:t xml:space="preserve">26.5%</w:t>
+              <w:t xml:space="preserve">26.3%</w:t>
             </w:r>
           </w:p>
         </w:tc>
@@ -20373,7 +20373,7 @@
                 <w:sz w:val="17"/>
                 <w:szCs w:val="17"/>
               </w:rPr>
-              <w:t xml:space="preserve">119.1%</w:t>
+              <w:t xml:space="preserve">119.2%</w:t>
             </w:r>
           </w:p>
         </w:tc>
@@ -20528,7 +20528,7 @@
                 <w:sz w:val="17"/>
                 <w:szCs w:val="17"/>
               </w:rPr>
-              <w:t xml:space="preserve">95.9%</w:t>
+              <w:t xml:space="preserve">93.9%</w:t>
             </w:r>
           </w:p>
         </w:tc>
@@ -20554,7 +20554,7 @@
                 <w:sz w:val="17"/>
                 <w:szCs w:val="17"/>
               </w:rPr>
-              <w:t xml:space="preserve">114.6%</w:t>
+              <w:t xml:space="preserve">116.6%</w:t>
             </w:r>
           </w:p>
         </w:tc>
@@ -20606,7 +20606,7 @@
                 <w:sz w:val="17"/>
                 <w:szCs w:val="17"/>
               </w:rPr>
-              <w:t xml:space="preserve">26.7x</w:t>
+              <w:t xml:space="preserve">26.2x</w:t>
             </w:r>
           </w:p>
         </w:tc>
@@ -20967,7 +20967,7 @@
                 <w:sz w:val="17"/>
                 <w:szCs w:val="17"/>
               </w:rPr>
-              <w:t xml:space="preserve">29.9x</w:t>
+              <w:t xml:space="preserve">29.1x</w:t>
             </w:r>
           </w:p>
         </w:tc>
@@ -21198,7 +21198,7 @@
                 <w:sz w:val="17"/>
                 <w:szCs w:val="17"/>
               </w:rPr>
-              <w:t xml:space="preserve">CAT</w:t>
+              <w:t xml:space="preserve">KO</w:t>
             </w:r>
           </w:p>
         </w:tc>
@@ -21224,7 +21224,7 @@
                 <w:sz w:val="17"/>
                 <w:szCs w:val="17"/>
               </w:rPr>
-              <w:t xml:space="preserve">43.5%</w:t>
+              <w:t xml:space="preserve">46.0%</w:t>
             </w:r>
           </w:p>
         </w:tc>
@@ -21250,7 +21250,7 @@
                 <w:sz w:val="17"/>
                 <w:szCs w:val="17"/>
               </w:rPr>
-              <w:t xml:space="preserve">18.5%</w:t>
+              <w:t xml:space="preserve">19.2%</w:t>
             </w:r>
           </w:p>
         </w:tc>
@@ -21276,7 +21276,7 @@
                 <w:sz w:val="17"/>
                 <w:szCs w:val="17"/>
               </w:rPr>
-              <w:t xml:space="preserve">25.1%</w:t>
+              <w:t xml:space="preserve">26.7%</w:t>
             </w:r>
           </w:p>
         </w:tc>
@@ -21328,7 +21328,7 @@
                 <w:sz w:val="17"/>
                 <w:szCs w:val="17"/>
               </w:rPr>
-              <w:t xml:space="preserve">—</w:t>
+              <w:t xml:space="preserve">8.3x</w:t>
             </w:r>
           </w:p>
         </w:tc>
@@ -21381,7 +21381,7 @@
                 <w:sz w:val="17"/>
                 <w:szCs w:val="17"/>
               </w:rPr>
-              <w:t xml:space="preserve">KO</w:t>
+              <w:t xml:space="preserve">CAT</w:t>
             </w:r>
           </w:p>
         </w:tc>
@@ -21406,7 +21406,7 @@
                 <w:sz w:val="17"/>
                 <w:szCs w:val="17"/>
               </w:rPr>
-              <w:t xml:space="preserve">46.0%</w:t>
+              <w:t xml:space="preserve">43.5%</w:t>
             </w:r>
           </w:p>
         </w:tc>
@@ -21431,7 +21431,7 @@
                 <w:sz w:val="17"/>
                 <w:szCs w:val="17"/>
               </w:rPr>
-              <w:t xml:space="preserve">24.7%</w:t>
+              <w:t xml:space="preserve">18.5%</w:t>
             </w:r>
           </w:p>
         </w:tc>
@@ -21456,7 +21456,7 @@
                 <w:sz w:val="17"/>
                 <w:szCs w:val="17"/>
               </w:rPr>
-              <w:t xml:space="preserve">21.3%</w:t>
+              <w:t xml:space="preserve">25.1%</w:t>
             </w:r>
           </w:p>
         </w:tc>
@@ -21481,7 +21481,7 @@
                 <w:sz w:val="17"/>
                 <w:szCs w:val="17"/>
               </w:rPr>
-              <w:t xml:space="preserve">1.6x</w:t>
+              <w:t xml:space="preserve">2.0x</w:t>
             </w:r>
           </w:p>
         </w:tc>
@@ -21506,7 +21506,7 @@
                 <w:sz w:val="17"/>
                 <w:szCs w:val="17"/>
               </w:rPr>
-              <w:t xml:space="preserve">10.7x</w:t>
+              <w:t xml:space="preserve">—</w:t>
             </w:r>
           </w:p>
         </w:tc>
@@ -21972,7 +21972,7 @@
                 <w:sz w:val="17"/>
                 <w:szCs w:val="17"/>
               </w:rPr>
-              <w:t xml:space="preserve">19.2%</w:t>
+              <w:t xml:space="preserve">18.9%</w:t>
             </w:r>
           </w:p>
         </w:tc>
@@ -21998,7 +21998,7 @@
                 <w:sz w:val="17"/>
                 <w:szCs w:val="17"/>
               </w:rPr>
-              <w:t xml:space="preserve">11.8%</w:t>
+              <w:t xml:space="preserve">12.1%</w:t>
             </w:r>
           </w:p>
         </w:tc>
@@ -22024,7 +22024,7 @@
                 <w:sz w:val="17"/>
                 <w:szCs w:val="17"/>
               </w:rPr>
-              <w:t xml:space="preserve">1.8x</w:t>
+              <w:t xml:space="preserve">1.9x</w:t>
             </w:r>
           </w:p>
         </w:tc>
@@ -22050,7 +22050,7 @@
                 <w:sz w:val="17"/>
                 <w:szCs w:val="17"/>
               </w:rPr>
-              <w:t xml:space="preserve">8.1x</w:t>
+              <w:t xml:space="preserve">7.9x</w:t>
             </w:r>
           </w:p>
         </w:tc>
@@ -22637,7 +22637,7 @@
                 <w:sz w:val="17"/>
                 <w:szCs w:val="17"/>
               </w:rPr>
-              <w:t xml:space="preserve">52.2%</w:t>
+              <w:t xml:space="preserve">44.1%</w:t>
             </w:r>
           </w:p>
         </w:tc>
@@ -22768,7 +22768,7 @@
                 <w:sz w:val="17"/>
                 <w:szCs w:val="17"/>
               </w:rPr>
-              <w:t xml:space="preserve">24.1%</w:t>
+              <w:t xml:space="preserve">23.9%</w:t>
             </w:r>
           </w:p>
         </w:tc>
@@ -23155,7 +23155,7 @@
                 <w:sz w:val="17"/>
                 <w:szCs w:val="17"/>
               </w:rPr>
-              <w:t xml:space="preserve">91.5%</w:t>
+              <w:t xml:space="preserve">89.0%</w:t>
             </w:r>
           </w:p>
         </w:tc>
@@ -23286,7 +23286,7 @@
                 <w:sz w:val="17"/>
                 <w:szCs w:val="17"/>
               </w:rPr>
-              <w:t xml:space="preserve">92.4%</w:t>
+              <w:t xml:space="preserve">90.0%</w:t>
             </w:r>
           </w:p>
         </w:tc>
@@ -23804,7 +23804,7 @@
                 <w:sz w:val="17"/>
                 <w:szCs w:val="17"/>
               </w:rPr>
-              <w:t xml:space="preserve">87.3%</w:t>
+              <w:t xml:space="preserve">80.9%</w:t>
             </w:r>
           </w:p>
         </w:tc>
@@ -23932,7 +23932,7 @@
                 <w:sz w:val="17"/>
                 <w:szCs w:val="17"/>
               </w:rPr>
-              <w:t xml:space="preserve">9.6%</w:t>
+              <w:t xml:space="preserve">7.5%</w:t>
             </w:r>
           </w:p>
         </w:tc>
@@ -24063,7 +24063,7 @@
                 <w:sz w:val="17"/>
                 <w:szCs w:val="17"/>
               </w:rPr>
-              <w:t xml:space="preserve">7.9%</w:t>
+              <w:t xml:space="preserve">6.7%</w:t>
             </w:r>
           </w:p>
         </w:tc>
@@ -24191,7 +24191,7 @@
                 <w:sz w:val="17"/>
                 <w:szCs w:val="17"/>
               </w:rPr>
-              <w:t xml:space="preserve">56.0%</w:t>
+              <w:t xml:space="preserve">57.4%</w:t>
             </w:r>
           </w:p>
         </w:tc>
@@ -27667,7 +27667,7 @@
                 <w:sz w:val="17"/>
                 <w:szCs w:val="17"/>
               </w:rPr>
-              <w:t xml:space="preserve">45.7%</w:t>
+              <w:t xml:space="preserve">36.9%</w:t>
             </w:r>
           </w:p>
         </w:tc>
@@ -27915,7 +27915,7 @@
                 <w:sz w:val="17"/>
                 <w:szCs w:val="17"/>
               </w:rPr>
-              <w:t xml:space="preserve">1,098</w:t>
+              <w:t xml:space="preserve">1,134</w:t>
             </w:r>
           </w:p>
         </w:tc>
@@ -27940,7 +27940,7 @@
                 <w:sz w:val="17"/>
                 <w:szCs w:val="17"/>
               </w:rPr>
-              <w:t xml:space="preserve">1,774</w:t>
+              <w:t xml:space="preserve">1,645</w:t>
             </w:r>
           </w:p>
         </w:tc>
@@ -27965,7 +27965,7 @@
                 <w:sz w:val="17"/>
                 <w:szCs w:val="17"/>
               </w:rPr>
-              <w:t xml:space="preserve">-292% ~ -143%</w:t>
+              <w:t xml:space="preserve">-280% ~ -162%</w:t>
             </w:r>
           </w:p>
         </w:tc>
@@ -28019,7 +28019,7 @@
                 <w:sz w:val="17"/>
                 <w:szCs w:val="17"/>
               </w:rPr>
-              <w:t xml:space="preserve">1,647</w:t>
+              <w:t xml:space="preserve">1,655</w:t>
             </w:r>
           </w:p>
         </w:tc>
@@ -28045,7 +28045,7 @@
                 <w:sz w:val="17"/>
                 <w:szCs w:val="17"/>
               </w:rPr>
-              <w:t xml:space="preserve">2,661</w:t>
+              <w:t xml:space="preserve">2,402</w:t>
             </w:r>
           </w:p>
         </w:tc>
@@ -28071,7 +28071,7 @@
                 <w:sz w:val="17"/>
                 <w:szCs w:val="17"/>
               </w:rPr>
-              <w:t xml:space="preserve">-161% ~ -62%</w:t>
+              <w:t xml:space="preserve">-160% ~ -79%</w:t>
             </w:r>
           </w:p>
         </w:tc>
@@ -28123,7 +28123,7 @@
                 <w:sz w:val="17"/>
                 <w:szCs w:val="17"/>
               </w:rPr>
-              <w:t xml:space="preserve">3,685</w:t>
+              <w:t xml:space="preserve">3,704</w:t>
             </w:r>
           </w:p>
         </w:tc>
@@ -28148,7 +28148,7 @@
                 <w:sz w:val="17"/>
                 <w:szCs w:val="17"/>
               </w:rPr>
-              <w:t xml:space="preserve">5,954</w:t>
+              <w:t xml:space="preserve">5,374</w:t>
             </w:r>
           </w:p>
         </w:tc>
@@ -28173,7 +28173,7 @@
                 <w:sz w:val="17"/>
                 <w:szCs w:val="17"/>
               </w:rPr>
-              <w:t xml:space="preserve">-17% ~ 28%</w:t>
+              <w:t xml:space="preserve">-16% ~ 20%</w:t>
             </w:r>
           </w:p>
         </w:tc>
@@ -28189,7 +28189,7 @@
           <w:sz w:val="20"/>
           <w:szCs w:val="20"/>
         </w:rPr>
-        <w:t xml:space="preserve">시가총액 $4,305B 기준입니다. 낙관 시나리오에 유지 설비투자를 적용하면 안전마진이 28%로 플러스가 되고, 순현금 $78B를 더하면 투자가능 기준선인 30%에 닿습니다. 다만 이건 낙관 가정과 유지 설비투자 가정을 동시에 채택한 결과이므로, 기준 시나리오가 여전히 비싸다는 사실을 덮지는 않습니다.</w:t>
+        <w:t xml:space="preserve">시가총액 $4,305B 기준입니다. 낙관 시나리오에 유지 설비투자를 적용하면 안전마진이 20%로 플러스가 되고, 순현금 $78B를 더하면 투자가능 기준선인 30%에 닿습니다. 다만 이건 낙관 가정과 유지 설비투자 가정을 동시에 채택한 결과이므로, 기준 시나리오가 여전히 비싸다는 사실을 덮지는 않습니다.</w:t>
       </w:r>
     </w:p>
     <w:p>
@@ -28393,7 +28393,7 @@
                 <w:sz w:val="17"/>
                 <w:szCs w:val="17"/>
               </w:rPr>
-              <w:t xml:space="preserve">10.6%</w:t>
+              <w:t xml:space="preserve">10.2%</w:t>
             </w:r>
           </w:p>
         </w:tc>
@@ -28497,7 +28497,7 @@
                 <w:sz w:val="17"/>
                 <w:szCs w:val="17"/>
               </w:rPr>
-              <w:t xml:space="preserve">9.1%</w:t>
+              <w:t xml:space="preserve">10.0%</w:t>
             </w:r>
           </w:p>
         </w:tc>
@@ -28523,7 +28523,7 @@
                 <w:sz w:val="17"/>
                 <w:szCs w:val="17"/>
               </w:rPr>
-              <w:t xml:space="preserve">36.9%</w:t>
+              <w:t xml:space="preserve">36.1%</w:t>
             </w:r>
           </w:p>
         </w:tc>
@@ -28601,7 +28601,7 @@
                 <w:sz w:val="17"/>
                 <w:szCs w:val="17"/>
               </w:rPr>
-              <w:t xml:space="preserve">8.8%</w:t>
+              <w:t xml:space="preserve">8.9%</w:t>
             </w:r>
           </w:p>
         </w:tc>
@@ -28626,7 +28626,7 @@
                 <w:sz w:val="17"/>
                 <w:szCs w:val="17"/>
               </w:rPr>
-              <w:t xml:space="preserve">37.9%</w:t>
+              <w:t xml:space="preserve">38.1%</w:t>
             </w:r>
           </w:p>
         </w:tc>
@@ -28705,7 +28705,7 @@
                 <w:sz w:val="17"/>
                 <w:szCs w:val="17"/>
               </w:rPr>
-              <w:t xml:space="preserve">8.7%</w:t>
+              <w:t xml:space="preserve">8.8%</w:t>
             </w:r>
           </w:p>
         </w:tc>
@@ -28731,7 +28731,7 @@
                 <w:sz w:val="17"/>
                 <w:szCs w:val="17"/>
               </w:rPr>
-              <w:t xml:space="preserve">92.2%</w:t>
+              <w:t xml:space="preserve">90.7%</w:t>
             </w:r>
           </w:p>
         </w:tc>
@@ -28809,7 +28809,7 @@
                 <w:sz w:val="17"/>
                 <w:szCs w:val="17"/>
               </w:rPr>
-              <w:t xml:space="preserve">8.6%</w:t>
+              <w:t xml:space="preserve">8.7%</w:t>
             </w:r>
           </w:p>
         </w:tc>
@@ -28834,7 +28834,7 @@
                 <w:sz w:val="17"/>
                 <w:szCs w:val="17"/>
               </w:rPr>
-              <w:t xml:space="preserve">39.2%</w:t>
+              <w:t xml:space="preserve">39.0%</w:t>
             </w:r>
           </w:p>
         </w:tc>
@@ -28992,7 +28992,7 @@
                 <w:sz w:val="17"/>
                 <w:szCs w:val="17"/>
               </w:rPr>
-              <w:t xml:space="preserve">CVX</w:t>
+              <w:t xml:space="preserve">JNJ</w:t>
             </w:r>
           </w:p>
         </w:tc>
@@ -29017,7 +29017,7 @@
                 <w:sz w:val="17"/>
                 <w:szCs w:val="17"/>
               </w:rPr>
-              <w:t xml:space="preserve">7.9%</w:t>
+              <w:t xml:space="preserve">8.1%</w:t>
             </w:r>
           </w:p>
         </w:tc>
@@ -29042,7 +29042,7 @@
                 <w:sz w:val="17"/>
                 <w:szCs w:val="17"/>
               </w:rPr>
-              <w:t xml:space="preserve">6.5%</w:t>
+              <w:t xml:space="preserve">21.3%</w:t>
             </w:r>
           </w:p>
         </w:tc>
@@ -29067,7 +29067,7 @@
                 <w:sz w:val="17"/>
                 <w:szCs w:val="17"/>
               </w:rPr>
-              <w:t xml:space="preserve">-43</w:t>
+              <w:t xml:space="preserve">-28</w:t>
             </w:r>
           </w:p>
         </w:tc>
@@ -29095,7 +29095,7 @@
                 <w:sz w:val="17"/>
                 <w:szCs w:val="17"/>
               </w:rPr>
-              <w:t xml:space="preserve">JNJ</w:t>
+              <w:t xml:space="preserve">CVX</w:t>
             </w:r>
           </w:p>
         </w:tc>
@@ -29147,7 +29147,7 @@
                 <w:sz w:val="17"/>
                 <w:szCs w:val="17"/>
               </w:rPr>
-              <w:t xml:space="preserve">21.3%</w:t>
+              <w:t xml:space="preserve">6.5%</w:t>
             </w:r>
           </w:p>
         </w:tc>
@@ -29173,7 +29173,7 @@
                 <w:sz w:val="17"/>
                 <w:szCs w:val="17"/>
               </w:rPr>
-              <w:t xml:space="preserve">-28</w:t>
+              <w:t xml:space="preserve">-43</w:t>
             </w:r>
           </w:p>
         </w:tc>
@@ -29225,7 +29225,7 @@
                 <w:sz w:val="17"/>
                 <w:szCs w:val="17"/>
               </w:rPr>
-              <w:t xml:space="preserve">7.5%</w:t>
+              <w:t xml:space="preserve">7.7%</w:t>
             </w:r>
           </w:p>
         </w:tc>
@@ -29250,7 +29250,7 @@
                 <w:sz w:val="17"/>
                 <w:szCs w:val="17"/>
               </w:rPr>
-              <w:t xml:space="preserve">21.2%</w:t>
+              <w:t xml:space="preserve">20.1%</w:t>
             </w:r>
           </w:p>
         </w:tc>
@@ -29329,7 +29329,7 @@
                 <w:sz w:val="17"/>
                 <w:szCs w:val="17"/>
               </w:rPr>
-              <w:t xml:space="preserve">7.4%</w:t>
+              <w:t xml:space="preserve">6.9%</w:t>
             </w:r>
           </w:p>
         </w:tc>
@@ -29355,7 +29355,7 @@
                 <w:sz w:val="17"/>
                 <w:szCs w:val="17"/>
               </w:rPr>
-              <w:t xml:space="preserve">37.7%</w:t>
+              <w:t xml:space="preserve">37.1%</w:t>
             </w:r>
           </w:p>
         </w:tc>
@@ -29408,7 +29408,7 @@
                 <w:sz w:val="17"/>
                 <w:szCs w:val="17"/>
               </w:rPr>
-              <w:t xml:space="preserve">DELL</w:t>
+              <w:t xml:space="preserve">PM</w:t>
             </w:r>
           </w:p>
         </w:tc>
@@ -29433,7 +29433,7 @@
                 <w:sz w:val="17"/>
                 <w:szCs w:val="17"/>
               </w:rPr>
-              <w:t xml:space="preserve">6.8%</w:t>
+              <w:t xml:space="preserve">6.7%</w:t>
             </w:r>
           </w:p>
         </w:tc>
@@ -29458,7 +29458,7 @@
                 <w:sz w:val="17"/>
                 <w:szCs w:val="17"/>
               </w:rPr>
-              <w:t xml:space="preserve">9.5%</w:t>
+              <w:t xml:space="preserve">66.2%</w:t>
             </w:r>
           </w:p>
         </w:tc>
@@ -29483,7 +29483,7 @@
                 <w:sz w:val="17"/>
                 <w:szCs w:val="17"/>
               </w:rPr>
-              <w:t xml:space="preserve">-20</w:t>
+              <w:t xml:space="preserve">-40</w:t>
             </w:r>
           </w:p>
         </w:tc>
@@ -29511,7 +29511,7 @@
                 <w:sz w:val="17"/>
                 <w:szCs w:val="17"/>
               </w:rPr>
-              <w:t xml:space="preserve">PM</w:t>
+              <w:t xml:space="preserve">DELL</w:t>
             </w:r>
           </w:p>
         </w:tc>
@@ -29563,7 +29563,7 @@
                 <w:sz w:val="17"/>
                 <w:szCs w:val="17"/>
               </w:rPr>
-              <w:t xml:space="preserve">66.2%</w:t>
+              <w:t xml:space="preserve">9.5%</w:t>
             </w:r>
           </w:p>
         </w:tc>
@@ -29589,7 +29589,7 @@
                 <w:sz w:val="17"/>
                 <w:szCs w:val="17"/>
               </w:rPr>
-              <w:t xml:space="preserve">-40</w:t>
+              <w:t xml:space="preserve">-20</w:t>
             </w:r>
           </w:p>
         </w:tc>
